--- a/06-学生侧材料/讲义/6-有机化学/杂原子与生物高分子.docx
+++ b/06-学生侧材料/讲义/6-有机化学/杂原子与生物高分子.docx
@@ -1675,7 +1675,7 @@
           <w:b/>
           <w:bCs/>
         </w:rPr>
-        <w:t>/</w:t>
+        <w:t>/6-</w:t>
       </w:r>
       <w:r>
         <w:rPr>
@@ -15778,7 +15778,7 @@
         <w:t>典型例题</w:t>
       </w:r>
     </w:p>
-    <w:bookmarkStart w:id="42" w:name="例1-吡咯-vs-吡啶的碱性与芳香取代"/>
+    <w:bookmarkStart w:id="42" w:name="例1-吡咯-vs-吡啶的碱性与芳香取代基础"/>
     <w:p>
       <w:pPr>
         <w:pStyle w:val="Heading3"/>
@@ -15818,13 +15818,25 @@
         <w:rPr>
           <w:rFonts w:hint="eastAsia" w:ascii="Times New Roman" w:hAnsi="Times New Roman" w:eastAsia="SimHei" w:cs="Times New Roman"/>
         </w:rPr>
-        <w:t xml:space="preserve">吡啶的碱性与芳香取代</w:t>
-      </w:r>
-      <w:r>
-        <w:rPr>
-          <w:rFonts w:ascii="Times New Roman" w:hAnsi="Times New Roman" w:eastAsia="Times New Roman" w:cs="Times New Roman"/>
-        </w:rPr>
-        <w:t xml:space="preserve"> ⭐⭐</w:t>
+        <w:t>吡啶的碱性与芳香取代</w:t>
+      </w:r>
+      <w:r>
+        <w:rPr>
+          <w:rFonts w:hint="eastAsia" w:ascii="Times New Roman" w:hAnsi="Times New Roman" w:eastAsia="Times New Roman" w:cs="Times New Roman"/>
+        </w:rPr>
+        <w:t>（</w:t>
+      </w:r>
+      <w:r>
+        <w:rPr>
+          <w:rFonts w:hint="eastAsia" w:ascii="Times New Roman" w:hAnsi="Times New Roman" w:eastAsia="SimHei" w:cs="Times New Roman"/>
+        </w:rPr>
+        <w:t>基础</w:t>
+      </w:r>
+      <w:r>
+        <w:rPr>
+          <w:rFonts w:hint="eastAsia" w:ascii="Times New Roman" w:hAnsi="Times New Roman" w:eastAsia="Times New Roman" w:cs="Times New Roman"/>
+        </w:rPr>
+        <w:t>）</w:t>
       </w:r>
     </w:p>
     <w:p>
@@ -16398,7 +16410,7 @@
       </w:r>
     </w:p>
     <w:bookmarkEnd w:id="42"/>
-    <w:bookmarkStart w:id="43" w:name="例2-wittig反应的产物预测"/>
+    <w:bookmarkStart w:id="43" w:name="例2-wittig反应的产物预测进阶"/>
     <w:p>
       <w:pPr>
         <w:pStyle w:val="Heading3"/>
@@ -16436,9 +16448,21 @@
       </w:r>
       <w:r>
         <w:rPr>
-          <w:rFonts w:ascii="Times New Roman" w:hAnsi="Times New Roman" w:eastAsia="Times New Roman" w:cs="Times New Roman"/>
-        </w:rPr>
-        <w:t xml:space="preserve"> ⭐⭐⭐</w:t>
+          <w:rFonts w:hint="eastAsia" w:ascii="Times New Roman" w:hAnsi="Times New Roman" w:eastAsia="Times New Roman" w:cs="Times New Roman"/>
+        </w:rPr>
+        <w:t>（</w:t>
+      </w:r>
+      <w:r>
+        <w:rPr>
+          <w:rFonts w:hint="eastAsia" w:ascii="Times New Roman" w:hAnsi="Times New Roman" w:eastAsia="SimHei" w:cs="Times New Roman"/>
+        </w:rPr>
+        <w:t>进阶</w:t>
+      </w:r>
+      <w:r>
+        <w:rPr>
+          <w:rFonts w:hint="eastAsia" w:ascii="Times New Roman" w:hAnsi="Times New Roman" w:eastAsia="Times New Roman" w:cs="Times New Roman"/>
+        </w:rPr>
+        <w:t>）</w:t>
       </w:r>
     </w:p>
     <w:p>
@@ -16879,7 +16903,7 @@
       </w:r>
     </w:p>
     <w:bookmarkEnd w:id="43"/>
-    <w:bookmarkStart w:id="44" w:name="例3-糖的变旋与还原性判断"/>
+    <w:bookmarkStart w:id="44" w:name="例3-糖的变旋与还原性判断进阶"/>
     <w:p>
       <w:pPr>
         <w:pStyle w:val="Heading3"/>
@@ -16907,13 +16931,25 @@
         <w:rPr>
           <w:rFonts w:hint="eastAsia" w:ascii="Times New Roman" w:hAnsi="Times New Roman" w:eastAsia="SimHei" w:cs="Times New Roman"/>
         </w:rPr>
-        <w:t xml:space="preserve">糖的变旋与还原性判断</w:t>
-      </w:r>
-      <w:r>
-        <w:rPr>
-          <w:rFonts w:ascii="Times New Roman" w:hAnsi="Times New Roman" w:eastAsia="Times New Roman" w:cs="Times New Roman"/>
-        </w:rPr>
-        <w:t xml:space="preserve"> ⭐⭐⭐</w:t>
+        <w:t>糖的变旋与还原性判断</w:t>
+      </w:r>
+      <w:r>
+        <w:rPr>
+          <w:rFonts w:hint="eastAsia" w:ascii="Times New Roman" w:hAnsi="Times New Roman" w:eastAsia="Times New Roman" w:cs="Times New Roman"/>
+        </w:rPr>
+        <w:t>（</w:t>
+      </w:r>
+      <w:r>
+        <w:rPr>
+          <w:rFonts w:hint="eastAsia" w:ascii="Times New Roman" w:hAnsi="Times New Roman" w:eastAsia="SimHei" w:cs="Times New Roman"/>
+        </w:rPr>
+        <w:t>进阶</w:t>
+      </w:r>
+      <w:r>
+        <w:rPr>
+          <w:rFonts w:hint="eastAsia" w:ascii="Times New Roman" w:hAnsi="Times New Roman" w:eastAsia="Times New Roman" w:cs="Times New Roman"/>
+        </w:rPr>
+        <w:t>）</w:t>
       </w:r>
     </w:p>
     <w:p>
@@ -17514,7 +17550,7 @@
       </w:r>
     </w:p>
     <w:bookmarkEnd w:id="44"/>
-    <w:bookmarkStart w:id="45" w:name="例4-氨基酸等电点与电泳方向"/>
+    <w:bookmarkStart w:id="45" w:name="例4-氨基酸等电点与电泳方向进阶"/>
     <w:p>
       <w:pPr>
         <w:pStyle w:val="Heading3"/>
@@ -17542,13 +17578,25 @@
         <w:rPr>
           <w:rFonts w:hint="eastAsia" w:ascii="Times New Roman" w:hAnsi="Times New Roman" w:eastAsia="SimHei" w:cs="Times New Roman"/>
         </w:rPr>
-        <w:t xml:space="preserve">氨基酸等电点与电泳方向</w:t>
-      </w:r>
-      <w:r>
-        <w:rPr>
-          <w:rFonts w:ascii="Times New Roman" w:hAnsi="Times New Roman" w:eastAsia="Times New Roman" w:cs="Times New Roman"/>
-        </w:rPr>
-        <w:t xml:space="preserve"> ⭐⭐⭐</w:t>
+        <w:t>氨基酸等电点与电泳方向</w:t>
+      </w:r>
+      <w:r>
+        <w:rPr>
+          <w:rFonts w:hint="eastAsia" w:ascii="Times New Roman" w:hAnsi="Times New Roman" w:eastAsia="Times New Roman" w:cs="Times New Roman"/>
+        </w:rPr>
+        <w:t>（</w:t>
+      </w:r>
+      <w:r>
+        <w:rPr>
+          <w:rFonts w:hint="eastAsia" w:ascii="Times New Roman" w:hAnsi="Times New Roman" w:eastAsia="SimHei" w:cs="Times New Roman"/>
+        </w:rPr>
+        <w:t>进阶</w:t>
+      </w:r>
+      <w:r>
+        <w:rPr>
+          <w:rFonts w:hint="eastAsia" w:ascii="Times New Roman" w:hAnsi="Times New Roman" w:eastAsia="Times New Roman" w:cs="Times New Roman"/>
+        </w:rPr>
+        <w:t>）</w:t>
       </w:r>
     </w:p>
     <w:p>
@@ -18123,7 +18171,7 @@
       </w:r>
     </w:p>
     <w:bookmarkEnd w:id="45"/>
-    <w:bookmarkStart w:id="49" w:name="例5-聚合物反推单体"/>
+    <w:bookmarkStart w:id="49" w:name="例5-聚合物反推单体进阶"/>
     <w:p>
       <w:pPr>
         <w:pStyle w:val="Heading3"/>
@@ -18151,13 +18199,25 @@
         <w:rPr>
           <w:rFonts w:hint="eastAsia" w:ascii="Times New Roman" w:hAnsi="Times New Roman" w:eastAsia="SimHei" w:cs="Times New Roman"/>
         </w:rPr>
-        <w:t xml:space="preserve">聚合物反推单体</w:t>
-      </w:r>
-      <w:r>
-        <w:rPr>
-          <w:rFonts w:ascii="Times New Roman" w:hAnsi="Times New Roman" w:eastAsia="Times New Roman" w:cs="Times New Roman"/>
-        </w:rPr>
-        <w:t xml:space="preserve"> ⭐⭐⭐</w:t>
+        <w:t>聚合物反推单体</w:t>
+      </w:r>
+      <w:r>
+        <w:rPr>
+          <w:rFonts w:hint="eastAsia" w:ascii="Times New Roman" w:hAnsi="Times New Roman" w:eastAsia="Times New Roman" w:cs="Times New Roman"/>
+        </w:rPr>
+        <w:t>（</w:t>
+      </w:r>
+      <w:r>
+        <w:rPr>
+          <w:rFonts w:hint="eastAsia" w:ascii="Times New Roman" w:hAnsi="Times New Roman" w:eastAsia="SimHei" w:cs="Times New Roman"/>
+        </w:rPr>
+        <w:t>进阶</w:t>
+      </w:r>
+      <w:r>
+        <w:rPr>
+          <w:rFonts w:hint="eastAsia" w:ascii="Times New Roman" w:hAnsi="Times New Roman" w:eastAsia="Times New Roman" w:cs="Times New Roman"/>
+        </w:rPr>
+        <w:t>）</w:t>
       </w:r>
     </w:p>
     <w:p>
@@ -19247,7 +19307,7 @@
       </w:r>
     </w:p>
     <w:bookmarkEnd w:id="49"/>
-    <w:bookmarkStart w:id="50" w:name="例6-杂环芳香性与反应位点综合"/>
+    <w:bookmarkStart w:id="50" w:name="例6-杂环芳香性与反应位点综合挑战"/>
     <w:p>
       <w:pPr>
         <w:pStyle w:val="Heading3"/>
@@ -19275,13 +19335,25 @@
         <w:rPr>
           <w:rFonts w:hint="eastAsia" w:ascii="Times New Roman" w:hAnsi="Times New Roman" w:eastAsia="SimHei" w:cs="Times New Roman"/>
         </w:rPr>
-        <w:t xml:space="preserve">杂环芳香性与反应位点综合</w:t>
-      </w:r>
-      <w:r>
-        <w:rPr>
-          <w:rFonts w:ascii="Times New Roman" w:hAnsi="Times New Roman" w:eastAsia="Times New Roman" w:cs="Times New Roman"/>
-        </w:rPr>
-        <w:t xml:space="preserve"> ⭐⭐⭐⭐</w:t>
+        <w:t>杂环芳香性与反应位点综合</w:t>
+      </w:r>
+      <w:r>
+        <w:rPr>
+          <w:rFonts w:hint="eastAsia" w:ascii="Times New Roman" w:hAnsi="Times New Roman" w:eastAsia="Times New Roman" w:cs="Times New Roman"/>
+        </w:rPr>
+        <w:t>（</w:t>
+      </w:r>
+      <w:r>
+        <w:rPr>
+          <w:rFonts w:hint="eastAsia" w:ascii="Times New Roman" w:hAnsi="Times New Roman" w:eastAsia="SimHei" w:cs="Times New Roman"/>
+        </w:rPr>
+        <w:t>挑战</w:t>
+      </w:r>
+      <w:r>
+        <w:rPr>
+          <w:rFonts w:hint="eastAsia" w:ascii="Times New Roman" w:hAnsi="Times New Roman" w:eastAsia="Times New Roman" w:cs="Times New Roman"/>
+        </w:rPr>
+        <w:t>）</w:t>
       </w:r>
     </w:p>
     <w:p>
@@ -22979,13 +23051,7 @@
         <w:rPr>
           <w:rFonts w:hint="eastAsia" w:ascii="Times New Roman" w:hAnsi="Times New Roman" w:eastAsia="SimHei" w:cs="Times New Roman"/>
         </w:rPr>
-        <w:t>基础巩固</w:t>
-      </w:r>
-      <w:r>
-        <w:rPr>
-          <w:rFonts w:hint="eastAsia" w:ascii="Times New Roman" w:hAnsi="Times New Roman" w:eastAsia="Times New Roman" w:cs="Times New Roman"/>
-        </w:rPr>
-        <w:t>（⭐）</w:t>
+        <w:t xml:space="preserve">基础巩固</w:t>
       </w:r>
     </w:p>
     <w:p>
@@ -23196,13 +23262,7 @@
         <w:rPr>
           <w:rFonts w:hint="eastAsia" w:ascii="Times New Roman" w:hAnsi="Times New Roman" w:eastAsia="SimHei" w:cs="Times New Roman"/>
         </w:rPr>
-        <w:t>提高训练</w:t>
-      </w:r>
-      <w:r>
-        <w:rPr>
-          <w:rFonts w:hint="eastAsia" w:ascii="Times New Roman" w:hAnsi="Times New Roman" w:eastAsia="Times New Roman" w:cs="Times New Roman"/>
-        </w:rPr>
-        <w:t>（⭐⭐⭐）</w:t>
+        <w:t xml:space="preserve">提高训练</w:t>
       </w:r>
     </w:p>
     <w:p>
@@ -23561,13 +23621,7 @@
         <w:rPr>
           <w:rFonts w:hint="eastAsia" w:ascii="Times New Roman" w:hAnsi="Times New Roman" w:eastAsia="SimHei" w:cs="Times New Roman"/>
         </w:rPr>
-        <w:t>挑战</w:t>
-      </w:r>
-      <w:r>
-        <w:rPr>
-          <w:rFonts w:hint="eastAsia" w:ascii="Times New Roman" w:hAnsi="Times New Roman" w:eastAsia="Times New Roman" w:cs="Times New Roman"/>
-        </w:rPr>
-        <w:t>（⭐⭐⭐⭐）</w:t>
+        <w:t xml:space="preserve">挑战</w:t>
       </w:r>
     </w:p>
     <w:p>

--- a/06-学生侧材料/讲义/6-有机化学/杂原子与生物高分子.docx
+++ b/06-学生侧材料/讲义/6-有机化学/杂原子与生物高分子.docx
@@ -23056,14 +23056,24 @@
     </w:p>
     <w:p>
       <w:pPr>
-        <w:pStyle w:val="Compact"/>
-        <w:numPr>
-          <w:ilvl w:val="0"/>
-          <w:numId w:val="1004"/>
-        </w:numPr>
+        <w:pStyle w:val="FirstParagraph"/>
       </w:pPr>
       <w:r>
         <w:rPr>
+          <w:rFonts w:ascii="Times New Roman" w:hAnsi="Times New Roman" w:eastAsia="Times New Roman" w:cs="Times New Roman"/>
+          <w:b/>
+          <w:bCs/>
+        </w:rPr>
+        <w:t xml:space="preserve">1.</w:t>
+      </w:r>
+      <w:r>
+        <w:rPr>
+          <w:rFonts w:ascii="Times New Roman" w:hAnsi="Times New Roman" w:eastAsia="Times New Roman" w:cs="Times New Roman"/>
+        </w:rPr>
+        <w:t xml:space="preserve"> </w:t>
+      </w:r>
+      <w:r>
+        <w:rPr>
           <w:rFonts w:hint="eastAsia" w:ascii="Times New Roman" w:hAnsi="Times New Roman" w:eastAsia="FangSong" w:cs="Times New Roman"/>
         </w:rPr>
         <w:t>比较吡咯</w:t>
@@ -23097,6 +23107,2211 @@
           <w:rFonts w:hint="eastAsia" w:ascii="Times New Roman" w:hAnsi="Times New Roman" w:eastAsia="Times New Roman" w:cs="Times New Roman"/>
         </w:rPr>
         <w:t>。</w:t>
+      </w:r>
+      <w:r>
+        <w:rPr>
+          <w:rFonts w:ascii="Times New Roman" w:hAnsi="Times New Roman" w:eastAsia="Times New Roman" w:cs="Times New Roman"/>
+        </w:rPr>
+        <w:t xml:space="preserve"> </w:t>
+      </w:r>
+      <w:r>
+        <w:rPr>
+          <w:rFonts w:ascii="Times New Roman" w:hAnsi="Times New Roman" w:eastAsia="Times New Roman" w:cs="Times New Roman"/>
+          <w:b/>
+          <w:bCs/>
+        </w:rPr>
+        <w:t xml:space="preserve">2.</w:t>
+      </w:r>
+      <w:r>
+        <w:rPr>
+          <w:rFonts w:ascii="Times New Roman" w:hAnsi="Times New Roman" w:eastAsia="Times New Roman" w:cs="Times New Roman"/>
+        </w:rPr>
+        <w:t xml:space="preserve"> </w:t>
+      </w:r>
+      <w:r>
+        <w:rPr>
+          <w:rFonts w:hint="eastAsia" w:ascii="Times New Roman" w:hAnsi="Times New Roman" w:eastAsia="Times New Roman" w:cs="Times New Roman"/>
+        </w:rPr>
+        <w:t>D-</w:t>
+      </w:r>
+      <w:r>
+        <w:rPr>
+          <w:rFonts w:hint="eastAsia" w:ascii="Times New Roman" w:hAnsi="Times New Roman" w:eastAsia="FangSong" w:cs="Times New Roman"/>
+        </w:rPr>
+        <w:t>葡萄糖的</w:t>
+      </w:r>
+      <w:r>
+        <w:rPr>
+          <w:rFonts w:hint="eastAsia" w:ascii="Times New Roman" w:hAnsi="Times New Roman" w:eastAsia="Times New Roman" w:cs="Times New Roman"/>
+        </w:rPr>
+        <w:t>Haworth</w:t>
+      </w:r>
+      <w:r>
+        <w:rPr>
+          <w:rFonts w:hint="eastAsia" w:ascii="Times New Roman" w:hAnsi="Times New Roman" w:eastAsia="FangSong" w:cs="Times New Roman"/>
+        </w:rPr>
+        <w:t>式中</w:t>
+      </w:r>
+      <w:r>
+        <w:rPr>
+          <w:rFonts w:hint="eastAsia" w:ascii="Times New Roman" w:hAnsi="Times New Roman" w:eastAsia="Times New Roman" w:cs="Times New Roman"/>
+        </w:rPr>
+        <w:t>，β</w:t>
+      </w:r>
+      <w:r>
+        <w:rPr>
+          <w:rFonts w:hint="eastAsia" w:ascii="Times New Roman" w:hAnsi="Times New Roman" w:eastAsia="FangSong" w:cs="Times New Roman"/>
+        </w:rPr>
+        <w:t>型的异头</w:t>
+      </w:r>
+      <w:r>
+        <w:rPr>
+          <w:rFonts w:hint="eastAsia" w:ascii="Times New Roman" w:hAnsi="Times New Roman" w:eastAsia="Times New Roman" w:cs="Times New Roman"/>
+        </w:rPr>
+        <w:t>-OH</w:t>
+      </w:r>
+      <w:r>
+        <w:rPr>
+          <w:rFonts w:hint="eastAsia" w:ascii="Times New Roman" w:hAnsi="Times New Roman" w:eastAsia="FangSong" w:cs="Times New Roman"/>
+        </w:rPr>
+        <w:t>在环平面上方还是下方</w:t>
+      </w:r>
+      <w:r>
+        <w:rPr>
+          <w:rFonts w:hint="eastAsia" w:ascii="Times New Roman" w:hAnsi="Times New Roman" w:eastAsia="Times New Roman" w:cs="Times New Roman"/>
+        </w:rPr>
+        <w:t>？</w:t>
+      </w:r>
+      <w:r>
+        <w:rPr>
+          <w:rFonts w:hint="eastAsia" w:ascii="Times New Roman" w:hAnsi="Times New Roman" w:eastAsia="FangSong" w:cs="Times New Roman"/>
+        </w:rPr>
+        <w:t>写出判断依据</w:t>
+      </w:r>
+      <w:r>
+        <w:rPr>
+          <w:rFonts w:hint="eastAsia" w:ascii="Times New Roman" w:hAnsi="Times New Roman" w:eastAsia="Times New Roman" w:cs="Times New Roman"/>
+        </w:rPr>
+        <w:t>。</w:t>
+      </w:r>
+      <w:r>
+        <w:rPr>
+          <w:rFonts w:ascii="Times New Roman" w:hAnsi="Times New Roman" w:eastAsia="Times New Roman" w:cs="Times New Roman"/>
+        </w:rPr>
+        <w:t xml:space="preserve"> </w:t>
+      </w:r>
+      <w:r>
+        <w:rPr>
+          <w:rFonts w:ascii="Times New Roman" w:hAnsi="Times New Roman" w:eastAsia="Times New Roman" w:cs="Times New Roman"/>
+          <w:b/>
+          <w:bCs/>
+        </w:rPr>
+        <w:t xml:space="preserve">3.</w:t>
+      </w:r>
+      <w:r>
+        <w:rPr>
+          <w:rFonts w:ascii="Times New Roman" w:hAnsi="Times New Roman" w:eastAsia="Times New Roman" w:cs="Times New Roman"/>
+        </w:rPr>
+        <w:t xml:space="preserve"> </w:t>
+      </w:r>
+      <w:r>
+        <w:rPr>
+          <w:rFonts w:hint="eastAsia" w:ascii="Times New Roman" w:hAnsi="Times New Roman" w:eastAsia="FangSong" w:cs="Times New Roman"/>
+        </w:rPr>
+        <w:t>计算丙氨酸</w:t>
+      </w:r>
+      <w:r>
+        <w:rPr>
+          <w:rFonts w:hint="eastAsia" w:ascii="Times New Roman" w:hAnsi="Times New Roman" w:eastAsia="Times New Roman" w:cs="Times New Roman"/>
+        </w:rPr>
+        <w:t>(Ala)</w:t>
+      </w:r>
+      <w:r>
+        <w:rPr>
+          <w:rFonts w:hint="eastAsia" w:ascii="Times New Roman" w:hAnsi="Times New Roman" w:eastAsia="FangSong" w:cs="Times New Roman"/>
+        </w:rPr>
+        <w:t>的</w:t>
+      </w:r>
+      <w:r>
+        <w:rPr>
+          <w:rFonts w:hint="eastAsia" w:ascii="Times New Roman" w:hAnsi="Times New Roman" w:eastAsia="Times New Roman" w:cs="Times New Roman"/>
+        </w:rPr>
+        <w:t>pI，</w:t>
+      </w:r>
+      <w:r>
+        <w:rPr>
+          <w:rFonts w:hint="eastAsia" w:ascii="Times New Roman" w:hAnsi="Times New Roman" w:eastAsia="FangSong" w:cs="Times New Roman"/>
+        </w:rPr>
+        <w:t>已知</w:t>
+      </w:r>
+      <w:r>
+        <w:rPr>
+          <w:rFonts w:hint="eastAsia" w:ascii="Times New Roman" w:hAnsi="Times New Roman" w:eastAsia="Times New Roman" w:cs="Times New Roman"/>
+        </w:rPr>
+        <w:t>pKa</w:t>
+      </w:r>
+      <w:r>
+        <w:rPr>
+          <w:rFonts w:hint="eastAsia" w:ascii="Times New Roman" w:hAnsi="Times New Roman" w:eastAsia="Times New Roman" w:cs="Times New Roman"/>
+          <w:vertAlign w:val="subscript"/>
+        </w:rPr>
+        <w:t>1</w:t>
+      </w:r>
+      <w:r>
+        <w:rPr>
+          <w:rFonts w:hint="eastAsia" w:ascii="Times New Roman" w:hAnsi="Times New Roman" w:eastAsia="Times New Roman" w:cs="Times New Roman"/>
+        </w:rPr>
+        <w:t>=2.34，pKa</w:t>
+      </w:r>
+      <w:r>
+        <w:rPr>
+          <w:rFonts w:hint="eastAsia" w:ascii="Times New Roman" w:hAnsi="Times New Roman" w:eastAsia="Times New Roman" w:cs="Times New Roman"/>
+          <w:vertAlign w:val="subscript"/>
+        </w:rPr>
+        <w:t>2</w:t>
+      </w:r>
+      <w:r>
+        <w:rPr>
+          <w:rFonts w:hint="eastAsia" w:ascii="Times New Roman" w:hAnsi="Times New Roman" w:eastAsia="Times New Roman" w:cs="Times New Roman"/>
+        </w:rPr>
+        <w:t>=9.69。</w:t>
+      </w:r>
+    </w:p>
+    <w:bookmarkEnd w:id="57"/>
+    <w:bookmarkStart w:id="58" w:name="提高训练"/>
+    <w:p>
+      <w:pPr>
+        <w:pStyle w:val="Heading3"/>
+        <w:spacing w:before="280" w:after="120"/>
+      </w:pPr>
+      <w:r>
+        <w:rPr>
+          <w:rFonts w:ascii="Times New Roman" w:hAnsi="Times New Roman" w:eastAsia="Times New Roman" w:cs="Times New Roman"/>
+        </w:rPr>
+        <w:t xml:space="preserve">6.2 </w:t>
+      </w:r>
+      <w:r>
+        <w:rPr>
+          <w:rFonts w:hint="eastAsia" w:ascii="Times New Roman" w:hAnsi="Times New Roman" w:eastAsia="SimHei" w:cs="Times New Roman"/>
+        </w:rPr>
+        <w:t xml:space="preserve">提高训练</w:t>
+      </w:r>
+    </w:p>
+    <w:p>
+      <w:pPr>
+        <w:pStyle w:val="FirstParagraph"/>
+      </w:pPr>
+      <w:r>
+        <w:rPr>
+          <w:rFonts w:ascii="Times New Roman" w:hAnsi="Times New Roman" w:eastAsia="Times New Roman" w:cs="Times New Roman"/>
+          <w:b/>
+          <w:bCs/>
+        </w:rPr>
+        <w:t xml:space="preserve">4.</w:t>
+      </w:r>
+      <w:r>
+        <w:rPr>
+          <w:rFonts w:ascii="Times New Roman" w:hAnsi="Times New Roman" w:eastAsia="Times New Roman" w:cs="Times New Roman"/>
+        </w:rPr>
+        <w:t xml:space="preserve"> </w:t>
+      </w:r>
+      <w:r>
+        <w:rPr>
+          <w:rFonts w:hint="eastAsia" w:ascii="Times New Roman" w:hAnsi="Times New Roman" w:eastAsia="FangSong" w:cs="Times New Roman"/>
+        </w:rPr>
+        <w:t>写出以下聚合物重复单元对应的单体和聚合类型</w:t>
+      </w:r>
+      <w:r>
+        <w:rPr>
+          <w:rFonts w:hint="eastAsia" w:ascii="Times New Roman" w:hAnsi="Times New Roman" w:eastAsia="Times New Roman" w:cs="Times New Roman"/>
+        </w:rPr>
+        <w:t>：</w:t>
+      </w:r>
+      <w:r>
+        <w:rPr>
+          <w:rFonts w:ascii="Times New Roman" w:hAnsi="Times New Roman" w:eastAsia="Times New Roman" w:cs="Times New Roman"/>
+        </w:rPr>
+        <w:t xml:space="preserve"> </w:t>
+      </w:r>
+      <w:r>
+        <w:rPr>
+          <w:rFonts w:ascii="Times New Roman" w:hAnsi="Times New Roman" w:eastAsia="Times New Roman" w:cs="Times New Roman"/>
+        </w:rPr>
+        <w:t>(a) (-NH-(CH</w:t>
+      </w:r>
+      <w:r>
+        <w:rPr>
+          <w:rFonts w:ascii="Times New Roman" w:hAnsi="Times New Roman" w:eastAsia="Times New Roman" w:cs="Times New Roman"/>
+          <w:vertAlign w:val="subscript"/>
+        </w:rPr>
+        <w:t>2</w:t>
+      </w:r>
+      <w:r>
+        <w:rPr>
+          <w:rFonts w:ascii="Times New Roman" w:hAnsi="Times New Roman" w:eastAsia="Times New Roman" w:cs="Times New Roman"/>
+        </w:rPr>
+        <w:t>)</w:t>
+      </w:r>
+      <w:r>
+        <w:rPr>
+          <w:rFonts w:ascii="Times New Roman" w:hAnsi="Times New Roman" w:eastAsia="Times New Roman" w:cs="Times New Roman"/>
+          <w:vertAlign w:val="subscript"/>
+        </w:rPr>
+        <w:t>6</w:t>
+      </w:r>
+      <w:r>
+        <w:rPr>
+          <w:rFonts w:ascii="Times New Roman" w:hAnsi="Times New Roman" w:eastAsia="Times New Roman" w:cs="Times New Roman"/>
+        </w:rPr>
+        <w:t>-NH-CO-(CH</w:t>
+      </w:r>
+      <w:r>
+        <w:rPr>
+          <w:rFonts w:ascii="Times New Roman" w:hAnsi="Times New Roman" w:eastAsia="Times New Roman" w:cs="Times New Roman"/>
+          <w:vertAlign w:val="subscript"/>
+        </w:rPr>
+        <w:t>2</w:t>
+      </w:r>
+      <w:r>
+        <w:rPr>
+          <w:rFonts w:ascii="Times New Roman" w:hAnsi="Times New Roman" w:eastAsia="Times New Roman" w:cs="Times New Roman"/>
+        </w:rPr>
+        <w:t>)</w:t>
+      </w:r>
+      <w:r>
+        <w:rPr>
+          <w:rFonts w:ascii="Times New Roman" w:hAnsi="Times New Roman" w:eastAsia="Times New Roman" w:cs="Times New Roman"/>
+          <w:vertAlign w:val="subscript"/>
+        </w:rPr>
+        <w:t>4</w:t>
+      </w:r>
+      <w:r>
+        <w:rPr>
+          <w:rFonts w:ascii="Times New Roman" w:hAnsi="Times New Roman" w:eastAsia="Times New Roman" w:cs="Times New Roman"/>
+        </w:rPr>
+        <w:t>-CO-)</w:t>
+      </w:r>
+      <w:r>
+        <w:rPr>
+          <w:rFonts w:ascii="Times New Roman" w:hAnsi="Times New Roman" w:eastAsia="Times New Roman" w:cs="Times New Roman"/>
+          <w:vertAlign w:val="subscript"/>
+        </w:rPr>
+        <w:t>n</w:t>
+      </w:r>
+      <w:r>
+        <w:rPr>
+          <w:rFonts w:ascii="Times New Roman" w:hAnsi="Times New Roman" w:eastAsia="Times New Roman" w:cs="Times New Roman"/>
+        </w:rPr>
+        <w:t xml:space="preserve"> </w:t>
+      </w:r>
+      <w:r>
+        <w:rPr>
+          <w:rFonts w:ascii="Times New Roman" w:hAnsi="Times New Roman" w:eastAsia="Times New Roman" w:cs="Times New Roman"/>
+        </w:rPr>
+        <w:t>(b) (-CH</w:t>
+      </w:r>
+      <w:r>
+        <w:rPr>
+          <w:rFonts w:ascii="Times New Roman" w:hAnsi="Times New Roman" w:eastAsia="Times New Roman" w:cs="Times New Roman"/>
+          <w:vertAlign w:val="subscript"/>
+        </w:rPr>
+        <w:t>2</w:t>
+      </w:r>
+      <w:r>
+        <w:rPr>
+          <w:rFonts w:ascii="Times New Roman" w:hAnsi="Times New Roman" w:eastAsia="Times New Roman" w:cs="Times New Roman"/>
+        </w:rPr>
+        <w:t>-CHCl-)</w:t>
+      </w:r>
+      <w:r>
+        <w:rPr>
+          <w:rFonts w:ascii="Times New Roman" w:hAnsi="Times New Roman" w:eastAsia="Times New Roman" w:cs="Times New Roman"/>
+          <w:vertAlign w:val="subscript"/>
+        </w:rPr>
+        <w:t>n</w:t>
+      </w:r>
+    </w:p>
+    <w:p>
+      <w:pPr>
+        <w:pStyle w:val="BodyText"/>
+      </w:pPr>
+      <w:r>
+        <w:rPr>
+          <w:rFonts w:ascii="Times New Roman" w:hAnsi="Times New Roman" w:eastAsia="Times New Roman" w:cs="Times New Roman"/>
+          <w:b/>
+          <w:bCs/>
+        </w:rPr>
+        <w:t xml:space="preserve">5.</w:t>
+      </w:r>
+      <w:r>
+        <w:rPr>
+          <w:rFonts w:ascii="Times New Roman" w:hAnsi="Times New Roman" w:eastAsia="Times New Roman" w:cs="Times New Roman"/>
+        </w:rPr>
+        <w:t xml:space="preserve"> </w:t>
+      </w:r>
+      <w:r>
+        <w:rPr>
+          <w:rFonts w:hint="eastAsia" w:ascii="Times New Roman" w:hAnsi="Times New Roman" w:eastAsia="FangSong" w:cs="Times New Roman"/>
+        </w:rPr>
+        <w:t>化合物</w:t>
+      </w:r>
+      <w:r>
+        <w:rPr>
+          <w:rFonts w:hint="eastAsia" w:ascii="Times New Roman" w:hAnsi="Times New Roman" w:eastAsia="Times New Roman" w:cs="Times New Roman"/>
+        </w:rPr>
+        <w:t>A</w:t>
+      </w:r>
+      <w:r>
+        <w:rPr>
+          <w:rFonts w:hint="eastAsia" w:ascii="Times New Roman" w:hAnsi="Times New Roman" w:eastAsia="FangSong" w:cs="Times New Roman"/>
+        </w:rPr>
+        <w:t>是</w:t>
+      </w:r>
+      <w:r>
+        <w:rPr>
+          <w:rFonts w:hint="eastAsia" w:ascii="Times New Roman" w:hAnsi="Times New Roman" w:eastAsia="Times New Roman" w:cs="Times New Roman"/>
+        </w:rPr>
+        <w:t>D-</w:t>
+      </w:r>
+      <w:r>
+        <w:rPr>
+          <w:rFonts w:hint="eastAsia" w:ascii="Times New Roman" w:hAnsi="Times New Roman" w:eastAsia="FangSong" w:cs="Times New Roman"/>
+        </w:rPr>
+        <w:t>型己醛糖</w:t>
+      </w:r>
+      <w:r>
+        <w:rPr>
+          <w:rFonts w:hint="eastAsia" w:ascii="Times New Roman" w:hAnsi="Times New Roman" w:eastAsia="Times New Roman" w:cs="Times New Roman"/>
+        </w:rPr>
+        <w:t>，</w:t>
+      </w:r>
+      <w:r>
+        <w:rPr>
+          <w:rFonts w:hint="eastAsia" w:ascii="Times New Roman" w:hAnsi="Times New Roman" w:eastAsia="FangSong" w:cs="Times New Roman"/>
+        </w:rPr>
+        <w:t>用稀</w:t>
+      </w:r>
+      <w:r>
+        <w:rPr>
+          <w:rFonts w:hint="eastAsia" w:ascii="Times New Roman" w:hAnsi="Times New Roman" w:eastAsia="Times New Roman" w:cs="Times New Roman"/>
+        </w:rPr>
+        <w:t>HNO</w:t>
+      </w:r>
+      <w:r>
+        <w:rPr>
+          <w:rFonts w:hint="eastAsia" w:ascii="Times New Roman" w:hAnsi="Times New Roman" w:eastAsia="Times New Roman" w:cs="Times New Roman"/>
+          <w:vertAlign w:val="subscript"/>
+        </w:rPr>
+        <w:t>3</w:t>
+      </w:r>
+      <w:r>
+        <w:rPr>
+          <w:rFonts w:hint="eastAsia" w:ascii="Times New Roman" w:hAnsi="Times New Roman" w:eastAsia="FangSong" w:cs="Times New Roman"/>
+        </w:rPr>
+        <w:t>氧化得无旋光性的糖二酸</w:t>
+      </w:r>
+      <w:r>
+        <w:rPr>
+          <w:rFonts w:hint="eastAsia" w:ascii="Times New Roman" w:hAnsi="Times New Roman" w:eastAsia="Times New Roman" w:cs="Times New Roman"/>
+        </w:rPr>
+        <w:t>，A</w:t>
+      </w:r>
+      <w:r>
+        <w:rPr>
+          <w:rFonts w:hint="eastAsia" w:ascii="Times New Roman" w:hAnsi="Times New Roman" w:eastAsia="FangSong" w:cs="Times New Roman"/>
+        </w:rPr>
+        <w:t>的</w:t>
+      </w:r>
+      <w:r>
+        <w:rPr>
+          <w:rFonts w:hint="eastAsia" w:ascii="Times New Roman" w:hAnsi="Times New Roman" w:eastAsia="Times New Roman" w:cs="Times New Roman"/>
+        </w:rPr>
+        <w:t>Ruff</w:t>
+      </w:r>
+      <w:r>
+        <w:rPr>
+          <w:rFonts w:hint="eastAsia" w:ascii="Times New Roman" w:hAnsi="Times New Roman" w:eastAsia="FangSong" w:cs="Times New Roman"/>
+        </w:rPr>
+        <w:t>降级产物再经</w:t>
+      </w:r>
+      <w:r>
+        <w:rPr>
+          <w:rFonts w:hint="eastAsia" w:ascii="Times New Roman" w:hAnsi="Times New Roman" w:eastAsia="Times New Roman" w:cs="Times New Roman"/>
+        </w:rPr>
+        <w:t>HNO</w:t>
+      </w:r>
+      <w:r>
+        <w:rPr>
+          <w:rFonts w:hint="eastAsia" w:ascii="Times New Roman" w:hAnsi="Times New Roman" w:eastAsia="Times New Roman" w:cs="Times New Roman"/>
+          <w:vertAlign w:val="subscript"/>
+        </w:rPr>
+        <w:t>3</w:t>
+      </w:r>
+      <w:r>
+        <w:rPr>
+          <w:rFonts w:hint="eastAsia" w:ascii="Times New Roman" w:hAnsi="Times New Roman" w:eastAsia="FangSong" w:cs="Times New Roman"/>
+        </w:rPr>
+        <w:t>氧化仍得无旋光性的糖二酸</w:t>
+      </w:r>
+      <w:r>
+        <w:rPr>
+          <w:rFonts w:hint="eastAsia" w:ascii="Times New Roman" w:hAnsi="Times New Roman" w:eastAsia="Times New Roman" w:cs="Times New Roman"/>
+        </w:rPr>
+        <w:t>。</w:t>
+      </w:r>
+      <w:r>
+        <w:rPr>
+          <w:rFonts w:hint="eastAsia" w:ascii="Times New Roman" w:hAnsi="Times New Roman" w:eastAsia="FangSong" w:cs="Times New Roman"/>
+        </w:rPr>
+        <w:t>推测</w:t>
+      </w:r>
+      <w:r>
+        <w:rPr>
+          <w:rFonts w:hint="eastAsia" w:ascii="Times New Roman" w:hAnsi="Times New Roman" w:eastAsia="Times New Roman" w:cs="Times New Roman"/>
+        </w:rPr>
+        <w:t>A</w:t>
+      </w:r>
+      <w:r>
+        <w:rPr>
+          <w:rFonts w:hint="eastAsia" w:ascii="Times New Roman" w:hAnsi="Times New Roman" w:eastAsia="FangSong" w:cs="Times New Roman"/>
+        </w:rPr>
+        <w:t>的结构</w:t>
+      </w:r>
+      <w:r>
+        <w:rPr>
+          <w:rFonts w:hint="eastAsia" w:ascii="Times New Roman" w:hAnsi="Times New Roman" w:eastAsia="Times New Roman" w:cs="Times New Roman"/>
+        </w:rPr>
+        <w:t>。</w:t>
+      </w:r>
+    </w:p>
+    <w:p>
+      <w:pPr>
+        <w:pStyle w:val="BodyText"/>
+      </w:pPr>
+      <w:r>
+        <w:rPr>
+          <w:rFonts w:ascii="Times New Roman" w:hAnsi="Times New Roman" w:eastAsia="Times New Roman" w:cs="Times New Roman"/>
+          <w:b/>
+          <w:bCs/>
+        </w:rPr>
+        <w:t xml:space="preserve">6.</w:t>
+      </w:r>
+      <w:r>
+        <w:rPr>
+          <w:rFonts w:ascii="Times New Roman" w:hAnsi="Times New Roman" w:eastAsia="Times New Roman" w:cs="Times New Roman"/>
+        </w:rPr>
+        <w:t xml:space="preserve"> </w:t>
+      </w:r>
+      <w:r>
+        <w:rPr>
+          <w:rFonts w:hint="eastAsia" w:ascii="Times New Roman" w:hAnsi="Times New Roman" w:eastAsia="FangSong" w:cs="Times New Roman"/>
+        </w:rPr>
+        <w:t>设计区别</w:t>
+      </w:r>
+      <w:r>
+        <w:rPr>
+          <w:rFonts w:hint="eastAsia" w:ascii="Times New Roman" w:hAnsi="Times New Roman" w:eastAsia="Times New Roman" w:cs="Times New Roman"/>
+        </w:rPr>
+        <w:t>D-</w:t>
+      </w:r>
+      <w:r>
+        <w:rPr>
+          <w:rFonts w:hint="eastAsia" w:ascii="Times New Roman" w:hAnsi="Times New Roman" w:eastAsia="FangSong" w:cs="Times New Roman"/>
+        </w:rPr>
+        <w:t>葡萄糖和甲基</w:t>
+      </w:r>
+      <w:r>
+        <w:rPr>
+          <w:rFonts w:hint="eastAsia" w:ascii="Times New Roman" w:hAnsi="Times New Roman" w:eastAsia="Times New Roman" w:cs="Times New Roman"/>
+        </w:rPr>
+        <w:t>-β-D-</w:t>
+      </w:r>
+      <w:r>
+        <w:rPr>
+          <w:rFonts w:hint="eastAsia" w:ascii="Times New Roman" w:hAnsi="Times New Roman" w:eastAsia="FangSong" w:cs="Times New Roman"/>
+        </w:rPr>
+        <w:t>葡萄糖苷的化学方法</w:t>
+      </w:r>
+      <w:r>
+        <w:rPr>
+          <w:rFonts w:hint="eastAsia" w:ascii="Times New Roman" w:hAnsi="Times New Roman" w:eastAsia="Times New Roman" w:cs="Times New Roman"/>
+        </w:rPr>
+        <w:t>（</w:t>
+      </w:r>
+      <w:r>
+        <w:rPr>
+          <w:rFonts w:hint="eastAsia" w:ascii="Times New Roman" w:hAnsi="Times New Roman" w:eastAsia="FangSong" w:cs="Times New Roman"/>
+        </w:rPr>
+        <w:t>至少两种</w:t>
+      </w:r>
+      <w:r>
+        <w:rPr>
+          <w:rFonts w:hint="eastAsia" w:ascii="Times New Roman" w:hAnsi="Times New Roman" w:eastAsia="Times New Roman" w:cs="Times New Roman"/>
+        </w:rPr>
+        <w:t>），</w:t>
+      </w:r>
+      <w:r>
+        <w:rPr>
+          <w:rFonts w:hint="eastAsia" w:ascii="Times New Roman" w:hAnsi="Times New Roman" w:eastAsia="FangSong" w:cs="Times New Roman"/>
+        </w:rPr>
+        <w:t>说明原理</w:t>
+      </w:r>
+      <w:r>
+        <w:rPr>
+          <w:rFonts w:hint="eastAsia" w:ascii="Times New Roman" w:hAnsi="Times New Roman" w:eastAsia="Times New Roman" w:cs="Times New Roman"/>
+        </w:rPr>
+        <w:t>。</w:t>
+      </w:r>
+    </w:p>
+    <w:bookmarkEnd w:id="58"/>
+    <w:bookmarkStart w:id="59" w:name="挑战"/>
+    <w:p>
+      <w:pPr>
+        <w:pStyle w:val="Heading3"/>
+        <w:spacing w:before="280" w:after="120"/>
+      </w:pPr>
+      <w:r>
+        <w:rPr>
+          <w:rFonts w:ascii="Times New Roman" w:hAnsi="Times New Roman" w:eastAsia="Times New Roman" w:cs="Times New Roman"/>
+        </w:rPr>
+        <w:t xml:space="preserve">6.3 </w:t>
+      </w:r>
+      <w:r>
+        <w:rPr>
+          <w:rFonts w:hint="eastAsia" w:ascii="Times New Roman" w:hAnsi="Times New Roman" w:eastAsia="SimHei" w:cs="Times New Roman"/>
+        </w:rPr>
+        <w:t xml:space="preserve">挑战</w:t>
+      </w:r>
+    </w:p>
+    <w:p>
+      <w:pPr>
+        <w:pStyle w:val="FirstParagraph"/>
+      </w:pPr>
+      <w:r>
+        <w:rPr>
+          <w:rFonts w:ascii="Times New Roman" w:hAnsi="Times New Roman" w:eastAsia="Times New Roman" w:cs="Times New Roman"/>
+          <w:b/>
+          <w:bCs/>
+        </w:rPr>
+        <w:t xml:space="preserve">7.</w:t>
+      </w:r>
+      <w:r>
+        <w:rPr>
+          <w:rFonts w:ascii="Times New Roman" w:hAnsi="Times New Roman" w:eastAsia="Times New Roman" w:cs="Times New Roman"/>
+        </w:rPr>
+        <w:t xml:space="preserve"> </w:t>
+      </w:r>
+      <w:r>
+        <w:rPr>
+          <w:rFonts w:hint="eastAsia" w:ascii="Times New Roman" w:hAnsi="Times New Roman" w:eastAsia="FangSong" w:cs="Times New Roman"/>
+        </w:rPr>
+        <w:t>某多肽完全水解得等物质的量的</w:t>
+      </w:r>
+      <w:r>
+        <w:rPr>
+          <w:rFonts w:hint="eastAsia" w:ascii="Times New Roman" w:hAnsi="Times New Roman" w:eastAsia="Times New Roman" w:cs="Times New Roman"/>
+        </w:rPr>
+        <w:t>Gly、Ala</w:t>
+      </w:r>
+      <w:r>
+        <w:rPr>
+          <w:rFonts w:hint="eastAsia" w:ascii="Times New Roman" w:hAnsi="Times New Roman" w:eastAsia="FangSong" w:cs="Times New Roman"/>
+        </w:rPr>
+        <w:t>和</w:t>
+      </w:r>
+      <w:r>
+        <w:rPr>
+          <w:rFonts w:hint="eastAsia" w:ascii="Times New Roman" w:hAnsi="Times New Roman" w:eastAsia="Times New Roman" w:cs="Times New Roman"/>
+        </w:rPr>
+        <w:t>Phe。Edman</w:t>
+      </w:r>
+      <w:r>
+        <w:rPr>
+          <w:rFonts w:hint="eastAsia" w:ascii="Times New Roman" w:hAnsi="Times New Roman" w:eastAsia="FangSong" w:cs="Times New Roman"/>
+        </w:rPr>
+        <w:t>降解第一次得</w:t>
+      </w:r>
+      <w:r>
+        <w:rPr>
+          <w:rFonts w:hint="eastAsia" w:ascii="Times New Roman" w:hAnsi="Times New Roman" w:eastAsia="Times New Roman" w:cs="Times New Roman"/>
+        </w:rPr>
+        <w:t>PTH-Phe，</w:t>
+      </w:r>
+      <w:r>
+        <w:rPr>
+          <w:rFonts w:hint="eastAsia" w:ascii="Times New Roman" w:hAnsi="Times New Roman" w:eastAsia="FangSong" w:cs="Times New Roman"/>
+        </w:rPr>
+        <w:t>羧肽酶处理释放</w:t>
+      </w:r>
+      <w:r>
+        <w:rPr>
+          <w:rFonts w:hint="eastAsia" w:ascii="Times New Roman" w:hAnsi="Times New Roman" w:eastAsia="Times New Roman" w:cs="Times New Roman"/>
+        </w:rPr>
+        <w:t>Ala。</w:t>
+      </w:r>
+      <w:r>
+        <w:rPr>
+          <w:rFonts w:hint="eastAsia" w:ascii="Times New Roman" w:hAnsi="Times New Roman" w:eastAsia="FangSong" w:cs="Times New Roman"/>
+        </w:rPr>
+        <w:t>写出该三肽的氨基酸序列</w:t>
+      </w:r>
+      <w:r>
+        <w:rPr>
+          <w:rFonts w:hint="eastAsia" w:ascii="Times New Roman" w:hAnsi="Times New Roman" w:eastAsia="Times New Roman" w:cs="Times New Roman"/>
+        </w:rPr>
+        <w:t>。</w:t>
+      </w:r>
+    </w:p>
+    <w:p>
+      <w:pPr>
+        <w:pStyle w:val="BodyText"/>
+      </w:pPr>
+      <w:r>
+        <w:rPr>
+          <w:rFonts w:ascii="Times New Roman" w:hAnsi="Times New Roman" w:eastAsia="Times New Roman" w:cs="Times New Roman"/>
+          <w:b/>
+          <w:bCs/>
+        </w:rPr>
+        <w:t xml:space="preserve">8.</w:t>
+      </w:r>
+      <w:r>
+        <w:rPr>
+          <w:rFonts w:ascii="Times New Roman" w:hAnsi="Times New Roman" w:eastAsia="Times New Roman" w:cs="Times New Roman"/>
+        </w:rPr>
+        <w:t xml:space="preserve"> </w:t>
+      </w:r>
+      <w:r>
+        <w:rPr>
+          <w:rFonts w:hint="eastAsia" w:ascii="Times New Roman" w:hAnsi="Times New Roman" w:eastAsia="FangSong" w:cs="Times New Roman"/>
+        </w:rPr>
+        <w:t>比较吡啶和嘧啶在以下方面的差异并解释原因</w:t>
+      </w:r>
+      <w:r>
+        <w:rPr>
+          <w:rFonts w:hint="eastAsia" w:ascii="Times New Roman" w:hAnsi="Times New Roman" w:eastAsia="Times New Roman" w:cs="Times New Roman"/>
+        </w:rPr>
+        <w:t>：(a)</w:t>
+      </w:r>
+      <w:r>
+        <w:rPr>
+          <w:rFonts w:ascii="Times New Roman" w:hAnsi="Times New Roman" w:eastAsia="Times New Roman" w:cs="Times New Roman"/>
+        </w:rPr>
+        <w:t xml:space="preserve"> </w:t>
+      </w:r>
+      <w:r>
+        <w:rPr>
+          <w:rFonts w:hint="eastAsia" w:ascii="Times New Roman" w:hAnsi="Times New Roman" w:eastAsia="FangSong" w:cs="Times New Roman"/>
+        </w:rPr>
+        <w:t>碱性</w:t>
+      </w:r>
+      <w:r>
+        <w:rPr>
+          <w:rFonts w:hint="eastAsia" w:ascii="Times New Roman" w:hAnsi="Times New Roman" w:eastAsia="Times New Roman" w:cs="Times New Roman"/>
+        </w:rPr>
+        <w:t>；(b)</w:t>
+      </w:r>
+      <w:r>
+        <w:rPr>
+          <w:rFonts w:ascii="Times New Roman" w:hAnsi="Times New Roman" w:eastAsia="Times New Roman" w:cs="Times New Roman"/>
+        </w:rPr>
+        <w:t xml:space="preserve"> </w:t>
+      </w:r>
+      <w:r>
+        <w:rPr>
+          <w:rFonts w:hint="eastAsia" w:ascii="Times New Roman" w:hAnsi="Times New Roman" w:eastAsia="FangSong" w:cs="Times New Roman"/>
+        </w:rPr>
+        <w:t>与</w:t>
+      </w:r>
+      <w:r>
+        <w:rPr>
+          <w:rFonts w:hint="eastAsia" w:ascii="Times New Roman" w:hAnsi="Times New Roman" w:eastAsia="Times New Roman" w:cs="Times New Roman"/>
+        </w:rPr>
+        <w:t>NaNH</w:t>
+      </w:r>
+      <w:r>
+        <w:rPr>
+          <w:rFonts w:hint="eastAsia" w:ascii="Times New Roman" w:hAnsi="Times New Roman" w:eastAsia="Times New Roman" w:cs="Times New Roman"/>
+          <w:vertAlign w:val="subscript"/>
+        </w:rPr>
+        <w:t>2</w:t>
+      </w:r>
+      <w:r>
+        <w:rPr>
+          <w:rFonts w:hint="eastAsia" w:ascii="Times New Roman" w:hAnsi="Times New Roman" w:eastAsia="FangSong" w:cs="Times New Roman"/>
+        </w:rPr>
+        <w:t>反应的活性及位点</w:t>
+      </w:r>
+      <w:r>
+        <w:rPr>
+          <w:rFonts w:hint="eastAsia" w:ascii="Times New Roman" w:hAnsi="Times New Roman" w:eastAsia="Times New Roman" w:cs="Times New Roman"/>
+        </w:rPr>
+        <w:t>；(c)</w:t>
+      </w:r>
+      <w:r>
+        <w:rPr>
+          <w:rFonts w:ascii="Times New Roman" w:hAnsi="Times New Roman" w:eastAsia="Times New Roman" w:cs="Times New Roman"/>
+        </w:rPr>
+        <w:t xml:space="preserve"> </w:t>
+      </w:r>
+      <w:r>
+        <w:rPr>
+          <w:rFonts w:hint="eastAsia" w:ascii="Times New Roman" w:hAnsi="Times New Roman" w:eastAsia="FangSong" w:cs="Times New Roman"/>
+        </w:rPr>
+        <w:t>亲电取代的难易程度</w:t>
+      </w:r>
+      <w:r>
+        <w:rPr>
+          <w:rFonts w:hint="eastAsia" w:ascii="Times New Roman" w:hAnsi="Times New Roman" w:eastAsia="Times New Roman" w:cs="Times New Roman"/>
+        </w:rPr>
+        <w:t>。</w:t>
+      </w:r>
+    </w:p>
+    <w:p>
+      <w:pPr>
+        <w:spacing w:before="160" w:after="80"/>
+      </w:pPr>
+      <w:r>
+        <w:pict>
+          <v:rect style="width:0;height:1.5pt" o:hralign="center" o:hrstd="t" o:hr="t"/>
+        </w:pict>
+      </w:r>
+    </w:p>
+    <w:bookmarkEnd w:id="59"/>
+    <w:bookmarkEnd w:id="60"/>
+    <w:bookmarkStart w:id="61" w:name="参考答案"/>
+    <w:p>
+      <w:pPr>
+        <w:pStyle w:val="Heading2"/>
+        <w:spacing w:before="280" w:after="120"/>
+      </w:pPr>
+      <w:r>
+        <w:rPr>
+          <w:rFonts w:hint="eastAsia" w:ascii="Times New Roman" w:hAnsi="Times New Roman" w:eastAsia="SimHei" w:cs="Times New Roman"/>
+        </w:rPr>
+        <w:t xml:space="preserve">参考答案</w:t>
+      </w:r>
+    </w:p>
+    <w:p>
+      <w:pPr>
+        <w:pStyle w:val="FirstParagraph"/>
+      </w:pPr>
+      <w:r>
+        <w:rPr>
+          <w:rFonts w:ascii="Times New Roman" w:hAnsi="Times New Roman" w:eastAsia="Times New Roman" w:cs="Times New Roman"/>
+          <w:b/>
+          <w:bCs/>
+        </w:rPr>
+        <w:t xml:space="preserve">1.</w:t>
+      </w:r>
+      <w:r>
+        <w:rPr>
+          <w:rFonts w:ascii="Times New Roman" w:hAnsi="Times New Roman" w:eastAsia="Times New Roman" w:cs="Times New Roman"/>
+        </w:rPr>
+        <w:t xml:space="preserve"> </w:t>
+      </w:r>
+      <w:r>
+        <w:rPr>
+          <w:rFonts w:hint="eastAsia" w:ascii="Times New Roman" w:hAnsi="Times New Roman" w:eastAsia="FangSong" w:cs="Times New Roman"/>
+        </w:rPr>
+        <w:t>哌啶</w:t>
+      </w:r>
+      <w:r>
+        <w:rPr>
+          <w:rFonts w:hint="eastAsia" w:ascii="Times New Roman" w:hAnsi="Times New Roman" w:eastAsia="Times New Roman" w:cs="Times New Roman"/>
+        </w:rPr>
+        <w:t>(sp</w:t>
+      </w:r>
+      <w:r>
+        <w:rPr>
+          <w:rFonts w:hint="eastAsia" w:ascii="Times New Roman" w:hAnsi="Times New Roman" w:eastAsia="Times New Roman" w:cs="Times New Roman"/>
+          <w:vertAlign w:val="superscript"/>
+        </w:rPr>
+        <w:t>3</w:t>
+      </w:r>
+      <w:r>
+        <w:rPr>
+          <w:rFonts w:hint="eastAsia" w:ascii="Times New Roman" w:hAnsi="Times New Roman" w:eastAsia="Times New Roman" w:cs="Times New Roman"/>
+        </w:rPr>
+        <w:t>N,</w:t>
+      </w:r>
+      <w:r>
+        <w:rPr>
+          <w:rFonts w:ascii="Times New Roman" w:hAnsi="Times New Roman" w:eastAsia="Times New Roman" w:cs="Times New Roman"/>
+        </w:rPr>
+        <w:t xml:space="preserve"> </w:t>
+      </w:r>
+      <w:r>
+        <w:rPr>
+          <w:rFonts w:hint="eastAsia" w:ascii="Times New Roman" w:hAnsi="Times New Roman" w:eastAsia="FangSong" w:cs="Times New Roman"/>
+        </w:rPr>
+        <w:t>无共轭</w:t>
+      </w:r>
+      <w:r>
+        <w:rPr>
+          <w:rFonts w:hint="eastAsia" w:ascii="Times New Roman" w:hAnsi="Times New Roman" w:eastAsia="Times New Roman" w:cs="Times New Roman"/>
+        </w:rPr>
+        <w:t>,</w:t>
+      </w:r>
+      <w:r>
+        <w:rPr>
+          <w:rFonts w:ascii="Times New Roman" w:hAnsi="Times New Roman" w:eastAsia="Times New Roman" w:cs="Times New Roman"/>
+        </w:rPr>
+        <w:t xml:space="preserve"> pKb~3) &gt; </w:t>
+      </w:r>
+      <w:r>
+        <w:rPr>
+          <w:rFonts w:hint="eastAsia" w:ascii="Times New Roman" w:hAnsi="Times New Roman" w:eastAsia="FangSong" w:cs="Times New Roman"/>
+        </w:rPr>
+        <w:t>吡啶</w:t>
+      </w:r>
+      <w:r>
+        <w:rPr>
+          <w:rFonts w:hint="eastAsia" w:ascii="Times New Roman" w:hAnsi="Times New Roman" w:eastAsia="Times New Roman" w:cs="Times New Roman"/>
+        </w:rPr>
+        <w:t>(sp</w:t>
+      </w:r>
+      <w:r>
+        <w:rPr>
+          <w:rFonts w:hint="eastAsia" w:ascii="Times New Roman" w:hAnsi="Times New Roman" w:eastAsia="Times New Roman" w:cs="Times New Roman"/>
+          <w:vertAlign w:val="superscript"/>
+        </w:rPr>
+        <w:t>2</w:t>
+      </w:r>
+      <w:r>
+        <w:rPr>
+          <w:rFonts w:hint="eastAsia" w:ascii="Times New Roman" w:hAnsi="Times New Roman" w:eastAsia="Times New Roman" w:cs="Times New Roman"/>
+        </w:rPr>
+        <w:t>N,</w:t>
+      </w:r>
+      <w:r>
+        <w:rPr>
+          <w:rFonts w:ascii="Times New Roman" w:hAnsi="Times New Roman" w:eastAsia="Times New Roman" w:cs="Times New Roman"/>
+        </w:rPr>
+        <w:t xml:space="preserve"> </w:t>
+      </w:r>
+      <w:r>
+        <w:rPr>
+          <w:rFonts w:hint="eastAsia" w:ascii="Times New Roman" w:hAnsi="Times New Roman" w:eastAsia="FangSong" w:cs="Times New Roman"/>
+        </w:rPr>
+        <w:t>孤对不参与芳香</w:t>
+      </w:r>
+      <w:r>
+        <w:rPr>
+          <w:rFonts w:hint="eastAsia" w:ascii="Times New Roman" w:hAnsi="Times New Roman" w:eastAsia="Times New Roman" w:cs="Times New Roman"/>
+        </w:rPr>
+        <w:t>,</w:t>
+      </w:r>
+      <w:r>
+        <w:rPr>
+          <w:rFonts w:ascii="Times New Roman" w:hAnsi="Times New Roman" w:eastAsia="Times New Roman" w:cs="Times New Roman"/>
+        </w:rPr>
+        <w:t xml:space="preserve"> pKb~8.8) &gt; </w:t>
+      </w:r>
+      <w:r>
+        <w:rPr>
+          <w:rFonts w:hint="eastAsia" w:ascii="Times New Roman" w:hAnsi="Times New Roman" w:eastAsia="FangSong" w:cs="Times New Roman"/>
+        </w:rPr>
+        <w:t>吡咯</w:t>
+      </w:r>
+      <w:r>
+        <w:rPr>
+          <w:rFonts w:hint="eastAsia" w:ascii="Times New Roman" w:hAnsi="Times New Roman" w:eastAsia="Times New Roman" w:cs="Times New Roman"/>
+        </w:rPr>
+        <w:t>(N</w:t>
+      </w:r>
+      <w:r>
+        <w:rPr>
+          <w:rFonts w:hint="eastAsia" w:ascii="Times New Roman" w:hAnsi="Times New Roman" w:eastAsia="FangSong" w:cs="Times New Roman"/>
+        </w:rPr>
+        <w:t>孤对参与芳香</w:t>
+      </w:r>
+      <w:r>
+        <w:rPr>
+          <w:rFonts w:hint="eastAsia" w:ascii="Times New Roman" w:hAnsi="Times New Roman" w:eastAsia="Times New Roman" w:cs="Times New Roman"/>
+        </w:rPr>
+        <w:t>,</w:t>
+      </w:r>
+      <w:r>
+        <w:rPr>
+          <w:rFonts w:ascii="Times New Roman" w:hAnsi="Times New Roman" w:eastAsia="Times New Roman" w:cs="Times New Roman"/>
+        </w:rPr>
+        <w:t xml:space="preserve"> </w:t>
+      </w:r>
+      <w:r>
+        <w:rPr>
+          <w:rFonts w:hint="eastAsia" w:ascii="Times New Roman" w:hAnsi="Times New Roman" w:eastAsia="FangSong" w:cs="Times New Roman"/>
+        </w:rPr>
+        <w:t>质子化破坏芳香性</w:t>
+      </w:r>
+      <w:r>
+        <w:rPr>
+          <w:rFonts w:hint="eastAsia" w:ascii="Times New Roman" w:hAnsi="Times New Roman" w:eastAsia="Times New Roman" w:cs="Times New Roman"/>
+        </w:rPr>
+        <w:t>,</w:t>
+      </w:r>
+      <w:r>
+        <w:rPr>
+          <w:rFonts w:ascii="Times New Roman" w:hAnsi="Times New Roman" w:eastAsia="Times New Roman" w:cs="Times New Roman"/>
+        </w:rPr>
+        <w:t xml:space="preserve"> pKb~13.6)。</w:t>
+      </w:r>
+    </w:p>
+    <w:p>
+      <w:pPr>
+        <w:pStyle w:val="BodyText"/>
+      </w:pPr>
+      <w:r>
+        <w:rPr>
+          <w:rFonts w:ascii="Times New Roman" w:hAnsi="Times New Roman" w:eastAsia="Times New Roman" w:cs="Times New Roman"/>
+          <w:b/>
+          <w:bCs/>
+        </w:rPr>
+        <w:t xml:space="preserve">2.</w:t>
+      </w:r>
+      <w:r>
+        <w:rPr>
+          <w:rFonts w:ascii="Times New Roman" w:hAnsi="Times New Roman" w:eastAsia="Times New Roman" w:cs="Times New Roman"/>
+        </w:rPr>
+        <w:t xml:space="preserve"> </w:t>
+      </w:r>
+      <w:r>
+        <w:rPr>
+          <w:rFonts w:hint="eastAsia" w:ascii="Times New Roman" w:hAnsi="Times New Roman" w:eastAsia="Times New Roman" w:cs="Times New Roman"/>
+        </w:rPr>
+        <w:t>β-D-</w:t>
+      </w:r>
+      <w:r>
+        <w:rPr>
+          <w:rFonts w:hint="eastAsia" w:ascii="Times New Roman" w:hAnsi="Times New Roman" w:eastAsia="FangSong" w:cs="Times New Roman"/>
+        </w:rPr>
+        <w:t>吡喃葡萄糖的异头</w:t>
+      </w:r>
+      <w:r>
+        <w:rPr>
+          <w:rFonts w:hint="eastAsia" w:ascii="Times New Roman" w:hAnsi="Times New Roman" w:eastAsia="Times New Roman" w:cs="Times New Roman"/>
+        </w:rPr>
+        <w:t>-OH</w:t>
+      </w:r>
+      <w:r>
+        <w:rPr>
+          <w:rFonts w:hint="eastAsia" w:ascii="Times New Roman" w:hAnsi="Times New Roman" w:eastAsia="FangSong" w:cs="Times New Roman"/>
+        </w:rPr>
+        <w:t>在环平面</w:t>
+      </w:r>
+      <w:r>
+        <w:rPr>
+          <w:rFonts w:hint="eastAsia" w:ascii="Times New Roman" w:hAnsi="Times New Roman" w:eastAsia="FangSong" w:cs="Times New Roman"/>
+          <w:b/>
+          <w:bCs/>
+        </w:rPr>
+        <w:t xml:space="preserve">上方</w:t>
+      </w:r>
+      <w:r>
+        <w:rPr>
+          <w:rFonts w:hint="eastAsia" w:ascii="Times New Roman" w:hAnsi="Times New Roman" w:eastAsia="Times New Roman" w:cs="Times New Roman"/>
+        </w:rPr>
+        <w:t>（D-</w:t>
+      </w:r>
+      <w:r>
+        <w:rPr>
+          <w:rFonts w:hint="eastAsia" w:ascii="Times New Roman" w:hAnsi="Times New Roman" w:eastAsia="FangSong" w:cs="Times New Roman"/>
+        </w:rPr>
+        <w:t>糖</w:t>
+      </w:r>
+      <w:r>
+        <w:rPr>
+          <w:rFonts w:hint="eastAsia" w:ascii="Times New Roman" w:hAnsi="Times New Roman" w:eastAsia="Times New Roman" w:cs="Times New Roman"/>
+        </w:rPr>
+        <w:t>：CH</w:t>
+      </w:r>
+      <w:r>
+        <w:rPr>
+          <w:rFonts w:hint="eastAsia" w:ascii="Times New Roman" w:hAnsi="Times New Roman" w:eastAsia="Times New Roman" w:cs="Times New Roman"/>
+          <w:vertAlign w:val="subscript"/>
+        </w:rPr>
+        <w:t>2</w:t>
+      </w:r>
+      <w:r>
+        <w:rPr>
+          <w:rFonts w:hint="eastAsia" w:ascii="Times New Roman" w:hAnsi="Times New Roman" w:eastAsia="Times New Roman" w:cs="Times New Roman"/>
+        </w:rPr>
+        <w:t>OH</w:t>
+      </w:r>
+      <w:r>
+        <w:rPr>
+          <w:rFonts w:hint="eastAsia" w:ascii="Times New Roman" w:hAnsi="Times New Roman" w:eastAsia="FangSong" w:cs="Times New Roman"/>
+        </w:rPr>
+        <w:t>在上方</w:t>
+      </w:r>
+      <w:r>
+        <w:rPr>
+          <w:rFonts w:hint="eastAsia" w:ascii="Times New Roman" w:hAnsi="Times New Roman" w:eastAsia="Times New Roman" w:cs="Times New Roman"/>
+        </w:rPr>
+        <w:t>，β</w:t>
+      </w:r>
+      <w:r>
+        <w:rPr>
+          <w:rFonts w:hint="eastAsia" w:ascii="Times New Roman" w:hAnsi="Times New Roman" w:eastAsia="FangSong" w:cs="Times New Roman"/>
+        </w:rPr>
+        <w:t>型异头</w:t>
+      </w:r>
+      <w:r>
+        <w:rPr>
+          <w:rFonts w:hint="eastAsia" w:ascii="Times New Roman" w:hAnsi="Times New Roman" w:eastAsia="Times New Roman" w:cs="Times New Roman"/>
+        </w:rPr>
+        <w:t>-OH</w:t>
+      </w:r>
+      <w:r>
+        <w:rPr>
+          <w:rFonts w:hint="eastAsia" w:ascii="Times New Roman" w:hAnsi="Times New Roman" w:eastAsia="FangSong" w:cs="Times New Roman"/>
+        </w:rPr>
+        <w:t>与</w:t>
+      </w:r>
+      <w:r>
+        <w:rPr>
+          <w:rFonts w:hint="eastAsia" w:ascii="Times New Roman" w:hAnsi="Times New Roman" w:eastAsia="Times New Roman" w:cs="Times New Roman"/>
+        </w:rPr>
+        <w:t>CH</w:t>
+      </w:r>
+      <w:r>
+        <w:rPr>
+          <w:rFonts w:hint="eastAsia" w:ascii="Times New Roman" w:hAnsi="Times New Roman" w:eastAsia="Times New Roman" w:cs="Times New Roman"/>
+          <w:vertAlign w:val="subscript"/>
+        </w:rPr>
+        <w:t>2</w:t>
+      </w:r>
+      <w:r>
+        <w:rPr>
+          <w:rFonts w:hint="eastAsia" w:ascii="Times New Roman" w:hAnsi="Times New Roman" w:eastAsia="Times New Roman" w:cs="Times New Roman"/>
+        </w:rPr>
+        <w:t>OH</w:t>
+      </w:r>
+      <w:r>
+        <w:rPr>
+          <w:rFonts w:hint="eastAsia" w:ascii="Times New Roman" w:hAnsi="Times New Roman" w:eastAsia="FangSong" w:cs="Times New Roman"/>
+        </w:rPr>
+        <w:t>同侧</w:t>
+      </w:r>
+      <w:r>
+        <w:rPr>
+          <w:rFonts w:hint="eastAsia" w:ascii="Times New Roman" w:hAnsi="Times New Roman" w:eastAsia="Times New Roman" w:cs="Times New Roman"/>
+        </w:rPr>
+        <w:t>→</w:t>
+      </w:r>
+      <w:r>
+        <w:rPr>
+          <w:rFonts w:hint="eastAsia" w:ascii="Times New Roman" w:hAnsi="Times New Roman" w:eastAsia="FangSong" w:cs="Times New Roman"/>
+        </w:rPr>
+        <w:t>也在上方</w:t>
+      </w:r>
+      <w:r>
+        <w:rPr>
+          <w:rFonts w:hint="eastAsia" w:ascii="Times New Roman" w:hAnsi="Times New Roman" w:eastAsia="Times New Roman" w:cs="Times New Roman"/>
+        </w:rPr>
+        <w:t>）。</w:t>
+      </w:r>
+    </w:p>
+    <w:p>
+      <w:pPr>
+        <w:pStyle w:val="BodyText"/>
+      </w:pPr>
+      <w:r>
+        <w:rPr>
+          <w:rFonts w:ascii="Times New Roman" w:hAnsi="Times New Roman" w:eastAsia="Times New Roman" w:cs="Times New Roman"/>
+          <w:b/>
+          <w:bCs/>
+        </w:rPr>
+        <w:t xml:space="preserve">3.</w:t>
+      </w:r>
+      <w:r>
+        <w:rPr>
+          <w:rFonts w:ascii="Times New Roman" w:hAnsi="Times New Roman" w:eastAsia="Times New Roman" w:cs="Times New Roman"/>
+        </w:rPr>
+        <w:t xml:space="preserve"> </w:t>
+      </w:r>
+      <w:r>
+        <w:rPr>
+          <w:rFonts w:hint="eastAsia" w:ascii="Times New Roman" w:hAnsi="Times New Roman" w:eastAsia="Times New Roman" w:cs="Times New Roman"/>
+        </w:rPr>
+        <w:t>Ala</w:t>
+      </w:r>
+      <w:r>
+        <w:rPr>
+          <w:rFonts w:hint="eastAsia" w:ascii="Times New Roman" w:hAnsi="Times New Roman" w:eastAsia="FangSong" w:cs="Times New Roman"/>
+        </w:rPr>
+        <w:t>是中性氨基酸</w:t>
+      </w:r>
+      <w:r>
+        <w:rPr>
+          <w:rFonts w:hint="eastAsia" w:ascii="Times New Roman" w:hAnsi="Times New Roman" w:eastAsia="Times New Roman" w:cs="Times New Roman"/>
+        </w:rPr>
+        <w:t>：pI</w:t>
+      </w:r>
+      <w:r>
+        <w:rPr>
+          <w:rFonts w:ascii="Times New Roman" w:hAnsi="Times New Roman" w:eastAsia="Times New Roman" w:cs="Times New Roman"/>
+        </w:rPr>
+        <w:t xml:space="preserve"> = (2.34 + 9.69)/2 = 6.02。</w:t>
+      </w:r>
+    </w:p>
+    <w:p>
+      <w:pPr>
+        <w:pStyle w:val="BodyText"/>
+      </w:pPr>
+      <w:r>
+        <w:rPr>
+          <w:rFonts w:ascii="Times New Roman" w:hAnsi="Times New Roman" w:eastAsia="Times New Roman" w:cs="Times New Roman"/>
+          <w:b/>
+          <w:bCs/>
+        </w:rPr>
+        <w:t xml:space="preserve">4.</w:t>
+      </w:r>
+      <w:r>
+        <w:rPr>
+          <w:rFonts w:ascii="Times New Roman" w:hAnsi="Times New Roman" w:eastAsia="Times New Roman" w:cs="Times New Roman"/>
+        </w:rPr>
+        <w:t xml:space="preserve"> </w:t>
+      </w:r>
+      <w:r>
+        <w:rPr>
+          <w:rFonts w:ascii="Times New Roman" w:hAnsi="Times New Roman" w:eastAsia="Times New Roman" w:cs="Times New Roman"/>
+        </w:rPr>
+        <w:t xml:space="preserve">(a) </w:t>
+      </w:r>
+      <w:r>
+        <w:rPr>
+          <w:rFonts w:hint="eastAsia" w:ascii="Times New Roman" w:hAnsi="Times New Roman" w:eastAsia="FangSong" w:cs="Times New Roman"/>
+        </w:rPr>
+        <w:t>缩聚</w:t>
+      </w:r>
+      <w:r>
+        <w:rPr>
+          <w:rFonts w:hint="eastAsia" w:ascii="Times New Roman" w:hAnsi="Times New Roman" w:eastAsia="Times New Roman" w:cs="Times New Roman"/>
+        </w:rPr>
+        <w:t>：</w:t>
+      </w:r>
+      <w:r>
+        <w:rPr>
+          <w:rFonts w:hint="eastAsia" w:ascii="Times New Roman" w:hAnsi="Times New Roman" w:eastAsia="FangSong" w:cs="Times New Roman"/>
+        </w:rPr>
+        <w:t>己二胺</w:t>
+      </w:r>
+      <w:r>
+        <w:rPr>
+          <w:rFonts w:ascii="Times New Roman" w:hAnsi="Times New Roman" w:eastAsia="Times New Roman" w:cs="Times New Roman"/>
+        </w:rPr>
+        <w:t xml:space="preserve"> + </w:t>
+      </w:r>
+      <w:r>
+        <w:rPr>
+          <w:rFonts w:hint="eastAsia" w:ascii="Times New Roman" w:hAnsi="Times New Roman" w:eastAsia="FangSong" w:cs="Times New Roman"/>
+        </w:rPr>
+        <w:t xml:space="preserve">己二酸</w:t>
+      </w:r>
+      <w:r>
+        <w:rPr>
+          <w:rFonts w:ascii="Times New Roman" w:hAnsi="Times New Roman" w:eastAsia="Times New Roman" w:cs="Times New Roman"/>
+        </w:rPr>
+        <w:t xml:space="preserve"> → </w:t>
+      </w:r>
+      <w:r>
+        <w:rPr>
+          <w:rFonts w:hint="eastAsia" w:ascii="Times New Roman" w:hAnsi="Times New Roman" w:eastAsia="FangSong" w:cs="Times New Roman"/>
+        </w:rPr>
+        <w:t>尼龙</w:t>
+      </w:r>
+      <w:r>
+        <w:rPr>
+          <w:rFonts w:hint="eastAsia" w:ascii="Times New Roman" w:hAnsi="Times New Roman" w:eastAsia="Times New Roman" w:cs="Times New Roman"/>
+        </w:rPr>
+        <w:t>-66；(b)</w:t>
+      </w:r>
+      <w:r>
+        <w:rPr>
+          <w:rFonts w:ascii="Times New Roman" w:hAnsi="Times New Roman" w:eastAsia="Times New Roman" w:cs="Times New Roman"/>
+        </w:rPr>
+        <w:t xml:space="preserve"> </w:t>
+      </w:r>
+      <w:r>
+        <w:rPr>
+          <w:rFonts w:hint="eastAsia" w:ascii="Times New Roman" w:hAnsi="Times New Roman" w:eastAsia="FangSong" w:cs="Times New Roman"/>
+        </w:rPr>
+        <w:t>加聚</w:t>
+      </w:r>
+      <w:r>
+        <w:rPr>
+          <w:rFonts w:hint="eastAsia" w:ascii="Times New Roman" w:hAnsi="Times New Roman" w:eastAsia="Times New Roman" w:cs="Times New Roman"/>
+        </w:rPr>
+        <w:t>：</w:t>
+      </w:r>
+      <w:r>
+        <w:rPr>
+          <w:rFonts w:hint="eastAsia" w:ascii="Times New Roman" w:hAnsi="Times New Roman" w:eastAsia="FangSong" w:cs="Times New Roman"/>
+        </w:rPr>
+        <w:t>氯乙烯</w:t>
+      </w:r>
+      <w:r>
+        <w:rPr>
+          <w:rFonts w:ascii="Times New Roman" w:hAnsi="Times New Roman" w:eastAsia="Times New Roman" w:cs="Times New Roman"/>
+        </w:rPr>
+        <w:t xml:space="preserve"> → </w:t>
+      </w:r>
+      <w:r>
+        <w:rPr>
+          <w:rFonts w:hint="eastAsia" w:ascii="Times New Roman" w:hAnsi="Times New Roman" w:eastAsia="FangSong" w:cs="Times New Roman"/>
+        </w:rPr>
+        <w:t>聚氯乙烯</w:t>
+      </w:r>
+      <w:r>
+        <w:rPr>
+          <w:rFonts w:hint="eastAsia" w:ascii="Times New Roman" w:hAnsi="Times New Roman" w:eastAsia="Times New Roman" w:cs="Times New Roman"/>
+        </w:rPr>
+        <w:t>(PVC)。</w:t>
+      </w:r>
+    </w:p>
+    <w:p>
+      <w:pPr>
+        <w:pStyle w:val="BodyText"/>
+      </w:pPr>
+      <w:r>
+        <w:rPr>
+          <w:rFonts w:ascii="Times New Roman" w:hAnsi="Times New Roman" w:eastAsia="Times New Roman" w:cs="Times New Roman"/>
+          <w:b/>
+          <w:bCs/>
+        </w:rPr>
+        <w:t xml:space="preserve">5.</w:t>
+      </w:r>
+      <w:r>
+        <w:rPr>
+          <w:rFonts w:ascii="Times New Roman" w:hAnsi="Times New Roman" w:eastAsia="Times New Roman" w:cs="Times New Roman"/>
+        </w:rPr>
+        <w:t xml:space="preserve"> </w:t>
+      </w:r>
+      <w:r>
+        <w:rPr>
+          <w:rFonts w:hint="eastAsia" w:ascii="Times New Roman" w:hAnsi="Times New Roman" w:eastAsia="Times New Roman" w:cs="Times New Roman"/>
+        </w:rPr>
+        <w:t>A</w:t>
+      </w:r>
+      <w:r>
+        <w:rPr>
+          <w:rFonts w:hint="eastAsia" w:ascii="Times New Roman" w:hAnsi="Times New Roman" w:eastAsia="FangSong" w:cs="Times New Roman"/>
+        </w:rPr>
+        <w:t>为</w:t>
+      </w:r>
+      <w:r>
+        <w:rPr>
+          <w:rFonts w:hint="eastAsia" w:ascii="Times New Roman" w:hAnsi="Times New Roman" w:eastAsia="Times New Roman" w:cs="Times New Roman"/>
+        </w:rPr>
+        <w:t>D-</w:t>
+      </w:r>
+      <w:r>
+        <w:rPr>
+          <w:rFonts w:hint="eastAsia" w:ascii="Times New Roman" w:hAnsi="Times New Roman" w:eastAsia="FangSong" w:cs="Times New Roman"/>
+        </w:rPr>
+        <w:t>葡萄糖或</w:t>
+      </w:r>
+      <w:r>
+        <w:rPr>
+          <w:rFonts w:hint="eastAsia" w:ascii="Times New Roman" w:hAnsi="Times New Roman" w:eastAsia="Times New Roman" w:cs="Times New Roman"/>
+        </w:rPr>
+        <w:t>D-</w:t>
+      </w:r>
+      <w:r>
+        <w:rPr>
+          <w:rFonts w:hint="eastAsia" w:ascii="Times New Roman" w:hAnsi="Times New Roman" w:eastAsia="FangSong" w:cs="Times New Roman"/>
+        </w:rPr>
+        <w:t>甘露糖</w:t>
+      </w:r>
+      <w:r>
+        <w:rPr>
+          <w:rFonts w:hint="eastAsia" w:ascii="Times New Roman" w:hAnsi="Times New Roman" w:eastAsia="Times New Roman" w:cs="Times New Roman"/>
+        </w:rPr>
+        <w:t>。HNO</w:t>
+      </w:r>
+      <w:r>
+        <w:rPr>
+          <w:rFonts w:hint="eastAsia" w:ascii="Times New Roman" w:hAnsi="Times New Roman" w:eastAsia="Times New Roman" w:cs="Times New Roman"/>
+          <w:vertAlign w:val="subscript"/>
+        </w:rPr>
+        <w:t>3</w:t>
+      </w:r>
+      <w:r>
+        <w:rPr>
+          <w:rFonts w:hint="eastAsia" w:ascii="Times New Roman" w:hAnsi="Times New Roman" w:eastAsia="FangSong" w:cs="Times New Roman"/>
+        </w:rPr>
+        <w:t>氧化得无旋光糖二酸</w:t>
+      </w:r>
+      <w:r>
+        <w:rPr>
+          <w:rFonts w:hint="eastAsia" w:ascii="Times New Roman" w:hAnsi="Times New Roman" w:eastAsia="Times New Roman" w:cs="Times New Roman"/>
+        </w:rPr>
+        <w:t>→C2</w:t>
+      </w:r>
+      <w:r>
+        <w:rPr>
+          <w:rFonts w:hint="eastAsia" w:ascii="Times New Roman" w:hAnsi="Times New Roman" w:eastAsia="FangSong" w:cs="Times New Roman"/>
+        </w:rPr>
+        <w:t>与</w:t>
+      </w:r>
+      <w:r>
+        <w:rPr>
+          <w:rFonts w:hint="eastAsia" w:ascii="Times New Roman" w:hAnsi="Times New Roman" w:eastAsia="Times New Roman" w:cs="Times New Roman"/>
+        </w:rPr>
+        <w:t>C5</w:t>
+      </w:r>
+      <w:r>
+        <w:rPr>
+          <w:rFonts w:hint="eastAsia" w:ascii="Times New Roman" w:hAnsi="Times New Roman" w:eastAsia="FangSong" w:cs="Times New Roman"/>
+        </w:rPr>
+        <w:t>构型相同</w:t>
+      </w:r>
+      <w:r>
+        <w:rPr>
+          <w:rFonts w:hint="eastAsia" w:ascii="Times New Roman" w:hAnsi="Times New Roman" w:eastAsia="Times New Roman" w:cs="Times New Roman"/>
+        </w:rPr>
+        <w:t>→</w:t>
+      </w:r>
+      <w:r>
+        <w:rPr>
+          <w:rFonts w:hint="eastAsia" w:ascii="Times New Roman" w:hAnsi="Times New Roman" w:eastAsia="FangSong" w:cs="Times New Roman"/>
+        </w:rPr>
+        <w:t>排除</w:t>
+      </w:r>
+      <w:r>
+        <w:rPr>
+          <w:rFonts w:hint="eastAsia" w:ascii="Times New Roman" w:hAnsi="Times New Roman" w:eastAsia="Times New Roman" w:cs="Times New Roman"/>
+        </w:rPr>
+        <w:t>D-</w:t>
+      </w:r>
+      <w:r>
+        <w:rPr>
+          <w:rFonts w:hint="eastAsia" w:ascii="Times New Roman" w:hAnsi="Times New Roman" w:eastAsia="FangSong" w:cs="Times New Roman"/>
+        </w:rPr>
+        <w:t>半乳糖</w:t>
+      </w:r>
+      <w:r>
+        <w:rPr>
+          <w:rFonts w:hint="eastAsia" w:ascii="Times New Roman" w:hAnsi="Times New Roman" w:eastAsia="Times New Roman" w:cs="Times New Roman"/>
+        </w:rPr>
+        <w:t>。Ruff</w:t>
+      </w:r>
+      <w:r>
+        <w:rPr>
+          <w:rFonts w:hint="eastAsia" w:ascii="Times New Roman" w:hAnsi="Times New Roman" w:eastAsia="FangSong" w:cs="Times New Roman"/>
+        </w:rPr>
+        <w:t>降级后仍得无旋光糖二酸</w:t>
+      </w:r>
+      <w:r>
+        <w:rPr>
+          <w:rFonts w:hint="eastAsia" w:ascii="Times New Roman" w:hAnsi="Times New Roman" w:eastAsia="Times New Roman" w:cs="Times New Roman"/>
+        </w:rPr>
+        <w:t>→</w:t>
+      </w:r>
+      <w:r>
+        <w:rPr>
+          <w:rFonts w:hint="eastAsia" w:ascii="Times New Roman" w:hAnsi="Times New Roman" w:eastAsia="FangSong" w:cs="Times New Roman"/>
+        </w:rPr>
+        <w:t>综合考虑为</w:t>
+      </w:r>
+      <w:r>
+        <w:rPr>
+          <w:rFonts w:hint="eastAsia" w:ascii="Times New Roman" w:hAnsi="Times New Roman" w:eastAsia="Times New Roman" w:cs="Times New Roman"/>
+        </w:rPr>
+        <w:t>D-</w:t>
+      </w:r>
+      <w:r>
+        <w:rPr>
+          <w:rFonts w:hint="eastAsia" w:ascii="Times New Roman" w:hAnsi="Times New Roman" w:eastAsia="FangSong" w:cs="Times New Roman"/>
+        </w:rPr>
+        <w:t>葡萄糖</w:t>
+      </w:r>
+      <w:r>
+        <w:rPr>
+          <w:rFonts w:hint="eastAsia" w:ascii="Times New Roman" w:hAnsi="Times New Roman" w:eastAsia="Times New Roman" w:cs="Times New Roman"/>
+        </w:rPr>
+        <w:t>（</w:t>
+      </w:r>
+      <w:r>
+        <w:rPr>
+          <w:rFonts w:hint="eastAsia" w:ascii="Times New Roman" w:hAnsi="Times New Roman" w:eastAsia="FangSong" w:cs="Times New Roman"/>
+        </w:rPr>
+        <w:t>其糖二酸为内消旋体</w:t>
+      </w:r>
+      <w:r>
+        <w:rPr>
+          <w:rFonts w:hint="eastAsia" w:ascii="Times New Roman" w:hAnsi="Times New Roman" w:eastAsia="Times New Roman" w:cs="Times New Roman"/>
+        </w:rPr>
+        <w:t>，</w:t>
+      </w:r>
+      <w:r>
+        <w:rPr>
+          <w:rFonts w:hint="eastAsia" w:ascii="Times New Roman" w:hAnsi="Times New Roman" w:eastAsia="FangSong" w:cs="Times New Roman"/>
+        </w:rPr>
+        <w:t>无旋光</w:t>
+      </w:r>
+      <w:r>
+        <w:rPr>
+          <w:rFonts w:hint="eastAsia" w:ascii="Times New Roman" w:hAnsi="Times New Roman" w:eastAsia="Times New Roman" w:cs="Times New Roman"/>
+        </w:rPr>
+        <w:t>）。</w:t>
+      </w:r>
+    </w:p>
+    <w:p>
+      <w:pPr>
+        <w:pStyle w:val="BodyText"/>
+      </w:pPr>
+      <w:r>
+        <w:rPr>
+          <w:rFonts w:ascii="Times New Roman" w:hAnsi="Times New Roman" w:eastAsia="Times New Roman" w:cs="Times New Roman"/>
+          <w:b/>
+          <w:bCs/>
+        </w:rPr>
+        <w:t xml:space="preserve">6.</w:t>
+      </w:r>
+      <w:r>
+        <w:rPr>
+          <w:rFonts w:ascii="Times New Roman" w:hAnsi="Times New Roman" w:eastAsia="Times New Roman" w:cs="Times New Roman"/>
+        </w:rPr>
+        <w:t xml:space="preserve"> </w:t>
+      </w:r>
+      <w:r>
+        <w:rPr>
+          <w:rFonts w:ascii="Times New Roman" w:hAnsi="Times New Roman" w:eastAsia="Times New Roman" w:cs="Times New Roman"/>
+        </w:rPr>
+        <w:t xml:space="preserve">① </w:t>
+      </w:r>
+      <w:r>
+        <w:rPr>
+          <w:rFonts w:hint="eastAsia" w:ascii="Times New Roman" w:hAnsi="Times New Roman" w:eastAsia="Times New Roman" w:cs="Times New Roman"/>
+        </w:rPr>
+        <w:t>Tollens/Fehling</w:t>
+      </w:r>
+      <w:r>
+        <w:rPr>
+          <w:rFonts w:hint="eastAsia" w:ascii="Times New Roman" w:hAnsi="Times New Roman" w:eastAsia="FangSong" w:cs="Times New Roman"/>
+        </w:rPr>
+        <w:t>试剂</w:t>
+      </w:r>
+      <w:r>
+        <w:rPr>
+          <w:rFonts w:hint="eastAsia" w:ascii="Times New Roman" w:hAnsi="Times New Roman" w:eastAsia="Times New Roman" w:cs="Times New Roman"/>
+        </w:rPr>
+        <w:t>：</w:t>
+      </w:r>
+      <w:r>
+        <w:rPr>
+          <w:rFonts w:hint="eastAsia" w:ascii="Times New Roman" w:hAnsi="Times New Roman" w:eastAsia="FangSong" w:cs="Times New Roman"/>
+        </w:rPr>
+        <w:t>葡萄糖</w:t>
+      </w:r>
+      <w:r>
+        <w:rPr>
+          <w:rFonts w:hint="eastAsia" w:ascii="Times New Roman" w:hAnsi="Times New Roman" w:eastAsia="Times New Roman" w:cs="Times New Roman"/>
+        </w:rPr>
+        <w:t>（</w:t>
+      </w:r>
+      <w:r>
+        <w:rPr>
+          <w:rFonts w:hint="eastAsia" w:ascii="Times New Roman" w:hAnsi="Times New Roman" w:eastAsia="FangSong" w:cs="Times New Roman"/>
+        </w:rPr>
+        <w:t>还原性</w:t>
+      </w:r>
+      <w:r>
+        <w:rPr>
+          <w:rFonts w:hint="eastAsia" w:ascii="Times New Roman" w:hAnsi="Times New Roman" w:eastAsia="Times New Roman" w:cs="Times New Roman"/>
+        </w:rPr>
+        <w:t>）</w:t>
+      </w:r>
+      <w:r>
+        <w:rPr>
+          <w:rFonts w:hint="eastAsia" w:ascii="Times New Roman" w:hAnsi="Times New Roman" w:eastAsia="FangSong" w:cs="Times New Roman"/>
+        </w:rPr>
+        <w:t>呈阳性</w:t>
+      </w:r>
+      <w:r>
+        <w:rPr>
+          <w:rFonts w:hint="eastAsia" w:ascii="Times New Roman" w:hAnsi="Times New Roman" w:eastAsia="Times New Roman" w:cs="Times New Roman"/>
+        </w:rPr>
+        <w:t>，</w:t>
+      </w:r>
+      <w:r>
+        <w:rPr>
+          <w:rFonts w:hint="eastAsia" w:ascii="Times New Roman" w:hAnsi="Times New Roman" w:eastAsia="FangSong" w:cs="Times New Roman"/>
+        </w:rPr>
+        <w:t>甲基葡萄糖苷</w:t>
+      </w:r>
+      <w:r>
+        <w:rPr>
+          <w:rFonts w:hint="eastAsia" w:ascii="Times New Roman" w:hAnsi="Times New Roman" w:eastAsia="Times New Roman" w:cs="Times New Roman"/>
+        </w:rPr>
+        <w:t>（</w:t>
+      </w:r>
+      <w:r>
+        <w:rPr>
+          <w:rFonts w:hint="eastAsia" w:ascii="Times New Roman" w:hAnsi="Times New Roman" w:eastAsia="FangSong" w:cs="Times New Roman"/>
+        </w:rPr>
+        <w:t>非还原性</w:t>
+      </w:r>
+      <w:r>
+        <w:rPr>
+          <w:rFonts w:hint="eastAsia" w:ascii="Times New Roman" w:hAnsi="Times New Roman" w:eastAsia="Times New Roman" w:cs="Times New Roman"/>
+        </w:rPr>
+        <w:t>）</w:t>
+      </w:r>
+      <w:r>
+        <w:rPr>
+          <w:rFonts w:hint="eastAsia" w:ascii="Times New Roman" w:hAnsi="Times New Roman" w:eastAsia="FangSong" w:cs="Times New Roman"/>
+        </w:rPr>
+        <w:t>阴性</w:t>
+      </w:r>
+      <w:r>
+        <w:rPr>
+          <w:rFonts w:hint="eastAsia" w:ascii="Times New Roman" w:hAnsi="Times New Roman" w:eastAsia="Times New Roman" w:cs="Times New Roman"/>
+        </w:rPr>
+        <w:t>；②</w:t>
+      </w:r>
+      <w:r>
+        <w:rPr>
+          <w:rFonts w:ascii="Times New Roman" w:hAnsi="Times New Roman" w:eastAsia="Times New Roman" w:cs="Times New Roman"/>
+        </w:rPr>
+        <w:t xml:space="preserve"> </w:t>
+      </w:r>
+      <w:r>
+        <w:rPr>
+          <w:rFonts w:hint="eastAsia" w:ascii="Times New Roman" w:hAnsi="Times New Roman" w:eastAsia="FangSong" w:cs="Times New Roman"/>
+        </w:rPr>
+        <w:t>变旋检测</w:t>
+      </w:r>
+      <w:r>
+        <w:rPr>
+          <w:rFonts w:hint="eastAsia" w:ascii="Times New Roman" w:hAnsi="Times New Roman" w:eastAsia="Times New Roman" w:cs="Times New Roman"/>
+        </w:rPr>
+        <w:t>：</w:t>
+      </w:r>
+      <w:r>
+        <w:rPr>
+          <w:rFonts w:hint="eastAsia" w:ascii="Times New Roman" w:hAnsi="Times New Roman" w:eastAsia="FangSong" w:cs="Times New Roman"/>
+        </w:rPr>
+        <w:t>葡萄糖溶液放置旋光度变化</w:t>
+      </w:r>
+      <w:r>
+        <w:rPr>
+          <w:rFonts w:hint="eastAsia" w:ascii="Times New Roman" w:hAnsi="Times New Roman" w:eastAsia="Times New Roman" w:cs="Times New Roman"/>
+        </w:rPr>
+        <w:t>，</w:t>
+      </w:r>
+      <w:r>
+        <w:rPr>
+          <w:rFonts w:hint="eastAsia" w:ascii="Times New Roman" w:hAnsi="Times New Roman" w:eastAsia="FangSong" w:cs="Times New Roman"/>
+        </w:rPr>
+        <w:t>葡萄糖苷不变</w:t>
+      </w:r>
+      <w:r>
+        <w:rPr>
+          <w:rFonts w:hint="eastAsia" w:ascii="Times New Roman" w:hAnsi="Times New Roman" w:eastAsia="Times New Roman" w:cs="Times New Roman"/>
+        </w:rPr>
+        <w:t>；③</w:t>
+      </w:r>
+      <w:r>
+        <w:rPr>
+          <w:rFonts w:ascii="Times New Roman" w:hAnsi="Times New Roman" w:eastAsia="Times New Roman" w:cs="Times New Roman"/>
+        </w:rPr>
+        <w:t xml:space="preserve"> </w:t>
+      </w:r>
+      <w:r>
+        <w:rPr>
+          <w:rFonts w:hint="eastAsia" w:ascii="Times New Roman" w:hAnsi="Times New Roman" w:eastAsia="Times New Roman" w:cs="Times New Roman"/>
+        </w:rPr>
+        <w:t>Br</w:t>
+      </w:r>
+      <w:r>
+        <w:rPr>
+          <w:rFonts w:hint="eastAsia" w:ascii="Times New Roman" w:hAnsi="Times New Roman" w:eastAsia="Times New Roman" w:cs="Times New Roman"/>
+          <w:vertAlign w:val="subscript"/>
+        </w:rPr>
+        <w:t>2</w:t>
+      </w:r>
+      <w:r>
+        <w:rPr>
+          <w:rFonts w:hint="eastAsia" w:ascii="Times New Roman" w:hAnsi="Times New Roman" w:eastAsia="Times New Roman" w:cs="Times New Roman"/>
+        </w:rPr>
+        <w:t>/H</w:t>
+      </w:r>
+      <w:r>
+        <w:rPr>
+          <w:rFonts w:hint="eastAsia" w:ascii="Times New Roman" w:hAnsi="Times New Roman" w:eastAsia="Times New Roman" w:cs="Times New Roman"/>
+          <w:vertAlign w:val="subscript"/>
+        </w:rPr>
+        <w:t>2</w:t>
+      </w:r>
+      <w:r>
+        <w:rPr>
+          <w:rFonts w:hint="eastAsia" w:ascii="Times New Roman" w:hAnsi="Times New Roman" w:eastAsia="Times New Roman" w:cs="Times New Roman"/>
+        </w:rPr>
+        <w:t>O：</w:t>
+      </w:r>
+      <w:r>
+        <w:rPr>
+          <w:rFonts w:hint="eastAsia" w:ascii="Times New Roman" w:hAnsi="Times New Roman" w:eastAsia="FangSong" w:cs="Times New Roman"/>
+        </w:rPr>
+        <w:t>葡萄糖被氧化</w:t>
+      </w:r>
+      <w:r>
+        <w:rPr>
+          <w:rFonts w:hint="eastAsia" w:ascii="Times New Roman" w:hAnsi="Times New Roman" w:eastAsia="Times New Roman" w:cs="Times New Roman"/>
+        </w:rPr>
+        <w:t>（</w:t>
+      </w:r>
+      <w:r>
+        <w:rPr>
+          <w:rFonts w:hint="eastAsia" w:ascii="Times New Roman" w:hAnsi="Times New Roman" w:eastAsia="FangSong" w:cs="Times New Roman"/>
+        </w:rPr>
+        <w:t>溴水褪色</w:t>
+      </w:r>
+      <w:r>
+        <w:rPr>
+          <w:rFonts w:hint="eastAsia" w:ascii="Times New Roman" w:hAnsi="Times New Roman" w:eastAsia="Times New Roman" w:cs="Times New Roman"/>
+        </w:rPr>
+        <w:t>），</w:t>
+      </w:r>
+      <w:r>
+        <w:rPr>
+          <w:rFonts w:hint="eastAsia" w:ascii="Times New Roman" w:hAnsi="Times New Roman" w:eastAsia="FangSong" w:cs="Times New Roman"/>
+        </w:rPr>
+        <w:t>葡萄糖苷不反应</w:t>
+      </w:r>
+      <w:r>
+        <w:rPr>
+          <w:rFonts w:hint="eastAsia" w:ascii="Times New Roman" w:hAnsi="Times New Roman" w:eastAsia="Times New Roman" w:cs="Times New Roman"/>
+        </w:rPr>
+        <w:t>。</w:t>
+      </w:r>
+    </w:p>
+    <w:p>
+      <w:pPr>
+        <w:pStyle w:val="BodyText"/>
+      </w:pPr>
+      <w:r>
+        <w:rPr>
+          <w:rFonts w:ascii="Times New Roman" w:hAnsi="Times New Roman" w:eastAsia="Times New Roman" w:cs="Times New Roman"/>
+          <w:b/>
+          <w:bCs/>
+        </w:rPr>
+        <w:t xml:space="preserve">7.</w:t>
+      </w:r>
+      <w:r>
+        <w:rPr>
+          <w:rFonts w:ascii="Times New Roman" w:hAnsi="Times New Roman" w:eastAsia="Times New Roman" w:cs="Times New Roman"/>
+        </w:rPr>
+        <w:t xml:space="preserve"> </w:t>
+      </w:r>
+      <w:r>
+        <w:rPr>
+          <w:rFonts w:hint="eastAsia" w:ascii="Times New Roman" w:hAnsi="Times New Roman" w:eastAsia="Times New Roman" w:cs="Times New Roman"/>
+        </w:rPr>
+        <w:t>Edman</w:t>
+      </w:r>
+      <w:r>
+        <w:rPr>
+          <w:rFonts w:hint="eastAsia" w:ascii="Times New Roman" w:hAnsi="Times New Roman" w:eastAsia="FangSong" w:cs="Times New Roman"/>
+        </w:rPr>
+        <w:t>降解第</w:t>
+      </w:r>
+      <w:r>
+        <w:rPr>
+          <w:rFonts w:hint="eastAsia" w:ascii="Times New Roman" w:hAnsi="Times New Roman" w:eastAsia="Times New Roman" w:cs="Times New Roman"/>
+        </w:rPr>
+        <w:t>1</w:t>
+      </w:r>
+      <w:r>
+        <w:rPr>
+          <w:rFonts w:hint="eastAsia" w:ascii="Times New Roman" w:hAnsi="Times New Roman" w:eastAsia="FangSong" w:cs="Times New Roman"/>
+        </w:rPr>
+        <w:t>轮得</w:t>
+      </w:r>
+      <w:r>
+        <w:rPr>
+          <w:rFonts w:hint="eastAsia" w:ascii="Times New Roman" w:hAnsi="Times New Roman" w:eastAsia="Times New Roman" w:cs="Times New Roman"/>
+        </w:rPr>
+        <w:t>Phe→N</w:t>
+      </w:r>
+      <w:r>
+        <w:rPr>
+          <w:rFonts w:hint="eastAsia" w:ascii="Times New Roman" w:hAnsi="Times New Roman" w:eastAsia="FangSong" w:cs="Times New Roman"/>
+        </w:rPr>
+        <w:t>端为</w:t>
+      </w:r>
+      <w:r>
+        <w:rPr>
+          <w:rFonts w:hint="eastAsia" w:ascii="Times New Roman" w:hAnsi="Times New Roman" w:eastAsia="Times New Roman" w:cs="Times New Roman"/>
+        </w:rPr>
+        <w:t>Phe；</w:t>
+      </w:r>
+      <w:r>
+        <w:rPr>
+          <w:rFonts w:hint="eastAsia" w:ascii="Times New Roman" w:hAnsi="Times New Roman" w:eastAsia="FangSong" w:cs="Times New Roman"/>
+        </w:rPr>
+        <w:t>羧肽酶释放</w:t>
+      </w:r>
+      <w:r>
+        <w:rPr>
+          <w:rFonts w:hint="eastAsia" w:ascii="Times New Roman" w:hAnsi="Times New Roman" w:eastAsia="Times New Roman" w:cs="Times New Roman"/>
+        </w:rPr>
+        <w:t>Ala→C</w:t>
+      </w:r>
+      <w:r>
+        <w:rPr>
+          <w:rFonts w:hint="eastAsia" w:ascii="Times New Roman" w:hAnsi="Times New Roman" w:eastAsia="FangSong" w:cs="Times New Roman"/>
+        </w:rPr>
+        <w:t>端为</w:t>
+      </w:r>
+      <w:r>
+        <w:rPr>
+          <w:rFonts w:hint="eastAsia" w:ascii="Times New Roman" w:hAnsi="Times New Roman" w:eastAsia="Times New Roman" w:cs="Times New Roman"/>
+        </w:rPr>
+        <w:t>Ala。</w:t>
+      </w:r>
+      <w:r>
+        <w:rPr>
+          <w:rFonts w:hint="eastAsia" w:ascii="Times New Roman" w:hAnsi="Times New Roman" w:eastAsia="FangSong" w:cs="Times New Roman"/>
+        </w:rPr>
+        <w:t>序列</w:t>
+      </w:r>
+      <w:r>
+        <w:rPr>
+          <w:rFonts w:hint="eastAsia" w:ascii="Times New Roman" w:hAnsi="Times New Roman" w:eastAsia="Times New Roman" w:cs="Times New Roman"/>
+        </w:rPr>
+        <w:t>：</w:t>
+      </w:r>
+      <w:r>
+        <w:rPr>
+          <w:rFonts w:ascii="Times New Roman" w:hAnsi="Times New Roman" w:eastAsia="Times New Roman" w:cs="Times New Roman"/>
+          <w:b/>
+          <w:bCs/>
+        </w:rPr>
+        <w:t xml:space="preserve">Phe-Gly-Ala</w:t>
+      </w:r>
+      <w:r>
+        <w:rPr>
+          <w:rFonts w:hint="eastAsia" w:ascii="Times New Roman" w:hAnsi="Times New Roman" w:eastAsia="Times New Roman" w:cs="Times New Roman"/>
+        </w:rPr>
+        <w:t>（</w:t>
+      </w:r>
+      <w:r>
+        <w:rPr>
+          <w:rFonts w:hint="eastAsia" w:ascii="Times New Roman" w:hAnsi="Times New Roman" w:eastAsia="FangSong" w:cs="Times New Roman"/>
+        </w:rPr>
+        <w:t>或</w:t>
+      </w:r>
+      <w:r>
+        <w:rPr>
+          <w:rFonts w:hint="eastAsia" w:ascii="Times New Roman" w:hAnsi="Times New Roman" w:eastAsia="Times New Roman" w:cs="Times New Roman"/>
+        </w:rPr>
+        <w:t>Phe-Ala-Gly，</w:t>
+      </w:r>
+      <w:r>
+        <w:rPr>
+          <w:rFonts w:hint="eastAsia" w:ascii="Times New Roman" w:hAnsi="Times New Roman" w:eastAsia="FangSong" w:cs="Times New Roman"/>
+        </w:rPr>
+        <w:t>需根据水解产物等物质的量推断</w:t>
+      </w:r>
+      <w:r>
+        <w:rPr>
+          <w:rFonts w:hint="eastAsia" w:ascii="Times New Roman" w:hAnsi="Times New Roman" w:eastAsia="Times New Roman" w:cs="Times New Roman"/>
+        </w:rPr>
+        <w:t>，</w:t>
+      </w:r>
+      <w:r>
+        <w:rPr>
+          <w:rFonts w:hint="eastAsia" w:ascii="Times New Roman" w:hAnsi="Times New Roman" w:eastAsia="FangSong" w:cs="Times New Roman"/>
+        </w:rPr>
+        <w:t>若等物质的量则</w:t>
+      </w:r>
+      <w:r>
+        <w:rPr>
+          <w:rFonts w:hint="eastAsia" w:ascii="Times New Roman" w:hAnsi="Times New Roman" w:eastAsia="Times New Roman" w:cs="Times New Roman"/>
+        </w:rPr>
+        <w:t>Phe-Gly-Ala，</w:t>
+      </w:r>
+      <w:r>
+        <w:rPr>
+          <w:rFonts w:hint="eastAsia" w:ascii="Times New Roman" w:hAnsi="Times New Roman" w:eastAsia="FangSong" w:cs="Times New Roman"/>
+        </w:rPr>
+        <w:t>因</w:t>
+      </w:r>
+      <w:r>
+        <w:rPr>
+          <w:rFonts w:hint="eastAsia" w:ascii="Times New Roman" w:hAnsi="Times New Roman" w:eastAsia="Times New Roman" w:cs="Times New Roman"/>
+        </w:rPr>
+        <w:t>Phe、Gly、Ala</w:t>
+      </w:r>
+      <w:r>
+        <w:rPr>
+          <w:rFonts w:hint="eastAsia" w:ascii="Times New Roman" w:hAnsi="Times New Roman" w:eastAsia="FangSong" w:cs="Times New Roman"/>
+        </w:rPr>
+        <w:t>各一个</w:t>
+      </w:r>
+      <w:r>
+        <w:rPr>
+          <w:rFonts w:hint="eastAsia" w:ascii="Times New Roman" w:hAnsi="Times New Roman" w:eastAsia="Times New Roman" w:cs="Times New Roman"/>
+        </w:rPr>
+        <w:t>）。</w:t>
+      </w:r>
+    </w:p>
+    <w:p>
+      <w:pPr>
+        <w:pStyle w:val="BodyText"/>
+      </w:pPr>
+      <w:r>
+        <w:rPr>
+          <w:rFonts w:ascii="Times New Roman" w:hAnsi="Times New Roman" w:eastAsia="Times New Roman" w:cs="Times New Roman"/>
+          <w:b/>
+          <w:bCs/>
+        </w:rPr>
+        <w:t xml:space="preserve">8.</w:t>
+      </w:r>
+      <w:r>
+        <w:rPr>
+          <w:rFonts w:ascii="Times New Roman" w:hAnsi="Times New Roman" w:eastAsia="Times New Roman" w:cs="Times New Roman"/>
+        </w:rPr>
+        <w:t xml:space="preserve"> </w:t>
+      </w:r>
+      <w:r>
+        <w:rPr>
+          <w:rFonts w:ascii="Times New Roman" w:hAnsi="Times New Roman" w:eastAsia="Times New Roman" w:cs="Times New Roman"/>
+        </w:rPr>
+        <w:t xml:space="preserve">(a) </w:t>
+      </w:r>
+      <w:r>
+        <w:rPr>
+          <w:rFonts w:hint="eastAsia" w:ascii="Times New Roman" w:hAnsi="Times New Roman" w:eastAsia="FangSong" w:cs="Times New Roman"/>
+        </w:rPr>
+        <w:t>碱性</w:t>
+      </w:r>
+      <w:r>
+        <w:rPr>
+          <w:rFonts w:hint="eastAsia" w:ascii="Times New Roman" w:hAnsi="Times New Roman" w:eastAsia="Times New Roman" w:cs="Times New Roman"/>
+        </w:rPr>
+        <w:t>：</w:t>
+      </w:r>
+      <w:r>
+        <w:rPr>
+          <w:rFonts w:hint="eastAsia" w:ascii="Times New Roman" w:hAnsi="Times New Roman" w:eastAsia="FangSong" w:cs="Times New Roman"/>
+        </w:rPr>
+        <w:t>吡啶</w:t>
+      </w:r>
+      <w:r>
+        <w:rPr>
+          <w:rFonts w:hint="eastAsia" w:ascii="Times New Roman" w:hAnsi="Times New Roman" w:eastAsia="Times New Roman" w:cs="Times New Roman"/>
+        </w:rPr>
+        <w:t>(pKb~8.8)</w:t>
+      </w:r>
+      <w:r>
+        <w:rPr>
+          <w:rFonts w:ascii="Times New Roman" w:hAnsi="Times New Roman" w:eastAsia="Times New Roman" w:cs="Times New Roman"/>
+        </w:rPr>
+        <w:t xml:space="preserve"> &gt; </w:t>
+      </w:r>
+      <w:r>
+        <w:rPr>
+          <w:rFonts w:hint="eastAsia" w:ascii="Times New Roman" w:hAnsi="Times New Roman" w:eastAsia="FangSong" w:cs="Times New Roman"/>
+        </w:rPr>
+        <w:t>嘧啶</w:t>
+      </w:r>
+      <w:r>
+        <w:rPr>
+          <w:rFonts w:hint="eastAsia" w:ascii="Times New Roman" w:hAnsi="Times New Roman" w:eastAsia="Times New Roman" w:cs="Times New Roman"/>
+        </w:rPr>
+        <w:t>(pKb~12.7)，</w:t>
+      </w:r>
+      <w:r>
+        <w:rPr>
+          <w:rFonts w:hint="eastAsia" w:ascii="Times New Roman" w:hAnsi="Times New Roman" w:eastAsia="FangSong" w:cs="Times New Roman"/>
+        </w:rPr>
+        <w:t>嘧啶两个</w:t>
+      </w:r>
+      <w:r>
+        <w:rPr>
+          <w:rFonts w:hint="eastAsia" w:ascii="Times New Roman" w:hAnsi="Times New Roman" w:eastAsia="Times New Roman" w:cs="Times New Roman"/>
+        </w:rPr>
+        <w:t>N</w:t>
+      </w:r>
+      <w:r>
+        <w:rPr>
+          <w:rFonts w:hint="eastAsia" w:ascii="Times New Roman" w:hAnsi="Times New Roman" w:eastAsia="FangSong" w:cs="Times New Roman"/>
+        </w:rPr>
+        <w:t>的协同</w:t>
+      </w:r>
+      <w:r>
+        <w:rPr>
+          <w:rFonts w:hint="eastAsia" w:ascii="Times New Roman" w:hAnsi="Times New Roman" w:eastAsia="Times New Roman" w:cs="Times New Roman"/>
+        </w:rPr>
+        <w:t>-I</w:t>
+      </w:r>
+      <w:r>
+        <w:rPr>
+          <w:rFonts w:hint="eastAsia" w:ascii="Times New Roman" w:hAnsi="Times New Roman" w:eastAsia="FangSong" w:cs="Times New Roman"/>
+        </w:rPr>
+        <w:t>效应使</w:t>
+      </w:r>
+      <w:r>
+        <w:rPr>
+          <w:rFonts w:hint="eastAsia" w:ascii="Times New Roman" w:hAnsi="Times New Roman" w:eastAsia="Times New Roman" w:cs="Times New Roman"/>
+        </w:rPr>
+        <w:t>N</w:t>
+      </w:r>
+      <w:r>
+        <w:rPr>
+          <w:rFonts w:hint="eastAsia" w:ascii="Times New Roman" w:hAnsi="Times New Roman" w:eastAsia="FangSong" w:cs="Times New Roman"/>
+        </w:rPr>
+        <w:t>上电子密度更低</w:t>
+      </w:r>
+      <w:r>
+        <w:rPr>
+          <w:rFonts w:hint="eastAsia" w:ascii="Times New Roman" w:hAnsi="Times New Roman" w:eastAsia="Times New Roman" w:cs="Times New Roman"/>
+        </w:rPr>
+        <w:t>。</w:t>
+      </w:r>
+      <w:r>
+        <w:rPr>
+          <w:rFonts w:ascii="Times New Roman" w:hAnsi="Times New Roman" w:eastAsia="Times New Roman" w:cs="Times New Roman"/>
+        </w:rPr>
+        <w:t xml:space="preserve"> </w:t>
+      </w:r>
+      <w:r>
+        <w:rPr>
+          <w:rFonts w:ascii="Times New Roman" w:hAnsi="Times New Roman" w:eastAsia="Times New Roman" w:cs="Times New Roman"/>
+        </w:rPr>
+        <w:t xml:space="preserve">(b) </w:t>
+      </w:r>
+      <w:r>
+        <w:rPr>
+          <w:rFonts w:hint="eastAsia" w:ascii="Times New Roman" w:hAnsi="Times New Roman" w:eastAsia="FangSong" w:cs="Times New Roman"/>
+        </w:rPr>
+        <w:t>嘧啶比吡啶更缺电子</w:t>
+      </w:r>
+      <w:r>
+        <w:rPr>
+          <w:rFonts w:hint="eastAsia" w:ascii="Times New Roman" w:hAnsi="Times New Roman" w:eastAsia="Times New Roman" w:cs="Times New Roman"/>
+        </w:rPr>
+        <w:t>→</w:t>
+      </w:r>
+      <w:r>
+        <w:rPr>
+          <w:rFonts w:hint="eastAsia" w:ascii="Times New Roman" w:hAnsi="Times New Roman" w:eastAsia="FangSong" w:cs="Times New Roman"/>
+        </w:rPr>
+        <w:t>亲核取代</w:t>
+      </w:r>
+      <w:r>
+        <w:rPr>
+          <w:rFonts w:hint="eastAsia" w:ascii="Times New Roman" w:hAnsi="Times New Roman" w:eastAsia="Times New Roman" w:cs="Times New Roman"/>
+        </w:rPr>
+        <w:t>(SNA)</w:t>
+      </w:r>
+      <w:r>
+        <w:rPr>
+          <w:rFonts w:hint="eastAsia" w:ascii="Times New Roman" w:hAnsi="Times New Roman" w:eastAsia="FangSong" w:cs="Times New Roman"/>
+        </w:rPr>
+        <w:t>活性更强</w:t>
+      </w:r>
+      <w:r>
+        <w:rPr>
+          <w:rFonts w:hint="eastAsia" w:ascii="Times New Roman" w:hAnsi="Times New Roman" w:eastAsia="Times New Roman" w:cs="Times New Roman"/>
+        </w:rPr>
+        <w:t>；</w:t>
+      </w:r>
+      <w:r>
+        <w:rPr>
+          <w:rFonts w:hint="eastAsia" w:ascii="Times New Roman" w:hAnsi="Times New Roman" w:eastAsia="FangSong" w:cs="Times New Roman"/>
+        </w:rPr>
+        <w:t>嘧啶的</w:t>
+      </w:r>
+      <w:r>
+        <w:rPr>
+          <w:rFonts w:hint="eastAsia" w:ascii="Times New Roman" w:hAnsi="Times New Roman" w:eastAsia="Times New Roman" w:cs="Times New Roman"/>
+        </w:rPr>
+        <w:t>C4/C6</w:t>
+      </w:r>
+      <w:r>
+        <w:rPr>
+          <w:rFonts w:hint="eastAsia" w:ascii="Times New Roman" w:hAnsi="Times New Roman" w:eastAsia="FangSong" w:cs="Times New Roman"/>
+        </w:rPr>
+        <w:t>位最活泼</w:t>
+      </w:r>
+      <w:r>
+        <w:rPr>
+          <w:rFonts w:hint="eastAsia" w:ascii="Times New Roman" w:hAnsi="Times New Roman" w:eastAsia="Times New Roman" w:cs="Times New Roman"/>
+        </w:rPr>
+        <w:t>（</w:t>
+      </w:r>
+      <w:r>
+        <w:rPr>
+          <w:rFonts w:hint="eastAsia" w:ascii="Times New Roman" w:hAnsi="Times New Roman" w:eastAsia="FangSong" w:cs="Times New Roman"/>
+        </w:rPr>
+        <w:t>两个</w:t>
+      </w:r>
+      <w:r>
+        <w:rPr>
+          <w:rFonts w:hint="eastAsia" w:ascii="Times New Roman" w:hAnsi="Times New Roman" w:eastAsia="Times New Roman" w:cs="Times New Roman"/>
+        </w:rPr>
+        <w:t>N</w:t>
+      </w:r>
+      <w:r>
+        <w:rPr>
+          <w:rFonts w:hint="eastAsia" w:ascii="Times New Roman" w:hAnsi="Times New Roman" w:eastAsia="FangSong" w:cs="Times New Roman"/>
+        </w:rPr>
+        <w:t>的活化叠加</w:t>
+      </w:r>
+      <w:r>
+        <w:rPr>
+          <w:rFonts w:hint="eastAsia" w:ascii="Times New Roman" w:hAnsi="Times New Roman" w:eastAsia="Times New Roman" w:cs="Times New Roman"/>
+        </w:rPr>
+        <w:t>）。</w:t>
+      </w:r>
+      <w:r>
+        <w:rPr>
+          <w:rFonts w:hint="eastAsia" w:ascii="Times New Roman" w:hAnsi="Times New Roman" w:eastAsia="FangSong" w:cs="Times New Roman"/>
+        </w:rPr>
+        <w:t>吡啶的</w:t>
+      </w:r>
+      <w:r>
+        <w:rPr>
+          <w:rFonts w:hint="eastAsia" w:ascii="Times New Roman" w:hAnsi="Times New Roman" w:eastAsia="Times New Roman" w:cs="Times New Roman"/>
+        </w:rPr>
+        <w:t>Chichibabin</w:t>
+      </w:r>
+      <w:r>
+        <w:rPr>
+          <w:rFonts w:hint="eastAsia" w:ascii="Times New Roman" w:hAnsi="Times New Roman" w:eastAsia="FangSong" w:cs="Times New Roman"/>
+        </w:rPr>
+        <w:t>反应在</w:t>
+      </w:r>
+      <w:r>
+        <w:rPr>
+          <w:rFonts w:hint="eastAsia" w:ascii="Times New Roman" w:hAnsi="Times New Roman" w:eastAsia="Times New Roman" w:cs="Times New Roman"/>
+        </w:rPr>
+        <w:t>C2</w:t>
+      </w:r>
+      <w:r>
+        <w:rPr>
+          <w:rFonts w:hint="eastAsia" w:ascii="Times New Roman" w:hAnsi="Times New Roman" w:eastAsia="FangSong" w:cs="Times New Roman"/>
+        </w:rPr>
+        <w:t>位</w:t>
+      </w:r>
+      <w:r>
+        <w:rPr>
+          <w:rFonts w:hint="eastAsia" w:ascii="Times New Roman" w:hAnsi="Times New Roman" w:eastAsia="Times New Roman" w:cs="Times New Roman"/>
+        </w:rPr>
+        <w:t>。</w:t>
+      </w:r>
+      <w:r>
+        <w:rPr>
+          <w:rFonts w:ascii="Times New Roman" w:hAnsi="Times New Roman" w:eastAsia="Times New Roman" w:cs="Times New Roman"/>
+        </w:rPr>
+        <w:t xml:space="preserve"> </w:t>
+      </w:r>
+      <w:r>
+        <w:rPr>
+          <w:rFonts w:ascii="Times New Roman" w:hAnsi="Times New Roman" w:eastAsia="Times New Roman" w:cs="Times New Roman"/>
+        </w:rPr>
+        <w:t xml:space="preserve">(c) </w:t>
+      </w:r>
+      <w:r>
+        <w:rPr>
+          <w:rFonts w:hint="eastAsia" w:ascii="Times New Roman" w:hAnsi="Times New Roman" w:eastAsia="FangSong" w:cs="Times New Roman"/>
+        </w:rPr>
+        <w:t>吡啶的</w:t>
+      </w:r>
+      <w:r>
+        <w:rPr>
+          <w:rFonts w:hint="eastAsia" w:ascii="Times New Roman" w:hAnsi="Times New Roman" w:eastAsia="Times New Roman" w:cs="Times New Roman"/>
+        </w:rPr>
+        <w:t>SEAr</w:t>
+      </w:r>
+      <w:r>
+        <w:rPr>
+          <w:rFonts w:hint="eastAsia" w:ascii="Times New Roman" w:hAnsi="Times New Roman" w:eastAsia="FangSong" w:cs="Times New Roman"/>
+        </w:rPr>
+        <w:t>已很困难</w:t>
+      </w:r>
+      <w:r>
+        <w:rPr>
+          <w:rFonts w:hint="eastAsia" w:ascii="Times New Roman" w:hAnsi="Times New Roman" w:eastAsia="Times New Roman" w:cs="Times New Roman"/>
+        </w:rPr>
+        <w:t>（</w:t>
+      </w:r>
+      <w:r>
+        <w:rPr>
+          <w:rFonts w:hint="eastAsia" w:ascii="Times New Roman" w:hAnsi="Times New Roman" w:eastAsia="FangSong" w:cs="Times New Roman"/>
+        </w:rPr>
+        <w:t>需</w:t>
+      </w:r>
+      <w:r>
+        <w:rPr>
+          <w:rFonts w:hint="eastAsia" w:ascii="Times New Roman" w:hAnsi="Times New Roman" w:eastAsia="Times New Roman" w:cs="Times New Roman"/>
+        </w:rPr>
+        <w:t>&gt;300°C）；</w:t>
+      </w:r>
+      <w:r>
+        <w:rPr>
+          <w:rFonts w:hint="eastAsia" w:ascii="Times New Roman" w:hAnsi="Times New Roman" w:eastAsia="FangSong" w:cs="Times New Roman"/>
+        </w:rPr>
+        <w:t>嘧啶几乎不发生</w:t>
+      </w:r>
+      <w:r>
+        <w:rPr>
+          <w:rFonts w:hint="eastAsia" w:ascii="Times New Roman" w:hAnsi="Times New Roman" w:eastAsia="Times New Roman" w:cs="Times New Roman"/>
+        </w:rPr>
+        <w:t>SEAr（</w:t>
+      </w:r>
+      <w:r>
+        <w:rPr>
+          <w:rFonts w:hint="eastAsia" w:ascii="Times New Roman" w:hAnsi="Times New Roman" w:eastAsia="FangSong" w:cs="Times New Roman"/>
+        </w:rPr>
+        <w:t>两个</w:t>
+      </w:r>
+      <w:r>
+        <w:rPr>
+          <w:rFonts w:hint="eastAsia" w:ascii="Times New Roman" w:hAnsi="Times New Roman" w:eastAsia="Times New Roman" w:cs="Times New Roman"/>
+        </w:rPr>
+        <w:t>N</w:t>
+      </w:r>
+      <w:r>
+        <w:rPr>
+          <w:rFonts w:hint="eastAsia" w:ascii="Times New Roman" w:hAnsi="Times New Roman" w:eastAsia="FangSong" w:cs="Times New Roman"/>
+        </w:rPr>
+        <w:t>使环极度缺电子</w:t>
+      </w:r>
+      <w:r>
+        <w:rPr>
+          <w:rFonts w:hint="eastAsia" w:ascii="Times New Roman" w:hAnsi="Times New Roman" w:eastAsia="Times New Roman" w:cs="Times New Roman"/>
+        </w:rPr>
+        <w:t>）。</w:t>
+      </w:r>
+    </w:p>
+    <w:p>
+      <w:pPr>
+        <w:spacing w:before="160" w:after="80"/>
+      </w:pPr>
+      <w:r>
+        <w:pict>
+          <v:rect style="width:0;height:1.5pt" o:hralign="center" o:hrstd="t" o:hr="t"/>
+        </w:pict>
+      </w:r>
+    </w:p>
+    <w:bookmarkEnd w:id="61"/>
+    <w:bookmarkStart w:id="62" w:name="拓展与联系"/>
+    <w:p>
+      <w:pPr>
+        <w:pStyle w:val="Heading2"/>
+        <w:spacing w:before="280" w:after="120"/>
+      </w:pPr>
+      <w:r>
+        <w:rPr>
+          <w:rFonts w:hint="eastAsia" w:ascii="Times New Roman" w:hAnsi="Times New Roman" w:eastAsia="SimHei" w:cs="Times New Roman"/>
+        </w:rPr>
+        <w:t xml:space="preserve">拓展与联系</w:t>
       </w:r>
     </w:p>
     <w:p>
@@ -23111,67 +25326,49 @@
         <w:rPr>
           <w:rFonts w:hint="eastAsia" w:ascii="Times New Roman" w:hAnsi="Times New Roman" w:eastAsia="Times New Roman" w:cs="Times New Roman"/>
         </w:rPr>
-        <w:t>D-</w:t>
-      </w:r>
-      <w:r>
-        <w:rPr>
-          <w:rFonts w:hint="eastAsia" w:ascii="Times New Roman" w:hAnsi="Times New Roman" w:eastAsia="FangSong" w:cs="Times New Roman"/>
-        </w:rPr>
-        <w:t>葡萄糖的</w:t>
-      </w:r>
-      <w:r>
-        <w:rPr>
-          <w:rFonts w:hint="eastAsia" w:ascii="Times New Roman" w:hAnsi="Times New Roman" w:eastAsia="Times New Roman" w:cs="Times New Roman"/>
-        </w:rPr>
-        <w:t>Haworth</w:t>
-      </w:r>
-      <w:r>
-        <w:rPr>
-          <w:rFonts w:hint="eastAsia" w:ascii="Times New Roman" w:hAnsi="Times New Roman" w:eastAsia="FangSong" w:cs="Times New Roman"/>
-        </w:rPr>
-        <w:t>式中</w:t>
-      </w:r>
-      <w:r>
-        <w:rPr>
-          <w:rFonts w:hint="eastAsia" w:ascii="Times New Roman" w:hAnsi="Times New Roman" w:eastAsia="Times New Roman" w:cs="Times New Roman"/>
-        </w:rPr>
-        <w:t>，β</w:t>
-      </w:r>
-      <w:r>
-        <w:rPr>
-          <w:rFonts w:hint="eastAsia" w:ascii="Times New Roman" w:hAnsi="Times New Roman" w:eastAsia="FangSong" w:cs="Times New Roman"/>
-        </w:rPr>
-        <w:t>型的异头</w:t>
-      </w:r>
-      <w:r>
-        <w:rPr>
-          <w:rFonts w:hint="eastAsia" w:ascii="Times New Roman" w:hAnsi="Times New Roman" w:eastAsia="Times New Roman" w:cs="Times New Roman"/>
-        </w:rPr>
-        <w:t>-OH</w:t>
-      </w:r>
-      <w:r>
-        <w:rPr>
-          <w:rFonts w:hint="eastAsia" w:ascii="Times New Roman" w:hAnsi="Times New Roman" w:eastAsia="FangSong" w:cs="Times New Roman"/>
-        </w:rPr>
-        <w:t>在环平面上方还是下方</w:t>
-      </w:r>
-      <w:r>
-        <w:rPr>
-          <w:rFonts w:hint="eastAsia" w:ascii="Times New Roman" w:hAnsi="Times New Roman" w:eastAsia="Times New Roman" w:cs="Times New Roman"/>
-        </w:rPr>
-        <w:t>？</w:t>
-      </w:r>
-      <w:r>
-        <w:rPr>
-          <w:rFonts w:hint="eastAsia" w:ascii="Times New Roman" w:hAnsi="Times New Roman" w:eastAsia="FangSong" w:cs="Times New Roman"/>
-        </w:rPr>
-        <w:t>写出判断依据</w:t>
-      </w:r>
-      <w:r>
-        <w:rPr>
-          <w:rFonts w:hint="eastAsia" w:ascii="Times New Roman" w:hAnsi="Times New Roman" w:eastAsia="Times New Roman" w:cs="Times New Roman"/>
-        </w:rPr>
-        <w:t>。</w:t>
+        <w:t>03-</w:t>
+      </w:r>
+      <w:r>
+        <w:rPr>
+          <w:rFonts w:hint="eastAsia" w:ascii="Times New Roman" w:hAnsi="Times New Roman" w:eastAsia="FangSong" w:cs="Times New Roman"/>
+        </w:rPr>
+        <w:t>知识点</w:t>
+      </w:r>
+      <w:r>
+        <w:rPr>
+          <w:rFonts w:hint="eastAsia" w:ascii="Times New Roman" w:hAnsi="Times New Roman" w:eastAsia="Times New Roman" w:cs="Times New Roman"/>
+        </w:rPr>
+        <w:t>/</w:t>
+      </w:r>
+      <w:r>
+        <w:rPr>
+          <w:rFonts w:hint="eastAsia" w:ascii="Times New Roman" w:hAnsi="Times New Roman" w:eastAsia="FangSong" w:cs="Times New Roman"/>
+        </w:rPr>
+        <w:t>有机化学</w:t>
+      </w:r>
+      <w:r>
+        <w:rPr>
+          <w:rFonts w:hint="eastAsia" w:ascii="Times New Roman" w:hAnsi="Times New Roman" w:eastAsia="Times New Roman" w:cs="Times New Roman"/>
+        </w:rPr>
+        <w:t>/</w:t>
+      </w:r>
+      <w:r>
+        <w:rPr>
+          <w:rFonts w:hint="eastAsia" w:ascii="Times New Roman" w:hAnsi="Times New Roman" w:eastAsia="FangSong" w:cs="Times New Roman"/>
+        </w:rPr>
+        <w:t>杂环化合物</w:t>
+      </w:r>
+      <w:r>
+        <w:rPr>
+          <w:rFonts w:ascii="Times New Roman" w:hAnsi="Times New Roman" w:eastAsia="Times New Roman" w:cs="Times New Roman"/>
+        </w:rPr>
+        <w:t xml:space="preserve"> — </w:t>
+      </w:r>
+      <w:r>
+        <w:rPr>
+          <w:rFonts w:hint="eastAsia" w:ascii="Times New Roman" w:hAnsi="Times New Roman" w:eastAsia="FangSong" w:cs="Times New Roman"/>
+        </w:rPr>
+        <w:t xml:space="preserve">杂环电子结构与反应性系统论述</w:t>
       </w:r>
     </w:p>
     <w:p>
@@ -23184,2053 +25381,51 @@
       </w:pPr>
       <w:r>
         <w:rPr>
-          <w:rFonts w:hint="eastAsia" w:ascii="Times New Roman" w:hAnsi="Times New Roman" w:eastAsia="FangSong" w:cs="Times New Roman"/>
-        </w:rPr>
-        <w:t>计算丙氨酸</w:t>
-      </w:r>
-      <w:r>
-        <w:rPr>
-          <w:rFonts w:hint="eastAsia" w:ascii="Times New Roman" w:hAnsi="Times New Roman" w:eastAsia="Times New Roman" w:cs="Times New Roman"/>
-        </w:rPr>
-        <w:t>(Ala)</w:t>
-      </w:r>
-      <w:r>
-        <w:rPr>
-          <w:rFonts w:hint="eastAsia" w:ascii="Times New Roman" w:hAnsi="Times New Roman" w:eastAsia="FangSong" w:cs="Times New Roman"/>
-        </w:rPr>
-        <w:t>的</w:t>
-      </w:r>
-      <w:r>
-        <w:rPr>
-          <w:rFonts w:hint="eastAsia" w:ascii="Times New Roman" w:hAnsi="Times New Roman" w:eastAsia="Times New Roman" w:cs="Times New Roman"/>
-        </w:rPr>
-        <w:t>pI，</w:t>
-      </w:r>
-      <w:r>
-        <w:rPr>
-          <w:rFonts w:hint="eastAsia" w:ascii="Times New Roman" w:hAnsi="Times New Roman" w:eastAsia="FangSong" w:cs="Times New Roman"/>
-        </w:rPr>
-        <w:t>已知</w:t>
-      </w:r>
-      <w:r>
-        <w:rPr>
-          <w:rFonts w:hint="eastAsia" w:ascii="Times New Roman" w:hAnsi="Times New Roman" w:eastAsia="Times New Roman" w:cs="Times New Roman"/>
-        </w:rPr>
-        <w:t>pKa</w:t>
-      </w:r>
-      <w:r>
-        <w:rPr>
-          <w:rFonts w:hint="eastAsia" w:ascii="Times New Roman" w:hAnsi="Times New Roman" w:eastAsia="Times New Roman" w:cs="Times New Roman"/>
-          <w:vertAlign w:val="subscript"/>
-        </w:rPr>
-        <w:t>1</w:t>
-      </w:r>
-      <w:r>
-        <w:rPr>
-          <w:rFonts w:hint="eastAsia" w:ascii="Times New Roman" w:hAnsi="Times New Roman" w:eastAsia="Times New Roman" w:cs="Times New Roman"/>
-        </w:rPr>
-        <w:t>=2.34，pKa</w:t>
-      </w:r>
-      <w:r>
-        <w:rPr>
-          <w:rFonts w:hint="eastAsia" w:ascii="Times New Roman" w:hAnsi="Times New Roman" w:eastAsia="Times New Roman" w:cs="Times New Roman"/>
-          <w:vertAlign w:val="subscript"/>
-        </w:rPr>
-        <w:t>2</w:t>
-      </w:r>
-      <w:r>
-        <w:rPr>
-          <w:rFonts w:hint="eastAsia" w:ascii="Times New Roman" w:hAnsi="Times New Roman" w:eastAsia="Times New Roman" w:cs="Times New Roman"/>
-        </w:rPr>
-        <w:t>=9.69。</w:t>
-      </w:r>
-    </w:p>
-    <w:bookmarkEnd w:id="57"/>
-    <w:bookmarkStart w:id="58" w:name="提高训练"/>
-    <w:p>
-      <w:pPr>
-        <w:pStyle w:val="Heading3"/>
-        <w:spacing w:before="280" w:after="120"/>
-      </w:pPr>
-      <w:r>
-        <w:rPr>
-          <w:rFonts w:ascii="Times New Roman" w:hAnsi="Times New Roman" w:eastAsia="Times New Roman" w:cs="Times New Roman"/>
-        </w:rPr>
-        <w:t xml:space="preserve">6.2 </w:t>
-      </w:r>
-      <w:r>
-        <w:rPr>
-          <w:rFonts w:hint="eastAsia" w:ascii="Times New Roman" w:hAnsi="Times New Roman" w:eastAsia="SimHei" w:cs="Times New Roman"/>
-        </w:rPr>
-        <w:t xml:space="preserve">提高训练</w:t>
-      </w:r>
-    </w:p>
-    <w:p>
-      <w:pPr>
-        <w:numPr>
-          <w:ilvl w:val="0"/>
-          <w:numId w:val="1005"/>
-        </w:numPr>
-      </w:pPr>
-      <w:r>
-        <w:rPr>
-          <w:rFonts w:hint="eastAsia" w:ascii="Times New Roman" w:hAnsi="Times New Roman" w:eastAsia="FangSong" w:cs="Times New Roman"/>
-        </w:rPr>
-        <w:t>写出以下聚合物重复单元对应的单体和聚合类型</w:t>
-      </w:r>
-      <w:r>
-        <w:rPr>
-          <w:rFonts w:hint="eastAsia" w:ascii="Times New Roman" w:hAnsi="Times New Roman" w:eastAsia="Times New Roman" w:cs="Times New Roman"/>
-        </w:rPr>
-        <w:t>：</w:t>
-      </w:r>
-    </w:p>
-    <w:p>
-      <w:pPr>
-        <w:pStyle w:val="Compact"/>
-        <w:numPr>
-          <w:ilvl w:val="1"/>
-          <w:numId w:val="1006"/>
-        </w:numPr>
-      </w:pPr>
-      <w:r>
-        <w:rPr>
-          <w:rFonts w:ascii="Times New Roman" w:hAnsi="Times New Roman" w:eastAsia="Times New Roman" w:cs="Times New Roman"/>
-        </w:rPr>
-        <w:t>(-NH-(CH</w:t>
-      </w:r>
-      <w:r>
-        <w:rPr>
-          <w:rFonts w:ascii="Times New Roman" w:hAnsi="Times New Roman" w:eastAsia="Times New Roman" w:cs="Times New Roman"/>
-          <w:vertAlign w:val="subscript"/>
-        </w:rPr>
-        <w:t>2</w:t>
-      </w:r>
-      <w:r>
-        <w:rPr>
-          <w:rFonts w:ascii="Times New Roman" w:hAnsi="Times New Roman" w:eastAsia="Times New Roman" w:cs="Times New Roman"/>
-        </w:rPr>
-        <w:t>)</w:t>
-      </w:r>
-      <w:r>
-        <w:rPr>
-          <w:rFonts w:ascii="Times New Roman" w:hAnsi="Times New Roman" w:eastAsia="Times New Roman" w:cs="Times New Roman"/>
-          <w:vertAlign w:val="subscript"/>
-        </w:rPr>
-        <w:t>6</w:t>
-      </w:r>
-      <w:r>
-        <w:rPr>
-          <w:rFonts w:ascii="Times New Roman" w:hAnsi="Times New Roman" w:eastAsia="Times New Roman" w:cs="Times New Roman"/>
-        </w:rPr>
-        <w:t>-NH-CO-(CH</w:t>
-      </w:r>
-      <w:r>
-        <w:rPr>
-          <w:rFonts w:ascii="Times New Roman" w:hAnsi="Times New Roman" w:eastAsia="Times New Roman" w:cs="Times New Roman"/>
-          <w:vertAlign w:val="subscript"/>
-        </w:rPr>
-        <w:t>2</w:t>
-      </w:r>
-      <w:r>
-        <w:rPr>
-          <w:rFonts w:ascii="Times New Roman" w:hAnsi="Times New Roman" w:eastAsia="Times New Roman" w:cs="Times New Roman"/>
-        </w:rPr>
-        <w:t>)</w:t>
-      </w:r>
-      <w:r>
-        <w:rPr>
-          <w:rFonts w:ascii="Times New Roman" w:hAnsi="Times New Roman" w:eastAsia="Times New Roman" w:cs="Times New Roman"/>
-          <w:vertAlign w:val="subscript"/>
-        </w:rPr>
-        <w:t>4</w:t>
-      </w:r>
-      <w:r>
-        <w:rPr>
-          <w:rFonts w:ascii="Times New Roman" w:hAnsi="Times New Roman" w:eastAsia="Times New Roman" w:cs="Times New Roman"/>
-        </w:rPr>
-        <w:t>-CO-)</w:t>
-      </w:r>
-      <w:r>
-        <w:rPr>
-          <w:rFonts w:ascii="Times New Roman" w:hAnsi="Times New Roman" w:eastAsia="Times New Roman" w:cs="Times New Roman"/>
-          <w:vertAlign w:val="subscript"/>
-        </w:rPr>
-        <w:t>n</w:t>
-      </w:r>
-    </w:p>
-    <w:p>
-      <w:pPr>
-        <w:pStyle w:val="Compact"/>
-        <w:numPr>
-          <w:ilvl w:val="1"/>
-          <w:numId w:val="1006"/>
-        </w:numPr>
-      </w:pPr>
-      <w:r>
-        <w:rPr>
-          <w:rFonts w:ascii="Times New Roman" w:hAnsi="Times New Roman" w:eastAsia="Times New Roman" w:cs="Times New Roman"/>
-        </w:rPr>
-        <w:t>(-CH</w:t>
-      </w:r>
-      <w:r>
-        <w:rPr>
-          <w:rFonts w:ascii="Times New Roman" w:hAnsi="Times New Roman" w:eastAsia="Times New Roman" w:cs="Times New Roman"/>
-          <w:vertAlign w:val="subscript"/>
-        </w:rPr>
-        <w:t>2</w:t>
-      </w:r>
-      <w:r>
-        <w:rPr>
-          <w:rFonts w:ascii="Times New Roman" w:hAnsi="Times New Roman" w:eastAsia="Times New Roman" w:cs="Times New Roman"/>
-        </w:rPr>
-        <w:t>-CHCl-)</w:t>
-      </w:r>
-      <w:r>
-        <w:rPr>
-          <w:rFonts w:ascii="Times New Roman" w:hAnsi="Times New Roman" w:eastAsia="Times New Roman" w:cs="Times New Roman"/>
-          <w:vertAlign w:val="subscript"/>
-        </w:rPr>
-        <w:t>n</w:t>
-      </w:r>
-    </w:p>
-    <w:p>
-      <w:pPr>
-        <w:numPr>
-          <w:ilvl w:val="0"/>
-          <w:numId w:val="1005"/>
-        </w:numPr>
-      </w:pPr>
-      <w:r>
-        <w:rPr>
-          <w:rFonts w:hint="eastAsia" w:ascii="Times New Roman" w:hAnsi="Times New Roman" w:eastAsia="FangSong" w:cs="Times New Roman"/>
-        </w:rPr>
-        <w:t>化合物</w:t>
-      </w:r>
-      <w:r>
-        <w:rPr>
-          <w:rFonts w:hint="eastAsia" w:ascii="Times New Roman" w:hAnsi="Times New Roman" w:eastAsia="Times New Roman" w:cs="Times New Roman"/>
-        </w:rPr>
-        <w:t>A</w:t>
-      </w:r>
-      <w:r>
-        <w:rPr>
-          <w:rFonts w:hint="eastAsia" w:ascii="Times New Roman" w:hAnsi="Times New Roman" w:eastAsia="FangSong" w:cs="Times New Roman"/>
-        </w:rPr>
-        <w:t>是</w:t>
-      </w:r>
-      <w:r>
-        <w:rPr>
-          <w:rFonts w:hint="eastAsia" w:ascii="Times New Roman" w:hAnsi="Times New Roman" w:eastAsia="Times New Roman" w:cs="Times New Roman"/>
-        </w:rPr>
-        <w:t>D-</w:t>
-      </w:r>
-      <w:r>
-        <w:rPr>
-          <w:rFonts w:hint="eastAsia" w:ascii="Times New Roman" w:hAnsi="Times New Roman" w:eastAsia="FangSong" w:cs="Times New Roman"/>
-        </w:rPr>
-        <w:t>型己醛糖</w:t>
-      </w:r>
-      <w:r>
-        <w:rPr>
-          <w:rFonts w:hint="eastAsia" w:ascii="Times New Roman" w:hAnsi="Times New Roman" w:eastAsia="Times New Roman" w:cs="Times New Roman"/>
-        </w:rPr>
-        <w:t>，</w:t>
-      </w:r>
-      <w:r>
-        <w:rPr>
-          <w:rFonts w:hint="eastAsia" w:ascii="Times New Roman" w:hAnsi="Times New Roman" w:eastAsia="FangSong" w:cs="Times New Roman"/>
-        </w:rPr>
-        <w:t>用稀</w:t>
-      </w:r>
-      <w:r>
-        <w:rPr>
-          <w:rFonts w:hint="eastAsia" w:ascii="Times New Roman" w:hAnsi="Times New Roman" w:eastAsia="Times New Roman" w:cs="Times New Roman"/>
-        </w:rPr>
-        <w:t>HNO</w:t>
-      </w:r>
-      <w:r>
-        <w:rPr>
-          <w:rFonts w:hint="eastAsia" w:ascii="Times New Roman" w:hAnsi="Times New Roman" w:eastAsia="Times New Roman" w:cs="Times New Roman"/>
-          <w:vertAlign w:val="subscript"/>
-        </w:rPr>
-        <w:t>3</w:t>
-      </w:r>
-      <w:r>
-        <w:rPr>
-          <w:rFonts w:hint="eastAsia" w:ascii="Times New Roman" w:hAnsi="Times New Roman" w:eastAsia="FangSong" w:cs="Times New Roman"/>
-        </w:rPr>
-        <w:t>氧化得无旋光性的糖二酸</w:t>
-      </w:r>
-      <w:r>
-        <w:rPr>
-          <w:rFonts w:hint="eastAsia" w:ascii="Times New Roman" w:hAnsi="Times New Roman" w:eastAsia="Times New Roman" w:cs="Times New Roman"/>
-        </w:rPr>
-        <w:t>，A</w:t>
-      </w:r>
-      <w:r>
-        <w:rPr>
-          <w:rFonts w:hint="eastAsia" w:ascii="Times New Roman" w:hAnsi="Times New Roman" w:eastAsia="FangSong" w:cs="Times New Roman"/>
-        </w:rPr>
-        <w:t>的</w:t>
-      </w:r>
-      <w:r>
-        <w:rPr>
-          <w:rFonts w:hint="eastAsia" w:ascii="Times New Roman" w:hAnsi="Times New Roman" w:eastAsia="Times New Roman" w:cs="Times New Roman"/>
-        </w:rPr>
-        <w:t>Ruff</w:t>
-      </w:r>
-      <w:r>
-        <w:rPr>
-          <w:rFonts w:hint="eastAsia" w:ascii="Times New Roman" w:hAnsi="Times New Roman" w:eastAsia="FangSong" w:cs="Times New Roman"/>
-        </w:rPr>
-        <w:t>降级产物再经</w:t>
-      </w:r>
-      <w:r>
-        <w:rPr>
-          <w:rFonts w:hint="eastAsia" w:ascii="Times New Roman" w:hAnsi="Times New Roman" w:eastAsia="Times New Roman" w:cs="Times New Roman"/>
-        </w:rPr>
-        <w:t>HNO</w:t>
-      </w:r>
-      <w:r>
-        <w:rPr>
-          <w:rFonts w:hint="eastAsia" w:ascii="Times New Roman" w:hAnsi="Times New Roman" w:eastAsia="Times New Roman" w:cs="Times New Roman"/>
-          <w:vertAlign w:val="subscript"/>
-        </w:rPr>
-        <w:t>3</w:t>
-      </w:r>
-      <w:r>
-        <w:rPr>
-          <w:rFonts w:hint="eastAsia" w:ascii="Times New Roman" w:hAnsi="Times New Roman" w:eastAsia="FangSong" w:cs="Times New Roman"/>
-        </w:rPr>
-        <w:t>氧化仍得无旋光性的糖二酸</w:t>
-      </w:r>
-      <w:r>
-        <w:rPr>
-          <w:rFonts w:hint="eastAsia" w:ascii="Times New Roman" w:hAnsi="Times New Roman" w:eastAsia="Times New Roman" w:cs="Times New Roman"/>
-        </w:rPr>
-        <w:t>。</w:t>
-      </w:r>
-      <w:r>
-        <w:rPr>
-          <w:rFonts w:hint="eastAsia" w:ascii="Times New Roman" w:hAnsi="Times New Roman" w:eastAsia="FangSong" w:cs="Times New Roman"/>
-        </w:rPr>
-        <w:t>推测</w:t>
-      </w:r>
-      <w:r>
-        <w:rPr>
-          <w:rFonts w:hint="eastAsia" w:ascii="Times New Roman" w:hAnsi="Times New Roman" w:eastAsia="Times New Roman" w:cs="Times New Roman"/>
-        </w:rPr>
-        <w:t>A</w:t>
-      </w:r>
-      <w:r>
-        <w:rPr>
-          <w:rFonts w:hint="eastAsia" w:ascii="Times New Roman" w:hAnsi="Times New Roman" w:eastAsia="FangSong" w:cs="Times New Roman"/>
-        </w:rPr>
-        <w:t>的结构</w:t>
-      </w:r>
-      <w:r>
-        <w:rPr>
-          <w:rFonts w:hint="eastAsia" w:ascii="Times New Roman" w:hAnsi="Times New Roman" w:eastAsia="Times New Roman" w:cs="Times New Roman"/>
-        </w:rPr>
-        <w:t>。</w:t>
-      </w:r>
-    </w:p>
-    <w:p>
-      <w:pPr>
-        <w:numPr>
-          <w:ilvl w:val="0"/>
-          <w:numId w:val="1005"/>
-        </w:numPr>
-      </w:pPr>
-      <w:r>
-        <w:rPr>
-          <w:rFonts w:hint="eastAsia" w:ascii="Times New Roman" w:hAnsi="Times New Roman" w:eastAsia="FangSong" w:cs="Times New Roman"/>
-        </w:rPr>
-        <w:t>设计区别</w:t>
-      </w:r>
-      <w:r>
-        <w:rPr>
-          <w:rFonts w:hint="eastAsia" w:ascii="Times New Roman" w:hAnsi="Times New Roman" w:eastAsia="Times New Roman" w:cs="Times New Roman"/>
-        </w:rPr>
-        <w:t>D-</w:t>
-      </w:r>
-      <w:r>
-        <w:rPr>
-          <w:rFonts w:hint="eastAsia" w:ascii="Times New Roman" w:hAnsi="Times New Roman" w:eastAsia="FangSong" w:cs="Times New Roman"/>
-        </w:rPr>
-        <w:t>葡萄糖和甲基</w:t>
-      </w:r>
-      <w:r>
-        <w:rPr>
-          <w:rFonts w:hint="eastAsia" w:ascii="Times New Roman" w:hAnsi="Times New Roman" w:eastAsia="Times New Roman" w:cs="Times New Roman"/>
-        </w:rPr>
-        <w:t>-β-D-</w:t>
-      </w:r>
-      <w:r>
-        <w:rPr>
-          <w:rFonts w:hint="eastAsia" w:ascii="Times New Roman" w:hAnsi="Times New Roman" w:eastAsia="FangSong" w:cs="Times New Roman"/>
-        </w:rPr>
-        <w:t>葡萄糖苷的化学方法</w:t>
-      </w:r>
-      <w:r>
-        <w:rPr>
-          <w:rFonts w:hint="eastAsia" w:ascii="Times New Roman" w:hAnsi="Times New Roman" w:eastAsia="Times New Roman" w:cs="Times New Roman"/>
-        </w:rPr>
-        <w:t>（</w:t>
-      </w:r>
-      <w:r>
-        <w:rPr>
-          <w:rFonts w:hint="eastAsia" w:ascii="Times New Roman" w:hAnsi="Times New Roman" w:eastAsia="FangSong" w:cs="Times New Roman"/>
-        </w:rPr>
-        <w:t>至少两种</w:t>
-      </w:r>
-      <w:r>
-        <w:rPr>
-          <w:rFonts w:hint="eastAsia" w:ascii="Times New Roman" w:hAnsi="Times New Roman" w:eastAsia="Times New Roman" w:cs="Times New Roman"/>
-        </w:rPr>
-        <w:t>），</w:t>
-      </w:r>
-      <w:r>
-        <w:rPr>
-          <w:rFonts w:hint="eastAsia" w:ascii="Times New Roman" w:hAnsi="Times New Roman" w:eastAsia="FangSong" w:cs="Times New Roman"/>
-        </w:rPr>
-        <w:t>说明原理</w:t>
-      </w:r>
-      <w:r>
-        <w:rPr>
-          <w:rFonts w:hint="eastAsia" w:ascii="Times New Roman" w:hAnsi="Times New Roman" w:eastAsia="Times New Roman" w:cs="Times New Roman"/>
-        </w:rPr>
-        <w:t>。</w:t>
-      </w:r>
-    </w:p>
-    <w:bookmarkEnd w:id="58"/>
-    <w:bookmarkStart w:id="59" w:name="挑战"/>
-    <w:p>
-      <w:pPr>
-        <w:pStyle w:val="Heading3"/>
-        <w:spacing w:before="280" w:after="120"/>
-      </w:pPr>
-      <w:r>
-        <w:rPr>
-          <w:rFonts w:ascii="Times New Roman" w:hAnsi="Times New Roman" w:eastAsia="Times New Roman" w:cs="Times New Roman"/>
-        </w:rPr>
-        <w:t xml:space="preserve">6.3 </w:t>
-      </w:r>
-      <w:r>
-        <w:rPr>
-          <w:rFonts w:hint="eastAsia" w:ascii="Times New Roman" w:hAnsi="Times New Roman" w:eastAsia="SimHei" w:cs="Times New Roman"/>
-        </w:rPr>
-        <w:t xml:space="preserve">挑战</w:t>
-      </w:r>
-    </w:p>
-    <w:p>
-      <w:pPr>
-        <w:numPr>
-          <w:ilvl w:val="0"/>
-          <w:numId w:val="1007"/>
-        </w:numPr>
-      </w:pPr>
-      <w:r>
-        <w:rPr>
-          <w:rFonts w:hint="eastAsia" w:ascii="Times New Roman" w:hAnsi="Times New Roman" w:eastAsia="FangSong" w:cs="Times New Roman"/>
-        </w:rPr>
-        <w:t>某多肽完全水解得等物质的量的</w:t>
-      </w:r>
-      <w:r>
-        <w:rPr>
-          <w:rFonts w:hint="eastAsia" w:ascii="Times New Roman" w:hAnsi="Times New Roman" w:eastAsia="Times New Roman" w:cs="Times New Roman"/>
-        </w:rPr>
-        <w:t>Gly、Ala</w:t>
-      </w:r>
-      <w:r>
-        <w:rPr>
-          <w:rFonts w:hint="eastAsia" w:ascii="Times New Roman" w:hAnsi="Times New Roman" w:eastAsia="FangSong" w:cs="Times New Roman"/>
-        </w:rPr>
-        <w:t>和</w:t>
-      </w:r>
-      <w:r>
-        <w:rPr>
-          <w:rFonts w:hint="eastAsia" w:ascii="Times New Roman" w:hAnsi="Times New Roman" w:eastAsia="Times New Roman" w:cs="Times New Roman"/>
-        </w:rPr>
-        <w:t>Phe。Edman</w:t>
-      </w:r>
-      <w:r>
-        <w:rPr>
-          <w:rFonts w:hint="eastAsia" w:ascii="Times New Roman" w:hAnsi="Times New Roman" w:eastAsia="FangSong" w:cs="Times New Roman"/>
-        </w:rPr>
-        <w:t>降解第一次得</w:t>
-      </w:r>
-      <w:r>
-        <w:rPr>
-          <w:rFonts w:hint="eastAsia" w:ascii="Times New Roman" w:hAnsi="Times New Roman" w:eastAsia="Times New Roman" w:cs="Times New Roman"/>
-        </w:rPr>
-        <w:t>PTH-Phe，</w:t>
-      </w:r>
-      <w:r>
-        <w:rPr>
-          <w:rFonts w:hint="eastAsia" w:ascii="Times New Roman" w:hAnsi="Times New Roman" w:eastAsia="FangSong" w:cs="Times New Roman"/>
-        </w:rPr>
-        <w:t>羧肽酶处理释放</w:t>
-      </w:r>
-      <w:r>
-        <w:rPr>
-          <w:rFonts w:hint="eastAsia" w:ascii="Times New Roman" w:hAnsi="Times New Roman" w:eastAsia="Times New Roman" w:cs="Times New Roman"/>
-        </w:rPr>
-        <w:t>Ala。</w:t>
-      </w:r>
-      <w:r>
-        <w:rPr>
-          <w:rFonts w:hint="eastAsia" w:ascii="Times New Roman" w:hAnsi="Times New Roman" w:eastAsia="FangSong" w:cs="Times New Roman"/>
-        </w:rPr>
-        <w:t>写出该三肽的氨基酸序列</w:t>
-      </w:r>
-      <w:r>
-        <w:rPr>
-          <w:rFonts w:hint="eastAsia" w:ascii="Times New Roman" w:hAnsi="Times New Roman" w:eastAsia="Times New Roman" w:cs="Times New Roman"/>
-        </w:rPr>
-        <w:t>。</w:t>
-      </w:r>
-    </w:p>
-    <w:p>
-      <w:pPr>
-        <w:numPr>
-          <w:ilvl w:val="0"/>
-          <w:numId w:val="1007"/>
-        </w:numPr>
-      </w:pPr>
-      <w:r>
-        <w:rPr>
-          <w:rFonts w:hint="eastAsia" w:ascii="Times New Roman" w:hAnsi="Times New Roman" w:eastAsia="FangSong" w:cs="Times New Roman"/>
-        </w:rPr>
-        <w:t>比较吡啶和嘧啶在以下方面的差异并解释原因</w:t>
-      </w:r>
-      <w:r>
-        <w:rPr>
-          <w:rFonts w:hint="eastAsia" w:ascii="Times New Roman" w:hAnsi="Times New Roman" w:eastAsia="Times New Roman" w:cs="Times New Roman"/>
-        </w:rPr>
-        <w:t>：(a)</w:t>
-      </w:r>
-      <w:r>
-        <w:rPr>
-          <w:rFonts w:ascii="Times New Roman" w:hAnsi="Times New Roman" w:eastAsia="Times New Roman" w:cs="Times New Roman"/>
-        </w:rPr>
-        <w:t xml:space="preserve"> </w:t>
-      </w:r>
-      <w:r>
-        <w:rPr>
-          <w:rFonts w:hint="eastAsia" w:ascii="Times New Roman" w:hAnsi="Times New Roman" w:eastAsia="FangSong" w:cs="Times New Roman"/>
-        </w:rPr>
-        <w:t>碱性</w:t>
-      </w:r>
-      <w:r>
-        <w:rPr>
-          <w:rFonts w:hint="eastAsia" w:ascii="Times New Roman" w:hAnsi="Times New Roman" w:eastAsia="Times New Roman" w:cs="Times New Roman"/>
-        </w:rPr>
-        <w:t>；(b)</w:t>
-      </w:r>
-      <w:r>
-        <w:rPr>
-          <w:rFonts w:ascii="Times New Roman" w:hAnsi="Times New Roman" w:eastAsia="Times New Roman" w:cs="Times New Roman"/>
-        </w:rPr>
-        <w:t xml:space="preserve"> </w:t>
-      </w:r>
-      <w:r>
-        <w:rPr>
-          <w:rFonts w:hint="eastAsia" w:ascii="Times New Roman" w:hAnsi="Times New Roman" w:eastAsia="FangSong" w:cs="Times New Roman"/>
-        </w:rPr>
-        <w:t>与</w:t>
-      </w:r>
-      <w:r>
-        <w:rPr>
-          <w:rFonts w:hint="eastAsia" w:ascii="Times New Roman" w:hAnsi="Times New Roman" w:eastAsia="Times New Roman" w:cs="Times New Roman"/>
-        </w:rPr>
-        <w:t>NaNH</w:t>
-      </w:r>
-      <w:r>
-        <w:rPr>
-          <w:rFonts w:hint="eastAsia" w:ascii="Times New Roman" w:hAnsi="Times New Roman" w:eastAsia="Times New Roman" w:cs="Times New Roman"/>
-          <w:vertAlign w:val="subscript"/>
-        </w:rPr>
-        <w:t>2</w:t>
-      </w:r>
-      <w:r>
-        <w:rPr>
-          <w:rFonts w:hint="eastAsia" w:ascii="Times New Roman" w:hAnsi="Times New Roman" w:eastAsia="FangSong" w:cs="Times New Roman"/>
-        </w:rPr>
-        <w:t>反应的活性及位点</w:t>
-      </w:r>
-      <w:r>
-        <w:rPr>
-          <w:rFonts w:hint="eastAsia" w:ascii="Times New Roman" w:hAnsi="Times New Roman" w:eastAsia="Times New Roman" w:cs="Times New Roman"/>
-        </w:rPr>
-        <w:t>；(c)</w:t>
-      </w:r>
-      <w:r>
-        <w:rPr>
-          <w:rFonts w:ascii="Times New Roman" w:hAnsi="Times New Roman" w:eastAsia="Times New Roman" w:cs="Times New Roman"/>
-        </w:rPr>
-        <w:t xml:space="preserve"> </w:t>
-      </w:r>
-      <w:r>
-        <w:rPr>
-          <w:rFonts w:hint="eastAsia" w:ascii="Times New Roman" w:hAnsi="Times New Roman" w:eastAsia="FangSong" w:cs="Times New Roman"/>
-        </w:rPr>
-        <w:t>亲电取代的难易程度</w:t>
-      </w:r>
-      <w:r>
-        <w:rPr>
-          <w:rFonts w:hint="eastAsia" w:ascii="Times New Roman" w:hAnsi="Times New Roman" w:eastAsia="Times New Roman" w:cs="Times New Roman"/>
-        </w:rPr>
-        <w:t>。</w:t>
-      </w:r>
-    </w:p>
-    <w:p>
-      <w:pPr>
-        <w:spacing w:before="160" w:after="80"/>
-      </w:pPr>
-      <w:r>
-        <w:pict>
-          <v:rect style="width:0;height:1.5pt" o:hralign="center" o:hrstd="t" o:hr="t"/>
-        </w:pict>
-      </w:r>
-    </w:p>
-    <w:bookmarkEnd w:id="59"/>
-    <w:bookmarkEnd w:id="60"/>
-    <w:bookmarkStart w:id="61" w:name="参考答案"/>
-    <w:p>
-      <w:pPr>
-        <w:pStyle w:val="Heading2"/>
-        <w:spacing w:before="280" w:after="120"/>
-      </w:pPr>
-      <w:r>
-        <w:rPr>
-          <w:rFonts w:hint="eastAsia" w:ascii="Times New Roman" w:hAnsi="Times New Roman" w:eastAsia="SimHei" w:cs="Times New Roman"/>
-        </w:rPr>
-        <w:t xml:space="preserve">参考答案</w:t>
-      </w:r>
-    </w:p>
-    <w:p>
-      <w:pPr>
-        <w:pStyle w:val="FirstParagraph"/>
-      </w:pPr>
-      <w:r>
-        <w:rPr>
-          <w:rFonts w:ascii="Times New Roman" w:hAnsi="Times New Roman" w:eastAsia="Times New Roman" w:cs="Times New Roman"/>
-          <w:b/>
-          <w:bCs/>
-        </w:rPr>
-        <w:t xml:space="preserve">1.</w:t>
-      </w:r>
-      <w:r>
-        <w:rPr>
-          <w:rFonts w:ascii="Times New Roman" w:hAnsi="Times New Roman" w:eastAsia="Times New Roman" w:cs="Times New Roman"/>
-        </w:rPr>
-        <w:t xml:space="preserve"> </w:t>
-      </w:r>
-      <w:r>
-        <w:rPr>
-          <w:rFonts w:hint="eastAsia" w:ascii="Times New Roman" w:hAnsi="Times New Roman" w:eastAsia="FangSong" w:cs="Times New Roman"/>
-        </w:rPr>
-        <w:t>哌啶</w:t>
-      </w:r>
-      <w:r>
-        <w:rPr>
-          <w:rFonts w:hint="eastAsia" w:ascii="Times New Roman" w:hAnsi="Times New Roman" w:eastAsia="Times New Roman" w:cs="Times New Roman"/>
-        </w:rPr>
-        <w:t>(sp</w:t>
-      </w:r>
-      <w:r>
-        <w:rPr>
-          <w:rFonts w:hint="eastAsia" w:ascii="Times New Roman" w:hAnsi="Times New Roman" w:eastAsia="Times New Roman" w:cs="Times New Roman"/>
-          <w:vertAlign w:val="superscript"/>
-        </w:rPr>
-        <w:t>3</w:t>
-      </w:r>
-      <w:r>
-        <w:rPr>
-          <w:rFonts w:hint="eastAsia" w:ascii="Times New Roman" w:hAnsi="Times New Roman" w:eastAsia="Times New Roman" w:cs="Times New Roman"/>
-        </w:rPr>
-        <w:t>N,</w:t>
-      </w:r>
-      <w:r>
-        <w:rPr>
-          <w:rFonts w:ascii="Times New Roman" w:hAnsi="Times New Roman" w:eastAsia="Times New Roman" w:cs="Times New Roman"/>
-        </w:rPr>
-        <w:t xml:space="preserve"> </w:t>
-      </w:r>
-      <w:r>
-        <w:rPr>
-          <w:rFonts w:hint="eastAsia" w:ascii="Times New Roman" w:hAnsi="Times New Roman" w:eastAsia="FangSong" w:cs="Times New Roman"/>
-        </w:rPr>
-        <w:t>无共轭</w:t>
-      </w:r>
-      <w:r>
-        <w:rPr>
-          <w:rFonts w:hint="eastAsia" w:ascii="Times New Roman" w:hAnsi="Times New Roman" w:eastAsia="Times New Roman" w:cs="Times New Roman"/>
-        </w:rPr>
-        <w:t>,</w:t>
-      </w:r>
-      <w:r>
-        <w:rPr>
-          <w:rFonts w:ascii="Times New Roman" w:hAnsi="Times New Roman" w:eastAsia="Times New Roman" w:cs="Times New Roman"/>
-        </w:rPr>
-        <w:t xml:space="preserve"> pKb~3) &gt; </w:t>
-      </w:r>
-      <w:r>
-        <w:rPr>
-          <w:rFonts w:hint="eastAsia" w:ascii="Times New Roman" w:hAnsi="Times New Roman" w:eastAsia="FangSong" w:cs="Times New Roman"/>
-        </w:rPr>
-        <w:t>吡啶</w:t>
-      </w:r>
-      <w:r>
-        <w:rPr>
-          <w:rFonts w:hint="eastAsia" w:ascii="Times New Roman" w:hAnsi="Times New Roman" w:eastAsia="Times New Roman" w:cs="Times New Roman"/>
-        </w:rPr>
-        <w:t>(sp</w:t>
-      </w:r>
-      <w:r>
-        <w:rPr>
-          <w:rFonts w:hint="eastAsia" w:ascii="Times New Roman" w:hAnsi="Times New Roman" w:eastAsia="Times New Roman" w:cs="Times New Roman"/>
-          <w:vertAlign w:val="superscript"/>
-        </w:rPr>
-        <w:t>2</w:t>
-      </w:r>
-      <w:r>
-        <w:rPr>
-          <w:rFonts w:hint="eastAsia" w:ascii="Times New Roman" w:hAnsi="Times New Roman" w:eastAsia="Times New Roman" w:cs="Times New Roman"/>
-        </w:rPr>
-        <w:t>N,</w:t>
-      </w:r>
-      <w:r>
-        <w:rPr>
-          <w:rFonts w:ascii="Times New Roman" w:hAnsi="Times New Roman" w:eastAsia="Times New Roman" w:cs="Times New Roman"/>
-        </w:rPr>
-        <w:t xml:space="preserve"> </w:t>
-      </w:r>
-      <w:r>
-        <w:rPr>
-          <w:rFonts w:hint="eastAsia" w:ascii="Times New Roman" w:hAnsi="Times New Roman" w:eastAsia="FangSong" w:cs="Times New Roman"/>
-        </w:rPr>
-        <w:t>孤对不参与芳香</w:t>
-      </w:r>
-      <w:r>
-        <w:rPr>
-          <w:rFonts w:hint="eastAsia" w:ascii="Times New Roman" w:hAnsi="Times New Roman" w:eastAsia="Times New Roman" w:cs="Times New Roman"/>
-        </w:rPr>
-        <w:t>,</w:t>
-      </w:r>
-      <w:r>
-        <w:rPr>
-          <w:rFonts w:ascii="Times New Roman" w:hAnsi="Times New Roman" w:eastAsia="Times New Roman" w:cs="Times New Roman"/>
-        </w:rPr>
-        <w:t xml:space="preserve"> pKb~8.8) &gt; </w:t>
-      </w:r>
-      <w:r>
-        <w:rPr>
-          <w:rFonts w:hint="eastAsia" w:ascii="Times New Roman" w:hAnsi="Times New Roman" w:eastAsia="FangSong" w:cs="Times New Roman"/>
-        </w:rPr>
-        <w:t>吡咯</w:t>
-      </w:r>
-      <w:r>
-        <w:rPr>
-          <w:rFonts w:hint="eastAsia" w:ascii="Times New Roman" w:hAnsi="Times New Roman" w:eastAsia="Times New Roman" w:cs="Times New Roman"/>
-        </w:rPr>
-        <w:t>(N</w:t>
-      </w:r>
-      <w:r>
-        <w:rPr>
-          <w:rFonts w:hint="eastAsia" w:ascii="Times New Roman" w:hAnsi="Times New Roman" w:eastAsia="FangSong" w:cs="Times New Roman"/>
-        </w:rPr>
-        <w:t>孤对参与芳香</w:t>
-      </w:r>
-      <w:r>
-        <w:rPr>
-          <w:rFonts w:hint="eastAsia" w:ascii="Times New Roman" w:hAnsi="Times New Roman" w:eastAsia="Times New Roman" w:cs="Times New Roman"/>
-        </w:rPr>
-        <w:t>,</w:t>
-      </w:r>
-      <w:r>
-        <w:rPr>
-          <w:rFonts w:ascii="Times New Roman" w:hAnsi="Times New Roman" w:eastAsia="Times New Roman" w:cs="Times New Roman"/>
-        </w:rPr>
-        <w:t xml:space="preserve"> </w:t>
-      </w:r>
-      <w:r>
-        <w:rPr>
-          <w:rFonts w:hint="eastAsia" w:ascii="Times New Roman" w:hAnsi="Times New Roman" w:eastAsia="FangSong" w:cs="Times New Roman"/>
-        </w:rPr>
-        <w:t>质子化破坏芳香性</w:t>
-      </w:r>
-      <w:r>
-        <w:rPr>
-          <w:rFonts w:hint="eastAsia" w:ascii="Times New Roman" w:hAnsi="Times New Roman" w:eastAsia="Times New Roman" w:cs="Times New Roman"/>
-        </w:rPr>
-        <w:t>,</w:t>
-      </w:r>
-      <w:r>
-        <w:rPr>
-          <w:rFonts w:ascii="Times New Roman" w:hAnsi="Times New Roman" w:eastAsia="Times New Roman" w:cs="Times New Roman"/>
-        </w:rPr>
-        <w:t xml:space="preserve"> pKb~13.6)。</w:t>
-      </w:r>
-    </w:p>
-    <w:p>
-      <w:pPr>
-        <w:pStyle w:val="BodyText"/>
-      </w:pPr>
-      <w:r>
-        <w:rPr>
-          <w:rFonts w:ascii="Times New Roman" w:hAnsi="Times New Roman" w:eastAsia="Times New Roman" w:cs="Times New Roman"/>
-          <w:b/>
-          <w:bCs/>
-        </w:rPr>
-        <w:t xml:space="preserve">2.</w:t>
-      </w:r>
-      <w:r>
-        <w:rPr>
-          <w:rFonts w:ascii="Times New Roman" w:hAnsi="Times New Roman" w:eastAsia="Times New Roman" w:cs="Times New Roman"/>
-        </w:rPr>
-        <w:t xml:space="preserve"> </w:t>
-      </w:r>
-      <w:r>
-        <w:rPr>
-          <w:rFonts w:hint="eastAsia" w:ascii="Times New Roman" w:hAnsi="Times New Roman" w:eastAsia="Times New Roman" w:cs="Times New Roman"/>
-        </w:rPr>
-        <w:t>β-D-</w:t>
-      </w:r>
-      <w:r>
-        <w:rPr>
-          <w:rFonts w:hint="eastAsia" w:ascii="Times New Roman" w:hAnsi="Times New Roman" w:eastAsia="FangSong" w:cs="Times New Roman"/>
-        </w:rPr>
-        <w:t>吡喃葡萄糖的异头</w:t>
-      </w:r>
-      <w:r>
-        <w:rPr>
-          <w:rFonts w:hint="eastAsia" w:ascii="Times New Roman" w:hAnsi="Times New Roman" w:eastAsia="Times New Roman" w:cs="Times New Roman"/>
-        </w:rPr>
-        <w:t>-OH</w:t>
-      </w:r>
-      <w:r>
-        <w:rPr>
-          <w:rFonts w:hint="eastAsia" w:ascii="Times New Roman" w:hAnsi="Times New Roman" w:eastAsia="FangSong" w:cs="Times New Roman"/>
-        </w:rPr>
-        <w:t>在环平面</w:t>
-      </w:r>
-      <w:r>
-        <w:rPr>
-          <w:rFonts w:hint="eastAsia" w:ascii="Times New Roman" w:hAnsi="Times New Roman" w:eastAsia="FangSong" w:cs="Times New Roman"/>
-          <w:b/>
-          <w:bCs/>
-        </w:rPr>
-        <w:t xml:space="preserve">上方</w:t>
-      </w:r>
-      <w:r>
-        <w:rPr>
-          <w:rFonts w:hint="eastAsia" w:ascii="Times New Roman" w:hAnsi="Times New Roman" w:eastAsia="Times New Roman" w:cs="Times New Roman"/>
-        </w:rPr>
-        <w:t>（D-</w:t>
-      </w:r>
-      <w:r>
-        <w:rPr>
-          <w:rFonts w:hint="eastAsia" w:ascii="Times New Roman" w:hAnsi="Times New Roman" w:eastAsia="FangSong" w:cs="Times New Roman"/>
-        </w:rPr>
-        <w:t>糖</w:t>
-      </w:r>
-      <w:r>
-        <w:rPr>
-          <w:rFonts w:hint="eastAsia" w:ascii="Times New Roman" w:hAnsi="Times New Roman" w:eastAsia="Times New Roman" w:cs="Times New Roman"/>
-        </w:rPr>
-        <w:t>：CH</w:t>
-      </w:r>
-      <w:r>
-        <w:rPr>
-          <w:rFonts w:hint="eastAsia" w:ascii="Times New Roman" w:hAnsi="Times New Roman" w:eastAsia="Times New Roman" w:cs="Times New Roman"/>
-          <w:vertAlign w:val="subscript"/>
-        </w:rPr>
-        <w:t>2</w:t>
-      </w:r>
-      <w:r>
-        <w:rPr>
-          <w:rFonts w:hint="eastAsia" w:ascii="Times New Roman" w:hAnsi="Times New Roman" w:eastAsia="Times New Roman" w:cs="Times New Roman"/>
-        </w:rPr>
-        <w:t>OH</w:t>
-      </w:r>
-      <w:r>
-        <w:rPr>
-          <w:rFonts w:hint="eastAsia" w:ascii="Times New Roman" w:hAnsi="Times New Roman" w:eastAsia="FangSong" w:cs="Times New Roman"/>
-        </w:rPr>
-        <w:t>在上方</w:t>
-      </w:r>
-      <w:r>
-        <w:rPr>
-          <w:rFonts w:hint="eastAsia" w:ascii="Times New Roman" w:hAnsi="Times New Roman" w:eastAsia="Times New Roman" w:cs="Times New Roman"/>
-        </w:rPr>
-        <w:t>，β</w:t>
-      </w:r>
-      <w:r>
-        <w:rPr>
-          <w:rFonts w:hint="eastAsia" w:ascii="Times New Roman" w:hAnsi="Times New Roman" w:eastAsia="FangSong" w:cs="Times New Roman"/>
-        </w:rPr>
-        <w:t>型异头</w:t>
-      </w:r>
-      <w:r>
-        <w:rPr>
-          <w:rFonts w:hint="eastAsia" w:ascii="Times New Roman" w:hAnsi="Times New Roman" w:eastAsia="Times New Roman" w:cs="Times New Roman"/>
-        </w:rPr>
-        <w:t>-OH</w:t>
-      </w:r>
-      <w:r>
-        <w:rPr>
-          <w:rFonts w:hint="eastAsia" w:ascii="Times New Roman" w:hAnsi="Times New Roman" w:eastAsia="FangSong" w:cs="Times New Roman"/>
-        </w:rPr>
-        <w:t>与</w:t>
-      </w:r>
-      <w:r>
-        <w:rPr>
-          <w:rFonts w:hint="eastAsia" w:ascii="Times New Roman" w:hAnsi="Times New Roman" w:eastAsia="Times New Roman" w:cs="Times New Roman"/>
-        </w:rPr>
-        <w:t>CH</w:t>
-      </w:r>
-      <w:r>
-        <w:rPr>
-          <w:rFonts w:hint="eastAsia" w:ascii="Times New Roman" w:hAnsi="Times New Roman" w:eastAsia="Times New Roman" w:cs="Times New Roman"/>
-          <w:vertAlign w:val="subscript"/>
-        </w:rPr>
-        <w:t>2</w:t>
-      </w:r>
-      <w:r>
-        <w:rPr>
-          <w:rFonts w:hint="eastAsia" w:ascii="Times New Roman" w:hAnsi="Times New Roman" w:eastAsia="Times New Roman" w:cs="Times New Roman"/>
-        </w:rPr>
-        <w:t>OH</w:t>
-      </w:r>
-      <w:r>
-        <w:rPr>
-          <w:rFonts w:hint="eastAsia" w:ascii="Times New Roman" w:hAnsi="Times New Roman" w:eastAsia="FangSong" w:cs="Times New Roman"/>
-        </w:rPr>
-        <w:t>同侧</w:t>
-      </w:r>
-      <w:r>
-        <w:rPr>
-          <w:rFonts w:hint="eastAsia" w:ascii="Times New Roman" w:hAnsi="Times New Roman" w:eastAsia="Times New Roman" w:cs="Times New Roman"/>
-        </w:rPr>
-        <w:t>→</w:t>
-      </w:r>
-      <w:r>
-        <w:rPr>
-          <w:rFonts w:hint="eastAsia" w:ascii="Times New Roman" w:hAnsi="Times New Roman" w:eastAsia="FangSong" w:cs="Times New Roman"/>
-        </w:rPr>
-        <w:t>也在上方</w:t>
-      </w:r>
-      <w:r>
-        <w:rPr>
-          <w:rFonts w:hint="eastAsia" w:ascii="Times New Roman" w:hAnsi="Times New Roman" w:eastAsia="Times New Roman" w:cs="Times New Roman"/>
-        </w:rPr>
-        <w:t>）。</w:t>
-      </w:r>
-    </w:p>
-    <w:p>
-      <w:pPr>
-        <w:pStyle w:val="BodyText"/>
-      </w:pPr>
-      <w:r>
-        <w:rPr>
-          <w:rFonts w:ascii="Times New Roman" w:hAnsi="Times New Roman" w:eastAsia="Times New Roman" w:cs="Times New Roman"/>
-          <w:b/>
-          <w:bCs/>
-        </w:rPr>
-        <w:t xml:space="preserve">3.</w:t>
-      </w:r>
-      <w:r>
-        <w:rPr>
-          <w:rFonts w:ascii="Times New Roman" w:hAnsi="Times New Roman" w:eastAsia="Times New Roman" w:cs="Times New Roman"/>
-        </w:rPr>
-        <w:t xml:space="preserve"> </w:t>
-      </w:r>
-      <w:r>
-        <w:rPr>
-          <w:rFonts w:hint="eastAsia" w:ascii="Times New Roman" w:hAnsi="Times New Roman" w:eastAsia="Times New Roman" w:cs="Times New Roman"/>
-        </w:rPr>
-        <w:t>Ala</w:t>
-      </w:r>
-      <w:r>
-        <w:rPr>
-          <w:rFonts w:hint="eastAsia" w:ascii="Times New Roman" w:hAnsi="Times New Roman" w:eastAsia="FangSong" w:cs="Times New Roman"/>
-        </w:rPr>
-        <w:t>是中性氨基酸</w:t>
-      </w:r>
-      <w:r>
-        <w:rPr>
-          <w:rFonts w:hint="eastAsia" w:ascii="Times New Roman" w:hAnsi="Times New Roman" w:eastAsia="Times New Roman" w:cs="Times New Roman"/>
-        </w:rPr>
-        <w:t>：pI</w:t>
-      </w:r>
-      <w:r>
-        <w:rPr>
-          <w:rFonts w:ascii="Times New Roman" w:hAnsi="Times New Roman" w:eastAsia="Times New Roman" w:cs="Times New Roman"/>
-        </w:rPr>
-        <w:t xml:space="preserve"> = (2.34 + 9.69)/2 = 6.02。</w:t>
-      </w:r>
-    </w:p>
-    <w:p>
-      <w:pPr>
-        <w:pStyle w:val="BodyText"/>
-      </w:pPr>
-      <w:r>
-        <w:rPr>
-          <w:rFonts w:ascii="Times New Roman" w:hAnsi="Times New Roman" w:eastAsia="Times New Roman" w:cs="Times New Roman"/>
-          <w:b/>
-          <w:bCs/>
-        </w:rPr>
-        <w:t xml:space="preserve">4.</w:t>
-      </w:r>
-      <w:r>
-        <w:rPr>
-          <w:rFonts w:ascii="Times New Roman" w:hAnsi="Times New Roman" w:eastAsia="Times New Roman" w:cs="Times New Roman"/>
-        </w:rPr>
-        <w:t xml:space="preserve"> </w:t>
-      </w:r>
-      <w:r>
-        <w:rPr>
-          <w:rFonts w:ascii="Times New Roman" w:hAnsi="Times New Roman" w:eastAsia="Times New Roman" w:cs="Times New Roman"/>
-        </w:rPr>
-        <w:t xml:space="preserve">(a) </w:t>
-      </w:r>
-      <w:r>
-        <w:rPr>
-          <w:rFonts w:hint="eastAsia" w:ascii="Times New Roman" w:hAnsi="Times New Roman" w:eastAsia="FangSong" w:cs="Times New Roman"/>
-        </w:rPr>
-        <w:t>缩聚</w:t>
-      </w:r>
-      <w:r>
-        <w:rPr>
-          <w:rFonts w:hint="eastAsia" w:ascii="Times New Roman" w:hAnsi="Times New Roman" w:eastAsia="Times New Roman" w:cs="Times New Roman"/>
-        </w:rPr>
-        <w:t>：</w:t>
-      </w:r>
-      <w:r>
-        <w:rPr>
-          <w:rFonts w:hint="eastAsia" w:ascii="Times New Roman" w:hAnsi="Times New Roman" w:eastAsia="FangSong" w:cs="Times New Roman"/>
-        </w:rPr>
-        <w:t>己二胺</w:t>
-      </w:r>
-      <w:r>
-        <w:rPr>
-          <w:rFonts w:ascii="Times New Roman" w:hAnsi="Times New Roman" w:eastAsia="Times New Roman" w:cs="Times New Roman"/>
-        </w:rPr>
-        <w:t xml:space="preserve"> + </w:t>
-      </w:r>
-      <w:r>
-        <w:rPr>
-          <w:rFonts w:hint="eastAsia" w:ascii="Times New Roman" w:hAnsi="Times New Roman" w:eastAsia="FangSong" w:cs="Times New Roman"/>
-        </w:rPr>
-        <w:t xml:space="preserve">己二酸</w:t>
-      </w:r>
-      <w:r>
-        <w:rPr>
-          <w:rFonts w:ascii="Times New Roman" w:hAnsi="Times New Roman" w:eastAsia="Times New Roman" w:cs="Times New Roman"/>
-        </w:rPr>
-        <w:t xml:space="preserve"> → </w:t>
-      </w:r>
-      <w:r>
-        <w:rPr>
-          <w:rFonts w:hint="eastAsia" w:ascii="Times New Roman" w:hAnsi="Times New Roman" w:eastAsia="FangSong" w:cs="Times New Roman"/>
-        </w:rPr>
-        <w:t>尼龙</w:t>
-      </w:r>
-      <w:r>
-        <w:rPr>
-          <w:rFonts w:hint="eastAsia" w:ascii="Times New Roman" w:hAnsi="Times New Roman" w:eastAsia="Times New Roman" w:cs="Times New Roman"/>
-        </w:rPr>
-        <w:t>-66；(b)</w:t>
-      </w:r>
-      <w:r>
-        <w:rPr>
-          <w:rFonts w:ascii="Times New Roman" w:hAnsi="Times New Roman" w:eastAsia="Times New Roman" w:cs="Times New Roman"/>
-        </w:rPr>
-        <w:t xml:space="preserve"> </w:t>
-      </w:r>
-      <w:r>
-        <w:rPr>
-          <w:rFonts w:hint="eastAsia" w:ascii="Times New Roman" w:hAnsi="Times New Roman" w:eastAsia="FangSong" w:cs="Times New Roman"/>
-        </w:rPr>
-        <w:t>加聚</w:t>
-      </w:r>
-      <w:r>
-        <w:rPr>
-          <w:rFonts w:hint="eastAsia" w:ascii="Times New Roman" w:hAnsi="Times New Roman" w:eastAsia="Times New Roman" w:cs="Times New Roman"/>
-        </w:rPr>
-        <w:t>：</w:t>
-      </w:r>
-      <w:r>
-        <w:rPr>
-          <w:rFonts w:hint="eastAsia" w:ascii="Times New Roman" w:hAnsi="Times New Roman" w:eastAsia="FangSong" w:cs="Times New Roman"/>
-        </w:rPr>
-        <w:t>氯乙烯</w:t>
-      </w:r>
-      <w:r>
-        <w:rPr>
-          <w:rFonts w:ascii="Times New Roman" w:hAnsi="Times New Roman" w:eastAsia="Times New Roman" w:cs="Times New Roman"/>
-        </w:rPr>
-        <w:t xml:space="preserve"> → </w:t>
-      </w:r>
-      <w:r>
-        <w:rPr>
-          <w:rFonts w:hint="eastAsia" w:ascii="Times New Roman" w:hAnsi="Times New Roman" w:eastAsia="FangSong" w:cs="Times New Roman"/>
-        </w:rPr>
-        <w:t>聚氯乙烯</w:t>
-      </w:r>
-      <w:r>
-        <w:rPr>
-          <w:rFonts w:hint="eastAsia" w:ascii="Times New Roman" w:hAnsi="Times New Roman" w:eastAsia="Times New Roman" w:cs="Times New Roman"/>
-        </w:rPr>
-        <w:t>(PVC)。</w:t>
-      </w:r>
-    </w:p>
-    <w:p>
-      <w:pPr>
-        <w:pStyle w:val="BodyText"/>
-      </w:pPr>
-      <w:r>
-        <w:rPr>
-          <w:rFonts w:ascii="Times New Roman" w:hAnsi="Times New Roman" w:eastAsia="Times New Roman" w:cs="Times New Roman"/>
-          <w:b/>
-          <w:bCs/>
-        </w:rPr>
-        <w:t xml:space="preserve">5.</w:t>
-      </w:r>
-      <w:r>
-        <w:rPr>
-          <w:rFonts w:ascii="Times New Roman" w:hAnsi="Times New Roman" w:eastAsia="Times New Roman" w:cs="Times New Roman"/>
-        </w:rPr>
-        <w:t xml:space="preserve"> </w:t>
-      </w:r>
-      <w:r>
-        <w:rPr>
-          <w:rFonts w:hint="eastAsia" w:ascii="Times New Roman" w:hAnsi="Times New Roman" w:eastAsia="Times New Roman" w:cs="Times New Roman"/>
-        </w:rPr>
-        <w:t>A</w:t>
-      </w:r>
-      <w:r>
-        <w:rPr>
-          <w:rFonts w:hint="eastAsia" w:ascii="Times New Roman" w:hAnsi="Times New Roman" w:eastAsia="FangSong" w:cs="Times New Roman"/>
-        </w:rPr>
-        <w:t>为</w:t>
-      </w:r>
-      <w:r>
-        <w:rPr>
-          <w:rFonts w:hint="eastAsia" w:ascii="Times New Roman" w:hAnsi="Times New Roman" w:eastAsia="Times New Roman" w:cs="Times New Roman"/>
-        </w:rPr>
-        <w:t>D-</w:t>
-      </w:r>
-      <w:r>
-        <w:rPr>
-          <w:rFonts w:hint="eastAsia" w:ascii="Times New Roman" w:hAnsi="Times New Roman" w:eastAsia="FangSong" w:cs="Times New Roman"/>
-        </w:rPr>
-        <w:t>葡萄糖或</w:t>
-      </w:r>
-      <w:r>
-        <w:rPr>
-          <w:rFonts w:hint="eastAsia" w:ascii="Times New Roman" w:hAnsi="Times New Roman" w:eastAsia="Times New Roman" w:cs="Times New Roman"/>
-        </w:rPr>
-        <w:t>D-</w:t>
-      </w:r>
-      <w:r>
-        <w:rPr>
-          <w:rFonts w:hint="eastAsia" w:ascii="Times New Roman" w:hAnsi="Times New Roman" w:eastAsia="FangSong" w:cs="Times New Roman"/>
-        </w:rPr>
-        <w:t>甘露糖</w:t>
-      </w:r>
-      <w:r>
-        <w:rPr>
-          <w:rFonts w:hint="eastAsia" w:ascii="Times New Roman" w:hAnsi="Times New Roman" w:eastAsia="Times New Roman" w:cs="Times New Roman"/>
-        </w:rPr>
-        <w:t>。HNO</w:t>
-      </w:r>
-      <w:r>
-        <w:rPr>
-          <w:rFonts w:hint="eastAsia" w:ascii="Times New Roman" w:hAnsi="Times New Roman" w:eastAsia="Times New Roman" w:cs="Times New Roman"/>
-          <w:vertAlign w:val="subscript"/>
-        </w:rPr>
-        <w:t>3</w:t>
-      </w:r>
-      <w:r>
-        <w:rPr>
-          <w:rFonts w:hint="eastAsia" w:ascii="Times New Roman" w:hAnsi="Times New Roman" w:eastAsia="FangSong" w:cs="Times New Roman"/>
-        </w:rPr>
-        <w:t>氧化得无旋光糖二酸</w:t>
-      </w:r>
-      <w:r>
-        <w:rPr>
-          <w:rFonts w:hint="eastAsia" w:ascii="Times New Roman" w:hAnsi="Times New Roman" w:eastAsia="Times New Roman" w:cs="Times New Roman"/>
-        </w:rPr>
-        <w:t>→C2</w:t>
-      </w:r>
-      <w:r>
-        <w:rPr>
-          <w:rFonts w:hint="eastAsia" w:ascii="Times New Roman" w:hAnsi="Times New Roman" w:eastAsia="FangSong" w:cs="Times New Roman"/>
-        </w:rPr>
-        <w:t>与</w:t>
-      </w:r>
-      <w:r>
-        <w:rPr>
-          <w:rFonts w:hint="eastAsia" w:ascii="Times New Roman" w:hAnsi="Times New Roman" w:eastAsia="Times New Roman" w:cs="Times New Roman"/>
-        </w:rPr>
-        <w:t>C5</w:t>
-      </w:r>
-      <w:r>
-        <w:rPr>
-          <w:rFonts w:hint="eastAsia" w:ascii="Times New Roman" w:hAnsi="Times New Roman" w:eastAsia="FangSong" w:cs="Times New Roman"/>
-        </w:rPr>
-        <w:t>构型相同</w:t>
-      </w:r>
-      <w:r>
-        <w:rPr>
-          <w:rFonts w:hint="eastAsia" w:ascii="Times New Roman" w:hAnsi="Times New Roman" w:eastAsia="Times New Roman" w:cs="Times New Roman"/>
-        </w:rPr>
-        <w:t>→</w:t>
-      </w:r>
-      <w:r>
-        <w:rPr>
-          <w:rFonts w:hint="eastAsia" w:ascii="Times New Roman" w:hAnsi="Times New Roman" w:eastAsia="FangSong" w:cs="Times New Roman"/>
-        </w:rPr>
-        <w:t>排除</w:t>
-      </w:r>
-      <w:r>
-        <w:rPr>
-          <w:rFonts w:hint="eastAsia" w:ascii="Times New Roman" w:hAnsi="Times New Roman" w:eastAsia="Times New Roman" w:cs="Times New Roman"/>
-        </w:rPr>
-        <w:t>D-</w:t>
-      </w:r>
-      <w:r>
-        <w:rPr>
-          <w:rFonts w:hint="eastAsia" w:ascii="Times New Roman" w:hAnsi="Times New Roman" w:eastAsia="FangSong" w:cs="Times New Roman"/>
-        </w:rPr>
-        <w:t>半乳糖</w:t>
-      </w:r>
-      <w:r>
-        <w:rPr>
-          <w:rFonts w:hint="eastAsia" w:ascii="Times New Roman" w:hAnsi="Times New Roman" w:eastAsia="Times New Roman" w:cs="Times New Roman"/>
-        </w:rPr>
-        <w:t>。Ruff</w:t>
-      </w:r>
-      <w:r>
-        <w:rPr>
-          <w:rFonts w:hint="eastAsia" w:ascii="Times New Roman" w:hAnsi="Times New Roman" w:eastAsia="FangSong" w:cs="Times New Roman"/>
-        </w:rPr>
-        <w:t>降级后仍得无旋光糖二酸</w:t>
-      </w:r>
-      <w:r>
-        <w:rPr>
-          <w:rFonts w:hint="eastAsia" w:ascii="Times New Roman" w:hAnsi="Times New Roman" w:eastAsia="Times New Roman" w:cs="Times New Roman"/>
-        </w:rPr>
-        <w:t>→</w:t>
-      </w:r>
-      <w:r>
-        <w:rPr>
-          <w:rFonts w:hint="eastAsia" w:ascii="Times New Roman" w:hAnsi="Times New Roman" w:eastAsia="FangSong" w:cs="Times New Roman"/>
-        </w:rPr>
-        <w:t>综合考虑为</w:t>
-      </w:r>
-      <w:r>
-        <w:rPr>
-          <w:rFonts w:hint="eastAsia" w:ascii="Times New Roman" w:hAnsi="Times New Roman" w:eastAsia="Times New Roman" w:cs="Times New Roman"/>
-        </w:rPr>
-        <w:t>D-</w:t>
-      </w:r>
-      <w:r>
-        <w:rPr>
-          <w:rFonts w:hint="eastAsia" w:ascii="Times New Roman" w:hAnsi="Times New Roman" w:eastAsia="FangSong" w:cs="Times New Roman"/>
-        </w:rPr>
-        <w:t>葡萄糖</w:t>
-      </w:r>
-      <w:r>
-        <w:rPr>
-          <w:rFonts w:hint="eastAsia" w:ascii="Times New Roman" w:hAnsi="Times New Roman" w:eastAsia="Times New Roman" w:cs="Times New Roman"/>
-        </w:rPr>
-        <w:t>（</w:t>
-      </w:r>
-      <w:r>
-        <w:rPr>
-          <w:rFonts w:hint="eastAsia" w:ascii="Times New Roman" w:hAnsi="Times New Roman" w:eastAsia="FangSong" w:cs="Times New Roman"/>
-        </w:rPr>
-        <w:t>其糖二酸为内消旋体</w:t>
-      </w:r>
-      <w:r>
-        <w:rPr>
-          <w:rFonts w:hint="eastAsia" w:ascii="Times New Roman" w:hAnsi="Times New Roman" w:eastAsia="Times New Roman" w:cs="Times New Roman"/>
-        </w:rPr>
-        <w:t>，</w:t>
-      </w:r>
-      <w:r>
-        <w:rPr>
-          <w:rFonts w:hint="eastAsia" w:ascii="Times New Roman" w:hAnsi="Times New Roman" w:eastAsia="FangSong" w:cs="Times New Roman"/>
-        </w:rPr>
-        <w:t>无旋光</w:t>
-      </w:r>
-      <w:r>
-        <w:rPr>
-          <w:rFonts w:hint="eastAsia" w:ascii="Times New Roman" w:hAnsi="Times New Roman" w:eastAsia="Times New Roman" w:cs="Times New Roman"/>
-        </w:rPr>
-        <w:t>）。</w:t>
-      </w:r>
-    </w:p>
-    <w:p>
-      <w:pPr>
-        <w:pStyle w:val="BodyText"/>
-      </w:pPr>
-      <w:r>
-        <w:rPr>
-          <w:rFonts w:ascii="Times New Roman" w:hAnsi="Times New Roman" w:eastAsia="Times New Roman" w:cs="Times New Roman"/>
-          <w:b/>
-          <w:bCs/>
-        </w:rPr>
-        <w:t xml:space="preserve">6.</w:t>
-      </w:r>
-      <w:r>
-        <w:rPr>
-          <w:rFonts w:ascii="Times New Roman" w:hAnsi="Times New Roman" w:eastAsia="Times New Roman" w:cs="Times New Roman"/>
-        </w:rPr>
-        <w:t xml:space="preserve"> </w:t>
-      </w:r>
-      <w:r>
-        <w:rPr>
-          <w:rFonts w:ascii="Times New Roman" w:hAnsi="Times New Roman" w:eastAsia="Times New Roman" w:cs="Times New Roman"/>
-        </w:rPr>
-        <w:t xml:space="preserve">① </w:t>
-      </w:r>
-      <w:r>
-        <w:rPr>
-          <w:rFonts w:hint="eastAsia" w:ascii="Times New Roman" w:hAnsi="Times New Roman" w:eastAsia="Times New Roman" w:cs="Times New Roman"/>
-        </w:rPr>
-        <w:t>Tollens/Fehling</w:t>
-      </w:r>
-      <w:r>
-        <w:rPr>
-          <w:rFonts w:hint="eastAsia" w:ascii="Times New Roman" w:hAnsi="Times New Roman" w:eastAsia="FangSong" w:cs="Times New Roman"/>
-        </w:rPr>
-        <w:t>试剂</w:t>
-      </w:r>
-      <w:r>
-        <w:rPr>
-          <w:rFonts w:hint="eastAsia" w:ascii="Times New Roman" w:hAnsi="Times New Roman" w:eastAsia="Times New Roman" w:cs="Times New Roman"/>
-        </w:rPr>
-        <w:t>：</w:t>
-      </w:r>
-      <w:r>
-        <w:rPr>
-          <w:rFonts w:hint="eastAsia" w:ascii="Times New Roman" w:hAnsi="Times New Roman" w:eastAsia="FangSong" w:cs="Times New Roman"/>
-        </w:rPr>
-        <w:t>葡萄糖</w:t>
-      </w:r>
-      <w:r>
-        <w:rPr>
-          <w:rFonts w:hint="eastAsia" w:ascii="Times New Roman" w:hAnsi="Times New Roman" w:eastAsia="Times New Roman" w:cs="Times New Roman"/>
-        </w:rPr>
-        <w:t>（</w:t>
-      </w:r>
-      <w:r>
-        <w:rPr>
-          <w:rFonts w:hint="eastAsia" w:ascii="Times New Roman" w:hAnsi="Times New Roman" w:eastAsia="FangSong" w:cs="Times New Roman"/>
-        </w:rPr>
-        <w:t>还原性</w:t>
-      </w:r>
-      <w:r>
-        <w:rPr>
-          <w:rFonts w:hint="eastAsia" w:ascii="Times New Roman" w:hAnsi="Times New Roman" w:eastAsia="Times New Roman" w:cs="Times New Roman"/>
-        </w:rPr>
-        <w:t>）</w:t>
-      </w:r>
-      <w:r>
-        <w:rPr>
-          <w:rFonts w:hint="eastAsia" w:ascii="Times New Roman" w:hAnsi="Times New Roman" w:eastAsia="FangSong" w:cs="Times New Roman"/>
-        </w:rPr>
-        <w:t>呈阳性</w:t>
-      </w:r>
-      <w:r>
-        <w:rPr>
-          <w:rFonts w:hint="eastAsia" w:ascii="Times New Roman" w:hAnsi="Times New Roman" w:eastAsia="Times New Roman" w:cs="Times New Roman"/>
-        </w:rPr>
-        <w:t>，</w:t>
-      </w:r>
-      <w:r>
-        <w:rPr>
-          <w:rFonts w:hint="eastAsia" w:ascii="Times New Roman" w:hAnsi="Times New Roman" w:eastAsia="FangSong" w:cs="Times New Roman"/>
-        </w:rPr>
-        <w:t>甲基葡萄糖苷</w:t>
-      </w:r>
-      <w:r>
-        <w:rPr>
-          <w:rFonts w:hint="eastAsia" w:ascii="Times New Roman" w:hAnsi="Times New Roman" w:eastAsia="Times New Roman" w:cs="Times New Roman"/>
-        </w:rPr>
-        <w:t>（</w:t>
-      </w:r>
-      <w:r>
-        <w:rPr>
-          <w:rFonts w:hint="eastAsia" w:ascii="Times New Roman" w:hAnsi="Times New Roman" w:eastAsia="FangSong" w:cs="Times New Roman"/>
-        </w:rPr>
-        <w:t>非还原性</w:t>
-      </w:r>
-      <w:r>
-        <w:rPr>
-          <w:rFonts w:hint="eastAsia" w:ascii="Times New Roman" w:hAnsi="Times New Roman" w:eastAsia="Times New Roman" w:cs="Times New Roman"/>
-        </w:rPr>
-        <w:t>）</w:t>
-      </w:r>
-      <w:r>
-        <w:rPr>
-          <w:rFonts w:hint="eastAsia" w:ascii="Times New Roman" w:hAnsi="Times New Roman" w:eastAsia="FangSong" w:cs="Times New Roman"/>
-        </w:rPr>
-        <w:t>阴性</w:t>
-      </w:r>
-      <w:r>
-        <w:rPr>
-          <w:rFonts w:hint="eastAsia" w:ascii="Times New Roman" w:hAnsi="Times New Roman" w:eastAsia="Times New Roman" w:cs="Times New Roman"/>
-        </w:rPr>
-        <w:t>；②</w:t>
-      </w:r>
-      <w:r>
-        <w:rPr>
-          <w:rFonts w:ascii="Times New Roman" w:hAnsi="Times New Roman" w:eastAsia="Times New Roman" w:cs="Times New Roman"/>
-        </w:rPr>
-        <w:t xml:space="preserve"> </w:t>
-      </w:r>
-      <w:r>
-        <w:rPr>
-          <w:rFonts w:hint="eastAsia" w:ascii="Times New Roman" w:hAnsi="Times New Roman" w:eastAsia="FangSong" w:cs="Times New Roman"/>
-        </w:rPr>
-        <w:t>变旋检测</w:t>
-      </w:r>
-      <w:r>
-        <w:rPr>
-          <w:rFonts w:hint="eastAsia" w:ascii="Times New Roman" w:hAnsi="Times New Roman" w:eastAsia="Times New Roman" w:cs="Times New Roman"/>
-        </w:rPr>
-        <w:t>：</w:t>
-      </w:r>
-      <w:r>
-        <w:rPr>
-          <w:rFonts w:hint="eastAsia" w:ascii="Times New Roman" w:hAnsi="Times New Roman" w:eastAsia="FangSong" w:cs="Times New Roman"/>
-        </w:rPr>
-        <w:t>葡萄糖溶液放置旋光度变化</w:t>
-      </w:r>
-      <w:r>
-        <w:rPr>
-          <w:rFonts w:hint="eastAsia" w:ascii="Times New Roman" w:hAnsi="Times New Roman" w:eastAsia="Times New Roman" w:cs="Times New Roman"/>
-        </w:rPr>
-        <w:t>，</w:t>
-      </w:r>
-      <w:r>
-        <w:rPr>
-          <w:rFonts w:hint="eastAsia" w:ascii="Times New Roman" w:hAnsi="Times New Roman" w:eastAsia="FangSong" w:cs="Times New Roman"/>
-        </w:rPr>
-        <w:t>葡萄糖苷不变</w:t>
-      </w:r>
-      <w:r>
-        <w:rPr>
-          <w:rFonts w:hint="eastAsia" w:ascii="Times New Roman" w:hAnsi="Times New Roman" w:eastAsia="Times New Roman" w:cs="Times New Roman"/>
-        </w:rPr>
-        <w:t>；③</w:t>
-      </w:r>
-      <w:r>
-        <w:rPr>
-          <w:rFonts w:ascii="Times New Roman" w:hAnsi="Times New Roman" w:eastAsia="Times New Roman" w:cs="Times New Roman"/>
-        </w:rPr>
-        <w:t xml:space="preserve"> </w:t>
-      </w:r>
-      <w:r>
-        <w:rPr>
-          <w:rFonts w:hint="eastAsia" w:ascii="Times New Roman" w:hAnsi="Times New Roman" w:eastAsia="Times New Roman" w:cs="Times New Roman"/>
-        </w:rPr>
-        <w:t>Br</w:t>
-      </w:r>
-      <w:r>
-        <w:rPr>
-          <w:rFonts w:hint="eastAsia" w:ascii="Times New Roman" w:hAnsi="Times New Roman" w:eastAsia="Times New Roman" w:cs="Times New Roman"/>
-          <w:vertAlign w:val="subscript"/>
-        </w:rPr>
-        <w:t>2</w:t>
-      </w:r>
-      <w:r>
-        <w:rPr>
-          <w:rFonts w:hint="eastAsia" w:ascii="Times New Roman" w:hAnsi="Times New Roman" w:eastAsia="Times New Roman" w:cs="Times New Roman"/>
-        </w:rPr>
-        <w:t>/H</w:t>
-      </w:r>
-      <w:r>
-        <w:rPr>
-          <w:rFonts w:hint="eastAsia" w:ascii="Times New Roman" w:hAnsi="Times New Roman" w:eastAsia="Times New Roman" w:cs="Times New Roman"/>
-          <w:vertAlign w:val="subscript"/>
-        </w:rPr>
-        <w:t>2</w:t>
-      </w:r>
-      <w:r>
-        <w:rPr>
-          <w:rFonts w:hint="eastAsia" w:ascii="Times New Roman" w:hAnsi="Times New Roman" w:eastAsia="Times New Roman" w:cs="Times New Roman"/>
-        </w:rPr>
-        <w:t>O：</w:t>
-      </w:r>
-      <w:r>
-        <w:rPr>
-          <w:rFonts w:hint="eastAsia" w:ascii="Times New Roman" w:hAnsi="Times New Roman" w:eastAsia="FangSong" w:cs="Times New Roman"/>
-        </w:rPr>
-        <w:t>葡萄糖被氧化</w:t>
-      </w:r>
-      <w:r>
-        <w:rPr>
-          <w:rFonts w:hint="eastAsia" w:ascii="Times New Roman" w:hAnsi="Times New Roman" w:eastAsia="Times New Roman" w:cs="Times New Roman"/>
-        </w:rPr>
-        <w:t>（</w:t>
-      </w:r>
-      <w:r>
-        <w:rPr>
-          <w:rFonts w:hint="eastAsia" w:ascii="Times New Roman" w:hAnsi="Times New Roman" w:eastAsia="FangSong" w:cs="Times New Roman"/>
-        </w:rPr>
-        <w:t>溴水褪色</w:t>
-      </w:r>
-      <w:r>
-        <w:rPr>
-          <w:rFonts w:hint="eastAsia" w:ascii="Times New Roman" w:hAnsi="Times New Roman" w:eastAsia="Times New Roman" w:cs="Times New Roman"/>
-        </w:rPr>
-        <w:t>），</w:t>
-      </w:r>
-      <w:r>
-        <w:rPr>
-          <w:rFonts w:hint="eastAsia" w:ascii="Times New Roman" w:hAnsi="Times New Roman" w:eastAsia="FangSong" w:cs="Times New Roman"/>
-        </w:rPr>
-        <w:t>葡萄糖苷不反应</w:t>
-      </w:r>
-      <w:r>
-        <w:rPr>
-          <w:rFonts w:hint="eastAsia" w:ascii="Times New Roman" w:hAnsi="Times New Roman" w:eastAsia="Times New Roman" w:cs="Times New Roman"/>
-        </w:rPr>
-        <w:t>。</w:t>
-      </w:r>
-    </w:p>
-    <w:p>
-      <w:pPr>
-        <w:pStyle w:val="BodyText"/>
-      </w:pPr>
-      <w:r>
-        <w:rPr>
-          <w:rFonts w:ascii="Times New Roman" w:hAnsi="Times New Roman" w:eastAsia="Times New Roman" w:cs="Times New Roman"/>
-          <w:b/>
-          <w:bCs/>
-        </w:rPr>
-        <w:t xml:space="preserve">7.</w:t>
-      </w:r>
-      <w:r>
-        <w:rPr>
-          <w:rFonts w:ascii="Times New Roman" w:hAnsi="Times New Roman" w:eastAsia="Times New Roman" w:cs="Times New Roman"/>
-        </w:rPr>
-        <w:t xml:space="preserve"> </w:t>
-      </w:r>
-      <w:r>
-        <w:rPr>
-          <w:rFonts w:hint="eastAsia" w:ascii="Times New Roman" w:hAnsi="Times New Roman" w:eastAsia="Times New Roman" w:cs="Times New Roman"/>
-        </w:rPr>
-        <w:t>Edman</w:t>
-      </w:r>
-      <w:r>
-        <w:rPr>
-          <w:rFonts w:hint="eastAsia" w:ascii="Times New Roman" w:hAnsi="Times New Roman" w:eastAsia="FangSong" w:cs="Times New Roman"/>
-        </w:rPr>
-        <w:t>降解第</w:t>
-      </w:r>
-      <w:r>
-        <w:rPr>
-          <w:rFonts w:hint="eastAsia" w:ascii="Times New Roman" w:hAnsi="Times New Roman" w:eastAsia="Times New Roman" w:cs="Times New Roman"/>
-        </w:rPr>
-        <w:t>1</w:t>
-      </w:r>
-      <w:r>
-        <w:rPr>
-          <w:rFonts w:hint="eastAsia" w:ascii="Times New Roman" w:hAnsi="Times New Roman" w:eastAsia="FangSong" w:cs="Times New Roman"/>
-        </w:rPr>
-        <w:t>轮得</w:t>
-      </w:r>
-      <w:r>
-        <w:rPr>
-          <w:rFonts w:hint="eastAsia" w:ascii="Times New Roman" w:hAnsi="Times New Roman" w:eastAsia="Times New Roman" w:cs="Times New Roman"/>
-        </w:rPr>
-        <w:t>Phe→N</w:t>
-      </w:r>
-      <w:r>
-        <w:rPr>
-          <w:rFonts w:hint="eastAsia" w:ascii="Times New Roman" w:hAnsi="Times New Roman" w:eastAsia="FangSong" w:cs="Times New Roman"/>
-        </w:rPr>
-        <w:t>端为</w:t>
-      </w:r>
-      <w:r>
-        <w:rPr>
-          <w:rFonts w:hint="eastAsia" w:ascii="Times New Roman" w:hAnsi="Times New Roman" w:eastAsia="Times New Roman" w:cs="Times New Roman"/>
-        </w:rPr>
-        <w:t>Phe；</w:t>
-      </w:r>
-      <w:r>
-        <w:rPr>
-          <w:rFonts w:hint="eastAsia" w:ascii="Times New Roman" w:hAnsi="Times New Roman" w:eastAsia="FangSong" w:cs="Times New Roman"/>
-        </w:rPr>
-        <w:t>羧肽酶释放</w:t>
-      </w:r>
-      <w:r>
-        <w:rPr>
-          <w:rFonts w:hint="eastAsia" w:ascii="Times New Roman" w:hAnsi="Times New Roman" w:eastAsia="Times New Roman" w:cs="Times New Roman"/>
-        </w:rPr>
-        <w:t>Ala→C</w:t>
-      </w:r>
-      <w:r>
-        <w:rPr>
-          <w:rFonts w:hint="eastAsia" w:ascii="Times New Roman" w:hAnsi="Times New Roman" w:eastAsia="FangSong" w:cs="Times New Roman"/>
-        </w:rPr>
-        <w:t>端为</w:t>
-      </w:r>
-      <w:r>
-        <w:rPr>
-          <w:rFonts w:hint="eastAsia" w:ascii="Times New Roman" w:hAnsi="Times New Roman" w:eastAsia="Times New Roman" w:cs="Times New Roman"/>
-        </w:rPr>
-        <w:t>Ala。</w:t>
-      </w:r>
-      <w:r>
-        <w:rPr>
-          <w:rFonts w:hint="eastAsia" w:ascii="Times New Roman" w:hAnsi="Times New Roman" w:eastAsia="FangSong" w:cs="Times New Roman"/>
-        </w:rPr>
-        <w:t>序列</w:t>
-      </w:r>
-      <w:r>
-        <w:rPr>
-          <w:rFonts w:hint="eastAsia" w:ascii="Times New Roman" w:hAnsi="Times New Roman" w:eastAsia="Times New Roman" w:cs="Times New Roman"/>
-        </w:rPr>
-        <w:t>：</w:t>
-      </w:r>
-      <w:r>
-        <w:rPr>
-          <w:rFonts w:ascii="Times New Roman" w:hAnsi="Times New Roman" w:eastAsia="Times New Roman" w:cs="Times New Roman"/>
-          <w:b/>
-          <w:bCs/>
-        </w:rPr>
-        <w:t xml:space="preserve">Phe-Gly-Ala</w:t>
-      </w:r>
-      <w:r>
-        <w:rPr>
-          <w:rFonts w:hint="eastAsia" w:ascii="Times New Roman" w:hAnsi="Times New Roman" w:eastAsia="Times New Roman" w:cs="Times New Roman"/>
-        </w:rPr>
-        <w:t>（</w:t>
-      </w:r>
-      <w:r>
-        <w:rPr>
-          <w:rFonts w:hint="eastAsia" w:ascii="Times New Roman" w:hAnsi="Times New Roman" w:eastAsia="FangSong" w:cs="Times New Roman"/>
-        </w:rPr>
-        <w:t>或</w:t>
-      </w:r>
-      <w:r>
-        <w:rPr>
-          <w:rFonts w:hint="eastAsia" w:ascii="Times New Roman" w:hAnsi="Times New Roman" w:eastAsia="Times New Roman" w:cs="Times New Roman"/>
-        </w:rPr>
-        <w:t>Phe-Ala-Gly，</w:t>
-      </w:r>
-      <w:r>
-        <w:rPr>
-          <w:rFonts w:hint="eastAsia" w:ascii="Times New Roman" w:hAnsi="Times New Roman" w:eastAsia="FangSong" w:cs="Times New Roman"/>
-        </w:rPr>
-        <w:t>需根据水解产物等物质的量推断</w:t>
-      </w:r>
-      <w:r>
-        <w:rPr>
-          <w:rFonts w:hint="eastAsia" w:ascii="Times New Roman" w:hAnsi="Times New Roman" w:eastAsia="Times New Roman" w:cs="Times New Roman"/>
-        </w:rPr>
-        <w:t>，</w:t>
-      </w:r>
-      <w:r>
-        <w:rPr>
-          <w:rFonts w:hint="eastAsia" w:ascii="Times New Roman" w:hAnsi="Times New Roman" w:eastAsia="FangSong" w:cs="Times New Roman"/>
-        </w:rPr>
-        <w:t>若等物质的量则</w:t>
-      </w:r>
-      <w:r>
-        <w:rPr>
-          <w:rFonts w:hint="eastAsia" w:ascii="Times New Roman" w:hAnsi="Times New Roman" w:eastAsia="Times New Roman" w:cs="Times New Roman"/>
-        </w:rPr>
-        <w:t>Phe-Gly-Ala，</w:t>
-      </w:r>
-      <w:r>
-        <w:rPr>
-          <w:rFonts w:hint="eastAsia" w:ascii="Times New Roman" w:hAnsi="Times New Roman" w:eastAsia="FangSong" w:cs="Times New Roman"/>
-        </w:rPr>
-        <w:t>因</w:t>
-      </w:r>
-      <w:r>
-        <w:rPr>
-          <w:rFonts w:hint="eastAsia" w:ascii="Times New Roman" w:hAnsi="Times New Roman" w:eastAsia="Times New Roman" w:cs="Times New Roman"/>
-        </w:rPr>
-        <w:t>Phe、Gly、Ala</w:t>
-      </w:r>
-      <w:r>
-        <w:rPr>
-          <w:rFonts w:hint="eastAsia" w:ascii="Times New Roman" w:hAnsi="Times New Roman" w:eastAsia="FangSong" w:cs="Times New Roman"/>
-        </w:rPr>
-        <w:t>各一个</w:t>
-      </w:r>
-      <w:r>
-        <w:rPr>
-          <w:rFonts w:hint="eastAsia" w:ascii="Times New Roman" w:hAnsi="Times New Roman" w:eastAsia="Times New Roman" w:cs="Times New Roman"/>
-        </w:rPr>
-        <w:t>）。</w:t>
-      </w:r>
-    </w:p>
-    <w:p>
-      <w:pPr>
-        <w:pStyle w:val="BodyText"/>
-      </w:pPr>
-      <w:r>
-        <w:rPr>
-          <w:rFonts w:ascii="Times New Roman" w:hAnsi="Times New Roman" w:eastAsia="Times New Roman" w:cs="Times New Roman"/>
-          <w:b/>
-          <w:bCs/>
-        </w:rPr>
-        <w:t xml:space="preserve">8.</w:t>
-      </w:r>
-      <w:r>
-        <w:rPr>
-          <w:rFonts w:ascii="Times New Roman" w:hAnsi="Times New Roman" w:eastAsia="Times New Roman" w:cs="Times New Roman"/>
-        </w:rPr>
-        <w:t xml:space="preserve"> </w:t>
-      </w:r>
-      <w:r>
-        <w:rPr>
-          <w:rFonts w:ascii="Times New Roman" w:hAnsi="Times New Roman" w:eastAsia="Times New Roman" w:cs="Times New Roman"/>
-        </w:rPr>
-        <w:t xml:space="preserve">(a) </w:t>
-      </w:r>
-      <w:r>
-        <w:rPr>
-          <w:rFonts w:hint="eastAsia" w:ascii="Times New Roman" w:hAnsi="Times New Roman" w:eastAsia="FangSong" w:cs="Times New Roman"/>
-        </w:rPr>
-        <w:t>碱性</w:t>
-      </w:r>
-      <w:r>
-        <w:rPr>
-          <w:rFonts w:hint="eastAsia" w:ascii="Times New Roman" w:hAnsi="Times New Roman" w:eastAsia="Times New Roman" w:cs="Times New Roman"/>
-        </w:rPr>
-        <w:t>：</w:t>
-      </w:r>
-      <w:r>
-        <w:rPr>
-          <w:rFonts w:hint="eastAsia" w:ascii="Times New Roman" w:hAnsi="Times New Roman" w:eastAsia="FangSong" w:cs="Times New Roman"/>
-        </w:rPr>
-        <w:t>吡啶</w:t>
-      </w:r>
-      <w:r>
-        <w:rPr>
-          <w:rFonts w:hint="eastAsia" w:ascii="Times New Roman" w:hAnsi="Times New Roman" w:eastAsia="Times New Roman" w:cs="Times New Roman"/>
-        </w:rPr>
-        <w:t>(pKb~8.8)</w:t>
-      </w:r>
-      <w:r>
-        <w:rPr>
-          <w:rFonts w:ascii="Times New Roman" w:hAnsi="Times New Roman" w:eastAsia="Times New Roman" w:cs="Times New Roman"/>
-        </w:rPr>
-        <w:t xml:space="preserve"> &gt; </w:t>
-      </w:r>
-      <w:r>
-        <w:rPr>
-          <w:rFonts w:hint="eastAsia" w:ascii="Times New Roman" w:hAnsi="Times New Roman" w:eastAsia="FangSong" w:cs="Times New Roman"/>
-        </w:rPr>
-        <w:t>嘧啶</w:t>
-      </w:r>
-      <w:r>
-        <w:rPr>
-          <w:rFonts w:hint="eastAsia" w:ascii="Times New Roman" w:hAnsi="Times New Roman" w:eastAsia="Times New Roman" w:cs="Times New Roman"/>
-        </w:rPr>
-        <w:t>(pKb~12.7)，</w:t>
-      </w:r>
-      <w:r>
-        <w:rPr>
-          <w:rFonts w:hint="eastAsia" w:ascii="Times New Roman" w:hAnsi="Times New Roman" w:eastAsia="FangSong" w:cs="Times New Roman"/>
-        </w:rPr>
-        <w:t>嘧啶两个</w:t>
-      </w:r>
-      <w:r>
-        <w:rPr>
-          <w:rFonts w:hint="eastAsia" w:ascii="Times New Roman" w:hAnsi="Times New Roman" w:eastAsia="Times New Roman" w:cs="Times New Roman"/>
-        </w:rPr>
-        <w:t>N</w:t>
-      </w:r>
-      <w:r>
-        <w:rPr>
-          <w:rFonts w:hint="eastAsia" w:ascii="Times New Roman" w:hAnsi="Times New Roman" w:eastAsia="FangSong" w:cs="Times New Roman"/>
-        </w:rPr>
-        <w:t>的协同</w:t>
-      </w:r>
-      <w:r>
-        <w:rPr>
-          <w:rFonts w:hint="eastAsia" w:ascii="Times New Roman" w:hAnsi="Times New Roman" w:eastAsia="Times New Roman" w:cs="Times New Roman"/>
-        </w:rPr>
-        <w:t>-I</w:t>
-      </w:r>
-      <w:r>
-        <w:rPr>
-          <w:rFonts w:hint="eastAsia" w:ascii="Times New Roman" w:hAnsi="Times New Roman" w:eastAsia="FangSong" w:cs="Times New Roman"/>
-        </w:rPr>
-        <w:t>效应使</w:t>
-      </w:r>
-      <w:r>
-        <w:rPr>
-          <w:rFonts w:hint="eastAsia" w:ascii="Times New Roman" w:hAnsi="Times New Roman" w:eastAsia="Times New Roman" w:cs="Times New Roman"/>
-        </w:rPr>
-        <w:t>N</w:t>
-      </w:r>
-      <w:r>
-        <w:rPr>
-          <w:rFonts w:hint="eastAsia" w:ascii="Times New Roman" w:hAnsi="Times New Roman" w:eastAsia="FangSong" w:cs="Times New Roman"/>
-        </w:rPr>
-        <w:t>上电子密度更低</w:t>
-      </w:r>
-      <w:r>
-        <w:rPr>
-          <w:rFonts w:hint="eastAsia" w:ascii="Times New Roman" w:hAnsi="Times New Roman" w:eastAsia="Times New Roman" w:cs="Times New Roman"/>
-        </w:rPr>
-        <w:t>。</w:t>
-      </w:r>
-      <w:r>
-        <w:rPr>
-          <w:rFonts w:ascii="Times New Roman" w:hAnsi="Times New Roman" w:eastAsia="Times New Roman" w:cs="Times New Roman"/>
-        </w:rPr>
-        <w:t xml:space="preserve"> </w:t>
-      </w:r>
-      <w:r>
-        <w:rPr>
-          <w:rFonts w:ascii="Times New Roman" w:hAnsi="Times New Roman" w:eastAsia="Times New Roman" w:cs="Times New Roman"/>
-        </w:rPr>
-        <w:t xml:space="preserve">(b) </w:t>
-      </w:r>
-      <w:r>
-        <w:rPr>
-          <w:rFonts w:hint="eastAsia" w:ascii="Times New Roman" w:hAnsi="Times New Roman" w:eastAsia="FangSong" w:cs="Times New Roman"/>
-        </w:rPr>
-        <w:t>嘧啶比吡啶更缺电子</w:t>
-      </w:r>
-      <w:r>
-        <w:rPr>
-          <w:rFonts w:hint="eastAsia" w:ascii="Times New Roman" w:hAnsi="Times New Roman" w:eastAsia="Times New Roman" w:cs="Times New Roman"/>
-        </w:rPr>
-        <w:t>→</w:t>
-      </w:r>
-      <w:r>
-        <w:rPr>
-          <w:rFonts w:hint="eastAsia" w:ascii="Times New Roman" w:hAnsi="Times New Roman" w:eastAsia="FangSong" w:cs="Times New Roman"/>
-        </w:rPr>
-        <w:t>亲核取代</w:t>
-      </w:r>
-      <w:r>
-        <w:rPr>
-          <w:rFonts w:hint="eastAsia" w:ascii="Times New Roman" w:hAnsi="Times New Roman" w:eastAsia="Times New Roman" w:cs="Times New Roman"/>
-        </w:rPr>
-        <w:t>(SNA)</w:t>
-      </w:r>
-      <w:r>
-        <w:rPr>
-          <w:rFonts w:hint="eastAsia" w:ascii="Times New Roman" w:hAnsi="Times New Roman" w:eastAsia="FangSong" w:cs="Times New Roman"/>
-        </w:rPr>
-        <w:t>活性更强</w:t>
-      </w:r>
-      <w:r>
-        <w:rPr>
-          <w:rFonts w:hint="eastAsia" w:ascii="Times New Roman" w:hAnsi="Times New Roman" w:eastAsia="Times New Roman" w:cs="Times New Roman"/>
-        </w:rPr>
-        <w:t>；</w:t>
-      </w:r>
-      <w:r>
-        <w:rPr>
-          <w:rFonts w:hint="eastAsia" w:ascii="Times New Roman" w:hAnsi="Times New Roman" w:eastAsia="FangSong" w:cs="Times New Roman"/>
-        </w:rPr>
-        <w:t>嘧啶的</w:t>
-      </w:r>
-      <w:r>
-        <w:rPr>
-          <w:rFonts w:hint="eastAsia" w:ascii="Times New Roman" w:hAnsi="Times New Roman" w:eastAsia="Times New Roman" w:cs="Times New Roman"/>
-        </w:rPr>
-        <w:t>C4/C6</w:t>
-      </w:r>
-      <w:r>
-        <w:rPr>
-          <w:rFonts w:hint="eastAsia" w:ascii="Times New Roman" w:hAnsi="Times New Roman" w:eastAsia="FangSong" w:cs="Times New Roman"/>
-        </w:rPr>
-        <w:t>位最活泼</w:t>
-      </w:r>
-      <w:r>
-        <w:rPr>
-          <w:rFonts w:hint="eastAsia" w:ascii="Times New Roman" w:hAnsi="Times New Roman" w:eastAsia="Times New Roman" w:cs="Times New Roman"/>
-        </w:rPr>
-        <w:t>（</w:t>
-      </w:r>
-      <w:r>
-        <w:rPr>
-          <w:rFonts w:hint="eastAsia" w:ascii="Times New Roman" w:hAnsi="Times New Roman" w:eastAsia="FangSong" w:cs="Times New Roman"/>
-        </w:rPr>
-        <w:t>两个</w:t>
-      </w:r>
-      <w:r>
-        <w:rPr>
-          <w:rFonts w:hint="eastAsia" w:ascii="Times New Roman" w:hAnsi="Times New Roman" w:eastAsia="Times New Roman" w:cs="Times New Roman"/>
-        </w:rPr>
-        <w:t>N</w:t>
-      </w:r>
-      <w:r>
-        <w:rPr>
-          <w:rFonts w:hint="eastAsia" w:ascii="Times New Roman" w:hAnsi="Times New Roman" w:eastAsia="FangSong" w:cs="Times New Roman"/>
-        </w:rPr>
-        <w:t>的活化叠加</w:t>
-      </w:r>
-      <w:r>
-        <w:rPr>
-          <w:rFonts w:hint="eastAsia" w:ascii="Times New Roman" w:hAnsi="Times New Roman" w:eastAsia="Times New Roman" w:cs="Times New Roman"/>
-        </w:rPr>
-        <w:t>）。</w:t>
-      </w:r>
-      <w:r>
-        <w:rPr>
-          <w:rFonts w:hint="eastAsia" w:ascii="Times New Roman" w:hAnsi="Times New Roman" w:eastAsia="FangSong" w:cs="Times New Roman"/>
-        </w:rPr>
-        <w:t>吡啶的</w:t>
-      </w:r>
-      <w:r>
-        <w:rPr>
-          <w:rFonts w:hint="eastAsia" w:ascii="Times New Roman" w:hAnsi="Times New Roman" w:eastAsia="Times New Roman" w:cs="Times New Roman"/>
-        </w:rPr>
-        <w:t>Chichibabin</w:t>
-      </w:r>
-      <w:r>
-        <w:rPr>
-          <w:rFonts w:hint="eastAsia" w:ascii="Times New Roman" w:hAnsi="Times New Roman" w:eastAsia="FangSong" w:cs="Times New Roman"/>
-        </w:rPr>
-        <w:t>反应在</w:t>
-      </w:r>
-      <w:r>
-        <w:rPr>
-          <w:rFonts w:hint="eastAsia" w:ascii="Times New Roman" w:hAnsi="Times New Roman" w:eastAsia="Times New Roman" w:cs="Times New Roman"/>
-        </w:rPr>
-        <w:t>C2</w:t>
-      </w:r>
-      <w:r>
-        <w:rPr>
-          <w:rFonts w:hint="eastAsia" w:ascii="Times New Roman" w:hAnsi="Times New Roman" w:eastAsia="FangSong" w:cs="Times New Roman"/>
-        </w:rPr>
-        <w:t>位</w:t>
-      </w:r>
-      <w:r>
-        <w:rPr>
-          <w:rFonts w:hint="eastAsia" w:ascii="Times New Roman" w:hAnsi="Times New Roman" w:eastAsia="Times New Roman" w:cs="Times New Roman"/>
-        </w:rPr>
-        <w:t>。</w:t>
-      </w:r>
-      <w:r>
-        <w:rPr>
-          <w:rFonts w:ascii="Times New Roman" w:hAnsi="Times New Roman" w:eastAsia="Times New Roman" w:cs="Times New Roman"/>
-        </w:rPr>
-        <w:t xml:space="preserve"> </w:t>
-      </w:r>
-      <w:r>
-        <w:rPr>
-          <w:rFonts w:ascii="Times New Roman" w:hAnsi="Times New Roman" w:eastAsia="Times New Roman" w:cs="Times New Roman"/>
-        </w:rPr>
-        <w:t xml:space="preserve">(c) </w:t>
-      </w:r>
-      <w:r>
-        <w:rPr>
-          <w:rFonts w:hint="eastAsia" w:ascii="Times New Roman" w:hAnsi="Times New Roman" w:eastAsia="FangSong" w:cs="Times New Roman"/>
-        </w:rPr>
-        <w:t>吡啶的</w:t>
-      </w:r>
-      <w:r>
-        <w:rPr>
-          <w:rFonts w:hint="eastAsia" w:ascii="Times New Roman" w:hAnsi="Times New Roman" w:eastAsia="Times New Roman" w:cs="Times New Roman"/>
-        </w:rPr>
-        <w:t>SEAr</w:t>
-      </w:r>
-      <w:r>
-        <w:rPr>
-          <w:rFonts w:hint="eastAsia" w:ascii="Times New Roman" w:hAnsi="Times New Roman" w:eastAsia="FangSong" w:cs="Times New Roman"/>
-        </w:rPr>
-        <w:t>已很困难</w:t>
-      </w:r>
-      <w:r>
-        <w:rPr>
-          <w:rFonts w:hint="eastAsia" w:ascii="Times New Roman" w:hAnsi="Times New Roman" w:eastAsia="Times New Roman" w:cs="Times New Roman"/>
-        </w:rPr>
-        <w:t>（</w:t>
-      </w:r>
-      <w:r>
-        <w:rPr>
-          <w:rFonts w:hint="eastAsia" w:ascii="Times New Roman" w:hAnsi="Times New Roman" w:eastAsia="FangSong" w:cs="Times New Roman"/>
-        </w:rPr>
-        <w:t>需</w:t>
-      </w:r>
-      <w:r>
-        <w:rPr>
-          <w:rFonts w:hint="eastAsia" w:ascii="Times New Roman" w:hAnsi="Times New Roman" w:eastAsia="Times New Roman" w:cs="Times New Roman"/>
-        </w:rPr>
-        <w:t>&gt;300°C）；</w:t>
-      </w:r>
-      <w:r>
-        <w:rPr>
-          <w:rFonts w:hint="eastAsia" w:ascii="Times New Roman" w:hAnsi="Times New Roman" w:eastAsia="FangSong" w:cs="Times New Roman"/>
-        </w:rPr>
-        <w:t>嘧啶几乎不发生</w:t>
-      </w:r>
-      <w:r>
-        <w:rPr>
-          <w:rFonts w:hint="eastAsia" w:ascii="Times New Roman" w:hAnsi="Times New Roman" w:eastAsia="Times New Roman" w:cs="Times New Roman"/>
-        </w:rPr>
-        <w:t>SEAr（</w:t>
-      </w:r>
-      <w:r>
-        <w:rPr>
-          <w:rFonts w:hint="eastAsia" w:ascii="Times New Roman" w:hAnsi="Times New Roman" w:eastAsia="FangSong" w:cs="Times New Roman"/>
-        </w:rPr>
-        <w:t>两个</w:t>
-      </w:r>
-      <w:r>
-        <w:rPr>
-          <w:rFonts w:hint="eastAsia" w:ascii="Times New Roman" w:hAnsi="Times New Roman" w:eastAsia="Times New Roman" w:cs="Times New Roman"/>
-        </w:rPr>
-        <w:t>N</w:t>
-      </w:r>
-      <w:r>
-        <w:rPr>
-          <w:rFonts w:hint="eastAsia" w:ascii="Times New Roman" w:hAnsi="Times New Roman" w:eastAsia="FangSong" w:cs="Times New Roman"/>
-        </w:rPr>
-        <w:t>使环极度缺电子</w:t>
-      </w:r>
-      <w:r>
-        <w:rPr>
-          <w:rFonts w:hint="eastAsia" w:ascii="Times New Roman" w:hAnsi="Times New Roman" w:eastAsia="Times New Roman" w:cs="Times New Roman"/>
-        </w:rPr>
-        <w:t>）。</w:t>
-      </w:r>
-    </w:p>
-    <w:p>
-      <w:pPr>
-        <w:spacing w:before="160" w:after="80"/>
-      </w:pPr>
-      <w:r>
-        <w:pict>
-          <v:rect style="width:0;height:1.5pt" o:hralign="center" o:hrstd="t" o:hr="t"/>
-        </w:pict>
-      </w:r>
-    </w:p>
-    <w:bookmarkEnd w:id="61"/>
-    <w:bookmarkStart w:id="62" w:name="拓展与联系"/>
-    <w:p>
-      <w:pPr>
-        <w:pStyle w:val="Heading2"/>
-        <w:spacing w:before="280" w:after="120"/>
-      </w:pPr>
-      <w:r>
-        <w:rPr>
-          <w:rFonts w:hint="eastAsia" w:ascii="Times New Roman" w:hAnsi="Times New Roman" w:eastAsia="SimHei" w:cs="Times New Roman"/>
-        </w:rPr>
-        <w:t xml:space="preserve">拓展与联系</w:t>
+          <w:rFonts w:hint="eastAsia" w:ascii="Times New Roman" w:hAnsi="Times New Roman" w:eastAsia="Times New Roman" w:cs="Times New Roman"/>
+        </w:rPr>
+        <w:t>03-</w:t>
+      </w:r>
+      <w:r>
+        <w:rPr>
+          <w:rFonts w:hint="eastAsia" w:ascii="Times New Roman" w:hAnsi="Times New Roman" w:eastAsia="FangSong" w:cs="Times New Roman"/>
+        </w:rPr>
+        <w:t>知识点</w:t>
+      </w:r>
+      <w:r>
+        <w:rPr>
+          <w:rFonts w:hint="eastAsia" w:ascii="Times New Roman" w:hAnsi="Times New Roman" w:eastAsia="Times New Roman" w:cs="Times New Roman"/>
+        </w:rPr>
+        <w:t>/</w:t>
+      </w:r>
+      <w:r>
+        <w:rPr>
+          <w:rFonts w:hint="eastAsia" w:ascii="Times New Roman" w:hAnsi="Times New Roman" w:eastAsia="FangSong" w:cs="Times New Roman"/>
+        </w:rPr>
+        <w:t>有机化学</w:t>
+      </w:r>
+      <w:r>
+        <w:rPr>
+          <w:rFonts w:hint="eastAsia" w:ascii="Times New Roman" w:hAnsi="Times New Roman" w:eastAsia="Times New Roman" w:cs="Times New Roman"/>
+        </w:rPr>
+        <w:t>/</w:t>
+      </w:r>
+      <w:r>
+        <w:rPr>
+          <w:rFonts w:hint="eastAsia" w:ascii="Times New Roman" w:hAnsi="Times New Roman" w:eastAsia="FangSong" w:cs="Times New Roman"/>
+        </w:rPr>
+        <w:t>杂环芳香性</w:t>
+      </w:r>
+      <w:r>
+        <w:rPr>
+          <w:rFonts w:ascii="Times New Roman" w:hAnsi="Times New Roman" w:eastAsia="Times New Roman" w:cs="Times New Roman"/>
+        </w:rPr>
+        <w:t xml:space="preserve"> — </w:t>
+      </w:r>
+      <w:r>
+        <w:rPr>
+          <w:rFonts w:hint="eastAsia" w:ascii="Times New Roman" w:hAnsi="Times New Roman" w:eastAsia="FangSong" w:cs="Times New Roman"/>
+        </w:rPr>
+        <w:t xml:space="preserve">芳香性判据在杂环中的应用</w:t>
       </w:r>
     </w:p>
     <w:p>
@@ -25238,7 +25433,7 @@
         <w:pStyle w:val="Compact"/>
         <w:numPr>
           <w:ilvl w:val="0"/>
-          <w:numId w:val="1008"/>
+          <w:numId w:val="1004"/>
         </w:numPr>
       </w:pPr>
       <w:r>
@@ -25275,7 +25470,7 @@
         <w:rPr>
           <w:rFonts w:hint="eastAsia" w:ascii="Times New Roman" w:hAnsi="Times New Roman" w:eastAsia="FangSong" w:cs="Times New Roman"/>
         </w:rPr>
-        <w:t>杂环化合物</w:t>
+        <w:t>糖类</w:t>
       </w:r>
       <w:r>
         <w:rPr>
@@ -25287,7 +25482,7 @@
         <w:rPr>
           <w:rFonts w:hint="eastAsia" w:ascii="Times New Roman" w:hAnsi="Times New Roman" w:eastAsia="FangSong" w:cs="Times New Roman"/>
         </w:rPr>
-        <w:t xml:space="preserve">杂环电子结构与反应性系统论述</w:t>
+        <w:t xml:space="preserve">糖类总览</w:t>
       </w:r>
     </w:p>
     <w:p>
@@ -25295,7 +25490,7 @@
         <w:pStyle w:val="Compact"/>
         <w:numPr>
           <w:ilvl w:val="0"/>
-          <w:numId w:val="1008"/>
+          <w:numId w:val="1004"/>
         </w:numPr>
       </w:pPr>
       <w:r>
@@ -25332,7 +25527,7 @@
         <w:rPr>
           <w:rFonts w:hint="eastAsia" w:ascii="Times New Roman" w:hAnsi="Times New Roman" w:eastAsia="FangSong" w:cs="Times New Roman"/>
         </w:rPr>
-        <w:t>杂环芳香性</w:t>
+        <w:t>氨基酸与等电点</w:t>
       </w:r>
       <w:r>
         <w:rPr>
@@ -25342,9 +25537,15 @@
       </w:r>
       <w:r>
         <w:rPr>
-          <w:rFonts w:hint="eastAsia" w:ascii="Times New Roman" w:hAnsi="Times New Roman" w:eastAsia="FangSong" w:cs="Times New Roman"/>
-        </w:rPr>
-        <w:t xml:space="preserve">芳香性判据在杂环中的应用</w:t>
+          <w:rFonts w:hint="eastAsia" w:ascii="Times New Roman" w:hAnsi="Times New Roman" w:eastAsia="Times New Roman" w:cs="Times New Roman"/>
+        </w:rPr>
+        <w:t>pI</w:t>
+      </w:r>
+      <w:r>
+        <w:rPr>
+          <w:rFonts w:hint="eastAsia" w:ascii="Times New Roman" w:hAnsi="Times New Roman" w:eastAsia="FangSong" w:cs="Times New Roman"/>
+        </w:rPr>
+        <w:t>计算系统方法</w:t>
       </w:r>
     </w:p>
     <w:p>
@@ -25352,7 +25553,7 @@
         <w:pStyle w:val="Compact"/>
         <w:numPr>
           <w:ilvl w:val="0"/>
-          <w:numId w:val="1008"/>
+          <w:numId w:val="1004"/>
         </w:numPr>
       </w:pPr>
       <w:r>
@@ -25389,7 +25590,7 @@
         <w:rPr>
           <w:rFonts w:hint="eastAsia" w:ascii="Times New Roman" w:hAnsi="Times New Roman" w:eastAsia="FangSong" w:cs="Times New Roman"/>
         </w:rPr>
-        <w:t>糖类</w:t>
+        <w:t>肽键</w:t>
       </w:r>
       <w:r>
         <w:rPr>
@@ -25401,7 +25602,7 @@
         <w:rPr>
           <w:rFonts w:hint="eastAsia" w:ascii="Times New Roman" w:hAnsi="Times New Roman" w:eastAsia="FangSong" w:cs="Times New Roman"/>
         </w:rPr>
-        <w:t xml:space="preserve">糖类总览</w:t>
+        <w:t xml:space="preserve">肽键平面性</w:t>
       </w:r>
     </w:p>
     <w:p>
@@ -25409,7 +25610,7 @@
         <w:pStyle w:val="Compact"/>
         <w:numPr>
           <w:ilvl w:val="0"/>
-          <w:numId w:val="1008"/>
+          <w:numId w:val="1004"/>
         </w:numPr>
       </w:pPr>
       <w:r>
@@ -25446,7 +25647,7 @@
         <w:rPr>
           <w:rFonts w:hint="eastAsia" w:ascii="Times New Roman" w:hAnsi="Times New Roman" w:eastAsia="FangSong" w:cs="Times New Roman"/>
         </w:rPr>
-        <w:t>氨基酸与等电点</w:t>
+        <w:t>生物碱</w:t>
       </w:r>
       <w:r>
         <w:rPr>
@@ -25456,15 +25657,9 @@
       </w:r>
       <w:r>
         <w:rPr>
-          <w:rFonts w:hint="eastAsia" w:ascii="Times New Roman" w:hAnsi="Times New Roman" w:eastAsia="Times New Roman" w:cs="Times New Roman"/>
-        </w:rPr>
-        <w:t>pI</w:t>
-      </w:r>
-      <w:r>
-        <w:rPr>
-          <w:rFonts w:hint="eastAsia" w:ascii="Times New Roman" w:hAnsi="Times New Roman" w:eastAsia="FangSong" w:cs="Times New Roman"/>
-        </w:rPr>
-        <w:t>计算系统方法</w:t>
+          <w:rFonts w:hint="eastAsia" w:ascii="Times New Roman" w:hAnsi="Times New Roman" w:eastAsia="FangSong" w:cs="Times New Roman"/>
+        </w:rPr>
+        <w:t xml:space="preserve">生物碱分类与识别</w:t>
       </w:r>
     </w:p>
     <w:p>
@@ -25472,7 +25667,7 @@
         <w:pStyle w:val="Compact"/>
         <w:numPr>
           <w:ilvl w:val="0"/>
-          <w:numId w:val="1008"/>
+          <w:numId w:val="1004"/>
         </w:numPr>
       </w:pPr>
       <w:r>
@@ -25509,7 +25704,7 @@
         <w:rPr>
           <w:rFonts w:hint="eastAsia" w:ascii="Times New Roman" w:hAnsi="Times New Roman" w:eastAsia="FangSong" w:cs="Times New Roman"/>
         </w:rPr>
-        <w:t>肽键</w:t>
+        <w:t>膦化合物</w:t>
       </w:r>
       <w:r>
         <w:rPr>
@@ -25519,9 +25714,15 @@
       </w:r>
       <w:r>
         <w:rPr>
-          <w:rFonts w:hint="eastAsia" w:ascii="Times New Roman" w:hAnsi="Times New Roman" w:eastAsia="FangSong" w:cs="Times New Roman"/>
-        </w:rPr>
-        <w:t xml:space="preserve">肽键平面性</w:t>
+          <w:rFonts w:hint="eastAsia" w:ascii="Times New Roman" w:hAnsi="Times New Roman" w:eastAsia="Times New Roman" w:cs="Times New Roman"/>
+        </w:rPr>
+        <w:t>Wittig</w:t>
+      </w:r>
+      <w:r>
+        <w:rPr>
+          <w:rFonts w:hint="eastAsia" w:ascii="Times New Roman" w:hAnsi="Times New Roman" w:eastAsia="FangSong" w:cs="Times New Roman"/>
+        </w:rPr>
+        <w:t>反应机制</w:t>
       </w:r>
     </w:p>
     <w:p>
@@ -25529,127 +25730,7 @@
         <w:pStyle w:val="Compact"/>
         <w:numPr>
           <w:ilvl w:val="0"/>
-          <w:numId w:val="1008"/>
-        </w:numPr>
-      </w:pPr>
-      <w:r>
-        <w:rPr>
-          <w:rFonts w:hint="eastAsia" w:ascii="Times New Roman" w:hAnsi="Times New Roman" w:eastAsia="Times New Roman" w:cs="Times New Roman"/>
-        </w:rPr>
-        <w:t>03-</w:t>
-      </w:r>
-      <w:r>
-        <w:rPr>
-          <w:rFonts w:hint="eastAsia" w:ascii="Times New Roman" w:hAnsi="Times New Roman" w:eastAsia="FangSong" w:cs="Times New Roman"/>
-        </w:rPr>
-        <w:t>知识点</w:t>
-      </w:r>
-      <w:r>
-        <w:rPr>
-          <w:rFonts w:hint="eastAsia" w:ascii="Times New Roman" w:hAnsi="Times New Roman" w:eastAsia="Times New Roman" w:cs="Times New Roman"/>
-        </w:rPr>
-        <w:t>/</w:t>
-      </w:r>
-      <w:r>
-        <w:rPr>
-          <w:rFonts w:hint="eastAsia" w:ascii="Times New Roman" w:hAnsi="Times New Roman" w:eastAsia="FangSong" w:cs="Times New Roman"/>
-        </w:rPr>
-        <w:t>有机化学</w:t>
-      </w:r>
-      <w:r>
-        <w:rPr>
-          <w:rFonts w:hint="eastAsia" w:ascii="Times New Roman" w:hAnsi="Times New Roman" w:eastAsia="Times New Roman" w:cs="Times New Roman"/>
-        </w:rPr>
-        <w:t>/</w:t>
-      </w:r>
-      <w:r>
-        <w:rPr>
-          <w:rFonts w:hint="eastAsia" w:ascii="Times New Roman" w:hAnsi="Times New Roman" w:eastAsia="FangSong" w:cs="Times New Roman"/>
-        </w:rPr>
-        <w:t>生物碱</w:t>
-      </w:r>
-      <w:r>
-        <w:rPr>
-          <w:rFonts w:ascii="Times New Roman" w:hAnsi="Times New Roman" w:eastAsia="Times New Roman" w:cs="Times New Roman"/>
-        </w:rPr>
-        <w:t xml:space="preserve"> — </w:t>
-      </w:r>
-      <w:r>
-        <w:rPr>
-          <w:rFonts w:hint="eastAsia" w:ascii="Times New Roman" w:hAnsi="Times New Roman" w:eastAsia="FangSong" w:cs="Times New Roman"/>
-        </w:rPr>
-        <w:t xml:space="preserve">生物碱分类与识别</w:t>
-      </w:r>
-    </w:p>
-    <w:p>
-      <w:pPr>
-        <w:pStyle w:val="Compact"/>
-        <w:numPr>
-          <w:ilvl w:val="0"/>
-          <w:numId w:val="1008"/>
-        </w:numPr>
-      </w:pPr>
-      <w:r>
-        <w:rPr>
-          <w:rFonts w:hint="eastAsia" w:ascii="Times New Roman" w:hAnsi="Times New Roman" w:eastAsia="Times New Roman" w:cs="Times New Roman"/>
-        </w:rPr>
-        <w:t>03-</w:t>
-      </w:r>
-      <w:r>
-        <w:rPr>
-          <w:rFonts w:hint="eastAsia" w:ascii="Times New Roman" w:hAnsi="Times New Roman" w:eastAsia="FangSong" w:cs="Times New Roman"/>
-        </w:rPr>
-        <w:t>知识点</w:t>
-      </w:r>
-      <w:r>
-        <w:rPr>
-          <w:rFonts w:hint="eastAsia" w:ascii="Times New Roman" w:hAnsi="Times New Roman" w:eastAsia="Times New Roman" w:cs="Times New Roman"/>
-        </w:rPr>
-        <w:t>/</w:t>
-      </w:r>
-      <w:r>
-        <w:rPr>
-          <w:rFonts w:hint="eastAsia" w:ascii="Times New Roman" w:hAnsi="Times New Roman" w:eastAsia="FangSong" w:cs="Times New Roman"/>
-        </w:rPr>
-        <w:t>有机化学</w:t>
-      </w:r>
-      <w:r>
-        <w:rPr>
-          <w:rFonts w:hint="eastAsia" w:ascii="Times New Roman" w:hAnsi="Times New Roman" w:eastAsia="Times New Roman" w:cs="Times New Roman"/>
-        </w:rPr>
-        <w:t>/</w:t>
-      </w:r>
-      <w:r>
-        <w:rPr>
-          <w:rFonts w:hint="eastAsia" w:ascii="Times New Roman" w:hAnsi="Times New Roman" w:eastAsia="FangSong" w:cs="Times New Roman"/>
-        </w:rPr>
-        <w:t>膦化合物</w:t>
-      </w:r>
-      <w:r>
-        <w:rPr>
-          <w:rFonts w:ascii="Times New Roman" w:hAnsi="Times New Roman" w:eastAsia="Times New Roman" w:cs="Times New Roman"/>
-        </w:rPr>
-        <w:t xml:space="preserve"> — </w:t>
-      </w:r>
-      <w:r>
-        <w:rPr>
-          <w:rFonts w:hint="eastAsia" w:ascii="Times New Roman" w:hAnsi="Times New Roman" w:eastAsia="Times New Roman" w:cs="Times New Roman"/>
-        </w:rPr>
-        <w:t>Wittig</w:t>
-      </w:r>
-      <w:r>
-        <w:rPr>
-          <w:rFonts w:hint="eastAsia" w:ascii="Times New Roman" w:hAnsi="Times New Roman" w:eastAsia="FangSong" w:cs="Times New Roman"/>
-        </w:rPr>
-        <w:t>反应机制</w:t>
-      </w:r>
-    </w:p>
-    <w:p>
-      <w:pPr>
-        <w:pStyle w:val="Compact"/>
-        <w:numPr>
-          <w:ilvl w:val="0"/>
-          <w:numId w:val="1008"/>
+          <w:numId w:val="1004"/>
         </w:numPr>
       </w:pPr>
       <w:r>
@@ -25966,346 +26047,6 @@
       </w:rPr>
     </w:lvl>
   </w:abstractNum>
-  <w:abstractNum w:abstractNumId="99411">
-    <w:nsid w:val="00A99411"/>
-    <w:multiLevelType w:val="multilevel"/>
-    <w:lvl w:ilvl="0">
-      <w:start w:val="1"/>
-      <w:numFmt w:val="decimal"/>
-      <w:lvlText w:val="%1."/>
-      <w:lvlJc w:val="left"/>
-      <w:pPr>
-        <w:ind w:left="720" w:hanging="360"/>
-      </w:pPr>
-    </w:lvl>
-    <w:lvl w:ilvl="1">
-      <w:start w:val="1"/>
-      <w:numFmt w:val="decimal"/>
-      <w:lvlText w:val="%2."/>
-      <w:lvlJc w:val="left"/>
-      <w:pPr>
-        <w:ind w:left="1440" w:hanging="360"/>
-      </w:pPr>
-    </w:lvl>
-    <w:lvl w:ilvl="2">
-      <w:start w:val="1"/>
-      <w:numFmt w:val="decimal"/>
-      <w:lvlText w:val="%3."/>
-      <w:lvlJc w:val="left"/>
-      <w:pPr>
-        <w:ind w:left="2160" w:hanging="360"/>
-      </w:pPr>
-    </w:lvl>
-    <w:lvl w:ilvl="3">
-      <w:start w:val="1"/>
-      <w:numFmt w:val="decimal"/>
-      <w:lvlText w:val="%4."/>
-      <w:lvlJc w:val="left"/>
-      <w:pPr>
-        <w:ind w:left="2880" w:hanging="360"/>
-      </w:pPr>
-    </w:lvl>
-    <w:lvl w:ilvl="4">
-      <w:start w:val="1"/>
-      <w:numFmt w:val="decimal"/>
-      <w:lvlText w:val="%5."/>
-      <w:lvlJc w:val="left"/>
-      <w:pPr>
-        <w:ind w:left="3600" w:hanging="360"/>
-      </w:pPr>
-    </w:lvl>
-    <w:lvl w:ilvl="5">
-      <w:start w:val="1"/>
-      <w:numFmt w:val="decimal"/>
-      <w:lvlText w:val="%6."/>
-      <w:lvlJc w:val="left"/>
-      <w:pPr>
-        <w:ind w:left="4320" w:hanging="360"/>
-      </w:pPr>
-    </w:lvl>
-    <w:lvl w:ilvl="6">
-      <w:start w:val="1"/>
-      <w:numFmt w:val="decimal"/>
-      <w:lvlText w:val="%7."/>
-      <w:lvlJc w:val="left"/>
-      <w:pPr>
-        <w:ind w:left="5040" w:hanging="360"/>
-      </w:pPr>
-    </w:lvl>
-    <w:lvl w:ilvl="7">
-      <w:start w:val="1"/>
-      <w:numFmt w:val="decimal"/>
-      <w:lvlText w:val="%8."/>
-      <w:lvlJc w:val="left"/>
-      <w:pPr>
-        <w:ind w:left="5760" w:hanging="360"/>
-      </w:pPr>
-    </w:lvl>
-    <w:lvl w:ilvl="8">
-      <w:start w:val="1"/>
-      <w:numFmt w:val="decimal"/>
-      <w:lvlText w:val="%9."/>
-      <w:lvlJc w:val="left"/>
-      <w:pPr>
-        <w:ind w:left="6480" w:hanging="360"/>
-      </w:pPr>
-    </w:lvl>
-  </w:abstractNum>
-  <w:abstractNum w:abstractNumId="99414">
-    <w:nsid w:val="00A99414"/>
-    <w:multiLevelType w:val="multilevel"/>
-    <w:lvl w:ilvl="0">
-      <w:start w:val="4"/>
-      <w:numFmt w:val="decimal"/>
-      <w:lvlText w:val="%1."/>
-      <w:lvlJc w:val="left"/>
-      <w:pPr>
-        <w:ind w:left="720" w:hanging="360"/>
-      </w:pPr>
-    </w:lvl>
-    <w:lvl w:ilvl="1">
-      <w:start w:val="4"/>
-      <w:numFmt w:val="decimal"/>
-      <w:lvlText w:val="%2."/>
-      <w:lvlJc w:val="left"/>
-      <w:pPr>
-        <w:ind w:left="1440" w:hanging="360"/>
-      </w:pPr>
-    </w:lvl>
-    <w:lvl w:ilvl="2">
-      <w:start w:val="4"/>
-      <w:numFmt w:val="decimal"/>
-      <w:lvlText w:val="%3."/>
-      <w:lvlJc w:val="left"/>
-      <w:pPr>
-        <w:ind w:left="2160" w:hanging="360"/>
-      </w:pPr>
-    </w:lvl>
-    <w:lvl w:ilvl="3">
-      <w:start w:val="4"/>
-      <w:numFmt w:val="decimal"/>
-      <w:lvlText w:val="%4."/>
-      <w:lvlJc w:val="left"/>
-      <w:pPr>
-        <w:ind w:left="2880" w:hanging="360"/>
-      </w:pPr>
-    </w:lvl>
-    <w:lvl w:ilvl="4">
-      <w:start w:val="4"/>
-      <w:numFmt w:val="decimal"/>
-      <w:lvlText w:val="%5."/>
-      <w:lvlJc w:val="left"/>
-      <w:pPr>
-        <w:ind w:left="3600" w:hanging="360"/>
-      </w:pPr>
-    </w:lvl>
-    <w:lvl w:ilvl="5">
-      <w:start w:val="4"/>
-      <w:numFmt w:val="decimal"/>
-      <w:lvlText w:val="%6."/>
-      <w:lvlJc w:val="left"/>
-      <w:pPr>
-        <w:ind w:left="4320" w:hanging="360"/>
-      </w:pPr>
-    </w:lvl>
-    <w:lvl w:ilvl="6">
-      <w:start w:val="4"/>
-      <w:numFmt w:val="decimal"/>
-      <w:lvlText w:val="%7."/>
-      <w:lvlJc w:val="left"/>
-      <w:pPr>
-        <w:ind w:left="5040" w:hanging="360"/>
-      </w:pPr>
-    </w:lvl>
-    <w:lvl w:ilvl="7">
-      <w:start w:val="4"/>
-      <w:numFmt w:val="decimal"/>
-      <w:lvlText w:val="%8."/>
-      <w:lvlJc w:val="left"/>
-      <w:pPr>
-        <w:ind w:left="5760" w:hanging="360"/>
-      </w:pPr>
-    </w:lvl>
-    <w:lvl w:ilvl="8">
-      <w:start w:val="4"/>
-      <w:numFmt w:val="decimal"/>
-      <w:lvlText w:val="%9."/>
-      <w:lvlJc w:val="left"/>
-      <w:pPr>
-        <w:ind w:left="6480" w:hanging="360"/>
-      </w:pPr>
-    </w:lvl>
-  </w:abstractNum>
-  <w:abstractNum w:abstractNumId="99731">
-    <w:nsid w:val="00A99731"/>
-    <w:multiLevelType w:val="multilevel"/>
-    <w:lvl w:ilvl="0">
-      <w:start w:val="1"/>
-      <w:numFmt w:val="lowerLetter"/>
-      <w:lvlText w:val="(%1)"/>
-      <w:lvlJc w:val="left"/>
-      <w:pPr>
-        <w:ind w:left="720" w:hanging="360"/>
-      </w:pPr>
-    </w:lvl>
-    <w:lvl w:ilvl="1">
-      <w:start w:val="1"/>
-      <w:numFmt w:val="lowerLetter"/>
-      <w:lvlText w:val="(%2)"/>
-      <w:lvlJc w:val="left"/>
-      <w:pPr>
-        <w:ind w:left="1440" w:hanging="360"/>
-      </w:pPr>
-    </w:lvl>
-    <w:lvl w:ilvl="2">
-      <w:start w:val="1"/>
-      <w:numFmt w:val="lowerLetter"/>
-      <w:lvlText w:val="(%3)"/>
-      <w:lvlJc w:val="left"/>
-      <w:pPr>
-        <w:ind w:left="2160" w:hanging="360"/>
-      </w:pPr>
-    </w:lvl>
-    <w:lvl w:ilvl="3">
-      <w:start w:val="1"/>
-      <w:numFmt w:val="lowerLetter"/>
-      <w:lvlText w:val="(%4)"/>
-      <w:lvlJc w:val="left"/>
-      <w:pPr>
-        <w:ind w:left="2880" w:hanging="360"/>
-      </w:pPr>
-    </w:lvl>
-    <w:lvl w:ilvl="4">
-      <w:start w:val="1"/>
-      <w:numFmt w:val="lowerLetter"/>
-      <w:lvlText w:val="(%5)"/>
-      <w:lvlJc w:val="left"/>
-      <w:pPr>
-        <w:ind w:left="3600" w:hanging="360"/>
-      </w:pPr>
-    </w:lvl>
-    <w:lvl w:ilvl="5">
-      <w:start w:val="1"/>
-      <w:numFmt w:val="lowerLetter"/>
-      <w:lvlText w:val="(%6)"/>
-      <w:lvlJc w:val="left"/>
-      <w:pPr>
-        <w:ind w:left="4320" w:hanging="360"/>
-      </w:pPr>
-    </w:lvl>
-    <w:lvl w:ilvl="6">
-      <w:start w:val="1"/>
-      <w:numFmt w:val="lowerLetter"/>
-      <w:lvlText w:val="(%7)"/>
-      <w:lvlJc w:val="left"/>
-      <w:pPr>
-        <w:ind w:left="5040" w:hanging="360"/>
-      </w:pPr>
-    </w:lvl>
-    <w:lvl w:ilvl="7">
-      <w:start w:val="1"/>
-      <w:numFmt w:val="lowerLetter"/>
-      <w:lvlText w:val="(%8)"/>
-      <w:lvlJc w:val="left"/>
-      <w:pPr>
-        <w:ind w:left="5760" w:hanging="360"/>
-      </w:pPr>
-    </w:lvl>
-    <w:lvl w:ilvl="8">
-      <w:start w:val="1"/>
-      <w:numFmt w:val="lowerLetter"/>
-      <w:lvlText w:val="(%9)"/>
-      <w:lvlJc w:val="left"/>
-      <w:pPr>
-        <w:ind w:left="6480" w:hanging="360"/>
-      </w:pPr>
-    </w:lvl>
-  </w:abstractNum>
-  <w:abstractNum w:abstractNumId="99417">
-    <w:nsid w:val="00A99417"/>
-    <w:multiLevelType w:val="multilevel"/>
-    <w:lvl w:ilvl="0">
-      <w:start w:val="7"/>
-      <w:numFmt w:val="decimal"/>
-      <w:lvlText w:val="%1."/>
-      <w:lvlJc w:val="left"/>
-      <w:pPr>
-        <w:ind w:left="720" w:hanging="360"/>
-      </w:pPr>
-    </w:lvl>
-    <w:lvl w:ilvl="1">
-      <w:start w:val="7"/>
-      <w:numFmt w:val="decimal"/>
-      <w:lvlText w:val="%2."/>
-      <w:lvlJc w:val="left"/>
-      <w:pPr>
-        <w:ind w:left="1440" w:hanging="360"/>
-      </w:pPr>
-    </w:lvl>
-    <w:lvl w:ilvl="2">
-      <w:start w:val="7"/>
-      <w:numFmt w:val="decimal"/>
-      <w:lvlText w:val="%3."/>
-      <w:lvlJc w:val="left"/>
-      <w:pPr>
-        <w:ind w:left="2160" w:hanging="360"/>
-      </w:pPr>
-    </w:lvl>
-    <w:lvl w:ilvl="3">
-      <w:start w:val="7"/>
-      <w:numFmt w:val="decimal"/>
-      <w:lvlText w:val="%4."/>
-      <w:lvlJc w:val="left"/>
-      <w:pPr>
-        <w:ind w:left="2880" w:hanging="360"/>
-      </w:pPr>
-    </w:lvl>
-    <w:lvl w:ilvl="4">
-      <w:start w:val="7"/>
-      <w:numFmt w:val="decimal"/>
-      <w:lvlText w:val="%5."/>
-      <w:lvlJc w:val="left"/>
-      <w:pPr>
-        <w:ind w:left="3600" w:hanging="360"/>
-      </w:pPr>
-    </w:lvl>
-    <w:lvl w:ilvl="5">
-      <w:start w:val="7"/>
-      <w:numFmt w:val="decimal"/>
-      <w:lvlText w:val="%6."/>
-      <w:lvlJc w:val="left"/>
-      <w:pPr>
-        <w:ind w:left="4320" w:hanging="360"/>
-      </w:pPr>
-    </w:lvl>
-    <w:lvl w:ilvl="6">
-      <w:start w:val="7"/>
-      <w:numFmt w:val="decimal"/>
-      <w:lvlText w:val="%7."/>
-      <w:lvlJc w:val="left"/>
-      <w:pPr>
-        <w:ind w:left="5040" w:hanging="360"/>
-      </w:pPr>
-    </w:lvl>
-    <w:lvl w:ilvl="7">
-      <w:start w:val="7"/>
-      <w:numFmt w:val="decimal"/>
-      <w:lvlText w:val="%8."/>
-      <w:lvlJc w:val="left"/>
-      <w:pPr>
-        <w:ind w:left="5760" w:hanging="360"/>
-      </w:pPr>
-    </w:lvl>
-    <w:lvl w:ilvl="8">
-      <w:start w:val="7"/>
-      <w:numFmt w:val="decimal"/>
-      <w:lvlText w:val="%9."/>
-      <w:lvlJc w:val="left"/>
-      <w:pPr>
-        <w:ind w:left="6480" w:hanging="360"/>
-      </w:pPr>
-    </w:lvl>
-  </w:abstractNum>
   <w:num w:numId="1000">
     <w:abstractNumId w:val="990"/>
   </w:num>
@@ -26319,126 +26060,6 @@
     <w:abstractNumId w:val="991"/>
   </w:num>
   <w:num w:numId="1004">
-    <w:abstractNumId w:val="99411"/>
-    <w:lvlOverride w:ilvl="0">
-      <w:startOverride w:val="1"/>
-    </w:lvlOverride>
-    <w:lvlOverride w:ilvl="1">
-      <w:startOverride w:val="1"/>
-    </w:lvlOverride>
-    <w:lvlOverride w:ilvl="2">
-      <w:startOverride w:val="1"/>
-    </w:lvlOverride>
-    <w:lvlOverride w:ilvl="3">
-      <w:startOverride w:val="1"/>
-    </w:lvlOverride>
-    <w:lvlOverride w:ilvl="4">
-      <w:startOverride w:val="1"/>
-    </w:lvlOverride>
-    <w:lvlOverride w:ilvl="5">
-      <w:startOverride w:val="1"/>
-    </w:lvlOverride>
-    <w:lvlOverride w:ilvl="6">
-      <w:startOverride w:val="1"/>
-    </w:lvlOverride>
-    <w:lvlOverride w:ilvl="7">
-      <w:startOverride w:val="1"/>
-    </w:lvlOverride>
-    <w:lvlOverride w:ilvl="8">
-      <w:startOverride w:val="1"/>
-    </w:lvlOverride>
-  </w:num>
-  <w:num w:numId="1005">
-    <w:abstractNumId w:val="99414"/>
-    <w:lvlOverride w:ilvl="0">
-      <w:startOverride w:val="4"/>
-    </w:lvlOverride>
-    <w:lvlOverride w:ilvl="1">
-      <w:startOverride w:val="4"/>
-    </w:lvlOverride>
-    <w:lvlOverride w:ilvl="2">
-      <w:startOverride w:val="4"/>
-    </w:lvlOverride>
-    <w:lvlOverride w:ilvl="3">
-      <w:startOverride w:val="4"/>
-    </w:lvlOverride>
-    <w:lvlOverride w:ilvl="4">
-      <w:startOverride w:val="4"/>
-    </w:lvlOverride>
-    <w:lvlOverride w:ilvl="5">
-      <w:startOverride w:val="4"/>
-    </w:lvlOverride>
-    <w:lvlOverride w:ilvl="6">
-      <w:startOverride w:val="4"/>
-    </w:lvlOverride>
-    <w:lvlOverride w:ilvl="7">
-      <w:startOverride w:val="4"/>
-    </w:lvlOverride>
-    <w:lvlOverride w:ilvl="8">
-      <w:startOverride w:val="4"/>
-    </w:lvlOverride>
-  </w:num>
-  <w:num w:numId="1006">
-    <w:abstractNumId w:val="99731"/>
-    <w:lvlOverride w:ilvl="0">
-      <w:startOverride w:val="1"/>
-    </w:lvlOverride>
-    <w:lvlOverride w:ilvl="1">
-      <w:startOverride w:val="1"/>
-    </w:lvlOverride>
-    <w:lvlOverride w:ilvl="2">
-      <w:startOverride w:val="1"/>
-    </w:lvlOverride>
-    <w:lvlOverride w:ilvl="3">
-      <w:startOverride w:val="1"/>
-    </w:lvlOverride>
-    <w:lvlOverride w:ilvl="4">
-      <w:startOverride w:val="1"/>
-    </w:lvlOverride>
-    <w:lvlOverride w:ilvl="5">
-      <w:startOverride w:val="1"/>
-    </w:lvlOverride>
-    <w:lvlOverride w:ilvl="6">
-      <w:startOverride w:val="1"/>
-    </w:lvlOverride>
-    <w:lvlOverride w:ilvl="7">
-      <w:startOverride w:val="1"/>
-    </w:lvlOverride>
-    <w:lvlOverride w:ilvl="8">
-      <w:startOverride w:val="1"/>
-    </w:lvlOverride>
-  </w:num>
-  <w:num w:numId="1007">
-    <w:abstractNumId w:val="99417"/>
-    <w:lvlOverride w:ilvl="0">
-      <w:startOverride w:val="7"/>
-    </w:lvlOverride>
-    <w:lvlOverride w:ilvl="1">
-      <w:startOverride w:val="7"/>
-    </w:lvlOverride>
-    <w:lvlOverride w:ilvl="2">
-      <w:startOverride w:val="7"/>
-    </w:lvlOverride>
-    <w:lvlOverride w:ilvl="3">
-      <w:startOverride w:val="7"/>
-    </w:lvlOverride>
-    <w:lvlOverride w:ilvl="4">
-      <w:startOverride w:val="7"/>
-    </w:lvlOverride>
-    <w:lvlOverride w:ilvl="5">
-      <w:startOverride w:val="7"/>
-    </w:lvlOverride>
-    <w:lvlOverride w:ilvl="6">
-      <w:startOverride w:val="7"/>
-    </w:lvlOverride>
-    <w:lvlOverride w:ilvl="7">
-      <w:startOverride w:val="7"/>
-    </w:lvlOverride>
-    <w:lvlOverride w:ilvl="8">
-      <w:startOverride w:val="7"/>
-    </w:lvlOverride>
-  </w:num>
-  <w:num w:numId="1008">
     <w:abstractNumId w:val="991"/>
   </w:num>
 </w:numbering>

--- a/06-学生侧材料/讲义/6-有机化学/杂原子与生物高分子.docx
+++ b/06-学生侧材料/讲义/6-有机化学/杂原子与生物高分子.docx
@@ -277,214 +277,563 @@
     </w:p>
     <w:p>
       <w:pPr>
-        <w:pStyle w:val="Compact"/>
-        <w:numPr>
-          <w:ilvl w:val="0"/>
-          <w:numId w:val="1001"/>
-        </w:numPr>
+        <w:pStyle w:val="BlockText"/>
+        <w:spacing w:after="80"/>
       </w:pPr>
       <w:r>
         <w:rPr>
           <w:rFonts w:hint="eastAsia" w:ascii="Times New Roman" w:hAnsi="Times New Roman" w:eastAsia="FangSong" w:cs="Times New Roman"/>
         </w:rPr>
-        <w:t>理解</w:t>
-      </w:r>
-      <w:r>
-        <w:rPr>
-          <w:rFonts w:hint="eastAsia" w:ascii="Times New Roman" w:hAnsi="Times New Roman" w:eastAsia="Times New Roman" w:cs="Times New Roman"/>
-        </w:rPr>
-        <w:t>O/N/S/</w:t>
-      </w:r>
-      <w:r>
-        <w:rPr>
-          <w:rFonts w:hint="eastAsia" w:ascii="Times New Roman" w:hAnsi="Times New Roman" w:eastAsia="FangSong" w:cs="Times New Roman"/>
-        </w:rPr>
-        <w:t>卤素作为杂原子的电子效应及对反应活性的影响</w:t>
+        <w:t>对齐考纲</w:t>
+      </w:r>
+      <w:r>
+        <w:rPr>
+          <w:rFonts w:hint="eastAsia" w:ascii="Times New Roman" w:hAnsi="Times New Roman" w:eastAsia="Times New Roman" w:cs="Times New Roman"/>
+        </w:rPr>
+        <w:t>：§31</w:t>
+      </w:r>
+      <w:r>
+        <w:rPr>
+          <w:rFonts w:ascii="Times New Roman" w:hAnsi="Times New Roman" w:eastAsia="Times New Roman" w:cs="Times New Roman"/>
+        </w:rPr>
+        <w:t xml:space="preserve"> </w:t>
+      </w:r>
+      <w:r>
+        <w:rPr>
+          <w:rFonts w:hint="eastAsia" w:ascii="Times New Roman" w:hAnsi="Times New Roman" w:eastAsia="FangSong" w:cs="Times New Roman"/>
+        </w:rPr>
+        <w:t xml:space="preserve">有机反应的本质</w:t>
+      </w:r>
+      <w:r>
+        <w:rPr>
+          <w:rFonts w:ascii="Times New Roman" w:hAnsi="Times New Roman" w:eastAsia="Times New Roman" w:cs="Times New Roman"/>
+        </w:rPr>
+        <w:t xml:space="preserve"> · §48 </w:t>
+      </w:r>
+      <w:r>
+        <w:rPr>
+          <w:rFonts w:hint="eastAsia" w:ascii="Times New Roman" w:hAnsi="Times New Roman" w:eastAsia="FangSong" w:cs="Times New Roman"/>
+        </w:rPr>
+        <w:t xml:space="preserve">膦化合物</w:t>
+      </w:r>
+      <w:r>
+        <w:rPr>
+          <w:rFonts w:ascii="Times New Roman" w:hAnsi="Times New Roman" w:eastAsia="Times New Roman" w:cs="Times New Roman"/>
+        </w:rPr>
+        <w:t xml:space="preserve"> · §52 </w:t>
+      </w:r>
+      <w:r>
+        <w:rPr>
+          <w:rFonts w:hint="eastAsia" w:ascii="Times New Roman" w:hAnsi="Times New Roman" w:eastAsia="FangSong" w:cs="Times New Roman"/>
+        </w:rPr>
+        <w:t xml:space="preserve">杂环化合物</w:t>
+      </w:r>
+      <w:r>
+        <w:rPr>
+          <w:rFonts w:ascii="Times New Roman" w:hAnsi="Times New Roman" w:eastAsia="Times New Roman" w:cs="Times New Roman"/>
+        </w:rPr>
+        <w:t xml:space="preserve"> · §53 </w:t>
+      </w:r>
+      <w:r>
+        <w:rPr>
+          <w:rFonts w:hint="eastAsia" w:ascii="Times New Roman" w:hAnsi="Times New Roman" w:eastAsia="FangSong" w:cs="Times New Roman"/>
+        </w:rPr>
+        <w:t xml:space="preserve">糖类</w:t>
+      </w:r>
+      <w:r>
+        <w:rPr>
+          <w:rFonts w:ascii="Times New Roman" w:hAnsi="Times New Roman" w:eastAsia="Times New Roman" w:cs="Times New Roman"/>
+        </w:rPr>
+        <w:t xml:space="preserve"> · §54 </w:t>
+      </w:r>
+      <w:r>
+        <w:rPr>
+          <w:rFonts w:hint="eastAsia" w:ascii="Times New Roman" w:hAnsi="Times New Roman" w:eastAsia="FangSong" w:cs="Times New Roman"/>
+        </w:rPr>
+        <w:t xml:space="preserve">氨基酸</w:t>
+      </w:r>
+      <w:r>
+        <w:rPr>
+          <w:rFonts w:ascii="Times New Roman" w:hAnsi="Times New Roman" w:eastAsia="Times New Roman" w:cs="Times New Roman"/>
+        </w:rPr>
+        <w:t xml:space="preserve"> · §55 </w:t>
+      </w:r>
+      <w:r>
+        <w:rPr>
+          <w:rFonts w:hint="eastAsia" w:ascii="Times New Roman" w:hAnsi="Times New Roman" w:eastAsia="FangSong" w:cs="Times New Roman"/>
+        </w:rPr>
+        <w:t xml:space="preserve">高分子</w:t>
       </w:r>
     </w:p>
-    <w:p>
-      <w:pPr>
-        <w:pStyle w:val="Compact"/>
-        <w:numPr>
-          <w:ilvl w:val="0"/>
-          <w:numId w:val="1001"/>
-        </w:numPr>
-      </w:pPr>
-      <w:r>
-        <w:rPr>
-          <w:rFonts w:hint="eastAsia" w:ascii="Times New Roman" w:hAnsi="Times New Roman" w:eastAsia="FangSong" w:cs="Times New Roman"/>
-        </w:rPr>
-        <w:t>能比较五元芳杂环与六元芳杂环的电子性质</w:t>
-      </w:r>
-      <w:r>
-        <w:rPr>
-          <w:rFonts w:hint="eastAsia" w:ascii="Times New Roman" w:hAnsi="Times New Roman" w:eastAsia="Times New Roman" w:cs="Times New Roman"/>
-        </w:rPr>
-        <w:t>、</w:t>
-      </w:r>
-      <w:r>
-        <w:rPr>
-          <w:rFonts w:hint="eastAsia" w:ascii="Times New Roman" w:hAnsi="Times New Roman" w:eastAsia="FangSong" w:cs="Times New Roman"/>
-        </w:rPr>
-        <w:t>芳香性强弱与主要反应倾向</w:t>
-      </w:r>
-    </w:p>
-    <w:p>
-      <w:pPr>
-        <w:pStyle w:val="Compact"/>
-        <w:numPr>
-          <w:ilvl w:val="0"/>
-          <w:numId w:val="1001"/>
-        </w:numPr>
-      </w:pPr>
-      <w:r>
-        <w:rPr>
-          <w:rFonts w:hint="eastAsia" w:ascii="Times New Roman" w:hAnsi="Times New Roman" w:eastAsia="FangSong" w:cs="Times New Roman"/>
-        </w:rPr>
-        <w:t>能用</w:t>
-      </w:r>
-      <w:r>
-        <w:rPr>
-          <w:rFonts w:hint="eastAsia" w:ascii="Times New Roman" w:hAnsi="Times New Roman" w:eastAsia="Times New Roman" w:cs="Times New Roman"/>
-        </w:rPr>
-        <w:t>”</w:t>
-      </w:r>
-      <w:r>
-        <w:rPr>
-          <w:rFonts w:hint="eastAsia" w:ascii="Times New Roman" w:hAnsi="Times New Roman" w:eastAsia="FangSong" w:cs="Times New Roman"/>
-        </w:rPr>
-        <w:t>异头碳是否自由</w:t>
-      </w:r>
-      <w:r>
-        <w:rPr>
-          <w:rFonts w:hint="eastAsia" w:ascii="Times New Roman" w:hAnsi="Times New Roman" w:eastAsia="Times New Roman" w:cs="Times New Roman"/>
-        </w:rPr>
-        <w:t>”</w:t>
-      </w:r>
-      <w:r>
-        <w:rPr>
-          <w:rFonts w:hint="eastAsia" w:ascii="Times New Roman" w:hAnsi="Times New Roman" w:eastAsia="FangSong" w:cs="Times New Roman"/>
-        </w:rPr>
-        <w:t>判断糖的变旋</w:t>
-      </w:r>
-      <w:r>
-        <w:rPr>
-          <w:rFonts w:hint="eastAsia" w:ascii="Times New Roman" w:hAnsi="Times New Roman" w:eastAsia="Times New Roman" w:cs="Times New Roman"/>
-        </w:rPr>
-        <w:t>、</w:t>
-      </w:r>
-      <w:r>
-        <w:rPr>
-          <w:rFonts w:hint="eastAsia" w:ascii="Times New Roman" w:hAnsi="Times New Roman" w:eastAsia="FangSong" w:cs="Times New Roman"/>
-        </w:rPr>
-        <w:t>还原性与糖苷化结果</w:t>
-      </w:r>
-    </w:p>
-    <w:p>
-      <w:pPr>
-        <w:pStyle w:val="Compact"/>
-        <w:numPr>
-          <w:ilvl w:val="0"/>
-          <w:numId w:val="1001"/>
-        </w:numPr>
-      </w:pPr>
-      <w:r>
-        <w:rPr>
-          <w:rFonts w:hint="eastAsia" w:ascii="Times New Roman" w:hAnsi="Times New Roman" w:eastAsia="FangSong" w:cs="Times New Roman"/>
-        </w:rPr>
-        <w:t>能根据</w:t>
-      </w:r>
-      <w:r>
-        <w:rPr>
-          <w:rFonts w:hint="eastAsia" w:ascii="Times New Roman" w:hAnsi="Times New Roman" w:eastAsia="Times New Roman" w:cs="Times New Roman"/>
-        </w:rPr>
-        <w:t>pKa</w:t>
-      </w:r>
-      <w:r>
-        <w:rPr>
-          <w:rFonts w:hint="eastAsia" w:ascii="Times New Roman" w:hAnsi="Times New Roman" w:eastAsia="FangSong" w:cs="Times New Roman"/>
-        </w:rPr>
-        <w:t>计算常见氨基酸的等电点</w:t>
-      </w:r>
-      <w:r>
-        <w:rPr>
-          <w:rFonts w:hint="eastAsia" w:ascii="Times New Roman" w:hAnsi="Times New Roman" w:eastAsia="Times New Roman" w:cs="Times New Roman"/>
-        </w:rPr>
-        <w:t>，</w:t>
-      </w:r>
-      <w:r>
-        <w:rPr>
-          <w:rFonts w:hint="eastAsia" w:ascii="Times New Roman" w:hAnsi="Times New Roman" w:eastAsia="FangSong" w:cs="Times New Roman"/>
-        </w:rPr>
-        <w:t>并用净电荷判断电泳方向</w:t>
-      </w:r>
-    </w:p>
-    <w:p>
-      <w:pPr>
-        <w:pStyle w:val="Compact"/>
-        <w:numPr>
-          <w:ilvl w:val="0"/>
-          <w:numId w:val="1001"/>
-        </w:numPr>
-      </w:pPr>
-      <w:r>
-        <w:rPr>
-          <w:rFonts w:hint="eastAsia" w:ascii="Times New Roman" w:hAnsi="Times New Roman" w:eastAsia="FangSong" w:cs="Times New Roman"/>
-        </w:rPr>
-        <w:t>能识别常见含硫</w:t>
-      </w:r>
-      <w:r>
-        <w:rPr>
-          <w:rFonts w:hint="eastAsia" w:ascii="Times New Roman" w:hAnsi="Times New Roman" w:eastAsia="Times New Roman" w:cs="Times New Roman"/>
-        </w:rPr>
-        <w:t>/</w:t>
-      </w:r>
-      <w:r>
-        <w:rPr>
-          <w:rFonts w:hint="eastAsia" w:ascii="Times New Roman" w:hAnsi="Times New Roman" w:eastAsia="FangSong" w:cs="Times New Roman"/>
-        </w:rPr>
-        <w:t>含磷试剂</w:t>
-      </w:r>
-      <w:r>
-        <w:rPr>
-          <w:rFonts w:hint="eastAsia" w:ascii="Times New Roman" w:hAnsi="Times New Roman" w:eastAsia="Times New Roman" w:cs="Times New Roman"/>
-        </w:rPr>
-        <w:t>（Wittig</w:t>
-      </w:r>
-      <w:r>
-        <w:rPr>
-          <w:rFonts w:hint="eastAsia" w:ascii="Times New Roman" w:hAnsi="Times New Roman" w:eastAsia="FangSong" w:cs="Times New Roman"/>
-        </w:rPr>
-        <w:t>叶立德</w:t>
-      </w:r>
-      <w:r>
-        <w:rPr>
-          <w:rFonts w:hint="eastAsia" w:ascii="Times New Roman" w:hAnsi="Times New Roman" w:eastAsia="Times New Roman" w:cs="Times New Roman"/>
-        </w:rPr>
-        <w:t>）</w:t>
-      </w:r>
-      <w:r>
-        <w:rPr>
-          <w:rFonts w:hint="eastAsia" w:ascii="Times New Roman" w:hAnsi="Times New Roman" w:eastAsia="FangSong" w:cs="Times New Roman"/>
-        </w:rPr>
-        <w:t>的反应特征</w:t>
-      </w:r>
-    </w:p>
-    <w:p>
-      <w:pPr>
-        <w:pStyle w:val="Compact"/>
-        <w:numPr>
-          <w:ilvl w:val="0"/>
-          <w:numId w:val="1001"/>
-        </w:numPr>
-      </w:pPr>
-      <w:r>
-        <w:rPr>
-          <w:rFonts w:hint="eastAsia" w:ascii="Times New Roman" w:hAnsi="Times New Roman" w:eastAsia="FangSong" w:cs="Times New Roman"/>
-        </w:rPr>
-        <w:t xml:space="preserve">能根据重复单元反推常见高分子的单体与聚合类型</w:t>
-      </w:r>
-    </w:p>
+    <w:tbl>
+      <w:tblPr>
+        <w:tblStyle w:val="Table"/>
+        <w:tblW w:type="pct" w:w="5000"/>
+        <w:tblLayout w:type="fixed"/>
+        <w:tblLook w:firstRow="1" w:lastRow="0" w:firstColumn="0" w:lastColumn="0" w:noHBand="0" w:noVBand="0" w:val="0020"/>
+      </w:tblPr>
+      <w:tblGrid>
+        <w:gridCol w:w="3960"/>
+        <w:gridCol w:w="3960"/>
+      </w:tblGrid>
+      <w:tr>
+        <w:trPr>
+          <w:tblHeader w:val="on"/>
+        </w:trPr>
+        <w:tc>
+          <w:tcPr/>
+          <w:p>
+            <w:pPr>
+              <w:pStyle w:val="Compact"/>
+              <w:jc w:val="center"/>
+            </w:pPr>
+            <w:r>
+              <w:rPr>
+                <w:rFonts w:hint="eastAsia" w:ascii="Times New Roman" w:hAnsi="Times New Roman" w:eastAsia="SimHei" w:cs="Times New Roman"/>
+                <w:b/>
+              </w:rPr>
+              <w:t xml:space="preserve">考纲条目</w:t>
+            </w:r>
+          </w:p>
+        </w:tc>
+        <w:tc>
+          <w:tcPr/>
+          <w:p>
+            <w:pPr>
+              <w:pStyle w:val="Compact"/>
+              <w:jc w:val="center"/>
+            </w:pPr>
+            <w:r>
+              <w:rPr>
+                <w:rFonts w:hint="eastAsia" w:ascii="Times New Roman" w:hAnsi="Times New Roman" w:eastAsia="SimHei" w:cs="Times New Roman"/>
+                <w:b/>
+              </w:rPr>
+              <w:t xml:space="preserve">学完本讲你应能</w:t>
+            </w:r>
+          </w:p>
+        </w:tc>
+      </w:tr>
+      <w:tr>
+        <w:tc>
+          <w:tcPr/>
+          <w:p>
+            <w:pPr>
+              <w:pStyle w:val="Compact"/>
+              <w:jc w:val="center"/>
+            </w:pPr>
+            <w:r>
+              <w:rPr>
+                <w:rFonts w:ascii="Times New Roman" w:hAnsi="Times New Roman" w:eastAsia="Times New Roman" w:cs="Times New Roman"/>
+              </w:rPr>
+              <w:t xml:space="preserve">§31 </w:t>
+            </w:r>
+            <w:r>
+              <w:rPr>
+                <w:rFonts w:hint="eastAsia" w:ascii="Times New Roman" w:hAnsi="Times New Roman" w:eastAsia="FangSong" w:cs="Times New Roman"/>
+              </w:rPr>
+              <w:t xml:space="preserve">有机反应的本质</w:t>
+            </w:r>
+            <w:r>
+              <w:rPr>
+                <w:rFonts w:ascii="Times New Roman" w:hAnsi="Times New Roman" w:eastAsia="Times New Roman" w:cs="Times New Roman"/>
+              </w:rPr>
+              <w:t xml:space="preserve"> · </w:t>
+            </w:r>
+            <w:r>
+              <w:rPr>
+                <w:rFonts w:hint="eastAsia" w:ascii="Times New Roman" w:hAnsi="Times New Roman" w:eastAsia="FangSong" w:cs="Times New Roman"/>
+              </w:rPr>
+              <w:t xml:space="preserve">杂原子的电子效应</w:t>
+            </w:r>
+          </w:p>
+        </w:tc>
+        <w:tc>
+          <w:tcPr/>
+          <w:p>
+            <w:pPr>
+              <w:pStyle w:val="Compact"/>
+              <w:jc w:val="center"/>
+            </w:pPr>
+            <w:r>
+              <w:rPr>
+                <w:rFonts w:hint="eastAsia" w:ascii="Times New Roman" w:hAnsi="Times New Roman" w:eastAsia="FangSong" w:cs="Times New Roman"/>
+              </w:rPr>
+              <w:t>理解</w:t>
+            </w:r>
+            <w:r>
+              <w:rPr>
+                <w:rFonts w:hint="eastAsia" w:ascii="Times New Roman" w:hAnsi="Times New Roman" w:eastAsia="Times New Roman" w:cs="Times New Roman"/>
+              </w:rPr>
+              <w:t>O/N/S/</w:t>
+            </w:r>
+            <w:r>
+              <w:rPr>
+                <w:rFonts w:hint="eastAsia" w:ascii="Times New Roman" w:hAnsi="Times New Roman" w:eastAsia="FangSong" w:cs="Times New Roman"/>
+              </w:rPr>
+              <w:t>卤素作为杂原子的电子效应及对反应活性的影响</w:t>
+            </w:r>
+          </w:p>
+        </w:tc>
+      </w:tr>
+      <w:tr>
+        <w:tc>
+          <w:tcPr/>
+          <w:p>
+            <w:pPr>
+              <w:pStyle w:val="Compact"/>
+              <w:jc w:val="center"/>
+            </w:pPr>
+            <w:r>
+              <w:rPr>
+                <w:rFonts w:ascii="Times New Roman" w:hAnsi="Times New Roman" w:eastAsia="Times New Roman" w:cs="Times New Roman"/>
+              </w:rPr>
+              <w:t xml:space="preserve">§48 </w:t>
+            </w:r>
+            <w:r>
+              <w:rPr>
+                <w:rFonts w:hint="eastAsia" w:ascii="Times New Roman" w:hAnsi="Times New Roman" w:eastAsia="FangSong" w:cs="Times New Roman"/>
+              </w:rPr>
+              <w:t xml:space="preserve">膦化合物</w:t>
+            </w:r>
+            <w:r>
+              <w:rPr>
+                <w:rFonts w:ascii="Times New Roman" w:hAnsi="Times New Roman" w:eastAsia="Times New Roman" w:cs="Times New Roman"/>
+              </w:rPr>
+              <w:t xml:space="preserve"> · Wittig </w:t>
+            </w:r>
+            <w:r>
+              <w:rPr>
+                <w:rFonts w:hint="eastAsia" w:ascii="Times New Roman" w:hAnsi="Times New Roman" w:eastAsia="FangSong" w:cs="Times New Roman"/>
+              </w:rPr>
+              <w:t xml:space="preserve">叶立德</w:t>
+            </w:r>
+          </w:p>
+        </w:tc>
+        <w:tc>
+          <w:tcPr/>
+          <w:p>
+            <w:pPr>
+              <w:pStyle w:val="Compact"/>
+              <w:jc w:val="center"/>
+            </w:pPr>
+            <w:r>
+              <w:rPr>
+                <w:rFonts w:hint="eastAsia" w:ascii="Times New Roman" w:hAnsi="Times New Roman" w:eastAsia="FangSong" w:cs="Times New Roman"/>
+              </w:rPr>
+              <w:t>能识别常见含硫</w:t>
+            </w:r>
+            <w:r>
+              <w:rPr>
+                <w:rFonts w:hint="eastAsia" w:ascii="Times New Roman" w:hAnsi="Times New Roman" w:eastAsia="Times New Roman" w:cs="Times New Roman"/>
+              </w:rPr>
+              <w:t>/</w:t>
+            </w:r>
+            <w:r>
+              <w:rPr>
+                <w:rFonts w:hint="eastAsia" w:ascii="Times New Roman" w:hAnsi="Times New Roman" w:eastAsia="FangSong" w:cs="Times New Roman"/>
+              </w:rPr>
+              <w:t>含磷试剂</w:t>
+            </w:r>
+            <w:r>
+              <w:rPr>
+                <w:rFonts w:hint="eastAsia" w:ascii="Times New Roman" w:hAnsi="Times New Roman" w:eastAsia="Times New Roman" w:cs="Times New Roman"/>
+              </w:rPr>
+              <w:t>（Wittig</w:t>
+            </w:r>
+            <w:r>
+              <w:rPr>
+                <w:rFonts w:hint="eastAsia" w:ascii="Times New Roman" w:hAnsi="Times New Roman" w:eastAsia="FangSong" w:cs="Times New Roman"/>
+              </w:rPr>
+              <w:t>叶立德</w:t>
+            </w:r>
+            <w:r>
+              <w:rPr>
+                <w:rFonts w:hint="eastAsia" w:ascii="Times New Roman" w:hAnsi="Times New Roman" w:eastAsia="Times New Roman" w:cs="Times New Roman"/>
+              </w:rPr>
+              <w:t>）</w:t>
+            </w:r>
+            <w:r>
+              <w:rPr>
+                <w:rFonts w:hint="eastAsia" w:ascii="Times New Roman" w:hAnsi="Times New Roman" w:eastAsia="FangSong" w:cs="Times New Roman"/>
+              </w:rPr>
+              <w:t>的反应特征</w:t>
+            </w:r>
+          </w:p>
+        </w:tc>
+      </w:tr>
+      <w:tr>
+        <w:tc>
+          <w:tcPr/>
+          <w:p>
+            <w:pPr>
+              <w:pStyle w:val="Compact"/>
+              <w:jc w:val="center"/>
+            </w:pPr>
+            <w:r>
+              <w:rPr>
+                <w:rFonts w:ascii="Times New Roman" w:hAnsi="Times New Roman" w:eastAsia="Times New Roman" w:cs="Times New Roman"/>
+              </w:rPr>
+              <w:t xml:space="preserve">§52 </w:t>
+            </w:r>
+            <w:r>
+              <w:rPr>
+                <w:rFonts w:hint="eastAsia" w:ascii="Times New Roman" w:hAnsi="Times New Roman" w:eastAsia="FangSong" w:cs="Times New Roman"/>
+              </w:rPr>
+              <w:t xml:space="preserve">杂环化合物</w:t>
+            </w:r>
+            <w:r>
+              <w:rPr>
+                <w:rFonts w:ascii="Times New Roman" w:hAnsi="Times New Roman" w:eastAsia="Times New Roman" w:cs="Times New Roman"/>
+              </w:rPr>
+              <w:t xml:space="preserve"> · </w:t>
+            </w:r>
+            <w:r>
+              <w:rPr>
+                <w:rFonts w:hint="eastAsia" w:ascii="Times New Roman" w:hAnsi="Times New Roman" w:eastAsia="FangSong" w:cs="Times New Roman"/>
+              </w:rPr>
+              <w:t xml:space="preserve">芳杂环电子性质</w:t>
+            </w:r>
+          </w:p>
+        </w:tc>
+        <w:tc>
+          <w:tcPr/>
+          <w:p>
+            <w:pPr>
+              <w:pStyle w:val="Compact"/>
+              <w:jc w:val="center"/>
+            </w:pPr>
+            <w:r>
+              <w:rPr>
+                <w:rFonts w:hint="eastAsia" w:ascii="Times New Roman" w:hAnsi="Times New Roman" w:eastAsia="FangSong" w:cs="Times New Roman"/>
+              </w:rPr>
+              <w:t>能比较五元芳杂环与六元芳杂环的电子性质</w:t>
+            </w:r>
+            <w:r>
+              <w:rPr>
+                <w:rFonts w:hint="eastAsia" w:ascii="Times New Roman" w:hAnsi="Times New Roman" w:eastAsia="Times New Roman" w:cs="Times New Roman"/>
+              </w:rPr>
+              <w:t>、</w:t>
+            </w:r>
+            <w:r>
+              <w:rPr>
+                <w:rFonts w:hint="eastAsia" w:ascii="Times New Roman" w:hAnsi="Times New Roman" w:eastAsia="FangSong" w:cs="Times New Roman"/>
+              </w:rPr>
+              <w:t>芳香性强弱与主要反应倾向</w:t>
+            </w:r>
+          </w:p>
+        </w:tc>
+      </w:tr>
+      <w:tr>
+        <w:tc>
+          <w:tcPr/>
+          <w:p>
+            <w:pPr>
+              <w:pStyle w:val="Compact"/>
+              <w:jc w:val="center"/>
+            </w:pPr>
+            <w:r>
+              <w:rPr>
+                <w:rFonts w:ascii="Times New Roman" w:hAnsi="Times New Roman" w:eastAsia="Times New Roman" w:cs="Times New Roman"/>
+              </w:rPr>
+              <w:t xml:space="preserve">§53 </w:t>
+            </w:r>
+            <w:r>
+              <w:rPr>
+                <w:rFonts w:hint="eastAsia" w:ascii="Times New Roman" w:hAnsi="Times New Roman" w:eastAsia="FangSong" w:cs="Times New Roman"/>
+              </w:rPr>
+              <w:t xml:space="preserve">糖类</w:t>
+            </w:r>
+            <w:r>
+              <w:rPr>
+                <w:rFonts w:ascii="Times New Roman" w:hAnsi="Times New Roman" w:eastAsia="Times New Roman" w:cs="Times New Roman"/>
+              </w:rPr>
+              <w:t xml:space="preserve"> · </w:t>
+            </w:r>
+            <w:r>
+              <w:rPr>
+                <w:rFonts w:hint="eastAsia" w:ascii="Times New Roman" w:hAnsi="Times New Roman" w:eastAsia="FangSong" w:cs="Times New Roman"/>
+              </w:rPr>
+              <w:t xml:space="preserve">异头碳与糖苷化</w:t>
+            </w:r>
+          </w:p>
+        </w:tc>
+        <w:tc>
+          <w:tcPr/>
+          <w:p>
+            <w:pPr>
+              <w:pStyle w:val="Compact"/>
+              <w:jc w:val="center"/>
+            </w:pPr>
+            <w:r>
+              <w:rPr>
+                <w:rFonts w:hint="eastAsia" w:ascii="Times New Roman" w:hAnsi="Times New Roman" w:eastAsia="FangSong" w:cs="Times New Roman"/>
+              </w:rPr>
+              <w:t>能用</w:t>
+            </w:r>
+            <w:r>
+              <w:rPr>
+                <w:rFonts w:hint="eastAsia" w:ascii="Times New Roman" w:hAnsi="Times New Roman" w:eastAsia="Times New Roman" w:cs="Times New Roman"/>
+              </w:rPr>
+              <w:t>”</w:t>
+            </w:r>
+            <w:r>
+              <w:rPr>
+                <w:rFonts w:hint="eastAsia" w:ascii="Times New Roman" w:hAnsi="Times New Roman" w:eastAsia="FangSong" w:cs="Times New Roman"/>
+              </w:rPr>
+              <w:t>异头碳是否自由</w:t>
+            </w:r>
+            <w:r>
+              <w:rPr>
+                <w:rFonts w:hint="eastAsia" w:ascii="Times New Roman" w:hAnsi="Times New Roman" w:eastAsia="Times New Roman" w:cs="Times New Roman"/>
+              </w:rPr>
+              <w:t>”</w:t>
+            </w:r>
+            <w:r>
+              <w:rPr>
+                <w:rFonts w:hint="eastAsia" w:ascii="Times New Roman" w:hAnsi="Times New Roman" w:eastAsia="FangSong" w:cs="Times New Roman"/>
+              </w:rPr>
+              <w:t>判断糖的变旋</w:t>
+            </w:r>
+            <w:r>
+              <w:rPr>
+                <w:rFonts w:hint="eastAsia" w:ascii="Times New Roman" w:hAnsi="Times New Roman" w:eastAsia="Times New Roman" w:cs="Times New Roman"/>
+              </w:rPr>
+              <w:t>、</w:t>
+            </w:r>
+            <w:r>
+              <w:rPr>
+                <w:rFonts w:hint="eastAsia" w:ascii="Times New Roman" w:hAnsi="Times New Roman" w:eastAsia="FangSong" w:cs="Times New Roman"/>
+              </w:rPr>
+              <w:t>还原性与糖苷化结果</w:t>
+            </w:r>
+          </w:p>
+        </w:tc>
+      </w:tr>
+      <w:tr>
+        <w:tc>
+          <w:tcPr/>
+          <w:p>
+            <w:pPr>
+              <w:pStyle w:val="Compact"/>
+              <w:jc w:val="center"/>
+            </w:pPr>
+            <w:r>
+              <w:rPr>
+                <w:rFonts w:ascii="Times New Roman" w:hAnsi="Times New Roman" w:eastAsia="Times New Roman" w:cs="Times New Roman"/>
+              </w:rPr>
+              <w:t xml:space="preserve">§54 </w:t>
+            </w:r>
+            <w:r>
+              <w:rPr>
+                <w:rFonts w:hint="eastAsia" w:ascii="Times New Roman" w:hAnsi="Times New Roman" w:eastAsia="FangSong" w:cs="Times New Roman"/>
+              </w:rPr>
+              <w:t xml:space="preserve">氨基酸</w:t>
+            </w:r>
+            <w:r>
+              <w:rPr>
+                <w:rFonts w:ascii="Times New Roman" w:hAnsi="Times New Roman" w:eastAsia="Times New Roman" w:cs="Times New Roman"/>
+              </w:rPr>
+              <w:t xml:space="preserve"> · </w:t>
+            </w:r>
+            <w:r>
+              <w:rPr>
+                <w:rFonts w:hint="eastAsia" w:ascii="Times New Roman" w:hAnsi="Times New Roman" w:eastAsia="FangSong" w:cs="Times New Roman"/>
+              </w:rPr>
+              <w:t xml:space="preserve">等电点与电泳</w:t>
+            </w:r>
+          </w:p>
+        </w:tc>
+        <w:tc>
+          <w:tcPr/>
+          <w:p>
+            <w:pPr>
+              <w:pStyle w:val="Compact"/>
+              <w:jc w:val="center"/>
+            </w:pPr>
+            <w:r>
+              <w:rPr>
+                <w:rFonts w:hint="eastAsia" w:ascii="Times New Roman" w:hAnsi="Times New Roman" w:eastAsia="FangSong" w:cs="Times New Roman"/>
+              </w:rPr>
+              <w:t>能根据</w:t>
+            </w:r>
+            <w:r>
+              <w:rPr>
+                <w:rFonts w:hint="eastAsia" w:ascii="Times New Roman" w:hAnsi="Times New Roman" w:eastAsia="Times New Roman" w:cs="Times New Roman"/>
+              </w:rPr>
+              <w:t>pKa</w:t>
+            </w:r>
+            <w:r>
+              <w:rPr>
+                <w:rFonts w:hint="eastAsia" w:ascii="Times New Roman" w:hAnsi="Times New Roman" w:eastAsia="FangSong" w:cs="Times New Roman"/>
+              </w:rPr>
+              <w:t>计算常见氨基酸的等电点</w:t>
+            </w:r>
+            <w:r>
+              <w:rPr>
+                <w:rFonts w:hint="eastAsia" w:ascii="Times New Roman" w:hAnsi="Times New Roman" w:eastAsia="Times New Roman" w:cs="Times New Roman"/>
+              </w:rPr>
+              <w:t>，</w:t>
+            </w:r>
+            <w:r>
+              <w:rPr>
+                <w:rFonts w:hint="eastAsia" w:ascii="Times New Roman" w:hAnsi="Times New Roman" w:eastAsia="FangSong" w:cs="Times New Roman"/>
+              </w:rPr>
+              <w:t>并用净电荷判断电泳方向</w:t>
+            </w:r>
+          </w:p>
+        </w:tc>
+      </w:tr>
+      <w:tr>
+        <w:tc>
+          <w:tcPr/>
+          <w:p>
+            <w:pPr>
+              <w:pStyle w:val="Compact"/>
+              <w:jc w:val="center"/>
+            </w:pPr>
+            <w:r>
+              <w:rPr>
+                <w:rFonts w:ascii="Times New Roman" w:hAnsi="Times New Roman" w:eastAsia="Times New Roman" w:cs="Times New Roman"/>
+              </w:rPr>
+              <w:t xml:space="preserve">§55 </w:t>
+            </w:r>
+            <w:r>
+              <w:rPr>
+                <w:rFonts w:hint="eastAsia" w:ascii="Times New Roman" w:hAnsi="Times New Roman" w:eastAsia="FangSong" w:cs="Times New Roman"/>
+              </w:rPr>
+              <w:t xml:space="preserve">高分子</w:t>
+            </w:r>
+            <w:r>
+              <w:rPr>
+                <w:rFonts w:ascii="Times New Roman" w:hAnsi="Times New Roman" w:eastAsia="Times New Roman" w:cs="Times New Roman"/>
+              </w:rPr>
+              <w:t xml:space="preserve"> · </w:t>
+            </w:r>
+            <w:r>
+              <w:rPr>
+                <w:rFonts w:hint="eastAsia" w:ascii="Times New Roman" w:hAnsi="Times New Roman" w:eastAsia="FangSong" w:cs="Times New Roman"/>
+              </w:rPr>
+              <w:t xml:space="preserve">单体与聚合类型</w:t>
+            </w:r>
+          </w:p>
+        </w:tc>
+        <w:tc>
+          <w:tcPr/>
+          <w:p>
+            <w:pPr>
+              <w:pStyle w:val="Compact"/>
+              <w:jc w:val="center"/>
+            </w:pPr>
+            <w:r>
+              <w:rPr>
+                <w:rFonts w:hint="eastAsia" w:ascii="Times New Roman" w:hAnsi="Times New Roman" w:eastAsia="FangSong" w:cs="Times New Roman"/>
+              </w:rPr>
+              <w:t xml:space="preserve">能根据重复单元反推常见高分子的单体与聚合类型</w:t>
+            </w:r>
+          </w:p>
+        </w:tc>
+      </w:tr>
+    </w:tbl>
     <w:p>
       <w:pPr>
         <w:spacing w:before="160" w:after="80"/>
@@ -1725,7 +2074,7 @@
         <w:pStyle w:val="Compact"/>
         <w:numPr>
           <w:ilvl w:val="0"/>
-          <w:numId w:val="1002"/>
+          <w:numId w:val="1001"/>
         </w:numPr>
       </w:pPr>
       <w:r>
@@ -1839,7 +2188,7 @@
         <w:pStyle w:val="Compact"/>
         <w:numPr>
           <w:ilvl w:val="0"/>
-          <w:numId w:val="1002"/>
+          <w:numId w:val="1001"/>
         </w:numPr>
       </w:pPr>
       <w:r>
@@ -1962,7 +2311,7 @@
         <w:pStyle w:val="Compact"/>
         <w:numPr>
           <w:ilvl w:val="0"/>
-          <w:numId w:val="1002"/>
+          <w:numId w:val="1001"/>
         </w:numPr>
       </w:pPr>
       <w:r>
@@ -2023,7 +2372,7 @@
         <w:pStyle w:val="Compact"/>
         <w:numPr>
           <w:ilvl w:val="0"/>
-          <w:numId w:val="1002"/>
+          <w:numId w:val="1001"/>
         </w:numPr>
       </w:pPr>
       <w:r>
@@ -4431,7 +4780,7 @@
         <w:pStyle w:val="Compact"/>
         <w:numPr>
           <w:ilvl w:val="0"/>
-          <w:numId w:val="1003"/>
+          <w:numId w:val="1002"/>
         </w:numPr>
       </w:pPr>
       <w:r>
@@ -4482,7 +4831,7 @@
         <w:pStyle w:val="Compact"/>
         <w:numPr>
           <w:ilvl w:val="0"/>
-          <w:numId w:val="1003"/>
+          <w:numId w:val="1002"/>
         </w:numPr>
       </w:pPr>
       <w:r>
@@ -4509,7 +4858,7 @@
         <w:pStyle w:val="Compact"/>
         <w:numPr>
           <w:ilvl w:val="0"/>
-          <w:numId w:val="1003"/>
+          <w:numId w:val="1002"/>
         </w:numPr>
       </w:pPr>
       <w:r>
@@ -25319,7 +25668,7 @@
         <w:pStyle w:val="Compact"/>
         <w:numPr>
           <w:ilvl w:val="0"/>
-          <w:numId w:val="1004"/>
+          <w:numId w:val="1003"/>
         </w:numPr>
       </w:pPr>
       <w:r>
@@ -25376,7 +25725,7 @@
         <w:pStyle w:val="Compact"/>
         <w:numPr>
           <w:ilvl w:val="0"/>
-          <w:numId w:val="1004"/>
+          <w:numId w:val="1003"/>
         </w:numPr>
       </w:pPr>
       <w:r>
@@ -25433,7 +25782,7 @@
         <w:pStyle w:val="Compact"/>
         <w:numPr>
           <w:ilvl w:val="0"/>
-          <w:numId w:val="1004"/>
+          <w:numId w:val="1003"/>
         </w:numPr>
       </w:pPr>
       <w:r>
@@ -25490,7 +25839,7 @@
         <w:pStyle w:val="Compact"/>
         <w:numPr>
           <w:ilvl w:val="0"/>
-          <w:numId w:val="1004"/>
+          <w:numId w:val="1003"/>
         </w:numPr>
       </w:pPr>
       <w:r>
@@ -25553,7 +25902,7 @@
         <w:pStyle w:val="Compact"/>
         <w:numPr>
           <w:ilvl w:val="0"/>
-          <w:numId w:val="1004"/>
+          <w:numId w:val="1003"/>
         </w:numPr>
       </w:pPr>
       <w:r>
@@ -25610,7 +25959,7 @@
         <w:pStyle w:val="Compact"/>
         <w:numPr>
           <w:ilvl w:val="0"/>
-          <w:numId w:val="1004"/>
+          <w:numId w:val="1003"/>
         </w:numPr>
       </w:pPr>
       <w:r>
@@ -25667,7 +26016,7 @@
         <w:pStyle w:val="Compact"/>
         <w:numPr>
           <w:ilvl w:val="0"/>
-          <w:numId w:val="1004"/>
+          <w:numId w:val="1003"/>
         </w:numPr>
       </w:pPr>
       <w:r>
@@ -25730,7 +26079,7 @@
         <w:pStyle w:val="Compact"/>
         <w:numPr>
           <w:ilvl w:val="0"/>
-          <w:numId w:val="1004"/>
+          <w:numId w:val="1003"/>
         </w:numPr>
       </w:pPr>
       <w:r>
@@ -26057,9 +26406,6 @@
     <w:abstractNumId w:val="991"/>
   </w:num>
   <w:num w:numId="1003">
-    <w:abstractNumId w:val="991"/>
-  </w:num>
-  <w:num w:numId="1004">
     <w:abstractNumId w:val="991"/>
   </w:num>
 </w:numbering>

--- a/06-学生侧材料/讲义/6-有机化学/杂原子与生物高分子.docx
+++ b/06-学生侧材料/讲义/6-有机化学/杂原子与生物高分子.docx
@@ -3861,7 +3861,7 @@
     </w:tbl>
     <w:p>
       <w:pPr>
-        <w:pStyle w:val="BodyText"/>
+        <w:pStyle w:val="BlockText"/>
         <w:spacing w:before="120"/>
       </w:pPr>
       <w:r>
@@ -6159,7 +6159,7 @@
     </w:p>
     <w:p>
       <w:pPr>
-        <w:pStyle w:val="BodyText"/>
+        <w:pStyle w:val="BlockText"/>
       </w:pPr>
       <w:r>
         <w:rPr>
@@ -7497,7 +7497,7 @@
     </w:p>
     <w:p>
       <w:pPr>
-        <w:pStyle w:val="BodyText"/>
+        <w:pStyle w:val="BlockText"/>
       </w:pPr>
       <w:r>
         <w:rPr>
@@ -14169,7 +14169,7 @@
     </w:tbl>
     <w:p>
       <w:pPr>
-        <w:pStyle w:val="BodyText"/>
+        <w:pStyle w:val="BlockText"/>
         <w:spacing w:before="120"/>
       </w:pPr>
       <w:r>
@@ -14263,7 +14263,7 @@
     </w:p>
     <w:p>
       <w:pPr>
-        <w:pStyle w:val="BodyText"/>
+        <w:pStyle w:val="FirstParagraph"/>
       </w:pPr>
       <w:r>
         <w:rPr>

--- a/06-学生侧材料/讲义/6-有机化学/杂原子与生物高分子.docx
+++ b/06-学生侧材料/讲义/6-有机化学/杂原子与生物高分子.docx
@@ -12758,7 +12758,7 @@
               <w:rPr>
                 <w:rFonts w:ascii="Times New Roman" w:hAnsi="Times New Roman" w:eastAsia="Times New Roman" w:cs="Times New Roman"/>
               </w:rPr>
-              <w:t xml:space="preserve">❌</w:t>
+              <w:t xml:space="preserve">✗</w:t>
             </w:r>
           </w:p>
         </w:tc>
@@ -12995,7 +12995,7 @@
               <w:rPr>
                 <w:rFonts w:ascii="Times New Roman" w:hAnsi="Times New Roman" w:eastAsia="Times New Roman" w:cs="Times New Roman"/>
               </w:rPr>
-              <w:t xml:space="preserve">❌</w:t>
+              <w:t xml:space="preserve">✗</w:t>
             </w:r>
           </w:p>
         </w:tc>
@@ -13078,7 +13078,7 @@
               <w:rPr>
                 <w:rFonts w:ascii="Times New Roman" w:hAnsi="Times New Roman" w:eastAsia="Times New Roman" w:cs="Times New Roman"/>
               </w:rPr>
-              <w:t xml:space="preserve">❌</w:t>
+              <w:t xml:space="preserve">✗</w:t>
             </w:r>
           </w:p>
         </w:tc>

--- a/06-学生侧材料/讲义/6-有机化学/杂原子与生物高分子.docx
+++ b/06-学生侧材料/讲义/6-有机化学/杂原子与生物高分子.docx
@@ -2156,7 +2156,37 @@
         <w:rPr>
           <w:rFonts w:hint="eastAsia" w:ascii="Times New Roman" w:hAnsi="Times New Roman" w:eastAsia="Times New Roman" w:cs="Times New Roman"/>
         </w:rPr>
-        <w:t>/py→</w:t>
+        <w:t>（</w:t>
+      </w:r>
+      <w:r>
+        <w:rPr>
+          <w:rFonts w:hint="eastAsia" w:ascii="Times New Roman" w:hAnsi="Times New Roman" w:eastAsia="FangSong" w:cs="Times New Roman"/>
+        </w:rPr>
+        <w:t>无碱</w:t>
+      </w:r>
+      <w:r>
+        <w:rPr>
+          <w:rFonts w:hint="eastAsia" w:ascii="Times New Roman" w:hAnsi="Times New Roman" w:eastAsia="Times New Roman" w:cs="Times New Roman"/>
+        </w:rPr>
+        <w:t>，SNi</w:t>
+      </w:r>
+      <w:r>
+        <w:rPr>
+          <w:rFonts w:ascii="Times New Roman" w:hAnsi="Times New Roman" w:eastAsia="Times New Roman" w:cs="Times New Roman"/>
+        </w:rPr>
+        <w:t xml:space="preserve"> </w:t>
+      </w:r>
+      <w:r>
+        <w:rPr>
+          <w:rFonts w:hint="eastAsia" w:ascii="Times New Roman" w:hAnsi="Times New Roman" w:eastAsia="FangSong" w:cs="Times New Roman"/>
+        </w:rPr>
+        <w:t>经氯代亚硫酸酯</w:t>
+      </w:r>
+      <w:r>
+        <w:rPr>
+          <w:rFonts w:hint="eastAsia" w:ascii="Times New Roman" w:hAnsi="Times New Roman" w:eastAsia="Times New Roman" w:cs="Times New Roman"/>
+        </w:rPr>
+        <w:t>）→</w:t>
       </w:r>
       <w:r>
         <w:rPr>
@@ -2168,19 +2198,81 @@
         <w:rPr>
           <w:rFonts w:hint="eastAsia" w:ascii="Times New Roman" w:hAnsi="Times New Roman" w:eastAsia="Times New Roman" w:cs="Times New Roman"/>
         </w:rPr>
+        <w:t>；SOCl</w:t>
+      </w:r>
+      <w:r>
+        <w:rPr>
+          <w:rFonts w:hint="eastAsia" w:ascii="Times New Roman" w:hAnsi="Times New Roman" w:eastAsia="Times New Roman" w:cs="Times New Roman"/>
+          <w:vertAlign w:val="subscript"/>
+        </w:rPr>
+        <w:t>2</w:t>
+      </w:r>
+      <w:r>
+        <w:rPr>
+          <w:rFonts w:hint="eastAsia" w:ascii="Times New Roman" w:hAnsi="Times New Roman" w:eastAsia="Times New Roman" w:cs="Times New Roman"/>
+        </w:rPr>
+        <w:t>/pyridine→</w:t>
+      </w:r>
+      <w:r>
+        <w:rPr>
+          <w:rFonts w:hint="eastAsia" w:ascii="Times New Roman" w:hAnsi="Times New Roman" w:eastAsia="FangSong" w:cs="Times New Roman"/>
+        </w:rPr>
+        <w:t>构型翻转</w:t>
+      </w:r>
+      <w:r>
+        <w:rPr>
+          <w:rFonts w:hint="eastAsia" w:ascii="Times New Roman" w:hAnsi="Times New Roman" w:eastAsia="Times New Roman" w:cs="Times New Roman"/>
+        </w:rPr>
         <w:t>（</w:t>
       </w:r>
       <w:r>
         <w:rPr>
           <w:rFonts w:hint="eastAsia" w:ascii="Times New Roman" w:hAnsi="Times New Roman" w:eastAsia="FangSong" w:cs="Times New Roman"/>
         </w:rPr>
-        <w:t>通过氯代亚硫酸酯中间体</w:t>
-      </w:r>
-      <w:r>
-        <w:rPr>
-          <w:rFonts w:hint="eastAsia" w:ascii="Times New Roman" w:hAnsi="Times New Roman" w:eastAsia="Times New Roman" w:cs="Times New Roman"/>
-        </w:rPr>
-        <w:t>）</w:t>
+        <w:t>吡啶中和</w:t>
+      </w:r>
+      <w:r>
+        <w:rPr>
+          <w:rFonts w:ascii="Times New Roman" w:hAnsi="Times New Roman" w:eastAsia="Times New Roman" w:cs="Times New Roman"/>
+        </w:rPr>
+        <w:t xml:space="preserve"> </w:t>
+      </w:r>
+      <w:r>
+        <w:rPr>
+          <w:rFonts w:hint="eastAsia" w:ascii="Times New Roman" w:hAnsi="Times New Roman" w:eastAsia="Times New Roman" w:cs="Times New Roman"/>
+        </w:rPr>
+        <w:t>HCl，Cl</w:t>
+      </w:r>
+      <w:r>
+        <w:rPr>
+          <w:rFonts w:hint="eastAsia" w:ascii="Times New Roman" w:hAnsi="Times New Roman" w:eastAsia="Times New Roman" w:cs="Times New Roman"/>
+          <w:vertAlign w:val="superscript"/>
+        </w:rPr>
+        <w:t>-</w:t>
+      </w:r>
+      <w:r>
+        <w:rPr>
+          <w:rFonts w:ascii="Times New Roman" w:hAnsi="Times New Roman" w:eastAsia="Times New Roman" w:cs="Times New Roman"/>
+        </w:rPr>
+        <w:t xml:space="preserve"> </w:t>
+      </w:r>
+      <w:r>
+        <w:rPr>
+          <w:rFonts w:hint="eastAsia" w:ascii="Times New Roman" w:hAnsi="Times New Roman" w:eastAsia="FangSong" w:cs="Times New Roman"/>
+        </w:rPr>
+        <w:t xml:space="preserve">游离走</w:t>
+      </w:r>
+      <w:r>
+        <w:rPr>
+          <w:rFonts w:ascii="Times New Roman" w:hAnsi="Times New Roman" w:eastAsia="Times New Roman" w:cs="Times New Roman"/>
+        </w:rPr>
+        <w:t xml:space="preserve"> </w:t>
+      </w:r>
+      <w:r>
+        <w:rPr>
+          <w:rFonts w:hint="eastAsia" w:ascii="Times New Roman" w:hAnsi="Times New Roman" w:eastAsia="Times New Roman" w:cs="Times New Roman"/>
+        </w:rPr>
+        <w:t xml:space="preserve">SN2）</w:t>
       </w:r>
     </w:p>
     <w:p>
@@ -2775,24 +2867,6 @@
                 <w:rFonts w:hint="eastAsia" w:ascii="Times New Roman" w:hAnsi="Times New Roman" w:eastAsia="FangSong" w:cs="Times New Roman"/>
               </w:rPr>
               <w:t>不饱和酮</w:t>
-            </w:r>
-            <w:r>
-              <w:rPr>
-                <w:rFonts w:hint="eastAsia" w:ascii="Times New Roman" w:hAnsi="Times New Roman" w:eastAsia="Times New Roman" w:cs="Times New Roman"/>
-              </w:rPr>
-              <w:t>(</w:t>
-            </w:r>
-            <w:r>
-              <w:rPr>
-                <w:rFonts w:hint="eastAsia" w:ascii="Times New Roman" w:hAnsi="Times New Roman" w:eastAsia="FangSong" w:cs="Times New Roman"/>
-              </w:rPr>
-              <w:t>酮</w:t>
-            </w:r>
-            <w:r>
-              <w:rPr>
-                <w:rFonts w:hint="eastAsia" w:ascii="Times New Roman" w:hAnsi="Times New Roman" w:eastAsia="Times New Roman" w:cs="Times New Roman"/>
-              </w:rPr>
-              <w:t>)</w:t>
             </w:r>
           </w:p>
         </w:tc>
@@ -7503,7 +7577,7 @@
         <w:rPr>
           <w:rFonts w:hint="eastAsia" w:ascii="Times New Roman" w:hAnsi="Times New Roman" w:eastAsia="Times New Roman" w:cs="Times New Roman"/>
         </w:rPr>
-        <w:t>Witting</w:t>
+        <w:t>Wittig</w:t>
       </w:r>
       <w:r>
         <w:rPr>
@@ -10617,14 +10691,16 @@
       <w:r>
         <w:rPr>
           <w:rFonts w:hint="eastAsia" w:ascii="Times New Roman" w:hAnsi="Times New Roman" w:eastAsia="FangSong" w:cs="Times New Roman"/>
-        </w:rPr>
-        <w:t>口诀</w:t>
-      </w:r>
-      <w:r>
-        <w:rPr>
-          <w:rFonts w:hint="eastAsia" w:ascii="Times New Roman" w:hAnsi="Times New Roman" w:eastAsia="Times New Roman" w:cs="Times New Roman"/>
-        </w:rPr>
-        <w:t>**：</w:t>
+          <w:b/>
+          <w:bCs/>
+        </w:rPr>
+        <w:t xml:space="preserve">口诀</w:t>
+      </w:r>
+      <w:r>
+        <w:rPr>
+          <w:rFonts w:hint="eastAsia" w:ascii="Times New Roman" w:hAnsi="Times New Roman" w:eastAsia="Times New Roman" w:cs="Times New Roman"/>
+        </w:rPr>
+        <w:t>：</w:t>
       </w:r>
       <w:r>
         <w:rPr>
@@ -13167,14 +13243,16 @@
       <w:r>
         <w:rPr>
           <w:rFonts w:hint="eastAsia" w:ascii="Times New Roman" w:hAnsi="Times New Roman" w:eastAsia="FangSong" w:cs="Times New Roman"/>
-        </w:rPr>
-        <w:t>法</w:t>
-      </w:r>
-      <w:r>
-        <w:rPr>
-          <w:rFonts w:hint="eastAsia" w:ascii="Times New Roman" w:hAnsi="Times New Roman" w:eastAsia="Times New Roman" w:cs="Times New Roman"/>
-        </w:rPr>
-        <w:t>**：</w:t>
+          <w:b/>
+          <w:bCs/>
+        </w:rPr>
+        <w:t xml:space="preserve">口诀</w:t>
+      </w:r>
+      <w:r>
+        <w:rPr>
+          <w:rFonts w:hint="eastAsia" w:ascii="Times New Roman" w:hAnsi="Times New Roman" w:eastAsia="Times New Roman" w:cs="Times New Roman"/>
+        </w:rPr>
+        <w:t xml:space="preserve">：</w:t>
       </w:r>
       <w:r>
         <w:rPr>
@@ -18650,7 +18728,7 @@
           <w:iCs/>
           <w:sz w:val="21"/>
         </w:rPr>
-        <w:t xml:space="preserve"> </w:t>
+        <w:t xml:space="preserve"> IUPAC </w:t>
       </w:r>
       <w:r>
         <w:rPr>
@@ -18660,7 +18738,7 @@
           <w:iCs/>
           <w:sz w:val="21"/>
         </w:rPr>
-        <w:t>常见高分子的重复单元结构</w:t>
+        <w:t>对</w:t>
       </w:r>
       <w:r>
         <w:rPr>
@@ -18670,157 +18748,7 @@
           <w:iCs/>
           <w:sz w:val="21"/>
         </w:rPr>
-        <w:t>。</w:t>
-      </w:r>
-      <w:r>
-        <w:rPr>
-          <w:rFonts w:hint="eastAsia" w:ascii="Times New Roman" w:hAnsi="Times New Roman" w:eastAsia="FangSong" w:cs="Times New Roman"/>
-          <w:b w:val="0"/>
-          <w:i w:val="0"/>
-          <w:iCs/>
-          <w:sz w:val="21"/>
-        </w:rPr>
-        <w:t>左侧为加聚产物</w:t>
-      </w:r>
-      <w:r>
-        <w:rPr>
-          <w:rFonts w:hint="eastAsia" w:ascii="Times New Roman" w:hAnsi="Times New Roman" w:eastAsia="FangSong" w:cs="Times New Roman"/>
-          <w:b w:val="0"/>
-          <w:i w:val="0"/>
-          <w:iCs/>
-          <w:sz w:val="21"/>
-        </w:rPr>
-        <w:t>（</w:t>
-      </w:r>
-      <w:r>
-        <w:rPr>
-          <w:rFonts w:hint="eastAsia" w:ascii="Times New Roman" w:hAnsi="Times New Roman" w:eastAsia="FangSong" w:cs="Times New Roman"/>
-          <w:b w:val="0"/>
-          <w:i w:val="0"/>
-          <w:iCs/>
-          <w:sz w:val="21"/>
-        </w:rPr>
-        <w:t>纯碳链</w:t>
-      </w:r>
-      <w:r>
-        <w:rPr>
-          <w:rFonts w:hint="eastAsia" w:ascii="Times New Roman" w:hAnsi="Times New Roman" w:eastAsia="FangSong" w:cs="Times New Roman"/>
-          <w:b w:val="0"/>
-          <w:i w:val="0"/>
-          <w:iCs/>
-          <w:sz w:val="21"/>
-        </w:rPr>
-        <w:t>，</w:t>
-      </w:r>
-      <w:r>
-        <w:rPr>
-          <w:rFonts w:hint="eastAsia" w:ascii="Times New Roman" w:hAnsi="Times New Roman" w:eastAsia="FangSong" w:cs="Times New Roman"/>
-          <w:b w:val="0"/>
-          <w:i w:val="0"/>
-          <w:iCs/>
-          <w:sz w:val="21"/>
-        </w:rPr>
-        <w:t>如聚乙烯</w:t>
-      </w:r>
-      <w:r>
-        <w:rPr>
-          <w:rFonts w:hint="eastAsia" w:ascii="Times New Roman" w:hAnsi="Times New Roman" w:eastAsia="FangSong" w:cs="Times New Roman"/>
-          <w:b w:val="0"/>
-          <w:i w:val="0"/>
-          <w:iCs/>
-          <w:sz w:val="21"/>
-        </w:rPr>
-        <w:t>、</w:t>
-      </w:r>
-      <w:r>
-        <w:rPr>
-          <w:rFonts w:hint="eastAsia" w:ascii="Times New Roman" w:hAnsi="Times New Roman" w:eastAsia="FangSong" w:cs="Times New Roman"/>
-          <w:b w:val="0"/>
-          <w:i w:val="0"/>
-          <w:iCs/>
-          <w:sz w:val="21"/>
-        </w:rPr>
-        <w:t>聚丙烯</w:t>
-      </w:r>
-      <w:r>
-        <w:rPr>
-          <w:rFonts w:hint="eastAsia" w:ascii="Times New Roman" w:hAnsi="Times New Roman" w:eastAsia="FangSong" w:cs="Times New Roman"/>
-          <w:b w:val="0"/>
-          <w:i w:val="0"/>
-          <w:iCs/>
-          <w:sz w:val="21"/>
-        </w:rPr>
-        <w:t>），</w:t>
-      </w:r>
-      <w:r>
-        <w:rPr>
-          <w:rFonts w:hint="eastAsia" w:ascii="Times New Roman" w:hAnsi="Times New Roman" w:eastAsia="FangSong" w:cs="Times New Roman"/>
-          <w:b w:val="0"/>
-          <w:i w:val="0"/>
-          <w:iCs/>
-          <w:sz w:val="21"/>
-        </w:rPr>
-        <w:t>右侧为缩聚产物</w:t>
-      </w:r>
-      <w:r>
-        <w:rPr>
-          <w:rFonts w:hint="eastAsia" w:ascii="Times New Roman" w:hAnsi="Times New Roman" w:eastAsia="FangSong" w:cs="Times New Roman"/>
-          <w:b w:val="0"/>
-          <w:i w:val="0"/>
-          <w:iCs/>
-          <w:sz w:val="21"/>
-        </w:rPr>
-        <w:t>（</w:t>
-      </w:r>
-      <w:r>
-        <w:rPr>
-          <w:rFonts w:hint="eastAsia" w:ascii="Times New Roman" w:hAnsi="Times New Roman" w:eastAsia="FangSong" w:cs="Times New Roman"/>
-          <w:b w:val="0"/>
-          <w:i w:val="0"/>
-          <w:iCs/>
-          <w:sz w:val="21"/>
-        </w:rPr>
-        <w:t>主链含酯键</w:t>
-      </w:r>
-      <w:r>
-        <w:rPr>
-          <w:rFonts w:hint="eastAsia" w:ascii="Times New Roman" w:hAnsi="Times New Roman" w:eastAsia="FangSong" w:cs="Times New Roman"/>
-          <w:b w:val="0"/>
-          <w:i w:val="0"/>
-          <w:iCs/>
-          <w:sz w:val="21"/>
-        </w:rPr>
-        <w:t>/</w:t>
-      </w:r>
-      <w:r>
-        <w:rPr>
-          <w:rFonts w:hint="eastAsia" w:ascii="Times New Roman" w:hAnsi="Times New Roman" w:eastAsia="FangSong" w:cs="Times New Roman"/>
-          <w:b w:val="0"/>
-          <w:i w:val="0"/>
-          <w:iCs/>
-          <w:sz w:val="21"/>
-        </w:rPr>
-        <w:t>酰胺键等官能团</w:t>
-      </w:r>
-      <w:r>
-        <w:rPr>
-          <w:rFonts w:hint="eastAsia" w:ascii="Times New Roman" w:hAnsi="Times New Roman" w:eastAsia="FangSong" w:cs="Times New Roman"/>
-          <w:b w:val="0"/>
-          <w:i w:val="0"/>
-          <w:iCs/>
-          <w:sz w:val="21"/>
-        </w:rPr>
-        <w:t>，</w:t>
-      </w:r>
-      <w:r>
-        <w:rPr>
-          <w:rFonts w:hint="eastAsia" w:ascii="Times New Roman" w:hAnsi="Times New Roman" w:eastAsia="FangSong" w:cs="Times New Roman"/>
-          <w:b w:val="0"/>
-          <w:i w:val="0"/>
-          <w:iCs/>
-          <w:sz w:val="21"/>
-        </w:rPr>
-        <w:t>如</w:t>
+        <w:t>「constitutional</w:t>
       </w:r>
       <w:r>
         <w:rPr>
@@ -18830,7 +18758,7 @@
           <w:iCs/>
           <w:sz w:val="21"/>
         </w:rPr>
-        <w:t xml:space="preserve"> PET </w:t>
+        <w:t xml:space="preserve"> </w:t>
       </w:r>
       <w:r>
         <w:rPr>
@@ -18840,7 +18768,7 @@
           <w:iCs/>
           <w:sz w:val="21"/>
         </w:rPr>
-        <w:t>聚酯</w:t>
+        <w:t>unit（</w:t>
       </w:r>
       <w:r>
         <w:rPr>
@@ -18850,7 +18778,7 @@
           <w:iCs/>
           <w:sz w:val="21"/>
         </w:rPr>
-        <w:t>、</w:t>
+        <w:t>重复单元</w:t>
       </w:r>
       <w:r>
         <w:rPr>
@@ -18860,7 +18788,7 @@
           <w:iCs/>
           <w:sz w:val="21"/>
         </w:rPr>
-        <w:t>尼龙</w:t>
+        <w:t>）」</w:t>
       </w:r>
       <w:r>
         <w:rPr>
@@ -18870,7 +18798,7 @@
           <w:iCs/>
           <w:sz w:val="21"/>
         </w:rPr>
-        <w:t>）。</w:t>
+        <w:t>的官方定义</w:t>
       </w:r>
       <w:r>
         <w:rPr>
@@ -18880,7 +18808,7 @@
           <w:iCs/>
           <w:sz w:val="21"/>
         </w:rPr>
-        <w:t>判断聚合类型的关键是看主链是否保留缩合官能团</w:t>
+        <w:t>——</w:t>
       </w:r>
       <w:r>
         <w:rPr>
@@ -18890,7 +18818,87 @@
           <w:iCs/>
           <w:sz w:val="21"/>
         </w:rPr>
-        <w:t>（Wikimedia</w:t>
+        <w:t>聚合物链中重复出现的原子或原子团</w:t>
+      </w:r>
+      <w:r>
+        <w:rPr>
+          <w:rFonts w:hint="eastAsia" w:ascii="Times New Roman" w:hAnsi="Times New Roman" w:eastAsia="FangSong" w:cs="Times New Roman"/>
+          <w:b w:val="0"/>
+          <w:i w:val="0"/>
+          <w:iCs/>
+          <w:sz w:val="21"/>
+        </w:rPr>
+        <w:t>。</w:t>
+      </w:r>
+      <w:r>
+        <w:rPr>
+          <w:rFonts w:hint="eastAsia" w:ascii="Times New Roman" w:hAnsi="Times New Roman" w:eastAsia="FangSong" w:cs="Times New Roman"/>
+          <w:b w:val="0"/>
+          <w:i w:val="0"/>
+          <w:iCs/>
+          <w:sz w:val="21"/>
+        </w:rPr>
+        <w:t>判断聚合类型的关键是看主链是否保留缩合官能团</w:t>
+      </w:r>
+      <w:r>
+        <w:rPr>
+          <w:rFonts w:hint="eastAsia" w:ascii="Times New Roman" w:hAnsi="Times New Roman" w:eastAsia="FangSong" w:cs="Times New Roman"/>
+          <w:b w:val="0"/>
+          <w:i w:val="0"/>
+          <w:iCs/>
+          <w:sz w:val="21"/>
+        </w:rPr>
+        <w:t>：</w:t>
+      </w:r>
+      <w:r>
+        <w:rPr>
+          <w:rFonts w:hint="eastAsia" w:ascii="Times New Roman" w:hAnsi="Times New Roman" w:eastAsia="FangSong" w:cs="Times New Roman"/>
+          <w:b w:val="0"/>
+          <w:i w:val="0"/>
+          <w:iCs/>
+          <w:sz w:val="21"/>
+        </w:rPr>
+        <w:t>含酯键</w:t>
+      </w:r>
+      <w:r>
+        <w:rPr>
+          <w:rFonts w:hint="eastAsia" w:ascii="Times New Roman" w:hAnsi="Times New Roman" w:eastAsia="FangSong" w:cs="Times New Roman"/>
+          <w:b w:val="0"/>
+          <w:i w:val="0"/>
+          <w:iCs/>
+          <w:sz w:val="21"/>
+        </w:rPr>
+        <w:t>/</w:t>
+      </w:r>
+      <w:r>
+        <w:rPr>
+          <w:rFonts w:hint="eastAsia" w:ascii="Times New Roman" w:hAnsi="Times New Roman" w:eastAsia="FangSong" w:cs="Times New Roman"/>
+          <w:b w:val="0"/>
+          <w:i w:val="0"/>
+          <w:iCs/>
+          <w:sz w:val="21"/>
+        </w:rPr>
+        <w:t>酰胺键</w:t>
+      </w:r>
+      <w:r>
+        <w:rPr>
+          <w:rFonts w:hint="eastAsia" w:ascii="Times New Roman" w:hAnsi="Times New Roman" w:eastAsia="FangSong" w:cs="Times New Roman"/>
+          <w:b w:val="0"/>
+          <w:i w:val="0"/>
+          <w:iCs/>
+          <w:sz w:val="21"/>
+        </w:rPr>
+        <w:t>（</w:t>
+      </w:r>
+      <w:r>
+        <w:rPr>
+          <w:rFonts w:hint="eastAsia" w:ascii="Times New Roman" w:hAnsi="Times New Roman" w:eastAsia="FangSong" w:cs="Times New Roman"/>
+          <w:b w:val="0"/>
+          <w:i w:val="0"/>
+          <w:iCs/>
+          <w:sz w:val="21"/>
+        </w:rPr>
+        <w:t>如</w:t>
       </w:r>
       <w:r>
         <w:rPr>
@@ -18910,7 +18918,147 @@
           <w:iCs/>
           <w:sz w:val="21"/>
         </w:rPr>
-        <w:t xml:space="preserve">Commons）</w:t>
+        <w:t>PET、</w:t>
+      </w:r>
+      <w:r>
+        <w:rPr>
+          <w:rFonts w:hint="eastAsia" w:ascii="Times New Roman" w:hAnsi="Times New Roman" w:eastAsia="FangSong" w:cs="Times New Roman"/>
+          <w:b w:val="0"/>
+          <w:i w:val="0"/>
+          <w:iCs/>
+          <w:sz w:val="21"/>
+        </w:rPr>
+        <w:t>尼龙</w:t>
+      </w:r>
+      <w:r>
+        <w:rPr>
+          <w:rFonts w:hint="eastAsia" w:ascii="Times New Roman" w:hAnsi="Times New Roman" w:eastAsia="FangSong" w:cs="Times New Roman"/>
+          <w:b w:val="0"/>
+          <w:i w:val="0"/>
+          <w:iCs/>
+          <w:sz w:val="21"/>
+        </w:rPr>
+        <w:t>）→</w:t>
+      </w:r>
+      <w:r>
+        <w:rPr>
+          <w:rFonts w:hint="eastAsia" w:ascii="Times New Roman" w:hAnsi="Times New Roman" w:eastAsia="FangSong" w:cs="Times New Roman"/>
+          <w:b w:val="0"/>
+          <w:i w:val="0"/>
+          <w:iCs/>
+          <w:sz w:val="21"/>
+        </w:rPr>
+        <w:t>缩聚</w:t>
+      </w:r>
+      <w:r>
+        <w:rPr>
+          <w:rFonts w:hint="eastAsia" w:ascii="Times New Roman" w:hAnsi="Times New Roman" w:eastAsia="FangSong" w:cs="Times New Roman"/>
+          <w:b w:val="0"/>
+          <w:i w:val="0"/>
+          <w:iCs/>
+          <w:sz w:val="21"/>
+        </w:rPr>
+        <w:t>；</w:t>
+      </w:r>
+      <w:r>
+        <w:rPr>
+          <w:rFonts w:hint="eastAsia" w:ascii="Times New Roman" w:hAnsi="Times New Roman" w:eastAsia="FangSong" w:cs="Times New Roman"/>
+          <w:b w:val="0"/>
+          <w:i w:val="0"/>
+          <w:iCs/>
+          <w:sz w:val="21"/>
+        </w:rPr>
+        <w:t>纯碳链</w:t>
+      </w:r>
+      <w:r>
+        <w:rPr>
+          <w:rFonts w:hint="eastAsia" w:ascii="Times New Roman" w:hAnsi="Times New Roman" w:eastAsia="FangSong" w:cs="Times New Roman"/>
+          <w:b w:val="0"/>
+          <w:i w:val="0"/>
+          <w:iCs/>
+          <w:sz w:val="21"/>
+        </w:rPr>
+        <w:t>（</w:t>
+      </w:r>
+      <w:r>
+        <w:rPr>
+          <w:rFonts w:hint="eastAsia" w:ascii="Times New Roman" w:hAnsi="Times New Roman" w:eastAsia="FangSong" w:cs="Times New Roman"/>
+          <w:b w:val="0"/>
+          <w:i w:val="0"/>
+          <w:iCs/>
+          <w:sz w:val="21"/>
+        </w:rPr>
+        <w:t>如聚乙烯</w:t>
+      </w:r>
+      <w:r>
+        <w:rPr>
+          <w:rFonts w:hint="eastAsia" w:ascii="Times New Roman" w:hAnsi="Times New Roman" w:eastAsia="FangSong" w:cs="Times New Roman"/>
+          <w:b w:val="0"/>
+          <w:i w:val="0"/>
+          <w:iCs/>
+          <w:sz w:val="21"/>
+        </w:rPr>
+        <w:t>、</w:t>
+      </w:r>
+      <w:r>
+        <w:rPr>
+          <w:rFonts w:hint="eastAsia" w:ascii="Times New Roman" w:hAnsi="Times New Roman" w:eastAsia="FangSong" w:cs="Times New Roman"/>
+          <w:b w:val="0"/>
+          <w:i w:val="0"/>
+          <w:iCs/>
+          <w:sz w:val="21"/>
+        </w:rPr>
+        <w:t>聚异丁烯</w:t>
+      </w:r>
+      <w:r>
+        <w:rPr>
+          <w:rFonts w:hint="eastAsia" w:ascii="Times New Roman" w:hAnsi="Times New Roman" w:eastAsia="FangSong" w:cs="Times New Roman"/>
+          <w:b w:val="0"/>
+          <w:i w:val="0"/>
+          <w:iCs/>
+          <w:sz w:val="21"/>
+        </w:rPr>
+        <w:t>）→</w:t>
+      </w:r>
+      <w:r>
+        <w:rPr>
+          <w:rFonts w:hint="eastAsia" w:ascii="Times New Roman" w:hAnsi="Times New Roman" w:eastAsia="FangSong" w:cs="Times New Roman"/>
+          <w:b w:val="0"/>
+          <w:i w:val="0"/>
+          <w:iCs/>
+          <w:sz w:val="21"/>
+        </w:rPr>
+        <w:t>加聚</w:t>
+      </w:r>
+      <w:r>
+        <w:rPr>
+          <w:rFonts w:hint="eastAsia" w:ascii="Times New Roman" w:hAnsi="Times New Roman" w:eastAsia="FangSong" w:cs="Times New Roman"/>
+          <w:b w:val="0"/>
+          <w:i w:val="0"/>
+          <w:iCs/>
+          <w:sz w:val="21"/>
+        </w:rPr>
+        <w:t>（IUPAC</w:t>
+      </w:r>
+      <w:r>
+        <w:rPr>
+          <w:rFonts w:ascii="Times New Roman" w:hAnsi="Times New Roman" w:eastAsia="FangSong" w:cs="Times New Roman"/>
+          <w:b w:val="0"/>
+          <w:i w:val="0"/>
+          <w:iCs/>
+          <w:sz w:val="21"/>
+        </w:rPr>
+        <w:t xml:space="preserve"> Gold </w:t>
+      </w:r>
+      <w:r>
+        <w:rPr>
+          <w:rFonts w:hint="eastAsia" w:ascii="Times New Roman" w:hAnsi="Times New Roman" w:eastAsia="FangSong" w:cs="Times New Roman"/>
+          <w:b w:val="0"/>
+          <w:i w:val="0"/>
+          <w:iCs/>
+          <w:sz w:val="21"/>
+        </w:rPr>
+        <w:t xml:space="preserve">Book）</w:t>
       </w:r>
     </w:p>
     <w:p>
@@ -24758,6 +24906,476 @@
         <w:rPr>
           <w:rFonts w:hint="eastAsia" w:ascii="Times New Roman" w:hAnsi="Times New Roman" w:eastAsia="FangSong" w:cs="Times New Roman"/>
         </w:rPr>
+        <w:t>阿洛糖</w:t>
+      </w:r>
+      <w:r>
+        <w:rPr>
+          <w:rFonts w:hint="eastAsia" w:ascii="Times New Roman" w:hAnsi="Times New Roman" w:eastAsia="Times New Roman" w:cs="Times New Roman"/>
+        </w:rPr>
+        <w:t>。</w:t>
+      </w:r>
+      <w:r>
+        <w:rPr>
+          <w:rFonts w:hint="eastAsia" w:ascii="Times New Roman" w:hAnsi="Times New Roman" w:eastAsia="FangSong" w:cs="Times New Roman"/>
+        </w:rPr>
+        <w:t>推理</w:t>
+      </w:r>
+      <w:r>
+        <w:rPr>
+          <w:rFonts w:hint="eastAsia" w:ascii="Times New Roman" w:hAnsi="Times New Roman" w:eastAsia="Times New Roman" w:cs="Times New Roman"/>
+        </w:rPr>
+        <w:t>：①HNO</w:t>
+      </w:r>
+      <w:r>
+        <w:rPr>
+          <w:rFonts w:hint="eastAsia" w:ascii="Times New Roman" w:hAnsi="Times New Roman" w:eastAsia="Times New Roman" w:cs="Times New Roman"/>
+          <w:vertAlign w:val="subscript"/>
+        </w:rPr>
+        <w:t>3</w:t>
+      </w:r>
+      <w:r>
+        <w:rPr>
+          <w:rFonts w:hint="eastAsia" w:ascii="Times New Roman" w:hAnsi="Times New Roman" w:eastAsia="FangSong" w:cs="Times New Roman"/>
+        </w:rPr>
+        <w:t>氧化得无旋光</w:t>
+      </w:r>
+      <w:r>
+        <w:rPr>
+          <w:rFonts w:hint="eastAsia" w:ascii="Times New Roman" w:hAnsi="Times New Roman" w:eastAsia="Times New Roman" w:cs="Times New Roman"/>
+        </w:rPr>
+        <w:t>（</w:t>
+      </w:r>
+      <w:r>
+        <w:rPr>
+          <w:rFonts w:hint="eastAsia" w:ascii="Times New Roman" w:hAnsi="Times New Roman" w:eastAsia="FangSong" w:cs="Times New Roman"/>
+        </w:rPr>
+        <w:t>内消旋</w:t>
+      </w:r>
+      <w:r>
+        <w:rPr>
+          <w:rFonts w:hint="eastAsia" w:ascii="Times New Roman" w:hAnsi="Times New Roman" w:eastAsia="Times New Roman" w:cs="Times New Roman"/>
+        </w:rPr>
+        <w:t>）</w:t>
+      </w:r>
+      <w:r>
+        <w:rPr>
+          <w:rFonts w:hint="eastAsia" w:ascii="Times New Roman" w:hAnsi="Times New Roman" w:eastAsia="FangSong" w:cs="Times New Roman"/>
+        </w:rPr>
+        <w:t>糖二酸</w:t>
+      </w:r>
+      <w:r>
+        <w:rPr>
+          <w:rFonts w:hint="eastAsia" w:ascii="Times New Roman" w:hAnsi="Times New Roman" w:eastAsia="Times New Roman" w:cs="Times New Roman"/>
+        </w:rPr>
+        <w:t>→A</w:t>
+      </w:r>
+      <w:r>
+        <w:rPr>
+          <w:rFonts w:hint="eastAsia" w:ascii="Times New Roman" w:hAnsi="Times New Roman" w:eastAsia="FangSong" w:cs="Times New Roman"/>
+        </w:rPr>
+        <w:t>的</w:t>
+      </w:r>
+      <w:r>
+        <w:rPr>
+          <w:rFonts w:hint="eastAsia" w:ascii="Times New Roman" w:hAnsi="Times New Roman" w:eastAsia="Times New Roman" w:cs="Times New Roman"/>
+        </w:rPr>
+        <w:t>C2</w:t>
+      </w:r>
+      <w:r>
+        <w:rPr>
+          <w:rFonts w:hint="eastAsia" w:ascii="Times New Roman" w:hAnsi="Times New Roman" w:eastAsia="Times New Roman" w:cs="Times New Roman"/>
+          <w:vertAlign w:val="subscript"/>
+        </w:rPr>
+        <w:t>C5</w:t>
+      </w:r>
+      <w:r>
+        <w:rPr>
+          <w:rFonts w:hint="eastAsia" w:ascii="Times New Roman" w:hAnsi="Times New Roman" w:eastAsia="FangSong" w:cs="Times New Roman"/>
+          <w:vertAlign w:val="subscript"/>
+        </w:rPr>
+        <w:t>的</w:t>
+      </w:r>
+      <w:r>
+        <w:rPr>
+          <w:rFonts w:hint="eastAsia" w:ascii="Times New Roman" w:hAnsi="Times New Roman" w:eastAsia="Times New Roman" w:cs="Times New Roman"/>
+          <w:vertAlign w:val="subscript"/>
+        </w:rPr>
+        <w:t>OH</w:t>
+      </w:r>
+      <w:r>
+        <w:rPr>
+          <w:rFonts w:hint="eastAsia" w:ascii="Times New Roman" w:hAnsi="Times New Roman" w:eastAsia="FangSong" w:cs="Times New Roman"/>
+          <w:vertAlign w:val="subscript"/>
+        </w:rPr>
+        <w:t>排列须上下对称</w:t>
+      </w:r>
+      <w:r>
+        <w:rPr>
+          <w:rFonts w:hint="eastAsia" w:ascii="Times New Roman" w:hAnsi="Times New Roman" w:eastAsia="Times New Roman" w:cs="Times New Roman"/>
+          <w:vertAlign w:val="subscript"/>
+        </w:rPr>
+        <w:t>（</w:t>
+      </w:r>
+      <w:r>
+        <w:rPr>
+          <w:rFonts w:hint="eastAsia" w:ascii="Times New Roman" w:hAnsi="Times New Roman" w:eastAsia="FangSong" w:cs="Times New Roman"/>
+          <w:vertAlign w:val="subscript"/>
+        </w:rPr>
+        <w:t>回文</w:t>
+      </w:r>
+      <w:r>
+        <w:rPr>
+          <w:rFonts w:hint="eastAsia" w:ascii="Times New Roman" w:hAnsi="Times New Roman" w:eastAsia="Times New Roman" w:cs="Times New Roman"/>
+          <w:vertAlign w:val="subscript"/>
+        </w:rPr>
+        <w:t>）。8</w:t>
+      </w:r>
+      <w:r>
+        <w:rPr>
+          <w:rFonts w:hint="eastAsia" w:ascii="Times New Roman" w:hAnsi="Times New Roman" w:eastAsia="FangSong" w:cs="Times New Roman"/>
+          <w:vertAlign w:val="subscript"/>
+        </w:rPr>
+        <w:t>个</w:t>
+      </w:r>
+      <w:r>
+        <w:rPr>
+          <w:rFonts w:hint="eastAsia" w:ascii="Times New Roman" w:hAnsi="Times New Roman" w:eastAsia="Times New Roman" w:cs="Times New Roman"/>
+          <w:vertAlign w:val="subscript"/>
+        </w:rPr>
+        <w:t>D-</w:t>
+      </w:r>
+      <w:r>
+        <w:rPr>
+          <w:rFonts w:hint="eastAsia" w:ascii="Times New Roman" w:hAnsi="Times New Roman" w:eastAsia="FangSong" w:cs="Times New Roman"/>
+          <w:vertAlign w:val="subscript"/>
+        </w:rPr>
+        <w:t>己醛糖中仅</w:t>
+      </w:r>
+      <w:r>
+        <w:rPr>
+          <w:rFonts w:hint="eastAsia" w:ascii="Times New Roman" w:hAnsi="Times New Roman" w:eastAsia="Times New Roman" w:cs="Times New Roman"/>
+          <w:vertAlign w:val="subscript"/>
+        </w:rPr>
+        <w:t>D-</w:t>
+      </w:r>
+      <w:r>
+        <w:rPr>
+          <w:rFonts w:hint="eastAsia" w:ascii="Times New Roman" w:hAnsi="Times New Roman" w:eastAsia="FangSong" w:cs="Times New Roman"/>
+          <w:vertAlign w:val="subscript"/>
+        </w:rPr>
+        <w:t>阿洛糖</w:t>
+      </w:r>
+      <w:r>
+        <w:rPr>
+          <w:rFonts w:hint="eastAsia" w:ascii="Times New Roman" w:hAnsi="Times New Roman" w:eastAsia="Times New Roman" w:cs="Times New Roman"/>
+          <w:vertAlign w:val="subscript"/>
+        </w:rPr>
+        <w:t>（RRRR）</w:t>
+      </w:r>
+      <w:r>
+        <w:rPr>
+          <w:rFonts w:hint="eastAsia" w:ascii="Times New Roman" w:hAnsi="Times New Roman" w:eastAsia="FangSong" w:cs="Times New Roman"/>
+          <w:vertAlign w:val="subscript"/>
+        </w:rPr>
+        <w:t>与</w:t>
+      </w:r>
+      <w:r>
+        <w:rPr>
+          <w:rFonts w:hint="eastAsia" w:ascii="Times New Roman" w:hAnsi="Times New Roman" w:eastAsia="Times New Roman" w:cs="Times New Roman"/>
+          <w:vertAlign w:val="subscript"/>
+        </w:rPr>
+        <w:t>D-</w:t>
+      </w:r>
+      <w:r>
+        <w:rPr>
+          <w:rFonts w:hint="eastAsia" w:ascii="Times New Roman" w:hAnsi="Times New Roman" w:eastAsia="FangSong" w:cs="Times New Roman"/>
+          <w:vertAlign w:val="subscript"/>
+        </w:rPr>
+        <w:t>半乳糖</w:t>
+      </w:r>
+      <w:r>
+        <w:rPr>
+          <w:rFonts w:hint="eastAsia" w:ascii="Times New Roman" w:hAnsi="Times New Roman" w:eastAsia="Times New Roman" w:cs="Times New Roman"/>
+          <w:vertAlign w:val="subscript"/>
+        </w:rPr>
+        <w:t>（RLLR）</w:t>
+      </w:r>
+      <w:r>
+        <w:rPr>
+          <w:rFonts w:hint="eastAsia" w:ascii="Times New Roman" w:hAnsi="Times New Roman" w:eastAsia="FangSong" w:cs="Times New Roman"/>
+          <w:vertAlign w:val="subscript"/>
+        </w:rPr>
+        <w:t>满足此条件</w:t>
+      </w:r>
+      <w:r>
+        <w:rPr>
+          <w:rFonts w:hint="eastAsia" w:ascii="Times New Roman" w:hAnsi="Times New Roman" w:eastAsia="Times New Roman" w:cs="Times New Roman"/>
+          <w:vertAlign w:val="subscript"/>
+        </w:rPr>
+        <w:t>（</w:t>
+      </w:r>
+      <w:r>
+        <w:rPr>
+          <w:rFonts w:hint="eastAsia" w:ascii="Times New Roman" w:hAnsi="Times New Roman" w:eastAsia="FangSong" w:cs="Times New Roman"/>
+          <w:vertAlign w:val="subscript"/>
+        </w:rPr>
+        <w:t>葡萄糖</w:t>
+      </w:r>
+      <w:r>
+        <w:rPr>
+          <w:rFonts w:hint="eastAsia" w:ascii="Times New Roman" w:hAnsi="Times New Roman" w:eastAsia="Times New Roman" w:cs="Times New Roman"/>
+          <w:vertAlign w:val="subscript"/>
+        </w:rPr>
+        <w:t>RLRR</w:t>
+      </w:r>
+      <w:r>
+        <w:rPr>
+          <w:rFonts w:hint="eastAsia" w:ascii="Times New Roman" w:hAnsi="Times New Roman" w:eastAsia="FangSong" w:cs="Times New Roman"/>
+          <w:vertAlign w:val="subscript"/>
+        </w:rPr>
+        <w:t>氧化得有旋光的葡萄糖二酸</w:t>
+      </w:r>
+      <w:r>
+        <w:rPr>
+          <w:rFonts w:hint="eastAsia" w:ascii="Times New Roman" w:hAnsi="Times New Roman" w:eastAsia="Times New Roman" w:cs="Times New Roman"/>
+          <w:vertAlign w:val="subscript"/>
+        </w:rPr>
+        <w:t>，D-</w:t>
+      </w:r>
+      <w:r>
+        <w:rPr>
+          <w:rFonts w:hint="eastAsia" w:ascii="Times New Roman" w:hAnsi="Times New Roman" w:eastAsia="FangSong" w:cs="Times New Roman"/>
+          <w:vertAlign w:val="subscript"/>
+        </w:rPr>
+        <w:t>甘露糖同理不满足</w:t>
+      </w:r>
+      <w:r>
+        <w:rPr>
+          <w:rFonts w:hint="eastAsia" w:ascii="Times New Roman" w:hAnsi="Times New Roman" w:eastAsia="Times New Roman" w:cs="Times New Roman"/>
+          <w:vertAlign w:val="subscript"/>
+        </w:rPr>
+        <w:t>，</w:t>
+      </w:r>
+      <w:r>
+        <w:rPr>
+          <w:rFonts w:hint="eastAsia" w:ascii="Times New Roman" w:hAnsi="Times New Roman" w:eastAsia="FangSong" w:cs="Times New Roman"/>
+          <w:vertAlign w:val="subscript"/>
+        </w:rPr>
+        <w:t>均排除</w:t>
+      </w:r>
+      <w:r>
+        <w:rPr>
+          <w:rFonts w:hint="eastAsia" w:ascii="Times New Roman" w:hAnsi="Times New Roman" w:eastAsia="Times New Roman" w:cs="Times New Roman"/>
+          <w:vertAlign w:val="subscript"/>
+        </w:rPr>
+        <w:t>）。②Ruff</w:t>
+      </w:r>
+      <w:r>
+        <w:rPr>
+          <w:rFonts w:hint="eastAsia" w:ascii="Times New Roman" w:hAnsi="Times New Roman" w:eastAsia="FangSong" w:cs="Times New Roman"/>
+          <w:vertAlign w:val="subscript"/>
+        </w:rPr>
+        <w:t>降级脱去</w:t>
+      </w:r>
+      <w:r>
+        <w:rPr>
+          <w:rFonts w:hint="eastAsia" w:ascii="Times New Roman" w:hAnsi="Times New Roman" w:eastAsia="Times New Roman" w:cs="Times New Roman"/>
+          <w:vertAlign w:val="subscript"/>
+        </w:rPr>
+        <w:t>C1、</w:t>
+      </w:r>
+      <w:r>
+        <w:rPr>
+          <w:rFonts w:hint="eastAsia" w:ascii="Times New Roman" w:hAnsi="Times New Roman" w:eastAsia="FangSong" w:cs="Times New Roman"/>
+          <w:vertAlign w:val="subscript"/>
+        </w:rPr>
+        <w:t>原</w:t>
+      </w:r>
+      <w:r>
+        <w:rPr>
+          <w:rFonts w:hint="eastAsia" w:ascii="Times New Roman" w:hAnsi="Times New Roman" w:eastAsia="Times New Roman" w:cs="Times New Roman"/>
+          <w:vertAlign w:val="subscript"/>
+        </w:rPr>
+        <w:t>C3</w:t>
+      </w:r>
+      <w:r>
+        <w:rPr>
+          <w:rFonts w:hint="eastAsia" w:ascii="Times New Roman" w:hAnsi="Times New Roman" w:eastAsia="Times New Roman" w:cs="Times New Roman"/>
+        </w:rPr>
+        <w:t>C5</w:t>
+      </w:r>
+      <w:r>
+        <w:rPr>
+          <w:rFonts w:hint="eastAsia" w:ascii="Times New Roman" w:hAnsi="Times New Roman" w:eastAsia="FangSong" w:cs="Times New Roman"/>
+        </w:rPr>
+        <w:t>顺位下移</w:t>
+      </w:r>
+      <w:r>
+        <w:rPr>
+          <w:rFonts w:hint="eastAsia" w:ascii="Times New Roman" w:hAnsi="Times New Roman" w:eastAsia="Times New Roman" w:cs="Times New Roman"/>
+        </w:rPr>
+        <w:t>：D-</w:t>
+      </w:r>
+      <w:r>
+        <w:rPr>
+          <w:rFonts w:hint="eastAsia" w:ascii="Times New Roman" w:hAnsi="Times New Roman" w:eastAsia="FangSong" w:cs="Times New Roman"/>
+        </w:rPr>
+        <w:t>阿洛糖</w:t>
+      </w:r>
+      <w:r>
+        <w:rPr>
+          <w:rFonts w:hint="eastAsia" w:ascii="Times New Roman" w:hAnsi="Times New Roman" w:eastAsia="Times New Roman" w:cs="Times New Roman"/>
+        </w:rPr>
+        <w:t>→D-</w:t>
+      </w:r>
+      <w:r>
+        <w:rPr>
+          <w:rFonts w:hint="eastAsia" w:ascii="Times New Roman" w:hAnsi="Times New Roman" w:eastAsia="FangSong" w:cs="Times New Roman"/>
+        </w:rPr>
+        <w:t>核糖</w:t>
+      </w:r>
+      <w:r>
+        <w:rPr>
+          <w:rFonts w:hint="eastAsia" w:ascii="Times New Roman" w:hAnsi="Times New Roman" w:eastAsia="Times New Roman" w:cs="Times New Roman"/>
+        </w:rPr>
+        <w:t>（RRR），</w:t>
+      </w:r>
+      <w:r>
+        <w:rPr>
+          <w:rFonts w:hint="eastAsia" w:ascii="Times New Roman" w:hAnsi="Times New Roman" w:eastAsia="FangSong" w:cs="Times New Roman"/>
+        </w:rPr>
+        <w:t>核糖氧化得内消旋糖二酸</w:t>
+      </w:r>
+      <w:r>
+        <w:rPr>
+          <w:rFonts w:hint="eastAsia" w:ascii="Times New Roman" w:hAnsi="Times New Roman" w:eastAsia="Times New Roman" w:cs="Times New Roman"/>
+        </w:rPr>
+        <w:t>，</w:t>
+      </w:r>
+      <w:r>
+        <w:rPr>
+          <w:rFonts w:hint="eastAsia" w:ascii="Times New Roman" w:hAnsi="Times New Roman" w:eastAsia="FangSong" w:cs="Times New Roman"/>
+        </w:rPr>
+        <w:t>无旋光</w:t>
+      </w:r>
+      <w:r>
+        <w:rPr>
+          <w:rFonts w:hint="eastAsia" w:ascii="Times New Roman" w:hAnsi="Times New Roman" w:eastAsia="Times New Roman" w:cs="Times New Roman"/>
+        </w:rPr>
+        <w:t>✓；</w:t>
+      </w:r>
+      <w:r>
+        <w:rPr>
+          <w:rFonts w:hint="eastAsia" w:ascii="Times New Roman" w:hAnsi="Times New Roman" w:eastAsia="FangSong" w:cs="Times New Roman"/>
+        </w:rPr>
+        <w:t>而</w:t>
+      </w:r>
+      <w:r>
+        <w:rPr>
+          <w:rFonts w:hint="eastAsia" w:ascii="Times New Roman" w:hAnsi="Times New Roman" w:eastAsia="Times New Roman" w:cs="Times New Roman"/>
+        </w:rPr>
+        <w:t>D-</w:t>
+      </w:r>
+      <w:r>
+        <w:rPr>
+          <w:rFonts w:hint="eastAsia" w:ascii="Times New Roman" w:hAnsi="Times New Roman" w:eastAsia="FangSong" w:cs="Times New Roman"/>
+        </w:rPr>
+        <w:t>半乳糖</w:t>
+      </w:r>
+      <w:r>
+        <w:rPr>
+          <w:rFonts w:hint="eastAsia" w:ascii="Times New Roman" w:hAnsi="Times New Roman" w:eastAsia="Times New Roman" w:cs="Times New Roman"/>
+        </w:rPr>
+        <w:t>→D-</w:t>
+      </w:r>
+      <w:r>
+        <w:rPr>
+          <w:rFonts w:hint="eastAsia" w:ascii="Times New Roman" w:hAnsi="Times New Roman" w:eastAsia="FangSong" w:cs="Times New Roman"/>
+        </w:rPr>
+        <w:t>来苏糖</w:t>
+      </w:r>
+      <w:r>
+        <w:rPr>
+          <w:rFonts w:hint="eastAsia" w:ascii="Times New Roman" w:hAnsi="Times New Roman" w:eastAsia="Times New Roman" w:cs="Times New Roman"/>
+        </w:rPr>
+        <w:t>（LLR），</w:t>
+      </w:r>
+      <w:r>
+        <w:rPr>
+          <w:rFonts w:hint="eastAsia" w:ascii="Times New Roman" w:hAnsi="Times New Roman" w:eastAsia="FangSong" w:cs="Times New Roman"/>
+        </w:rPr>
+        <w:t>其糖二酸无对称性</w:t>
+      </w:r>
+      <w:r>
+        <w:rPr>
+          <w:rFonts w:hint="eastAsia" w:ascii="Times New Roman" w:hAnsi="Times New Roman" w:eastAsia="Times New Roman" w:cs="Times New Roman"/>
+        </w:rPr>
+        <w:t>、</w:t>
+      </w:r>
+      <w:r>
+        <w:rPr>
+          <w:rFonts w:hint="eastAsia" w:ascii="Times New Roman" w:hAnsi="Times New Roman" w:eastAsia="FangSong" w:cs="Times New Roman"/>
+        </w:rPr>
+        <w:t>有旋光</w:t>
+      </w:r>
+      <w:r>
+        <w:rPr>
+          <w:rFonts w:hint="eastAsia" w:ascii="Times New Roman" w:hAnsi="Times New Roman" w:eastAsia="Times New Roman" w:cs="Times New Roman"/>
+        </w:rPr>
+        <w:t>✗。</w:t>
+      </w:r>
+      <w:r>
+        <w:rPr>
+          <w:rFonts w:hint="eastAsia" w:ascii="Times New Roman" w:hAnsi="Times New Roman" w:eastAsia="FangSong" w:cs="Times New Roman"/>
+        </w:rPr>
+        <w:t>两条件交集唯一</w:t>
+      </w:r>
+      <w:r>
+        <w:rPr>
+          <w:rFonts w:hint="eastAsia" w:ascii="Times New Roman" w:hAnsi="Times New Roman" w:eastAsia="Times New Roman" w:cs="Times New Roman"/>
+        </w:rPr>
+        <w:t>→A=D-</w:t>
+      </w:r>
+      <w:r>
+        <w:rPr>
+          <w:rFonts w:hint="eastAsia" w:ascii="Times New Roman" w:hAnsi="Times New Roman" w:eastAsia="FangSong" w:cs="Times New Roman"/>
+        </w:rPr>
+        <w:t>阿洛糖</w:t>
+      </w:r>
+      <w:r>
+        <w:rPr>
+          <w:rFonts w:hint="eastAsia" w:ascii="Times New Roman" w:hAnsi="Times New Roman" w:eastAsia="Times New Roman" w:cs="Times New Roman"/>
+        </w:rPr>
+        <w:t>。〔</w:t>
+      </w:r>
+      <w:r>
+        <w:rPr>
+          <w:rFonts w:hint="eastAsia" w:ascii="Times New Roman" w:hAnsi="Times New Roman" w:eastAsia="FangSong" w:cs="Times New Roman"/>
+        </w:rPr>
+        <w:t>校勘注</w:t>
+      </w:r>
+      <w:r>
+        <w:rPr>
+          <w:rFonts w:hint="eastAsia" w:ascii="Times New Roman" w:hAnsi="Times New Roman" w:eastAsia="Times New Roman" w:cs="Times New Roman"/>
+        </w:rPr>
+        <w:t>：</w:t>
+      </w:r>
+      <w:r>
+        <w:rPr>
+          <w:rFonts w:hint="eastAsia" w:ascii="Times New Roman" w:hAnsi="Times New Roman" w:eastAsia="FangSong" w:cs="Times New Roman"/>
+        </w:rPr>
+        <w:t>原答案误作</w:t>
+      </w:r>
+      <w:r>
+        <w:rPr>
+          <w:rFonts w:hint="eastAsia" w:ascii="Times New Roman" w:hAnsi="Times New Roman" w:eastAsia="Times New Roman" w:cs="Times New Roman"/>
+        </w:rPr>
+        <w:t>「D-</w:t>
+      </w:r>
+      <w:r>
+        <w:rPr>
+          <w:rFonts w:hint="eastAsia" w:ascii="Times New Roman" w:hAnsi="Times New Roman" w:eastAsia="FangSong" w:cs="Times New Roman"/>
+        </w:rPr>
         <w:t>葡萄糖或</w:t>
       </w:r>
       <w:r>
@@ -24776,56 +25394,61 @@
         <w:rPr>
           <w:rFonts w:hint="eastAsia" w:ascii="Times New Roman" w:hAnsi="Times New Roman" w:eastAsia="Times New Roman" w:cs="Times New Roman"/>
         </w:rPr>
-        <w:t>。HNO</w:t>
-      </w:r>
-      <w:r>
-        <w:rPr>
-          <w:rFonts w:hint="eastAsia" w:ascii="Times New Roman" w:hAnsi="Times New Roman" w:eastAsia="Times New Roman" w:cs="Times New Roman"/>
-          <w:vertAlign w:val="subscript"/>
-        </w:rPr>
-        <w:t>3</w:t>
-      </w:r>
-      <w:r>
-        <w:rPr>
-          <w:rFonts w:hint="eastAsia" w:ascii="Times New Roman" w:hAnsi="Times New Roman" w:eastAsia="FangSong" w:cs="Times New Roman"/>
-        </w:rPr>
-        <w:t>氧化得无旋光糖二酸</w:t>
-      </w:r>
-      <w:r>
-        <w:rPr>
-          <w:rFonts w:hint="eastAsia" w:ascii="Times New Roman" w:hAnsi="Times New Roman" w:eastAsia="Times New Roman" w:cs="Times New Roman"/>
-        </w:rPr>
-        <w:t>→C2</w:t>
-      </w:r>
-      <w:r>
-        <w:rPr>
-          <w:rFonts w:hint="eastAsia" w:ascii="Times New Roman" w:hAnsi="Times New Roman" w:eastAsia="FangSong" w:cs="Times New Roman"/>
-        </w:rPr>
-        <w:t>与</w:t>
-      </w:r>
-      <w:r>
-        <w:rPr>
-          <w:rFonts w:hint="eastAsia" w:ascii="Times New Roman" w:hAnsi="Times New Roman" w:eastAsia="Times New Roman" w:cs="Times New Roman"/>
-        </w:rPr>
-        <w:t>C5</w:t>
-      </w:r>
-      <w:r>
-        <w:rPr>
-          <w:rFonts w:hint="eastAsia" w:ascii="Times New Roman" w:hAnsi="Times New Roman" w:eastAsia="FangSong" w:cs="Times New Roman"/>
-        </w:rPr>
-        <w:t>构型相同</w:t>
-      </w:r>
-      <w:r>
-        <w:rPr>
-          <w:rFonts w:hint="eastAsia" w:ascii="Times New Roman" w:hAnsi="Times New Roman" w:eastAsia="Times New Roman" w:cs="Times New Roman"/>
-        </w:rPr>
-        <w:t>→</w:t>
-      </w:r>
-      <w:r>
-        <w:rPr>
-          <w:rFonts w:hint="eastAsia" w:ascii="Times New Roman" w:hAnsi="Times New Roman" w:eastAsia="FangSong" w:cs="Times New Roman"/>
-        </w:rPr>
-        <w:t>排除</w:t>
+        <w:t>」，</w:t>
+      </w:r>
+      <w:r>
+        <w:rPr>
+          <w:rFonts w:hint="eastAsia" w:ascii="Times New Roman" w:hAnsi="Times New Roman" w:eastAsia="FangSong" w:cs="Times New Roman"/>
+        </w:rPr>
+        <w:t>且</w:t>
+      </w:r>
+      <w:r>
+        <w:rPr>
+          <w:rFonts w:hint="eastAsia" w:ascii="Times New Roman" w:hAnsi="Times New Roman" w:eastAsia="Times New Roman" w:cs="Times New Roman"/>
+        </w:rPr>
+        <w:t>「</w:t>
+      </w:r>
+      <w:r>
+        <w:rPr>
+          <w:rFonts w:hint="eastAsia" w:ascii="Times New Roman" w:hAnsi="Times New Roman" w:eastAsia="FangSong" w:cs="Times New Roman"/>
+        </w:rPr>
+        <w:t>葡萄糖二酸为内消旋体</w:t>
+      </w:r>
+      <w:r>
+        <w:rPr>
+          <w:rFonts w:hint="eastAsia" w:ascii="Times New Roman" w:hAnsi="Times New Roman" w:eastAsia="Times New Roman" w:cs="Times New Roman"/>
+        </w:rPr>
+        <w:t>」</w:t>
+      </w:r>
+      <w:r>
+        <w:rPr>
+          <w:rFonts w:hint="eastAsia" w:ascii="Times New Roman" w:hAnsi="Times New Roman" w:eastAsia="FangSong" w:cs="Times New Roman"/>
+        </w:rPr>
+        <w:t>有误</w:t>
+      </w:r>
+      <w:r>
+        <w:rPr>
+          <w:rFonts w:hint="eastAsia" w:ascii="Times New Roman" w:hAnsi="Times New Roman" w:eastAsia="Times New Roman" w:cs="Times New Roman"/>
+        </w:rPr>
+        <w:t>——</w:t>
+      </w:r>
+      <w:r>
+        <w:rPr>
+          <w:rFonts w:hint="eastAsia" w:ascii="Times New Roman" w:hAnsi="Times New Roman" w:eastAsia="FangSong" w:cs="Times New Roman"/>
+        </w:rPr>
+        <w:t>葡萄糖二酸有旋光</w:t>
+      </w:r>
+      <w:r>
+        <w:rPr>
+          <w:rFonts w:hint="eastAsia" w:ascii="Times New Roman" w:hAnsi="Times New Roman" w:eastAsia="Times New Roman" w:cs="Times New Roman"/>
+        </w:rPr>
+        <w:t>；</w:t>
+      </w:r>
+      <w:r>
+        <w:rPr>
+          <w:rFonts w:hint="eastAsia" w:ascii="Times New Roman" w:hAnsi="Times New Roman" w:eastAsia="FangSong" w:cs="Times New Roman"/>
+        </w:rPr>
+        <w:t>氧化得内消旋二酸的</w:t>
       </w:r>
       <w:r>
         <w:rPr>
@@ -24837,73 +25460,73 @@
         <w:rPr>
           <w:rFonts w:hint="eastAsia" w:ascii="Times New Roman" w:hAnsi="Times New Roman" w:eastAsia="FangSong" w:cs="Times New Roman"/>
         </w:rPr>
+        <w:t>己醛糖仅</w:t>
+      </w:r>
+      <w:r>
+        <w:rPr>
+          <w:rFonts w:hint="eastAsia" w:ascii="Times New Roman" w:hAnsi="Times New Roman" w:eastAsia="Times New Roman" w:cs="Times New Roman"/>
+        </w:rPr>
+        <w:t>D-</w:t>
+      </w:r>
+      <w:r>
+        <w:rPr>
+          <w:rFonts w:hint="eastAsia" w:ascii="Times New Roman" w:hAnsi="Times New Roman" w:eastAsia="FangSong" w:cs="Times New Roman"/>
+        </w:rPr>
+        <w:t>阿洛糖与</w:t>
+      </w:r>
+      <w:r>
+        <w:rPr>
+          <w:rFonts w:hint="eastAsia" w:ascii="Times New Roman" w:hAnsi="Times New Roman" w:eastAsia="Times New Roman" w:cs="Times New Roman"/>
+        </w:rPr>
+        <w:t>D-</w:t>
+      </w:r>
+      <w:r>
+        <w:rPr>
+          <w:rFonts w:hint="eastAsia" w:ascii="Times New Roman" w:hAnsi="Times New Roman" w:eastAsia="FangSong" w:cs="Times New Roman"/>
+        </w:rPr>
         <w:t>半乳糖</w:t>
       </w:r>
       <w:r>
         <w:rPr>
           <w:rFonts w:hint="eastAsia" w:ascii="Times New Roman" w:hAnsi="Times New Roman" w:eastAsia="Times New Roman" w:cs="Times New Roman"/>
         </w:rPr>
-        <w:t>。Ruff</w:t>
-      </w:r>
-      <w:r>
-        <w:rPr>
-          <w:rFonts w:hint="eastAsia" w:ascii="Times New Roman" w:hAnsi="Times New Roman" w:eastAsia="FangSong" w:cs="Times New Roman"/>
-        </w:rPr>
-        <w:t>降级后仍得无旋光糖二酸</w:t>
-      </w:r>
-      <w:r>
-        <w:rPr>
-          <w:rFonts w:hint="eastAsia" w:ascii="Times New Roman" w:hAnsi="Times New Roman" w:eastAsia="Times New Roman" w:cs="Times New Roman"/>
-        </w:rPr>
-        <w:t>→</w:t>
-      </w:r>
-      <w:r>
-        <w:rPr>
-          <w:rFonts w:hint="eastAsia" w:ascii="Times New Roman" w:hAnsi="Times New Roman" w:eastAsia="FangSong" w:cs="Times New Roman"/>
-        </w:rPr>
-        <w:t>综合考虑为</w:t>
-      </w:r>
-      <w:r>
-        <w:rPr>
-          <w:rFonts w:hint="eastAsia" w:ascii="Times New Roman" w:hAnsi="Times New Roman" w:eastAsia="Times New Roman" w:cs="Times New Roman"/>
-        </w:rPr>
-        <w:t>D-</w:t>
-      </w:r>
-      <w:r>
-        <w:rPr>
-          <w:rFonts w:hint="eastAsia" w:ascii="Times New Roman" w:hAnsi="Times New Roman" w:eastAsia="FangSong" w:cs="Times New Roman"/>
-        </w:rPr>
-        <w:t>葡萄糖</w:t>
-      </w:r>
-      <w:r>
-        <w:rPr>
-          <w:rFonts w:hint="eastAsia" w:ascii="Times New Roman" w:hAnsi="Times New Roman" w:eastAsia="Times New Roman" w:cs="Times New Roman"/>
-        </w:rPr>
-        <w:t>（</w:t>
-      </w:r>
-      <w:r>
-        <w:rPr>
-          <w:rFonts w:hint="eastAsia" w:ascii="Times New Roman" w:hAnsi="Times New Roman" w:eastAsia="FangSong" w:cs="Times New Roman"/>
-        </w:rPr>
-        <w:t>其糖二酸为内消旋体</w:t>
-      </w:r>
-      <w:r>
-        <w:rPr>
-          <w:rFonts w:hint="eastAsia" w:ascii="Times New Roman" w:hAnsi="Times New Roman" w:eastAsia="Times New Roman" w:cs="Times New Roman"/>
-        </w:rPr>
         <w:t>，</w:t>
       </w:r>
       <w:r>
         <w:rPr>
           <w:rFonts w:hint="eastAsia" w:ascii="Times New Roman" w:hAnsi="Times New Roman" w:eastAsia="FangSong" w:cs="Times New Roman"/>
         </w:rPr>
-        <w:t>无旋光</w:t>
-      </w:r>
-      <w:r>
-        <w:rPr>
-          <w:rFonts w:hint="eastAsia" w:ascii="Times New Roman" w:hAnsi="Times New Roman" w:eastAsia="Times New Roman" w:cs="Times New Roman"/>
-        </w:rPr>
-        <w:t>）。</w:t>
+        <w:t>再经</w:t>
+      </w:r>
+      <w:r>
+        <w:rPr>
+          <w:rFonts w:hint="eastAsia" w:ascii="Times New Roman" w:hAnsi="Times New Roman" w:eastAsia="Times New Roman" w:cs="Times New Roman"/>
+        </w:rPr>
+        <w:t>Ruff</w:t>
+      </w:r>
+      <w:r>
+        <w:rPr>
+          <w:rFonts w:hint="eastAsia" w:ascii="Times New Roman" w:hAnsi="Times New Roman" w:eastAsia="FangSong" w:cs="Times New Roman"/>
+        </w:rPr>
+        <w:t>降级产物核糖</w:t>
+      </w:r>
+      <w:r>
+        <w:rPr>
+          <w:rFonts w:hint="eastAsia" w:ascii="Times New Roman" w:hAnsi="Times New Roman" w:eastAsia="Times New Roman" w:cs="Times New Roman"/>
+        </w:rPr>
+        <w:t>/</w:t>
+      </w:r>
+      <w:r>
+        <w:rPr>
+          <w:rFonts w:hint="eastAsia" w:ascii="Times New Roman" w:hAnsi="Times New Roman" w:eastAsia="FangSong" w:cs="Times New Roman"/>
+        </w:rPr>
+        <w:t>来苏糖的氧化产物旋光性区分二者</w:t>
+      </w:r>
+      <w:r>
+        <w:rPr>
+          <w:rFonts w:hint="eastAsia" w:ascii="Times New Roman" w:hAnsi="Times New Roman" w:eastAsia="Times New Roman" w:cs="Times New Roman"/>
+        </w:rPr>
+        <w:t>。〕</w:t>
       </w:r>
     </w:p>
     <w:p>
@@ -25225,6 +25848,54 @@
         <w:rPr>
           <w:rFonts w:hint="eastAsia" w:ascii="Times New Roman" w:hAnsi="Times New Roman" w:eastAsia="FangSong" w:cs="Times New Roman"/>
         </w:rPr>
+        <w:t>三肽仅</w:t>
+      </w:r>
+      <w:r>
+        <w:rPr>
+          <w:rFonts w:hint="eastAsia" w:ascii="Times New Roman" w:hAnsi="Times New Roman" w:eastAsia="Times New Roman" w:cs="Times New Roman"/>
+        </w:rPr>
+        <w:t>3</w:t>
+      </w:r>
+      <w:r>
+        <w:rPr>
+          <w:rFonts w:hint="eastAsia" w:ascii="Times New Roman" w:hAnsi="Times New Roman" w:eastAsia="FangSong" w:cs="Times New Roman"/>
+        </w:rPr>
+        <w:t>个残基且</w:t>
+      </w:r>
+      <w:r>
+        <w:rPr>
+          <w:rFonts w:hint="eastAsia" w:ascii="Times New Roman" w:hAnsi="Times New Roman" w:eastAsia="Times New Roman" w:cs="Times New Roman"/>
+        </w:rPr>
+        <w:t>Gly、Ala、Phe</w:t>
+      </w:r>
+      <w:r>
+        <w:rPr>
+          <w:rFonts w:hint="eastAsia" w:ascii="Times New Roman" w:hAnsi="Times New Roman" w:eastAsia="FangSong" w:cs="Times New Roman"/>
+        </w:rPr>
+        <w:t>各一个</w:t>
+      </w:r>
+      <w:r>
+        <w:rPr>
+          <w:rFonts w:hint="eastAsia" w:ascii="Times New Roman" w:hAnsi="Times New Roman" w:eastAsia="Times New Roman" w:cs="Times New Roman"/>
+        </w:rPr>
+        <w:t>→</w:t>
+      </w:r>
+      <w:r>
+        <w:rPr>
+          <w:rFonts w:hint="eastAsia" w:ascii="Times New Roman" w:hAnsi="Times New Roman" w:eastAsia="FangSong" w:cs="Times New Roman"/>
+        </w:rPr>
+        <w:t>中间残基必为</w:t>
+      </w:r>
+      <w:r>
+        <w:rPr>
+          <w:rFonts w:hint="eastAsia" w:ascii="Times New Roman" w:hAnsi="Times New Roman" w:eastAsia="Times New Roman" w:cs="Times New Roman"/>
+        </w:rPr>
+        <w:t>Gly。</w:t>
+      </w:r>
+      <w:r>
+        <w:rPr>
+          <w:rFonts w:hint="eastAsia" w:ascii="Times New Roman" w:hAnsi="Times New Roman" w:eastAsia="FangSong" w:cs="Times New Roman"/>
+        </w:rPr>
         <w:t>序列</w:t>
       </w:r>
       <w:r>
@@ -25251,55 +25922,55 @@
         <w:rPr>
           <w:rFonts w:hint="eastAsia" w:ascii="Times New Roman" w:hAnsi="Times New Roman" w:eastAsia="FangSong" w:cs="Times New Roman"/>
         </w:rPr>
-        <w:t>或</w:t>
-      </w:r>
-      <w:r>
-        <w:rPr>
-          <w:rFonts w:hint="eastAsia" w:ascii="Times New Roman" w:hAnsi="Times New Roman" w:eastAsia="Times New Roman" w:cs="Times New Roman"/>
-        </w:rPr>
-        <w:t>Phe-Ala-Gly，</w:t>
-      </w:r>
-      <w:r>
-        <w:rPr>
-          <w:rFonts w:hint="eastAsia" w:ascii="Times New Roman" w:hAnsi="Times New Roman" w:eastAsia="FangSong" w:cs="Times New Roman"/>
-        </w:rPr>
-        <w:t>需根据水解产物等物质的量推断</w:t>
-      </w:r>
-      <w:r>
-        <w:rPr>
-          <w:rFonts w:hint="eastAsia" w:ascii="Times New Roman" w:hAnsi="Times New Roman" w:eastAsia="Times New Roman" w:cs="Times New Roman"/>
-        </w:rPr>
-        <w:t>，</w:t>
-      </w:r>
-      <w:r>
-        <w:rPr>
-          <w:rFonts w:hint="eastAsia" w:ascii="Times New Roman" w:hAnsi="Times New Roman" w:eastAsia="FangSong" w:cs="Times New Roman"/>
-        </w:rPr>
-        <w:t>若等物质的量则</w:t>
-      </w:r>
-      <w:r>
-        <w:rPr>
-          <w:rFonts w:hint="eastAsia" w:ascii="Times New Roman" w:hAnsi="Times New Roman" w:eastAsia="Times New Roman" w:cs="Times New Roman"/>
-        </w:rPr>
-        <w:t>Phe-Gly-Ala，</w:t>
-      </w:r>
-      <w:r>
-        <w:rPr>
-          <w:rFonts w:hint="eastAsia" w:ascii="Times New Roman" w:hAnsi="Times New Roman" w:eastAsia="FangSong" w:cs="Times New Roman"/>
-        </w:rPr>
-        <w:t>因</w:t>
-      </w:r>
-      <w:r>
-        <w:rPr>
-          <w:rFonts w:hint="eastAsia" w:ascii="Times New Roman" w:hAnsi="Times New Roman" w:eastAsia="Times New Roman" w:cs="Times New Roman"/>
-        </w:rPr>
-        <w:t>Phe、Gly、Ala</w:t>
-      </w:r>
-      <w:r>
-        <w:rPr>
-          <w:rFonts w:hint="eastAsia" w:ascii="Times New Roman" w:hAnsi="Times New Roman" w:eastAsia="FangSong" w:cs="Times New Roman"/>
-        </w:rPr>
-        <w:t>各一个</w:t>
+        <w:t>唯一</w:t>
+      </w:r>
+      <w:r>
+        <w:rPr>
+          <w:rFonts w:hint="eastAsia" w:ascii="Times New Roman" w:hAnsi="Times New Roman" w:eastAsia="Times New Roman" w:cs="Times New Roman"/>
+        </w:rPr>
+        <w:t>；</w:t>
+      </w:r>
+      <w:r>
+        <w:rPr>
+          <w:rFonts w:hint="eastAsia" w:ascii="Times New Roman" w:hAnsi="Times New Roman" w:eastAsia="FangSong" w:cs="Times New Roman"/>
+        </w:rPr>
+        <w:t>若为</w:t>
+      </w:r>
+      <w:r>
+        <w:rPr>
+          <w:rFonts w:hint="eastAsia" w:ascii="Times New Roman" w:hAnsi="Times New Roman" w:eastAsia="Times New Roman" w:cs="Times New Roman"/>
+        </w:rPr>
+        <w:t>Phe-Ala-Gly</w:t>
+      </w:r>
+      <w:r>
+        <w:rPr>
+          <w:rFonts w:hint="eastAsia" w:ascii="Times New Roman" w:hAnsi="Times New Roman" w:eastAsia="FangSong" w:cs="Times New Roman"/>
+        </w:rPr>
+        <w:t>则羧肽酶应释放</w:t>
+      </w:r>
+      <w:r>
+        <w:rPr>
+          <w:rFonts w:hint="eastAsia" w:ascii="Times New Roman" w:hAnsi="Times New Roman" w:eastAsia="Times New Roman" w:cs="Times New Roman"/>
+        </w:rPr>
+        <w:t>Gly</w:t>
+      </w:r>
+      <w:r>
+        <w:rPr>
+          <w:rFonts w:hint="eastAsia" w:ascii="Times New Roman" w:hAnsi="Times New Roman" w:eastAsia="FangSong" w:cs="Times New Roman"/>
+        </w:rPr>
+        <w:t>而非</w:t>
+      </w:r>
+      <w:r>
+        <w:rPr>
+          <w:rFonts w:hint="eastAsia" w:ascii="Times New Roman" w:hAnsi="Times New Roman" w:eastAsia="Times New Roman" w:cs="Times New Roman"/>
+        </w:rPr>
+        <w:t>Ala，</w:t>
+      </w:r>
+      <w:r>
+        <w:rPr>
+          <w:rFonts w:hint="eastAsia" w:ascii="Times New Roman" w:hAnsi="Times New Roman" w:eastAsia="FangSong" w:cs="Times New Roman"/>
+        </w:rPr>
+        <w:t>与题设矛盾</w:t>
       </w:r>
       <w:r>
         <w:rPr>

--- a/06-学生侧材料/讲义/6-有机化学/杂原子与生物高分子.docx
+++ b/06-学生侧材料/讲义/6-有机化学/杂原子与生物高分子.docx
@@ -21138,14 +21138,12 @@
             <w:r>
               <w:rPr>
                 <w:rFonts w:hint="eastAsia" w:ascii="Times New Roman" w:hAnsi="Times New Roman" w:eastAsia="Times New Roman" w:cs="Times New Roman"/>
-                <w:vertAlign w:val="subscript"/>
-              </w:rPr>
-              <w:t>6，</w:t>
-            </w:r>
-            <w:r>
-              <w:rPr>
-                <w:rFonts w:hint="eastAsia" w:ascii="Times New Roman" w:hAnsi="Times New Roman" w:eastAsia="FangSong" w:cs="Times New Roman"/>
-                <w:vertAlign w:val="subscript"/>
+              </w:rPr>
+              <w:t>~6，</w:t>
+            </w:r>
+            <w:r>
+              <w:rPr>
+                <w:rFonts w:hint="eastAsia" w:ascii="Times New Roman" w:hAnsi="Times New Roman" w:eastAsia="FangSong" w:cs="Times New Roman"/>
               </w:rPr>
               <w:t>酸性</w:t>
             </w:r>
@@ -21153,7 +21151,7 @@
               <w:rPr>
                 <w:rFonts w:hint="eastAsia" w:ascii="Times New Roman" w:hAnsi="Times New Roman" w:eastAsia="Times New Roman" w:cs="Times New Roman"/>
               </w:rPr>
-              <w:t>3，</w:t>
+              <w:t>~3，</w:t>
             </w:r>
             <w:r>
               <w:rPr>
@@ -24979,230 +24977,187 @@
         <w:rPr>
           <w:rFonts w:hint="eastAsia" w:ascii="Times New Roman" w:hAnsi="Times New Roman" w:eastAsia="Times New Roman" w:cs="Times New Roman"/>
         </w:rPr>
-        <w:t>C2</w:t>
-      </w:r>
-      <w:r>
-        <w:rPr>
-          <w:rFonts w:hint="eastAsia" w:ascii="Times New Roman" w:hAnsi="Times New Roman" w:eastAsia="Times New Roman" w:cs="Times New Roman"/>
-          <w:vertAlign w:val="subscript"/>
-        </w:rPr>
-        <w:t>C5</w:t>
-      </w:r>
-      <w:r>
-        <w:rPr>
-          <w:rFonts w:hint="eastAsia" w:ascii="Times New Roman" w:hAnsi="Times New Roman" w:eastAsia="FangSong" w:cs="Times New Roman"/>
-          <w:vertAlign w:val="subscript"/>
+        <w:t>C2~C5</w:t>
+      </w:r>
+      <w:r>
+        <w:rPr>
+          <w:rFonts w:hint="eastAsia" w:ascii="Times New Roman" w:hAnsi="Times New Roman" w:eastAsia="FangSong" w:cs="Times New Roman"/>
         </w:rPr>
         <w:t>的</w:t>
       </w:r>
       <w:r>
         <w:rPr>
           <w:rFonts w:hint="eastAsia" w:ascii="Times New Roman" w:hAnsi="Times New Roman" w:eastAsia="Times New Roman" w:cs="Times New Roman"/>
-          <w:vertAlign w:val="subscript"/>
         </w:rPr>
         <w:t>OH</w:t>
       </w:r>
       <w:r>
         <w:rPr>
           <w:rFonts w:hint="eastAsia" w:ascii="Times New Roman" w:hAnsi="Times New Roman" w:eastAsia="FangSong" w:cs="Times New Roman"/>
-          <w:vertAlign w:val="subscript"/>
         </w:rPr>
         <w:t>排列须上下对称</w:t>
       </w:r>
       <w:r>
         <w:rPr>
           <w:rFonts w:hint="eastAsia" w:ascii="Times New Roman" w:hAnsi="Times New Roman" w:eastAsia="Times New Roman" w:cs="Times New Roman"/>
-          <w:vertAlign w:val="subscript"/>
         </w:rPr>
         <w:t>（</w:t>
       </w:r>
       <w:r>
         <w:rPr>
           <w:rFonts w:hint="eastAsia" w:ascii="Times New Roman" w:hAnsi="Times New Roman" w:eastAsia="FangSong" w:cs="Times New Roman"/>
-          <w:vertAlign w:val="subscript"/>
         </w:rPr>
         <w:t>回文</w:t>
       </w:r>
       <w:r>
         <w:rPr>
           <w:rFonts w:hint="eastAsia" w:ascii="Times New Roman" w:hAnsi="Times New Roman" w:eastAsia="Times New Roman" w:cs="Times New Roman"/>
-          <w:vertAlign w:val="subscript"/>
         </w:rPr>
         <w:t>）。8</w:t>
       </w:r>
       <w:r>
         <w:rPr>
           <w:rFonts w:hint="eastAsia" w:ascii="Times New Roman" w:hAnsi="Times New Roman" w:eastAsia="FangSong" w:cs="Times New Roman"/>
-          <w:vertAlign w:val="subscript"/>
         </w:rPr>
         <w:t>个</w:t>
       </w:r>
       <w:r>
         <w:rPr>
           <w:rFonts w:hint="eastAsia" w:ascii="Times New Roman" w:hAnsi="Times New Roman" w:eastAsia="Times New Roman" w:cs="Times New Roman"/>
-          <w:vertAlign w:val="subscript"/>
         </w:rPr>
         <w:t>D-</w:t>
       </w:r>
       <w:r>
         <w:rPr>
           <w:rFonts w:hint="eastAsia" w:ascii="Times New Roman" w:hAnsi="Times New Roman" w:eastAsia="FangSong" w:cs="Times New Roman"/>
-          <w:vertAlign w:val="subscript"/>
         </w:rPr>
         <w:t>己醛糖中仅</w:t>
       </w:r>
       <w:r>
         <w:rPr>
           <w:rFonts w:hint="eastAsia" w:ascii="Times New Roman" w:hAnsi="Times New Roman" w:eastAsia="Times New Roman" w:cs="Times New Roman"/>
-          <w:vertAlign w:val="subscript"/>
         </w:rPr>
         <w:t>D-</w:t>
       </w:r>
       <w:r>
         <w:rPr>
           <w:rFonts w:hint="eastAsia" w:ascii="Times New Roman" w:hAnsi="Times New Roman" w:eastAsia="FangSong" w:cs="Times New Roman"/>
-          <w:vertAlign w:val="subscript"/>
         </w:rPr>
         <w:t>阿洛糖</w:t>
       </w:r>
       <w:r>
         <w:rPr>
           <w:rFonts w:hint="eastAsia" w:ascii="Times New Roman" w:hAnsi="Times New Roman" w:eastAsia="Times New Roman" w:cs="Times New Roman"/>
-          <w:vertAlign w:val="subscript"/>
         </w:rPr>
         <w:t>（RRRR）</w:t>
       </w:r>
       <w:r>
         <w:rPr>
           <w:rFonts w:hint="eastAsia" w:ascii="Times New Roman" w:hAnsi="Times New Roman" w:eastAsia="FangSong" w:cs="Times New Roman"/>
-          <w:vertAlign w:val="subscript"/>
         </w:rPr>
         <w:t>与</w:t>
       </w:r>
       <w:r>
         <w:rPr>
           <w:rFonts w:hint="eastAsia" w:ascii="Times New Roman" w:hAnsi="Times New Roman" w:eastAsia="Times New Roman" w:cs="Times New Roman"/>
-          <w:vertAlign w:val="subscript"/>
         </w:rPr>
         <w:t>D-</w:t>
       </w:r>
       <w:r>
         <w:rPr>
           <w:rFonts w:hint="eastAsia" w:ascii="Times New Roman" w:hAnsi="Times New Roman" w:eastAsia="FangSong" w:cs="Times New Roman"/>
-          <w:vertAlign w:val="subscript"/>
         </w:rPr>
         <w:t>半乳糖</w:t>
       </w:r>
       <w:r>
         <w:rPr>
           <w:rFonts w:hint="eastAsia" w:ascii="Times New Roman" w:hAnsi="Times New Roman" w:eastAsia="Times New Roman" w:cs="Times New Roman"/>
-          <w:vertAlign w:val="subscript"/>
         </w:rPr>
         <w:t>（RLLR）</w:t>
       </w:r>
       <w:r>
         <w:rPr>
           <w:rFonts w:hint="eastAsia" w:ascii="Times New Roman" w:hAnsi="Times New Roman" w:eastAsia="FangSong" w:cs="Times New Roman"/>
-          <w:vertAlign w:val="subscript"/>
         </w:rPr>
         <w:t>满足此条件</w:t>
       </w:r>
       <w:r>
         <w:rPr>
           <w:rFonts w:hint="eastAsia" w:ascii="Times New Roman" w:hAnsi="Times New Roman" w:eastAsia="Times New Roman" w:cs="Times New Roman"/>
-          <w:vertAlign w:val="subscript"/>
         </w:rPr>
         <w:t>（</w:t>
       </w:r>
       <w:r>
         <w:rPr>
           <w:rFonts w:hint="eastAsia" w:ascii="Times New Roman" w:hAnsi="Times New Roman" w:eastAsia="FangSong" w:cs="Times New Roman"/>
-          <w:vertAlign w:val="subscript"/>
         </w:rPr>
         <w:t>葡萄糖</w:t>
       </w:r>
       <w:r>
         <w:rPr>
           <w:rFonts w:hint="eastAsia" w:ascii="Times New Roman" w:hAnsi="Times New Roman" w:eastAsia="Times New Roman" w:cs="Times New Roman"/>
-          <w:vertAlign w:val="subscript"/>
         </w:rPr>
         <w:t>RLRR</w:t>
       </w:r>
       <w:r>
         <w:rPr>
           <w:rFonts w:hint="eastAsia" w:ascii="Times New Roman" w:hAnsi="Times New Roman" w:eastAsia="FangSong" w:cs="Times New Roman"/>
-          <w:vertAlign w:val="subscript"/>
         </w:rPr>
         <w:t>氧化得有旋光的葡萄糖二酸</w:t>
       </w:r>
       <w:r>
         <w:rPr>
           <w:rFonts w:hint="eastAsia" w:ascii="Times New Roman" w:hAnsi="Times New Roman" w:eastAsia="Times New Roman" w:cs="Times New Roman"/>
-          <w:vertAlign w:val="subscript"/>
         </w:rPr>
         <w:t>，D-</w:t>
       </w:r>
       <w:r>
         <w:rPr>
           <w:rFonts w:hint="eastAsia" w:ascii="Times New Roman" w:hAnsi="Times New Roman" w:eastAsia="FangSong" w:cs="Times New Roman"/>
-          <w:vertAlign w:val="subscript"/>
         </w:rPr>
         <w:t>甘露糖同理不满足</w:t>
       </w:r>
       <w:r>
         <w:rPr>
           <w:rFonts w:hint="eastAsia" w:ascii="Times New Roman" w:hAnsi="Times New Roman" w:eastAsia="Times New Roman" w:cs="Times New Roman"/>
-          <w:vertAlign w:val="subscript"/>
         </w:rPr>
         <w:t>，</w:t>
       </w:r>
       <w:r>
         <w:rPr>
           <w:rFonts w:hint="eastAsia" w:ascii="Times New Roman" w:hAnsi="Times New Roman" w:eastAsia="FangSong" w:cs="Times New Roman"/>
-          <w:vertAlign w:val="subscript"/>
         </w:rPr>
         <w:t>均排除</w:t>
       </w:r>
       <w:r>
         <w:rPr>
           <w:rFonts w:hint="eastAsia" w:ascii="Times New Roman" w:hAnsi="Times New Roman" w:eastAsia="Times New Roman" w:cs="Times New Roman"/>
-          <w:vertAlign w:val="subscript"/>
         </w:rPr>
         <w:t>）。②Ruff</w:t>
       </w:r>
       <w:r>
         <w:rPr>
           <w:rFonts w:hint="eastAsia" w:ascii="Times New Roman" w:hAnsi="Times New Roman" w:eastAsia="FangSong" w:cs="Times New Roman"/>
-          <w:vertAlign w:val="subscript"/>
         </w:rPr>
         <w:t>降级脱去</w:t>
       </w:r>
       <w:r>
         <w:rPr>
           <w:rFonts w:hint="eastAsia" w:ascii="Times New Roman" w:hAnsi="Times New Roman" w:eastAsia="Times New Roman" w:cs="Times New Roman"/>
-          <w:vertAlign w:val="subscript"/>
         </w:rPr>
         <w:t>C1、</w:t>
       </w:r>
       <w:r>
         <w:rPr>
           <w:rFonts w:hint="eastAsia" w:ascii="Times New Roman" w:hAnsi="Times New Roman" w:eastAsia="FangSong" w:cs="Times New Roman"/>
-          <w:vertAlign w:val="subscript"/>
         </w:rPr>
         <w:t>原</w:t>
       </w:r>
       <w:r>
         <w:rPr>
           <w:rFonts w:hint="eastAsia" w:ascii="Times New Roman" w:hAnsi="Times New Roman" w:eastAsia="Times New Roman" w:cs="Times New Roman"/>
-          <w:vertAlign w:val="subscript"/>
-        </w:rPr>
-        <w:t>C3</w:t>
-      </w:r>
-      <w:r>
-        <w:rPr>
-          <w:rFonts w:hint="eastAsia" w:ascii="Times New Roman" w:hAnsi="Times New Roman" w:eastAsia="Times New Roman" w:cs="Times New Roman"/>
-        </w:rPr>
-        <w:t>C5</w:t>
+        </w:rPr>
+        <w:t>C3~C5</w:t>
       </w:r>
       <w:r>
         <w:rPr>

--- a/06-学生侧材料/讲义/6-有机化学/杂原子与生物高分子.docx
+++ b/06-学生侧材料/讲义/6-有机化学/杂原子与生物高分子.docx
@@ -48,212 +48,6 @@
     </w:p>
     <w:p>
       <w:pPr>
-        <w:pStyle w:val="BlockText"/>
-      </w:pPr>
-      <w:r>
-        <w:rPr>
-          <w:rFonts w:hint="eastAsia" w:ascii="Times New Roman" w:hAnsi="Times New Roman" w:eastAsia="FangSong" w:cs="Times New Roman"/>
-          <w:b/>
-          <w:bCs/>
-        </w:rPr>
-        <w:t xml:space="preserve">关联专题页</w:t>
-      </w:r>
-      <w:r>
-        <w:rPr>
-          <w:rFonts w:hint="eastAsia" w:ascii="Times New Roman" w:hAnsi="Times New Roman" w:eastAsia="Times New Roman" w:cs="Times New Roman"/>
-        </w:rPr>
-        <w:t>：04-</w:t>
-      </w:r>
-      <w:r>
-        <w:rPr>
-          <w:rFonts w:hint="eastAsia" w:ascii="Times New Roman" w:hAnsi="Times New Roman" w:eastAsia="FangSong" w:cs="Times New Roman"/>
-        </w:rPr>
-        <w:t>专题与题型</w:t>
-      </w:r>
-      <w:r>
-        <w:rPr>
-          <w:rFonts w:hint="eastAsia" w:ascii="Times New Roman" w:hAnsi="Times New Roman" w:eastAsia="Times New Roman" w:cs="Times New Roman"/>
-        </w:rPr>
-        <w:t>/</w:t>
-      </w:r>
-      <w:r>
-        <w:rPr>
-          <w:rFonts w:hint="eastAsia" w:ascii="Times New Roman" w:hAnsi="Times New Roman" w:eastAsia="FangSong" w:cs="Times New Roman"/>
-        </w:rPr>
-        <w:t>专题</w:t>
-      </w:r>
-      <w:r>
-        <w:rPr>
-          <w:rFonts w:hint="eastAsia" w:ascii="Times New Roman" w:hAnsi="Times New Roman" w:eastAsia="Times New Roman" w:cs="Times New Roman"/>
-        </w:rPr>
-        <w:t>/</w:t>
-      </w:r>
-      <w:r>
-        <w:rPr>
-          <w:rFonts w:hint="eastAsia" w:ascii="Times New Roman" w:hAnsi="Times New Roman" w:eastAsia="FangSong" w:cs="Times New Roman"/>
-        </w:rPr>
-        <w:t>专题</w:t>
-      </w:r>
-      <w:r>
-        <w:rPr>
-          <w:rFonts w:hint="eastAsia" w:ascii="Times New Roman" w:hAnsi="Times New Roman" w:eastAsia="Times New Roman" w:cs="Times New Roman"/>
-        </w:rPr>
-        <w:t>-</w:t>
-      </w:r>
-      <w:r>
-        <w:rPr>
-          <w:rFonts w:hint="eastAsia" w:ascii="Times New Roman" w:hAnsi="Times New Roman" w:eastAsia="FangSong" w:cs="Times New Roman"/>
-        </w:rPr>
-        <w:t>杂原子与生物高分子</w:t>
-      </w:r>
-    </w:p>
-    <w:p>
-      <w:pPr>
-        <w:pStyle w:val="BlockText"/>
-      </w:pPr>
-      <w:r>
-        <w:rPr>
-          <w:rFonts w:hint="eastAsia" w:ascii="Times New Roman" w:hAnsi="Times New Roman" w:eastAsia="FangSong" w:cs="Times New Roman"/>
-        </w:rPr>
-        <w:t>本讲不是</w:t>
-      </w:r>
-      <w:r>
-        <w:rPr>
-          <w:rFonts w:hint="eastAsia" w:ascii="Times New Roman" w:hAnsi="Times New Roman" w:eastAsia="Times New Roman" w:cs="Times New Roman"/>
-        </w:rPr>
-        <w:t>”</w:t>
-      </w:r>
-      <w:r>
-        <w:rPr>
-          <w:rFonts w:hint="eastAsia" w:ascii="Times New Roman" w:hAnsi="Times New Roman" w:eastAsia="FangSong" w:cs="Times New Roman"/>
-        </w:rPr>
-        <w:t>描述化学拼盘</w:t>
-      </w:r>
-      <w:r>
-        <w:rPr>
-          <w:rFonts w:hint="eastAsia" w:ascii="Times New Roman" w:hAnsi="Times New Roman" w:eastAsia="Times New Roman" w:cs="Times New Roman"/>
-        </w:rPr>
-        <w:t>”，</w:t>
-      </w:r>
-      <w:r>
-        <w:rPr>
-          <w:rFonts w:hint="eastAsia" w:ascii="Times New Roman" w:hAnsi="Times New Roman" w:eastAsia="FangSong" w:cs="Times New Roman"/>
-        </w:rPr>
-        <w:t>而是</w:t>
-      </w:r>
-      <w:r>
-        <w:rPr>
-          <w:rFonts w:hint="eastAsia" w:ascii="Times New Roman" w:hAnsi="Times New Roman" w:eastAsia="FangSong" w:cs="Times New Roman"/>
-          <w:b/>
-          <w:bCs/>
-        </w:rPr>
-        <w:t xml:space="preserve">五类特殊体系的判断口径集训</w:t>
-      </w:r>
-      <w:r>
-        <w:rPr>
-          <w:rFonts w:hint="eastAsia" w:ascii="Times New Roman" w:hAnsi="Times New Roman" w:eastAsia="Times New Roman" w:cs="Times New Roman"/>
-        </w:rPr>
-        <w:t>：</w:t>
-      </w:r>
-      <w:r>
-        <w:rPr>
-          <w:rFonts w:hint="eastAsia" w:ascii="Times New Roman" w:hAnsi="Times New Roman" w:eastAsia="FangSong" w:cs="Times New Roman"/>
-        </w:rPr>
-        <w:t>杂环看电子富</w:t>
-      </w:r>
-      <w:r>
-        <w:rPr>
-          <w:rFonts w:hint="eastAsia" w:ascii="Times New Roman" w:hAnsi="Times New Roman" w:eastAsia="Times New Roman" w:cs="Times New Roman"/>
-        </w:rPr>
-        <w:t>/</w:t>
-      </w:r>
-      <w:r>
-        <w:rPr>
-          <w:rFonts w:hint="eastAsia" w:ascii="Times New Roman" w:hAnsi="Times New Roman" w:eastAsia="FangSong" w:cs="Times New Roman"/>
-        </w:rPr>
-        <w:t>贫</w:t>
-      </w:r>
-      <w:r>
-        <w:rPr>
-          <w:rFonts w:hint="eastAsia" w:ascii="Times New Roman" w:hAnsi="Times New Roman" w:eastAsia="Times New Roman" w:cs="Times New Roman"/>
-        </w:rPr>
-        <w:t>，</w:t>
-      </w:r>
-      <w:r>
-        <w:rPr>
-          <w:rFonts w:hint="eastAsia" w:ascii="Times New Roman" w:hAnsi="Times New Roman" w:eastAsia="FangSong" w:cs="Times New Roman"/>
-        </w:rPr>
-        <w:t>糖看异头碳是否自由</w:t>
-      </w:r>
-      <w:r>
-        <w:rPr>
-          <w:rFonts w:hint="eastAsia" w:ascii="Times New Roman" w:hAnsi="Times New Roman" w:eastAsia="Times New Roman" w:cs="Times New Roman"/>
-        </w:rPr>
-        <w:t>，</w:t>
-      </w:r>
-      <w:r>
-        <w:rPr>
-          <w:rFonts w:hint="eastAsia" w:ascii="Times New Roman" w:hAnsi="Times New Roman" w:eastAsia="FangSong" w:cs="Times New Roman"/>
-        </w:rPr>
-        <w:t>氨基酸看净电荷</w:t>
-      </w:r>
-      <w:r>
-        <w:rPr>
-          <w:rFonts w:hint="eastAsia" w:ascii="Times New Roman" w:hAnsi="Times New Roman" w:eastAsia="Times New Roman" w:cs="Times New Roman"/>
-        </w:rPr>
-        <w:t>，</w:t>
-      </w:r>
-      <w:r>
-        <w:rPr>
-          <w:rFonts w:hint="eastAsia" w:ascii="Times New Roman" w:hAnsi="Times New Roman" w:eastAsia="FangSong" w:cs="Times New Roman"/>
-        </w:rPr>
-        <w:t>高分子看重复单元断点</w:t>
-      </w:r>
-      <w:r>
-        <w:rPr>
-          <w:rFonts w:hint="eastAsia" w:ascii="Times New Roman" w:hAnsi="Times New Roman" w:eastAsia="Times New Roman" w:cs="Times New Roman"/>
-        </w:rPr>
-        <w:t>，</w:t>
-      </w:r>
-      <w:r>
-        <w:rPr>
-          <w:rFonts w:hint="eastAsia" w:ascii="Times New Roman" w:hAnsi="Times New Roman" w:eastAsia="FangSong" w:cs="Times New Roman"/>
-        </w:rPr>
-        <w:t>超分子看主客体匹配</w:t>
-      </w:r>
-      <w:r>
-        <w:rPr>
-          <w:rFonts w:hint="eastAsia" w:ascii="Times New Roman" w:hAnsi="Times New Roman" w:eastAsia="Times New Roman" w:cs="Times New Roman"/>
-        </w:rPr>
-        <w:t>。</w:t>
-      </w:r>
-      <w:r>
-        <w:rPr>
-          <w:rFonts w:hint="eastAsia" w:ascii="Times New Roman" w:hAnsi="Times New Roman" w:eastAsia="FangSong" w:cs="Times New Roman"/>
-        </w:rPr>
-        <w:t>先把体系认出</w:t>
-      </w:r>
-      <w:r>
-        <w:rPr>
-          <w:rFonts w:hint="eastAsia" w:ascii="Times New Roman" w:hAnsi="Times New Roman" w:eastAsia="Times New Roman" w:cs="Times New Roman"/>
-        </w:rPr>
-        <w:t>，</w:t>
-      </w:r>
-      <w:r>
-        <w:rPr>
-          <w:rFonts w:hint="eastAsia" w:ascii="Times New Roman" w:hAnsi="Times New Roman" w:eastAsia="FangSong" w:cs="Times New Roman"/>
-        </w:rPr>
-        <w:t>再调对应判据</w:t>
-      </w:r>
-      <w:r>
-        <w:rPr>
-          <w:rFonts w:hint="eastAsia" w:ascii="Times New Roman" w:hAnsi="Times New Roman" w:eastAsia="Times New Roman" w:cs="Times New Roman"/>
-        </w:rPr>
-        <w:t>。</w:t>
-      </w:r>
-    </w:p>
-    <w:p>
-      <w:pPr>
         <w:spacing w:before="160" w:after="80"/>
       </w:pPr>
       <w:r>
@@ -279,6 +73,7 @@
       <w:pPr>
         <w:pStyle w:val="BlockText"/>
         <w:spacing w:after="80"/>
+        <w:ind w:firstLine="420"/>
       </w:pPr>
       <w:r>
         <w:rPr>
@@ -371,6 +166,15 @@
         <w:tblW w:type="pct" w:w="5000"/>
         <w:tblLayout w:type="fixed"/>
         <w:tblLook w:firstRow="1" w:lastRow="0" w:firstColumn="0" w:lastColumn="0" w:noHBand="0" w:noVBand="0" w:val="0020"/>
+        <w:jc w:val="center"/>
+        <w:tblBorders>
+          <w:top w:val="single" w:sz="12" w:space="0" w:color="333333"/>
+          <w:bottom w:val="single" w:sz="12" w:space="0" w:color="333333"/>
+          <w:left w:val="none"/>
+          <w:right w:val="none"/>
+          <w:insideH w:val="none"/>
+          <w:insideV w:val="none"/>
+        </w:tblBorders>
       </w:tblPr>
       <w:tblGrid>
         <w:gridCol w:w="3960"/>
@@ -381,7 +185,11 @@
           <w:tblHeader w:val="on"/>
         </w:trPr>
         <w:tc>
-          <w:tcPr/>
+          <w:tcPr>
+            <w:tcBorders>
+              <w:bottom w:val="single" w:sz="6" w:space="0" w:color="333333"/>
+            </w:tcBorders>
+          </w:tcPr>
           <w:p>
             <w:pPr>
               <w:pStyle w:val="Compact"/>
@@ -397,7 +205,11 @@
           </w:p>
         </w:tc>
         <w:tc>
-          <w:tcPr/>
+          <w:tcPr>
+            <w:tcBorders>
+              <w:bottom w:val="single" w:sz="6" w:space="0" w:color="333333"/>
+            </w:tcBorders>
+          </w:tcPr>
           <w:p>
             <w:pPr>
               <w:pStyle w:val="Compact"/>
@@ -893,6 +705,7 @@
       <w:pPr>
         <w:pStyle w:val="FirstParagraph"/>
         <w:spacing w:after="80"/>
+        <w:ind w:firstLine="420"/>
       </w:pPr>
       <w:r>
         <w:rPr>
@@ -993,6 +806,15 @@
         <w:tblW w:type="pct" w:w="5000"/>
         <w:tblLayout w:type="fixed"/>
         <w:tblLook w:firstRow="1" w:lastRow="0" w:firstColumn="0" w:lastColumn="0" w:noHBand="0" w:noVBand="0" w:val="0020"/>
+        <w:jc w:val="center"/>
+        <w:tblBorders>
+          <w:top w:val="single" w:sz="12" w:space="0" w:color="333333"/>
+          <w:bottom w:val="single" w:sz="12" w:space="0" w:color="333333"/>
+          <w:left w:val="none"/>
+          <w:right w:val="none"/>
+          <w:insideH w:val="none"/>
+          <w:insideV w:val="none"/>
+        </w:tblBorders>
       </w:tblPr>
       <w:tblGrid>
         <w:gridCol w:w="1508"/>
@@ -1006,7 +828,11 @@
           <w:tblHeader w:val="on"/>
         </w:trPr>
         <w:tc>
-          <w:tcPr/>
+          <w:tcPr>
+            <w:tcBorders>
+              <w:bottom w:val="single" w:sz="6" w:space="0" w:color="333333"/>
+            </w:tcBorders>
+          </w:tcPr>
           <w:p>
             <w:pPr>
               <w:pStyle w:val="Compact"/>
@@ -1022,7 +848,11 @@
           </w:p>
         </w:tc>
         <w:tc>
-          <w:tcPr/>
+          <w:tcPr>
+            <w:tcBorders>
+              <w:bottom w:val="single" w:sz="6" w:space="0" w:color="333333"/>
+            </w:tcBorders>
+          </w:tcPr>
           <w:p>
             <w:pPr>
               <w:pStyle w:val="Compact"/>
@@ -1038,7 +868,11 @@
           </w:p>
         </w:tc>
         <w:tc>
-          <w:tcPr/>
+          <w:tcPr>
+            <w:tcBorders>
+              <w:bottom w:val="single" w:sz="6" w:space="0" w:color="333333"/>
+            </w:tcBorders>
+          </w:tcPr>
           <w:p>
             <w:pPr>
               <w:pStyle w:val="Compact"/>
@@ -1054,7 +888,11 @@
           </w:p>
         </w:tc>
         <w:tc>
-          <w:tcPr/>
+          <w:tcPr>
+            <w:tcBorders>
+              <w:bottom w:val="single" w:sz="6" w:space="0" w:color="333333"/>
+            </w:tcBorders>
+          </w:tcPr>
           <w:p>
             <w:pPr>
               <w:pStyle w:val="Compact"/>
@@ -1070,7 +908,11 @@
           </w:p>
         </w:tc>
         <w:tc>
-          <w:tcPr/>
+          <w:tcPr>
+            <w:tcBorders>
+              <w:bottom w:val="single" w:sz="6" w:space="0" w:color="333333"/>
+            </w:tcBorders>
+          </w:tcPr>
           <w:p>
             <w:pPr>
               <w:pStyle w:val="Compact"/>
@@ -1820,6 +1662,7 @@
       <w:pPr>
         <w:pStyle w:val="BodyText"/>
         <w:spacing w:before="120"/>
+        <w:ind w:firstLine="420"/>
       </w:pPr>
       <w:r>
         <w:rPr>
@@ -1977,6 +1820,7 @@
     <w:p>
       <w:pPr>
         <w:pStyle w:val="FirstParagraph"/>
+        <w:ind w:firstLine="420"/>
       </w:pPr>
       <w:r>
         <w:rPr>
@@ -2076,6 +1920,7 @@
           <w:ilvl w:val="0"/>
           <w:numId w:val="1001"/>
         </w:numPr>
+        <w:ind w:firstLine="420"/>
       </w:pPr>
       <w:r>
         <w:rPr>
@@ -2282,6 +2127,7 @@
           <w:ilvl w:val="0"/>
           <w:numId w:val="1001"/>
         </w:numPr>
+        <w:ind w:firstLine="420"/>
       </w:pPr>
       <w:r>
         <w:rPr>
@@ -2405,6 +2251,7 @@
           <w:ilvl w:val="0"/>
           <w:numId w:val="1001"/>
         </w:numPr>
+        <w:ind w:firstLine="420"/>
       </w:pPr>
       <w:r>
         <w:rPr>
@@ -2466,6 +2313,7 @@
           <w:ilvl w:val="0"/>
           <w:numId w:val="1001"/>
         </w:numPr>
+        <w:ind w:firstLine="420"/>
       </w:pPr>
       <w:r>
         <w:rPr>
@@ -2572,6 +2420,7 @@
       <w:pPr>
         <w:pStyle w:val="FirstParagraph"/>
         <w:spacing w:after="80"/>
+        <w:ind w:firstLine="420"/>
       </w:pPr>
       <w:r>
         <w:rPr>
@@ -2676,6 +2525,15 @@
         <w:tblW w:type="pct" w:w="5000"/>
         <w:tblLayout w:type="fixed"/>
         <w:tblLook w:firstRow="1" w:lastRow="0" w:firstColumn="0" w:lastColumn="0" w:noHBand="0" w:noVBand="0" w:val="0020"/>
+        <w:jc w:val="center"/>
+        <w:tblBorders>
+          <w:top w:val="single" w:sz="12" w:space="0" w:color="333333"/>
+          <w:bottom w:val="single" w:sz="12" w:space="0" w:color="333333"/>
+          <w:left w:val="none"/>
+          <w:right w:val="none"/>
+          <w:insideH w:val="none"/>
+          <w:insideV w:val="none"/>
+        </w:tblBorders>
       </w:tblPr>
       <w:tblGrid>
         <w:gridCol w:w="2640"/>
@@ -2687,7 +2545,11 @@
           <w:tblHeader w:val="on"/>
         </w:trPr>
         <w:tc>
-          <w:tcPr/>
+          <w:tcPr>
+            <w:tcBorders>
+              <w:bottom w:val="single" w:sz="6" w:space="0" w:color="333333"/>
+            </w:tcBorders>
+          </w:tcPr>
           <w:p>
             <w:pPr>
               <w:pStyle w:val="Compact"/>
@@ -2703,7 +2565,11 @@
           </w:p>
         </w:tc>
         <w:tc>
-          <w:tcPr/>
+          <w:tcPr>
+            <w:tcBorders>
+              <w:bottom w:val="single" w:sz="6" w:space="0" w:color="333333"/>
+            </w:tcBorders>
+          </w:tcPr>
           <w:p>
             <w:pPr>
               <w:pStyle w:val="Compact"/>
@@ -2719,7 +2585,11 @@
           </w:p>
         </w:tc>
         <w:tc>
-          <w:tcPr/>
+          <w:tcPr>
+            <w:tcBorders>
+              <w:bottom w:val="single" w:sz="6" w:space="0" w:color="333333"/>
+            </w:tcBorders>
+          </w:tcPr>
           <w:p>
             <w:pPr>
               <w:pStyle w:val="Compact"/>
@@ -3170,6 +3040,15 @@
         <w:tblStyle w:val="Table"/>
         <w:tblW w:type="auto" w:w="0"/>
         <w:tblLook w:firstRow="1" w:lastRow="0" w:firstColumn="0" w:lastColumn="0" w:noHBand="0" w:noVBand="0" w:val="0020"/>
+        <w:jc w:val="center"/>
+        <w:tblBorders>
+          <w:top w:val="single" w:sz="12" w:space="0" w:color="333333"/>
+          <w:bottom w:val="single" w:sz="12" w:space="0" w:color="333333"/>
+          <w:left w:val="none"/>
+          <w:right w:val="none"/>
+          <w:insideH w:val="none"/>
+          <w:insideV w:val="none"/>
+        </w:tblBorders>
       </w:tblPr>
       <w:tblGrid>
         <w:gridCol w:w="1980"/>
@@ -3182,7 +3061,11 @@
           <w:tblHeader w:val="on"/>
         </w:trPr>
         <w:tc>
-          <w:tcPr/>
+          <w:tcPr>
+            <w:tcBorders>
+              <w:bottom w:val="single" w:sz="6" w:space="0" w:color="333333"/>
+            </w:tcBorders>
+          </w:tcPr>
           <w:p>
             <w:pPr>
               <w:pStyle w:val="Compact"/>
@@ -3198,7 +3081,11 @@
           </w:p>
         </w:tc>
         <w:tc>
-          <w:tcPr/>
+          <w:tcPr>
+            <w:tcBorders>
+              <w:bottom w:val="single" w:sz="6" w:space="0" w:color="333333"/>
+            </w:tcBorders>
+          </w:tcPr>
           <w:p>
             <w:pPr>
               <w:pStyle w:val="Compact"/>
@@ -3228,7 +3115,11 @@
           </w:p>
         </w:tc>
         <w:tc>
-          <w:tcPr/>
+          <w:tcPr>
+            <w:tcBorders>
+              <w:bottom w:val="single" w:sz="6" w:space="0" w:color="333333"/>
+            </w:tcBorders>
+          </w:tcPr>
           <w:p>
             <w:pPr>
               <w:pStyle w:val="Compact"/>
@@ -3244,7 +3135,11 @@
           </w:p>
         </w:tc>
         <w:tc>
-          <w:tcPr/>
+          <w:tcPr>
+            <w:tcBorders>
+              <w:bottom w:val="single" w:sz="6" w:space="0" w:color="333333"/>
+            </w:tcBorders>
+          </w:tcPr>
           <w:p>
             <w:pPr>
               <w:pStyle w:val="Compact"/>
@@ -3937,6 +3832,7 @@
       <w:pPr>
         <w:pStyle w:val="BlockText"/>
         <w:spacing w:before="120"/>
+        <w:ind w:firstLine="420"/>
       </w:pPr>
       <w:r>
         <w:rPr>
@@ -4060,6 +3956,7 @@
     <w:p>
       <w:pPr>
         <w:pStyle w:val="FirstParagraph"/>
+        <w:ind w:firstLine="420"/>
       </w:pPr>
       <w:r>
         <w:rPr>
@@ -4133,6 +4030,7 @@
       <w:pPr>
         <w:pStyle w:val="BodyText"/>
         <w:spacing w:after="80"/>
+        <w:ind w:firstLine="420"/>
       </w:pPr>
       <w:r>
         <w:rPr>
@@ -4196,6 +4094,15 @@
         <w:tblStyle w:val="Table"/>
         <w:tblW w:type="auto" w:w="0"/>
         <w:tblLook w:firstRow="1" w:lastRow="0" w:firstColumn="0" w:lastColumn="0" w:noHBand="0" w:noVBand="0" w:val="0020"/>
+        <w:jc w:val="center"/>
+        <w:tblBorders>
+          <w:top w:val="single" w:sz="12" w:space="0" w:color="333333"/>
+          <w:bottom w:val="single" w:sz="12" w:space="0" w:color="333333"/>
+          <w:left w:val="none"/>
+          <w:right w:val="none"/>
+          <w:insideH w:val="none"/>
+          <w:insideV w:val="none"/>
+        </w:tblBorders>
       </w:tblPr>
       <w:tblGrid>
         <w:gridCol w:w="1980"/>
@@ -4208,7 +4115,11 @@
           <w:tblHeader w:val="on"/>
         </w:trPr>
         <w:tc>
-          <w:tcPr/>
+          <w:tcPr>
+            <w:tcBorders>
+              <w:bottom w:val="single" w:sz="6" w:space="0" w:color="333333"/>
+            </w:tcBorders>
+          </w:tcPr>
           <w:p>
             <w:pPr>
               <w:pStyle w:val="Compact"/>
@@ -4224,7 +4135,11 @@
           </w:p>
         </w:tc>
         <w:tc>
-          <w:tcPr/>
+          <w:tcPr>
+            <w:tcBorders>
+              <w:bottom w:val="single" w:sz="6" w:space="0" w:color="333333"/>
+            </w:tcBorders>
+          </w:tcPr>
           <w:p>
             <w:pPr>
               <w:pStyle w:val="Compact"/>
@@ -4240,7 +4155,11 @@
           </w:p>
         </w:tc>
         <w:tc>
-          <w:tcPr/>
+          <w:tcPr>
+            <w:tcBorders>
+              <w:bottom w:val="single" w:sz="6" w:space="0" w:color="333333"/>
+            </w:tcBorders>
+          </w:tcPr>
           <w:p>
             <w:pPr>
               <w:pStyle w:val="Compact"/>
@@ -4256,7 +4175,11 @@
           </w:p>
         </w:tc>
         <w:tc>
-          <w:tcPr/>
+          <w:tcPr>
+            <w:tcBorders>
+              <w:bottom w:val="single" w:sz="6" w:space="0" w:color="333333"/>
+            </w:tcBorders>
+          </w:tcPr>
           <w:p>
             <w:pPr>
               <w:pStyle w:val="Compact"/>
@@ -4747,6 +4670,7 @@
       <w:pPr>
         <w:pStyle w:val="BodyText"/>
         <w:spacing w:before="120"/>
+        <w:ind w:firstLine="420"/>
       </w:pPr>
       <w:r>
         <w:rPr>
@@ -4856,6 +4780,7 @@
           <w:ilvl w:val="0"/>
           <w:numId w:val="1002"/>
         </w:numPr>
+        <w:ind w:firstLine="420"/>
       </w:pPr>
       <w:r>
         <w:rPr>
@@ -4907,6 +4832,7 @@
           <w:ilvl w:val="0"/>
           <w:numId w:val="1002"/>
         </w:numPr>
+        <w:ind w:firstLine="420"/>
       </w:pPr>
       <w:r>
         <w:rPr>
@@ -4934,6 +4860,7 @@
           <w:ilvl w:val="0"/>
           <w:numId w:val="1002"/>
         </w:numPr>
+        <w:ind w:firstLine="420"/>
       </w:pPr>
       <w:r>
         <w:rPr>
@@ -4987,6 +4914,7 @@
     <w:p>
       <w:pPr>
         <w:pStyle w:val="FirstParagraph"/>
+        <w:ind w:firstLine="420"/>
       </w:pPr>
       <w:r>
         <w:rPr>
@@ -5125,6 +5053,15 @@
         <w:tblW w:type="pct" w:w="5000"/>
         <w:tblLayout w:type="fixed"/>
         <w:tblLook w:firstRow="1" w:lastRow="0" w:firstColumn="0" w:lastColumn="0" w:noHBand="0" w:noVBand="0" w:val="0020"/>
+        <w:jc w:val="center"/>
+        <w:tblBorders>
+          <w:top w:val="single" w:sz="12" w:space="0" w:color="333333"/>
+          <w:bottom w:val="single" w:sz="12" w:space="0" w:color="333333"/>
+          <w:left w:val="none"/>
+          <w:right w:val="none"/>
+          <w:insideH w:val="none"/>
+          <w:insideV w:val="none"/>
+        </w:tblBorders>
       </w:tblPr>
       <w:tblGrid>
         <w:gridCol w:w="1863"/>
@@ -5137,7 +5074,11 @@
           <w:tblHeader w:val="on"/>
         </w:trPr>
         <w:tc>
-          <w:tcPr/>
+          <w:tcPr>
+            <w:tcBorders>
+              <w:bottom w:val="single" w:sz="6" w:space="0" w:color="333333"/>
+            </w:tcBorders>
+          </w:tcPr>
           <w:p>
             <w:pPr>
               <w:pStyle w:val="Compact"/>
@@ -5153,7 +5094,11 @@
           </w:p>
         </w:tc>
         <w:tc>
-          <w:tcPr/>
+          <w:tcPr>
+            <w:tcBorders>
+              <w:bottom w:val="single" w:sz="6" w:space="0" w:color="333333"/>
+            </w:tcBorders>
+          </w:tcPr>
           <w:p>
             <w:pPr>
               <w:pStyle w:val="Compact"/>
@@ -5169,7 +5114,11 @@
           </w:p>
         </w:tc>
         <w:tc>
-          <w:tcPr/>
+          <w:tcPr>
+            <w:tcBorders>
+              <w:bottom w:val="single" w:sz="6" w:space="0" w:color="333333"/>
+            </w:tcBorders>
+          </w:tcPr>
           <w:p>
             <w:pPr>
               <w:pStyle w:val="Compact"/>
@@ -5192,7 +5141,11 @@
           </w:p>
         </w:tc>
         <w:tc>
-          <w:tcPr/>
+          <w:tcPr>
+            <w:tcBorders>
+              <w:bottom w:val="single" w:sz="6" w:space="0" w:color="333333"/>
+            </w:tcBorders>
+          </w:tcPr>
           <w:p>
             <w:pPr>
               <w:pStyle w:val="Compact"/>
@@ -5576,6 +5529,7 @@
       <w:pPr>
         <w:pStyle w:val="BodyText"/>
         <w:spacing w:before="120"/>
+        <w:ind w:firstLine="420"/>
       </w:pPr>
       <w:r>
         <w:rPr>
@@ -5662,6 +5616,7 @@
     <w:p>
       <w:pPr>
         <w:pStyle w:val="BodyText"/>
+        <w:ind w:firstLine="420"/>
       </w:pPr>
       <w:r>
         <w:rPr>
@@ -5898,6 +5853,7 @@
     <w:p>
       <w:pPr>
         <w:pStyle w:val="FirstParagraph"/>
+        <w:ind w:firstLine="420"/>
       </w:pPr>
       <w:r>
         <w:rPr>
@@ -6016,6 +5972,7 @@
     <w:p>
       <w:pPr>
         <w:pStyle w:val="BodyText"/>
+        <w:ind w:firstLine="420"/>
       </w:pPr>
       <w:r>
         <w:rPr>
@@ -6077,6 +6034,7 @@
     <w:p>
       <w:pPr>
         <w:pStyle w:val="BodyText"/>
+        <w:ind w:firstLine="420"/>
       </w:pPr>
       <w:r>
         <w:rPr>
@@ -6234,6 +6192,7 @@
     <w:p>
       <w:pPr>
         <w:pStyle w:val="BlockText"/>
+        <w:ind w:firstLine="420"/>
       </w:pPr>
       <w:r>
         <w:rPr>
@@ -6366,6 +6325,7 @@
       <w:pPr>
         <w:pStyle w:val="FirstParagraph"/>
         <w:spacing w:after="80"/>
+        <w:ind w:firstLine="420"/>
       </w:pPr>
       <w:r>
         <w:rPr>
@@ -6462,6 +6422,15 @@
         <w:tblW w:type="pct" w:w="5000"/>
         <w:tblLayout w:type="fixed"/>
         <w:tblLook w:firstRow="1" w:lastRow="0" w:firstColumn="0" w:lastColumn="0" w:noHBand="0" w:noVBand="0" w:val="0020"/>
+        <w:jc w:val="center"/>
+        <w:tblBorders>
+          <w:top w:val="single" w:sz="12" w:space="0" w:color="333333"/>
+          <w:bottom w:val="single" w:sz="12" w:space="0" w:color="333333"/>
+          <w:left w:val="none"/>
+          <w:right w:val="none"/>
+          <w:insideH w:val="none"/>
+          <w:insideV w:val="none"/>
+        </w:tblBorders>
       </w:tblPr>
       <w:tblGrid>
         <w:gridCol w:w="2640"/>
@@ -6473,7 +6442,11 @@
           <w:tblHeader w:val="on"/>
         </w:trPr>
         <w:tc>
-          <w:tcPr/>
+          <w:tcPr>
+            <w:tcBorders>
+              <w:bottom w:val="single" w:sz="6" w:space="0" w:color="333333"/>
+            </w:tcBorders>
+          </w:tcPr>
           <w:p>
             <w:pPr>
               <w:pStyle w:val="Compact"/>
@@ -6489,7 +6462,11 @@
           </w:p>
         </w:tc>
         <w:tc>
-          <w:tcPr/>
+          <w:tcPr>
+            <w:tcBorders>
+              <w:bottom w:val="single" w:sz="6" w:space="0" w:color="333333"/>
+            </w:tcBorders>
+          </w:tcPr>
           <w:p>
             <w:pPr>
               <w:pStyle w:val="Compact"/>
@@ -6534,7 +6511,11 @@
           </w:p>
         </w:tc>
         <w:tc>
-          <w:tcPr/>
+          <w:tcPr>
+            <w:tcBorders>
+              <w:bottom w:val="single" w:sz="6" w:space="0" w:color="333333"/>
+            </w:tcBorders>
+          </w:tcPr>
           <w:p>
             <w:pPr>
               <w:pStyle w:val="Compact"/>
@@ -7072,6 +7053,7 @@
       <w:pPr>
         <w:pStyle w:val="BodyText"/>
         <w:spacing w:before="120"/>
+        <w:ind w:firstLine="420"/>
       </w:pPr>
       <w:r>
         <w:rPr>
@@ -7099,6 +7081,7 @@
     <w:p>
       <w:pPr>
         <w:pStyle w:val="BodyText"/>
+        <w:ind w:firstLine="420"/>
       </w:pPr>
       <w:r>
         <w:rPr>
@@ -7180,6 +7163,7 @@
     <w:p>
       <w:pPr>
         <w:pStyle w:val="BodyText"/>
+        <w:ind w:firstLine="420"/>
       </w:pPr>
       <w:r>
         <w:rPr>
@@ -7291,6 +7275,7 @@
     <w:p>
       <w:pPr>
         <w:pStyle w:val="BodyText"/>
+        <w:ind w:firstLine="420"/>
       </w:pPr>
       <w:r>
         <w:rPr>
@@ -7358,6 +7343,7 @@
     <w:p>
       <w:pPr>
         <w:pStyle w:val="BodyText"/>
+        <w:ind w:firstLine="420"/>
       </w:pPr>
       <w:r>
         <w:rPr>
@@ -7572,6 +7558,7 @@
     <w:p>
       <w:pPr>
         <w:pStyle w:val="BlockText"/>
+        <w:ind w:firstLine="420"/>
       </w:pPr>
       <w:r>
         <w:rPr>
@@ -7767,6 +7754,7 @@
       <w:pPr>
         <w:pStyle w:val="FirstParagraph"/>
         <w:spacing w:after="80"/>
+        <w:ind w:firstLine="420"/>
       </w:pPr>
       <w:r>
         <w:rPr>
@@ -7809,6 +7797,15 @@
         <w:tblW w:type="pct" w:w="5000"/>
         <w:tblLayout w:type="fixed"/>
         <w:tblLook w:firstRow="1" w:lastRow="0" w:firstColumn="0" w:lastColumn="0" w:noHBand="0" w:noVBand="0" w:val="0020"/>
+        <w:jc w:val="center"/>
+        <w:tblBorders>
+          <w:top w:val="single" w:sz="12" w:space="0" w:color="333333"/>
+          <w:bottom w:val="single" w:sz="12" w:space="0" w:color="333333"/>
+          <w:left w:val="none"/>
+          <w:right w:val="none"/>
+          <w:insideH w:val="none"/>
+          <w:insideV w:val="none"/>
+        </w:tblBorders>
       </w:tblPr>
       <w:tblGrid>
         <w:gridCol w:w="2436"/>
@@ -7820,7 +7817,11 @@
           <w:tblHeader w:val="on"/>
         </w:trPr>
         <w:tc>
-          <w:tcPr/>
+          <w:tcPr>
+            <w:tcBorders>
+              <w:bottom w:val="single" w:sz="6" w:space="0" w:color="333333"/>
+            </w:tcBorders>
+          </w:tcPr>
           <w:p>
             <w:pPr>
               <w:pStyle w:val="Compact"/>
@@ -7836,7 +7837,11 @@
           </w:p>
         </w:tc>
         <w:tc>
-          <w:tcPr/>
+          <w:tcPr>
+            <w:tcBorders>
+              <w:bottom w:val="single" w:sz="6" w:space="0" w:color="333333"/>
+            </w:tcBorders>
+          </w:tcPr>
           <w:p>
             <w:pPr>
               <w:pStyle w:val="Compact"/>
@@ -7866,7 +7871,11 @@
           </w:p>
         </w:tc>
         <w:tc>
-          <w:tcPr/>
+          <w:tcPr>
+            <w:tcBorders>
+              <w:bottom w:val="single" w:sz="6" w:space="0" w:color="333333"/>
+            </w:tcBorders>
+          </w:tcPr>
           <w:p>
             <w:pPr>
               <w:pStyle w:val="Compact"/>
@@ -8622,6 +8631,7 @@
       <w:pPr>
         <w:pStyle w:val="BodyText"/>
         <w:spacing w:before="120"/>
+        <w:ind w:firstLine="420"/>
       </w:pPr>
       <w:r>
         <w:rPr>
@@ -8796,6 +8806,15 @@
         <w:tblW w:type="pct" w:w="5000"/>
         <w:tblLayout w:type="fixed"/>
         <w:tblLook w:firstRow="1" w:lastRow="0" w:firstColumn="0" w:lastColumn="0" w:noHBand="0" w:noVBand="0" w:val="0020"/>
+        <w:jc w:val="center"/>
+        <w:tblBorders>
+          <w:top w:val="single" w:sz="12" w:space="0" w:color="333333"/>
+          <w:bottom w:val="single" w:sz="12" w:space="0" w:color="333333"/>
+          <w:left w:val="none"/>
+          <w:right w:val="none"/>
+          <w:insideH w:val="none"/>
+          <w:insideV w:val="none"/>
+        </w:tblBorders>
       </w:tblPr>
       <w:tblGrid>
         <w:gridCol w:w="1173"/>
@@ -8810,7 +8829,11 @@
           <w:tblHeader w:val="on"/>
         </w:trPr>
         <w:tc>
-          <w:tcPr/>
+          <w:tcPr>
+            <w:tcBorders>
+              <w:bottom w:val="single" w:sz="6" w:space="0" w:color="333333"/>
+            </w:tcBorders>
+          </w:tcPr>
           <w:p>
             <w:pPr>
               <w:pStyle w:val="Compact"/>
@@ -8826,7 +8849,11 @@
           </w:p>
         </w:tc>
         <w:tc>
-          <w:tcPr/>
+          <w:tcPr>
+            <w:tcBorders>
+              <w:bottom w:val="single" w:sz="6" w:space="0" w:color="333333"/>
+            </w:tcBorders>
+          </w:tcPr>
           <w:p>
             <w:pPr>
               <w:pStyle w:val="Compact"/>
@@ -8842,7 +8869,11 @@
           </w:p>
         </w:tc>
         <w:tc>
-          <w:tcPr/>
+          <w:tcPr>
+            <w:tcBorders>
+              <w:bottom w:val="single" w:sz="6" w:space="0" w:color="333333"/>
+            </w:tcBorders>
+          </w:tcPr>
           <w:p>
             <w:pPr>
               <w:pStyle w:val="Compact"/>
@@ -8858,7 +8889,11 @@
           </w:p>
         </w:tc>
         <w:tc>
-          <w:tcPr/>
+          <w:tcPr>
+            <w:tcBorders>
+              <w:bottom w:val="single" w:sz="6" w:space="0" w:color="333333"/>
+            </w:tcBorders>
+          </w:tcPr>
           <w:p>
             <w:pPr>
               <w:pStyle w:val="Compact"/>
@@ -8881,7 +8916,11 @@
           </w:p>
         </w:tc>
         <w:tc>
-          <w:tcPr/>
+          <w:tcPr>
+            <w:tcBorders>
+              <w:bottom w:val="single" w:sz="6" w:space="0" w:color="333333"/>
+            </w:tcBorders>
+          </w:tcPr>
           <w:p>
             <w:pPr>
               <w:pStyle w:val="Compact"/>
@@ -8897,7 +8936,11 @@
           </w:p>
         </w:tc>
         <w:tc>
-          <w:tcPr/>
+          <w:tcPr>
+            <w:tcBorders>
+              <w:bottom w:val="single" w:sz="6" w:space="0" w:color="333333"/>
+            </w:tcBorders>
+          </w:tcPr>
           <w:p>
             <w:pPr>
               <w:pStyle w:val="Compact"/>
@@ -9284,6 +9327,7 @@
       <w:pPr>
         <w:pStyle w:val="BodyText"/>
         <w:spacing w:before="120"/>
+        <w:ind w:firstLine="420"/>
       </w:pPr>
       <w:r>
         <w:rPr>
@@ -9359,6 +9403,7 @@
     <w:p>
       <w:pPr>
         <w:pStyle w:val="BodyText"/>
+        <w:ind w:firstLine="420"/>
       </w:pPr>
       <w:r>
         <w:rPr>
@@ -9448,6 +9493,7 @@
     <w:p>
       <w:pPr>
         <w:pStyle w:val="BodyText"/>
+        <w:ind w:firstLine="420"/>
       </w:pPr>
       <w:r>
         <w:rPr>
@@ -9628,6 +9674,15 @@
         <w:tblW w:type="pct" w:w="5000"/>
         <w:tblLayout w:type="fixed"/>
         <w:tblLook w:firstRow="1" w:lastRow="0" w:firstColumn="0" w:lastColumn="0" w:noHBand="0" w:noVBand="0" w:val="0020"/>
+        <w:jc w:val="center"/>
+        <w:tblBorders>
+          <w:top w:val="single" w:sz="12" w:space="0" w:color="333333"/>
+          <w:bottom w:val="single" w:sz="12" w:space="0" w:color="333333"/>
+          <w:left w:val="none"/>
+          <w:right w:val="none"/>
+          <w:insideH w:val="none"/>
+          <w:insideV w:val="none"/>
+        </w:tblBorders>
       </w:tblPr>
       <w:tblGrid>
         <w:gridCol w:w="1131"/>
@@ -9642,7 +9697,11 @@
           <w:tblHeader w:val="on"/>
         </w:trPr>
         <w:tc>
-          <w:tcPr/>
+          <w:tcPr>
+            <w:tcBorders>
+              <w:bottom w:val="single" w:sz="6" w:space="0" w:color="333333"/>
+            </w:tcBorders>
+          </w:tcPr>
           <w:p>
             <w:pPr>
               <w:pStyle w:val="Compact"/>
@@ -9658,7 +9717,11 @@
           </w:p>
         </w:tc>
         <w:tc>
-          <w:tcPr/>
+          <w:tcPr>
+            <w:tcBorders>
+              <w:bottom w:val="single" w:sz="6" w:space="0" w:color="333333"/>
+            </w:tcBorders>
+          </w:tcPr>
           <w:p>
             <w:pPr>
               <w:pStyle w:val="Compact"/>
@@ -9681,7 +9744,11 @@
           </w:p>
         </w:tc>
         <w:tc>
-          <w:tcPr/>
+          <w:tcPr>
+            <w:tcBorders>
+              <w:bottom w:val="single" w:sz="6" w:space="0" w:color="333333"/>
+            </w:tcBorders>
+          </w:tcPr>
           <w:p>
             <w:pPr>
               <w:pStyle w:val="Compact"/>
@@ -9697,7 +9764,11 @@
           </w:p>
         </w:tc>
         <w:tc>
-          <w:tcPr/>
+          <w:tcPr>
+            <w:tcBorders>
+              <w:bottom w:val="single" w:sz="6" w:space="0" w:color="333333"/>
+            </w:tcBorders>
+          </w:tcPr>
           <w:p>
             <w:pPr>
               <w:pStyle w:val="Compact"/>
@@ -9713,7 +9784,11 @@
           </w:p>
         </w:tc>
         <w:tc>
-          <w:tcPr/>
+          <w:tcPr>
+            <w:tcBorders>
+              <w:bottom w:val="single" w:sz="6" w:space="0" w:color="333333"/>
+            </w:tcBorders>
+          </w:tcPr>
           <w:p>
             <w:pPr>
               <w:pStyle w:val="Compact"/>
@@ -9729,7 +9804,11 @@
           </w:p>
         </w:tc>
         <w:tc>
-          <w:tcPr/>
+          <w:tcPr>
+            <w:tcBorders>
+              <w:bottom w:val="single" w:sz="6" w:space="0" w:color="333333"/>
+            </w:tcBorders>
+          </w:tcPr>
           <w:p>
             <w:pPr>
               <w:pStyle w:val="Compact"/>
@@ -10134,6 +10213,7 @@
       <w:pPr>
         <w:pStyle w:val="BodyText"/>
         <w:spacing w:before="120"/>
+        <w:ind w:firstLine="420"/>
       </w:pPr>
       <w:r>
         <w:rPr>
@@ -10327,6 +10407,15 @@
         <w:tblW w:type="pct" w:w="5000"/>
         <w:tblLayout w:type="fixed"/>
         <w:tblLook w:firstRow="1" w:lastRow="0" w:firstColumn="0" w:lastColumn="0" w:noHBand="0" w:noVBand="0" w:val="0020"/>
+        <w:jc w:val="center"/>
+        <w:tblBorders>
+          <w:top w:val="single" w:sz="12" w:space="0" w:color="333333"/>
+          <w:bottom w:val="single" w:sz="12" w:space="0" w:color="333333"/>
+          <w:left w:val="none"/>
+          <w:right w:val="none"/>
+          <w:insideH w:val="none"/>
+          <w:insideV w:val="none"/>
+        </w:tblBorders>
       </w:tblPr>
       <w:tblGrid>
         <w:gridCol w:w="1440"/>
@@ -10340,7 +10429,11 @@
           <w:tblHeader w:val="on"/>
         </w:trPr>
         <w:tc>
-          <w:tcPr/>
+          <w:tcPr>
+            <w:tcBorders>
+              <w:bottom w:val="single" w:sz="6" w:space="0" w:color="333333"/>
+            </w:tcBorders>
+          </w:tcPr>
           <w:p>
             <w:pPr>
               <w:pStyle w:val="Compact"/>
@@ -10356,7 +10449,11 @@
           </w:p>
         </w:tc>
         <w:tc>
-          <w:tcPr/>
+          <w:tcPr>
+            <w:tcBorders>
+              <w:bottom w:val="single" w:sz="6" w:space="0" w:color="333333"/>
+            </w:tcBorders>
+          </w:tcPr>
           <w:p>
             <w:pPr>
               <w:pStyle w:val="Compact"/>
@@ -10372,7 +10469,11 @@
           </w:p>
         </w:tc>
         <w:tc>
-          <w:tcPr/>
+          <w:tcPr>
+            <w:tcBorders>
+              <w:bottom w:val="single" w:sz="6" w:space="0" w:color="333333"/>
+            </w:tcBorders>
+          </w:tcPr>
           <w:p>
             <w:pPr>
               <w:pStyle w:val="Compact"/>
@@ -10388,7 +10489,11 @@
           </w:p>
         </w:tc>
         <w:tc>
-          <w:tcPr/>
+          <w:tcPr>
+            <w:tcBorders>
+              <w:bottom w:val="single" w:sz="6" w:space="0" w:color="333333"/>
+            </w:tcBorders>
+          </w:tcPr>
           <w:p>
             <w:pPr>
               <w:pStyle w:val="Compact"/>
@@ -10404,7 +10509,11 @@
           </w:p>
         </w:tc>
         <w:tc>
-          <w:tcPr/>
+          <w:tcPr>
+            <w:tcBorders>
+              <w:bottom w:val="single" w:sz="6" w:space="0" w:color="333333"/>
+            </w:tcBorders>
+          </w:tcPr>
           <w:p>
             <w:pPr>
               <w:pStyle w:val="Compact"/>
@@ -10673,14 +10782,27 @@
     </w:tbl>
     <w:p>
       <w:pPr>
-        <w:pStyle w:val="MethodologyBlock"/>
+        <w:pStyle w:val="BodyText"/>
         <w:spacing w:before="120"/>
+        <w:ind w:firstLine="420"/>
       </w:pPr>
       <w:r>
         <w:rPr>
           <w:rFonts w:hint="eastAsia" w:ascii="Times New Roman" w:hAnsi="Times New Roman" w:eastAsia="FangSong" w:cs="Times New Roman"/>
         </w:rPr>
         <w:t xml:space="preserve">理解要点</w:t>
+      </w:r>
+      <w:r>
+        <w:rPr>
+          <w:rFonts w:ascii="Times New Roman" w:hAnsi="Times New Roman" w:eastAsia="Times New Roman" w:cs="Times New Roman"/>
+        </w:rPr>
+        <w:t xml:space="preserve"> </w:t>
+      </w:r>
+      <w:r>
+        <w:rPr>
+          <w:rFonts w:ascii="Times New Roman" w:hAnsi="Times New Roman" w:eastAsia="Times New Roman" w:cs="Times New Roman"/>
+        </w:rPr>
+        <w:t xml:space="preserve">&gt;</w:t>
       </w:r>
       <w:r>
         <w:rPr>
@@ -10807,6 +10929,15 @@
         <w:tblW w:type="pct" w:w="5000"/>
         <w:tblLayout w:type="fixed"/>
         <w:tblLook w:firstRow="1" w:lastRow="0" w:firstColumn="0" w:lastColumn="0" w:noHBand="0" w:noVBand="0" w:val="0020"/>
+        <w:jc w:val="center"/>
+        <w:tblBorders>
+          <w:top w:val="single" w:sz="12" w:space="0" w:color="333333"/>
+          <w:bottom w:val="single" w:sz="12" w:space="0" w:color="333333"/>
+          <w:left w:val="none"/>
+          <w:right w:val="none"/>
+          <w:insideH w:val="none"/>
+          <w:insideV w:val="none"/>
+        </w:tblBorders>
       </w:tblPr>
       <w:tblGrid>
         <w:gridCol w:w="1980"/>
@@ -10819,7 +10950,11 @@
           <w:tblHeader w:val="on"/>
         </w:trPr>
         <w:tc>
-          <w:tcPr/>
+          <w:tcPr>
+            <w:tcBorders>
+              <w:bottom w:val="single" w:sz="6" w:space="0" w:color="333333"/>
+            </w:tcBorders>
+          </w:tcPr>
           <w:p>
             <w:pPr>
               <w:pStyle w:val="Compact"/>
@@ -10835,7 +10970,11 @@
           </w:p>
         </w:tc>
         <w:tc>
-          <w:tcPr/>
+          <w:tcPr>
+            <w:tcBorders>
+              <w:bottom w:val="single" w:sz="6" w:space="0" w:color="333333"/>
+            </w:tcBorders>
+          </w:tcPr>
           <w:p>
             <w:pPr>
               <w:pStyle w:val="Compact"/>
@@ -10851,7 +10990,11 @@
           </w:p>
         </w:tc>
         <w:tc>
-          <w:tcPr/>
+          <w:tcPr>
+            <w:tcBorders>
+              <w:bottom w:val="single" w:sz="6" w:space="0" w:color="333333"/>
+            </w:tcBorders>
+          </w:tcPr>
           <w:p>
             <w:pPr>
               <w:pStyle w:val="Compact"/>
@@ -10867,7 +11010,11 @@
           </w:p>
         </w:tc>
         <w:tc>
-          <w:tcPr/>
+          <w:tcPr>
+            <w:tcBorders>
+              <w:bottom w:val="single" w:sz="6" w:space="0" w:color="333333"/>
+            </w:tcBorders>
+          </w:tcPr>
           <w:p>
             <w:pPr>
               <w:pStyle w:val="Compact"/>
@@ -11444,6 +11591,7 @@
     <w:p>
       <w:pPr>
         <w:pStyle w:val="FirstParagraph"/>
+        <w:ind w:firstLine="420"/>
       </w:pPr>
       <w:r>
         <w:rPr>
@@ -11513,6 +11661,7 @@
     <w:p>
       <w:pPr>
         <w:pStyle w:val="BodyText"/>
+        <w:ind w:firstLine="420"/>
       </w:pPr>
       <w:r>
         <w:rPr>
@@ -11602,6 +11751,7 @@
     <w:p>
       <w:pPr>
         <w:pStyle w:val="BodyText"/>
+        <w:ind w:firstLine="420"/>
       </w:pPr>
       <w:r>
         <w:rPr>
@@ -11982,6 +12132,7 @@
     <w:p>
       <w:pPr>
         <w:pStyle w:val="FirstParagraph"/>
+        <w:ind w:firstLine="420"/>
       </w:pPr>
       <w:r>
         <w:rPr>
@@ -12061,6 +12212,7 @@
     <w:p>
       <w:pPr>
         <w:pStyle w:val="BodyText"/>
+        <w:ind w:firstLine="420"/>
       </w:pPr>
       <w:r>
         <w:rPr>
@@ -12142,6 +12294,7 @@
     <w:p>
       <w:pPr>
         <w:pStyle w:val="BodyText"/>
+        <w:ind w:firstLine="420"/>
       </w:pPr>
       <w:r>
         <w:rPr>
@@ -12265,7 +12418,7 @@
         </w:rPr>
         <w:drawing>
           <wp:inline>
-            <wp:extent cx="3240000" cy="4153680"/>
+            <wp:extent cx="2667000" cy="3419094"/>
             <wp:effectExtent b="0" l="0" r="0" t="0"/>
             <wp:docPr descr="糖原的分支结构——多糖的 α-1,4 和 α-1,6 糖苷键" title="" id="30" name="Picture"/>
             <a:graphic>
@@ -12286,7 +12439,7 @@
                   <pic:spPr bwMode="auto">
                     <a:xfrm>
                       <a:off x="0" y="0"/>
-                      <a:ext cx="3240000" cy="4153680"/>
+                      <a:ext cx="2667000" cy="3419094"/>
                     </a:xfrm>
                     <a:prstGeom prst="rect">
                       <a:avLst/>
@@ -12669,6 +12822,15 @@
         <w:tblStyle w:val="Table"/>
         <w:tblW w:type="auto" w:w="0"/>
         <w:tblLook w:firstRow="1" w:lastRow="0" w:firstColumn="0" w:lastColumn="0" w:noHBand="0" w:noVBand="0" w:val="0020"/>
+        <w:jc w:val="center"/>
+        <w:tblBorders>
+          <w:top w:val="single" w:sz="12" w:space="0" w:color="333333"/>
+          <w:bottom w:val="single" w:sz="12" w:space="0" w:color="333333"/>
+          <w:left w:val="none"/>
+          <w:right w:val="none"/>
+          <w:insideH w:val="none"/>
+          <w:insideV w:val="none"/>
+        </w:tblBorders>
       </w:tblPr>
       <w:tblGrid>
         <w:gridCol w:w="1584"/>
@@ -12682,7 +12844,11 @@
           <w:tblHeader w:val="on"/>
         </w:trPr>
         <w:tc>
-          <w:tcPr/>
+          <w:tcPr>
+            <w:tcBorders>
+              <w:bottom w:val="single" w:sz="6" w:space="0" w:color="333333"/>
+            </w:tcBorders>
+          </w:tcPr>
           <w:p>
             <w:pPr>
               <w:pStyle w:val="Compact"/>
@@ -12698,7 +12864,11 @@
           </w:p>
         </w:tc>
         <w:tc>
-          <w:tcPr/>
+          <w:tcPr>
+            <w:tcBorders>
+              <w:bottom w:val="single" w:sz="6" w:space="0" w:color="333333"/>
+            </w:tcBorders>
+          </w:tcPr>
           <w:p>
             <w:pPr>
               <w:pStyle w:val="Compact"/>
@@ -12714,7 +12884,11 @@
           </w:p>
         </w:tc>
         <w:tc>
-          <w:tcPr/>
+          <w:tcPr>
+            <w:tcBorders>
+              <w:bottom w:val="single" w:sz="6" w:space="0" w:color="333333"/>
+            </w:tcBorders>
+          </w:tcPr>
           <w:p>
             <w:pPr>
               <w:pStyle w:val="Compact"/>
@@ -12730,7 +12904,11 @@
           </w:p>
         </w:tc>
         <w:tc>
-          <w:tcPr/>
+          <w:tcPr>
+            <w:tcBorders>
+              <w:bottom w:val="single" w:sz="6" w:space="0" w:color="333333"/>
+            </w:tcBorders>
+          </w:tcPr>
           <w:p>
             <w:pPr>
               <w:pStyle w:val="Compact"/>
@@ -12746,7 +12924,11 @@
           </w:p>
         </w:tc>
         <w:tc>
-          <w:tcPr/>
+          <w:tcPr>
+            <w:tcBorders>
+              <w:bottom w:val="single" w:sz="6" w:space="0" w:color="333333"/>
+            </w:tcBorders>
+          </w:tcPr>
           <w:p>
             <w:pPr>
               <w:pStyle w:val="Compact"/>
@@ -13164,6 +13346,7 @@
       <w:pPr>
         <w:pStyle w:val="BodyText"/>
         <w:spacing w:before="120"/>
+        <w:ind w:firstLine="420"/>
       </w:pPr>
       <w:r>
         <w:rPr>
@@ -13226,13 +13409,26 @@
     </w:p>
     <w:p>
       <w:pPr>
-        <w:pStyle w:val="MethodologyBlock"/>
+        <w:pStyle w:val="BodyText"/>
+        <w:ind w:firstLine="420"/>
       </w:pPr>
       <w:r>
         <w:rPr>
           <w:rFonts w:hint="eastAsia" w:ascii="Times New Roman" w:hAnsi="Times New Roman" w:eastAsia="FangSong" w:cs="Times New Roman"/>
         </w:rPr>
         <w:t xml:space="preserve">理解要点</w:t>
+      </w:r>
+      <w:r>
+        <w:rPr>
+          <w:rFonts w:ascii="Times New Roman" w:hAnsi="Times New Roman" w:eastAsia="Times New Roman" w:cs="Times New Roman"/>
+        </w:rPr>
+        <w:t xml:space="preserve"> </w:t>
+      </w:r>
+      <w:r>
+        <w:rPr>
+          <w:rFonts w:ascii="Times New Roman" w:hAnsi="Times New Roman" w:eastAsia="Times New Roman" w:cs="Times New Roman"/>
+        </w:rPr>
+        <w:t xml:space="preserve">&gt;</w:t>
       </w:r>
       <w:r>
         <w:rPr>
@@ -13393,6 +13589,7 @@
       <w:pPr>
         <w:pStyle w:val="FirstParagraph"/>
         <w:spacing w:after="80"/>
+        <w:ind w:firstLine="420"/>
       </w:pPr>
       <w:r>
         <w:rPr>
@@ -13483,6 +13680,15 @@
         <w:tblStyle w:val="Table"/>
         <w:tblW w:type="auto" w:w="0"/>
         <w:tblLook w:firstRow="1" w:lastRow="0" w:firstColumn="0" w:lastColumn="0" w:noHBand="0" w:noVBand="0" w:val="0020"/>
+        <w:jc w:val="center"/>
+        <w:tblBorders>
+          <w:top w:val="single" w:sz="12" w:space="0" w:color="333333"/>
+          <w:bottom w:val="single" w:sz="12" w:space="0" w:color="333333"/>
+          <w:left w:val="none"/>
+          <w:right w:val="none"/>
+          <w:insideH w:val="none"/>
+          <w:insideV w:val="none"/>
+        </w:tblBorders>
       </w:tblPr>
       <w:tblGrid>
         <w:gridCol w:w="2640"/>
@@ -13494,7 +13700,11 @@
           <w:tblHeader w:val="on"/>
         </w:trPr>
         <w:tc>
-          <w:tcPr/>
+          <w:tcPr>
+            <w:tcBorders>
+              <w:bottom w:val="single" w:sz="6" w:space="0" w:color="333333"/>
+            </w:tcBorders>
+          </w:tcPr>
           <w:p>
             <w:pPr>
               <w:pStyle w:val="Compact"/>
@@ -13517,7 +13727,11 @@
           </w:p>
         </w:tc>
         <w:tc>
-          <w:tcPr/>
+          <w:tcPr>
+            <w:tcBorders>
+              <w:bottom w:val="single" w:sz="6" w:space="0" w:color="333333"/>
+            </w:tcBorders>
+          </w:tcPr>
           <w:p>
             <w:pPr>
               <w:pStyle w:val="Compact"/>
@@ -13533,7 +13747,11 @@
           </w:p>
         </w:tc>
         <w:tc>
-          <w:tcPr/>
+          <w:tcPr>
+            <w:tcBorders>
+              <w:bottom w:val="single" w:sz="6" w:space="0" w:color="333333"/>
+            </w:tcBorders>
+          </w:tcPr>
           <w:p>
             <w:pPr>
               <w:pStyle w:val="Compact"/>
@@ -13808,6 +14026,15 @@
         <w:tblW w:type="pct" w:w="5000"/>
         <w:tblLayout w:type="fixed"/>
         <w:tblLook w:firstRow="1" w:lastRow="0" w:firstColumn="0" w:lastColumn="0" w:noHBand="0" w:noVBand="0" w:val="0020"/>
+        <w:jc w:val="center"/>
+        <w:tblBorders>
+          <w:top w:val="single" w:sz="12" w:space="0" w:color="333333"/>
+          <w:bottom w:val="single" w:sz="12" w:space="0" w:color="333333"/>
+          <w:left w:val="none"/>
+          <w:right w:val="none"/>
+          <w:insideH w:val="none"/>
+          <w:insideV w:val="none"/>
+        </w:tblBorders>
       </w:tblPr>
       <w:tblGrid>
         <w:gridCol w:w="1980"/>
@@ -13820,7 +14047,11 @@
           <w:tblHeader w:val="on"/>
         </w:trPr>
         <w:tc>
-          <w:tcPr/>
+          <w:tcPr>
+            <w:tcBorders>
+              <w:bottom w:val="single" w:sz="6" w:space="0" w:color="333333"/>
+            </w:tcBorders>
+          </w:tcPr>
           <w:p>
             <w:pPr>
               <w:pStyle w:val="Compact"/>
@@ -13836,7 +14067,11 @@
           </w:p>
         </w:tc>
         <w:tc>
-          <w:tcPr/>
+          <w:tcPr>
+            <w:tcBorders>
+              <w:bottom w:val="single" w:sz="6" w:space="0" w:color="333333"/>
+            </w:tcBorders>
+          </w:tcPr>
           <w:p>
             <w:pPr>
               <w:pStyle w:val="Compact"/>
@@ -13852,7 +14087,11 @@
           </w:p>
         </w:tc>
         <w:tc>
-          <w:tcPr/>
+          <w:tcPr>
+            <w:tcBorders>
+              <w:bottom w:val="single" w:sz="6" w:space="0" w:color="333333"/>
+            </w:tcBorders>
+          </w:tcPr>
           <w:p>
             <w:pPr>
               <w:pStyle w:val="Compact"/>
@@ -13868,7 +14107,11 @@
           </w:p>
         </w:tc>
         <w:tc>
-          <w:tcPr/>
+          <w:tcPr>
+            <w:tcBorders>
+              <w:bottom w:val="single" w:sz="6" w:space="0" w:color="333333"/>
+            </w:tcBorders>
+          </w:tcPr>
           <w:p>
             <w:pPr>
               <w:pStyle w:val="Compact"/>
@@ -14249,6 +14492,7 @@
       <w:pPr>
         <w:pStyle w:val="BlockText"/>
         <w:spacing w:before="120"/>
+        <w:ind w:firstLine="420"/>
       </w:pPr>
       <w:r>
         <w:rPr>
@@ -14342,6 +14586,7 @@
     <w:p>
       <w:pPr>
         <w:pStyle w:val="FirstParagraph"/>
+        <w:ind w:firstLine="420"/>
       </w:pPr>
       <w:r>
         <w:rPr>
@@ -14545,6 +14790,7 @@
     <w:p>
       <w:pPr>
         <w:pStyle w:val="FirstParagraph"/>
+        <w:ind w:firstLine="420"/>
       </w:pPr>
       <w:r>
         <w:rPr>
@@ -14638,7 +14884,7 @@
         </w:rPr>
         <w:drawing>
           <wp:inline>
-            <wp:extent cx="3600000" cy="2606295"/>
+            <wp:extent cx="2667000" cy="1903109"/>
             <wp:effectExtent b="0" l="0" r="0" t="0"/>
             <wp:docPr descr="肽键的平面结构——酰胺键的部分双键特征" title="" id="37" name="Picture"/>
             <a:graphic>
@@ -14659,7 +14905,7 @@
                   <pic:spPr bwMode="auto">
                     <a:xfrm>
                       <a:off x="0" y="0"/>
-                      <a:ext cx="3600000" cy="2606295"/>
+                      <a:ext cx="2667000" cy="1903109"/>
                     </a:xfrm>
                     <a:prstGeom prst="rect">
                       <a:avLst/>
@@ -15010,6 +15256,7 @@
     <w:p>
       <w:pPr>
         <w:pStyle w:val="BodyText"/>
+        <w:ind w:firstLine="420"/>
       </w:pPr>
       <w:r>
         <w:rPr>
@@ -15153,6 +15400,7 @@
     <w:p>
       <w:pPr>
         <w:pStyle w:val="BodyText"/>
+        <w:ind w:firstLine="420"/>
       </w:pPr>
       <w:r>
         <w:rPr>
@@ -15372,6 +15620,7 @@
       <w:pPr>
         <w:pStyle w:val="FirstParagraph"/>
         <w:spacing w:after="80"/>
+        <w:ind w:firstLine="420"/>
       </w:pPr>
       <w:r>
         <w:rPr>
@@ -15403,6 +15652,15 @@
         <w:tblStyle w:val="Table"/>
         <w:tblW w:type="auto" w:w="0"/>
         <w:tblLook w:firstRow="1" w:lastRow="0" w:firstColumn="0" w:lastColumn="0" w:noHBand="0" w:noVBand="0" w:val="0020"/>
+        <w:jc w:val="center"/>
+        <w:tblBorders>
+          <w:top w:val="single" w:sz="12" w:space="0" w:color="333333"/>
+          <w:bottom w:val="single" w:sz="12" w:space="0" w:color="333333"/>
+          <w:left w:val="none"/>
+          <w:right w:val="none"/>
+          <w:insideH w:val="none"/>
+          <w:insideV w:val="none"/>
+        </w:tblBorders>
       </w:tblPr>
       <w:tblGrid>
         <w:gridCol w:w="1584"/>
@@ -15416,7 +15674,11 @@
           <w:tblHeader w:val="on"/>
         </w:trPr>
         <w:tc>
-          <w:tcPr/>
+          <w:tcPr>
+            <w:tcBorders>
+              <w:bottom w:val="single" w:sz="6" w:space="0" w:color="333333"/>
+            </w:tcBorders>
+          </w:tcPr>
           <w:p>
             <w:pPr>
               <w:pStyle w:val="Compact"/>
@@ -15432,7 +15694,11 @@
           </w:p>
         </w:tc>
         <w:tc>
-          <w:tcPr/>
+          <w:tcPr>
+            <w:tcBorders>
+              <w:bottom w:val="single" w:sz="6" w:space="0" w:color="333333"/>
+            </w:tcBorders>
+          </w:tcPr>
           <w:p>
             <w:pPr>
               <w:pStyle w:val="Compact"/>
@@ -15448,7 +15714,11 @@
           </w:p>
         </w:tc>
         <w:tc>
-          <w:tcPr/>
+          <w:tcPr>
+            <w:tcBorders>
+              <w:bottom w:val="single" w:sz="6" w:space="0" w:color="333333"/>
+            </w:tcBorders>
+          </w:tcPr>
           <w:p>
             <w:pPr>
               <w:pStyle w:val="Compact"/>
@@ -15464,7 +15734,11 @@
           </w:p>
         </w:tc>
         <w:tc>
-          <w:tcPr/>
+          <w:tcPr>
+            <w:tcBorders>
+              <w:bottom w:val="single" w:sz="6" w:space="0" w:color="333333"/>
+            </w:tcBorders>
+          </w:tcPr>
           <w:p>
             <w:pPr>
               <w:pStyle w:val="Compact"/>
@@ -15480,7 +15754,11 @@
           </w:p>
         </w:tc>
         <w:tc>
-          <w:tcPr/>
+          <w:tcPr>
+            <w:tcBorders>
+              <w:bottom w:val="single" w:sz="6" w:space="0" w:color="333333"/>
+            </w:tcBorders>
+          </w:tcPr>
           <w:p>
             <w:pPr>
               <w:pStyle w:val="Compact"/>
@@ -16041,6 +16319,7 @@
       <w:pPr>
         <w:pStyle w:val="BodyText"/>
         <w:spacing w:before="120"/>
+        <w:ind w:firstLine="420"/>
       </w:pPr>
       <w:r>
         <w:rPr>
@@ -16269,6 +16548,7 @@
     <w:p>
       <w:pPr>
         <w:pStyle w:val="FirstParagraph"/>
+        <w:ind w:firstLine="420"/>
       </w:pPr>
       <w:r>
         <w:rPr>
@@ -16331,6 +16611,7 @@
     <w:p>
       <w:pPr>
         <w:pStyle w:val="BodyText"/>
+        <w:ind w:firstLine="420"/>
       </w:pPr>
       <w:r>
         <w:rPr>
@@ -16362,6 +16643,7 @@
     <w:p>
       <w:pPr>
         <w:pStyle w:val="BodyText"/>
+        <w:ind w:firstLine="420"/>
       </w:pPr>
       <w:r>
         <w:rPr>
@@ -16738,6 +17020,7 @@
     <w:p>
       <w:pPr>
         <w:pStyle w:val="BodyText"/>
+        <w:ind w:firstLine="420"/>
       </w:pPr>
       <w:r>
         <w:rPr>
@@ -16895,6 +17178,7 @@
     <w:p>
       <w:pPr>
         <w:pStyle w:val="FirstParagraph"/>
+        <w:ind w:firstLine="420"/>
       </w:pPr>
       <w:r>
         <w:rPr>
@@ -16950,6 +17234,7 @@
     <w:p>
       <w:pPr>
         <w:pStyle w:val="BodyText"/>
+        <w:ind w:firstLine="420"/>
       </w:pPr>
       <w:r>
         <w:rPr>
@@ -17041,6 +17326,7 @@
     <w:p>
       <w:pPr>
         <w:pStyle w:val="BodyText"/>
+        <w:ind w:firstLine="420"/>
       </w:pPr>
       <w:r>
         <w:rPr>
@@ -17228,6 +17514,7 @@
     <w:p>
       <w:pPr>
         <w:pStyle w:val="BodyText"/>
+        <w:ind w:firstLine="420"/>
       </w:pPr>
       <w:r>
         <w:rPr>
@@ -17279,6 +17566,7 @@
     <w:p>
       <w:pPr>
         <w:pStyle w:val="BodyText"/>
+        <w:ind w:firstLine="420"/>
       </w:pPr>
       <w:r>
         <w:rPr>
@@ -17382,6 +17670,7 @@
     <w:p>
       <w:pPr>
         <w:pStyle w:val="FirstParagraph"/>
+        <w:ind w:firstLine="420"/>
       </w:pPr>
       <w:r>
         <w:rPr>
@@ -17473,6 +17762,7 @@
     <w:p>
       <w:pPr>
         <w:pStyle w:val="BodyText"/>
+        <w:ind w:firstLine="420"/>
       </w:pPr>
       <w:r>
         <w:rPr>
@@ -17528,6 +17818,7 @@
     <w:p>
       <w:pPr>
         <w:pStyle w:val="BodyText"/>
+        <w:ind w:firstLine="420"/>
       </w:pPr>
       <w:r>
         <w:rPr>
@@ -17878,6 +18169,7 @@
     <w:p>
       <w:pPr>
         <w:pStyle w:val="BodyText"/>
+        <w:ind w:firstLine="420"/>
       </w:pPr>
       <w:r>
         <w:rPr>
@@ -18029,6 +18321,7 @@
     <w:p>
       <w:pPr>
         <w:pStyle w:val="FirstParagraph"/>
+        <w:ind w:firstLine="420"/>
       </w:pPr>
       <w:r>
         <w:rPr>
@@ -18179,6 +18472,7 @@
     <w:p>
       <w:pPr>
         <w:pStyle w:val="BodyText"/>
+        <w:ind w:firstLine="420"/>
       </w:pPr>
       <w:r>
         <w:rPr>
@@ -18234,6 +18528,7 @@
     <w:p>
       <w:pPr>
         <w:pStyle w:val="BodyText"/>
+        <w:ind w:firstLine="420"/>
       </w:pPr>
       <w:r>
         <w:rPr>
@@ -18279,6 +18574,7 @@
     <w:p>
       <w:pPr>
         <w:pStyle w:val="BodyText"/>
+        <w:ind w:firstLine="420"/>
       </w:pPr>
       <w:r>
         <w:rPr>
@@ -18366,6 +18662,7 @@
     <w:p>
       <w:pPr>
         <w:pStyle w:val="BodyText"/>
+        <w:ind w:firstLine="420"/>
       </w:pPr>
       <w:r>
         <w:rPr>
@@ -18523,6 +18820,7 @@
     <w:p>
       <w:pPr>
         <w:pStyle w:val="BodyText"/>
+        <w:ind w:firstLine="420"/>
       </w:pPr>
       <w:r>
         <w:rPr>
@@ -18662,7 +18960,7 @@
         </w:rPr>
         <w:drawing>
           <wp:inline>
-            <wp:extent cx="3600000" cy="1202400"/>
+            <wp:extent cx="2667000" cy="890778"/>
             <wp:effectExtent b="0" l="0" r="0" t="0"/>
             <wp:docPr descr="常见聚合物的重复单元——加聚与缩聚产物" title="" id="47" name="Picture"/>
             <a:graphic>
@@ -18683,7 +18981,7 @@
                   <pic:spPr bwMode="auto">
                     <a:xfrm>
                       <a:off x="0" y="0"/>
-                      <a:ext cx="3600000" cy="1202400"/>
+                      <a:ext cx="2667000" cy="890778"/>
                     </a:xfrm>
                     <a:prstGeom prst="rect">
                       <a:avLst/>
@@ -19064,6 +19362,7 @@
     <w:p>
       <w:pPr>
         <w:pStyle w:val="BodyText"/>
+        <w:ind w:firstLine="420"/>
       </w:pPr>
       <w:r>
         <w:rPr>
@@ -19210,6 +19509,7 @@
     <w:p>
       <w:pPr>
         <w:pStyle w:val="BodyText"/>
+        <w:ind w:firstLine="420"/>
       </w:pPr>
       <w:r>
         <w:rPr>
@@ -19277,6 +19577,7 @@
     <w:p>
       <w:pPr>
         <w:pStyle w:val="BodyText"/>
+        <w:ind w:firstLine="420"/>
       </w:pPr>
       <w:r>
         <w:rPr>
@@ -19638,6 +19939,7 @@
     <w:p>
       <w:pPr>
         <w:pStyle w:val="BodyText"/>
+        <w:ind w:firstLine="420"/>
       </w:pPr>
       <w:r>
         <w:rPr>
@@ -19856,6 +20158,7 @@
     <w:p>
       <w:pPr>
         <w:pStyle w:val="FirstParagraph"/>
+        <w:ind w:firstLine="420"/>
       </w:pPr>
       <w:r>
         <w:rPr>
@@ -19937,6 +20240,7 @@
     <w:p>
       <w:pPr>
         <w:pStyle w:val="BodyText"/>
+        <w:ind w:firstLine="420"/>
       </w:pPr>
       <w:r>
         <w:rPr>
@@ -20028,6 +20332,7 @@
     <w:p>
       <w:pPr>
         <w:pStyle w:val="BodyText"/>
+        <w:ind w:firstLine="420"/>
       </w:pPr>
       <w:r>
         <w:rPr>
@@ -20265,6 +20570,7 @@
     <w:p>
       <w:pPr>
         <w:pStyle w:val="BodyText"/>
+        <w:ind w:firstLine="420"/>
       </w:pPr>
       <w:r>
         <w:rPr>
@@ -20290,6 +20596,7 @@
     <w:p>
       <w:pPr>
         <w:pStyle w:val="BodyText"/>
+        <w:ind w:firstLine="420"/>
       </w:pPr>
       <w:r>
         <w:rPr>
@@ -20427,6 +20734,15 @@
         <w:tblW w:type="pct" w:w="5000"/>
         <w:tblLayout w:type="fixed"/>
         <w:tblLook w:firstRow="1" w:lastRow="0" w:firstColumn="0" w:lastColumn="0" w:noHBand="0" w:noVBand="0" w:val="0020"/>
+        <w:jc w:val="center"/>
+        <w:tblBorders>
+          <w:top w:val="single" w:sz="12" w:space="0" w:color="333333"/>
+          <w:bottom w:val="single" w:sz="12" w:space="0" w:color="333333"/>
+          <w:left w:val="none"/>
+          <w:right w:val="none"/>
+          <w:insideH w:val="none"/>
+          <w:insideV w:val="none"/>
+        </w:tblBorders>
       </w:tblPr>
       <w:tblGrid>
         <w:gridCol w:w="2640"/>
@@ -20438,7 +20754,11 @@
           <w:tblHeader w:val="on"/>
         </w:trPr>
         <w:tc>
-          <w:tcPr/>
+          <w:tcPr>
+            <w:tcBorders>
+              <w:bottom w:val="single" w:sz="6" w:space="0" w:color="333333"/>
+            </w:tcBorders>
+          </w:tcPr>
           <w:p>
             <w:pPr>
               <w:pStyle w:val="Compact"/>
@@ -20454,7 +20774,11 @@
           </w:p>
         </w:tc>
         <w:tc>
-          <w:tcPr/>
+          <w:tcPr>
+            <w:tcBorders>
+              <w:bottom w:val="single" w:sz="6" w:space="0" w:color="333333"/>
+            </w:tcBorders>
+          </w:tcPr>
           <w:p>
             <w:pPr>
               <w:pStyle w:val="Compact"/>
@@ -20470,7 +20794,11 @@
           </w:p>
         </w:tc>
         <w:tc>
-          <w:tcPr/>
+          <w:tcPr>
+            <w:tcBorders>
+              <w:bottom w:val="single" w:sz="6" w:space="0" w:color="333333"/>
+            </w:tcBorders>
+          </w:tcPr>
           <w:p>
             <w:pPr>
               <w:pStyle w:val="Compact"/>
@@ -21513,6 +21841,15 @@
         <w:tblW w:type="pct" w:w="5000"/>
         <w:tblLayout w:type="fixed"/>
         <w:tblLook w:firstRow="1" w:lastRow="0" w:firstColumn="0" w:lastColumn="0" w:noHBand="0" w:noVBand="0" w:val="0020"/>
+        <w:jc w:val="center"/>
+        <w:tblBorders>
+          <w:top w:val="single" w:sz="12" w:space="0" w:color="333333"/>
+          <w:bottom w:val="single" w:sz="12" w:space="0" w:color="333333"/>
+          <w:left w:val="none"/>
+          <w:right w:val="none"/>
+          <w:insideH w:val="none"/>
+          <w:insideV w:val="none"/>
+        </w:tblBorders>
       </w:tblPr>
       <w:tblGrid>
         <w:gridCol w:w="2640"/>
@@ -21524,7 +21861,11 @@
           <w:tblHeader w:val="on"/>
         </w:trPr>
         <w:tc>
-          <w:tcPr/>
+          <w:tcPr>
+            <w:tcBorders>
+              <w:bottom w:val="single" w:sz="6" w:space="0" w:color="333333"/>
+            </w:tcBorders>
+          </w:tcPr>
           <w:p>
             <w:pPr>
               <w:pStyle w:val="Compact"/>
@@ -21540,7 +21881,11 @@
           </w:p>
         </w:tc>
         <w:tc>
-          <w:tcPr/>
+          <w:tcPr>
+            <w:tcBorders>
+              <w:bottom w:val="single" w:sz="6" w:space="0" w:color="333333"/>
+            </w:tcBorders>
+          </w:tcPr>
           <w:p>
             <w:pPr>
               <w:pStyle w:val="Compact"/>
@@ -21556,7 +21901,11 @@
           </w:p>
         </w:tc>
         <w:tc>
-          <w:tcPr/>
+          <w:tcPr>
+            <w:tcBorders>
+              <w:bottom w:val="single" w:sz="6" w:space="0" w:color="333333"/>
+            </w:tcBorders>
+          </w:tcPr>
           <w:p>
             <w:pPr>
               <w:pStyle w:val="Compact"/>
@@ -22017,6 +22366,7 @@
     <w:p>
       <w:pPr>
         <w:pStyle w:val="FirstParagraph"/>
+        <w:ind w:firstLine="420"/>
       </w:pPr>
       <w:r>
         <w:rPr>
@@ -22084,6 +22434,7 @@
     <w:p>
       <w:pPr>
         <w:pStyle w:val="BodyText"/>
+        <w:ind w:firstLine="420"/>
       </w:pPr>
       <w:r>
         <w:rPr>
@@ -22256,6 +22607,7 @@
     <w:p>
       <w:pPr>
         <w:pStyle w:val="BodyText"/>
+        <w:ind w:firstLine="420"/>
       </w:pPr>
       <w:r>
         <w:rPr>
@@ -22367,6 +22719,7 @@
     <w:p>
       <w:pPr>
         <w:pStyle w:val="BodyText"/>
+        <w:ind w:firstLine="420"/>
       </w:pPr>
       <w:r>
         <w:rPr>
@@ -22470,6 +22823,15 @@
         <w:tblW w:type="pct" w:w="5000"/>
         <w:tblLayout w:type="fixed"/>
         <w:tblLook w:firstRow="1" w:lastRow="0" w:firstColumn="0" w:lastColumn="0" w:noHBand="0" w:noVBand="0" w:val="0020"/>
+        <w:jc w:val="center"/>
+        <w:tblBorders>
+          <w:top w:val="single" w:sz="12" w:space="0" w:color="333333"/>
+          <w:bottom w:val="single" w:sz="12" w:space="0" w:color="333333"/>
+          <w:left w:val="none"/>
+          <w:right w:val="none"/>
+          <w:insideH w:val="none"/>
+          <w:insideV w:val="none"/>
+        </w:tblBorders>
       </w:tblPr>
       <w:tblGrid>
         <w:gridCol w:w="1980"/>
@@ -22482,7 +22844,11 @@
           <w:tblHeader w:val="on"/>
         </w:trPr>
         <w:tc>
-          <w:tcPr/>
+          <w:tcPr>
+            <w:tcBorders>
+              <w:bottom w:val="single" w:sz="6" w:space="0" w:color="333333"/>
+            </w:tcBorders>
+          </w:tcPr>
           <w:p>
             <w:pPr>
               <w:pStyle w:val="Compact"/>
@@ -22498,7 +22864,11 @@
           </w:p>
         </w:tc>
         <w:tc>
-          <w:tcPr/>
+          <w:tcPr>
+            <w:tcBorders>
+              <w:bottom w:val="single" w:sz="6" w:space="0" w:color="333333"/>
+            </w:tcBorders>
+          </w:tcPr>
           <w:p>
             <w:pPr>
               <w:pStyle w:val="Compact"/>
@@ -22514,7 +22884,11 @@
           </w:p>
         </w:tc>
         <w:tc>
-          <w:tcPr/>
+          <w:tcPr>
+            <w:tcBorders>
+              <w:bottom w:val="single" w:sz="6" w:space="0" w:color="333333"/>
+            </w:tcBorders>
+          </w:tcPr>
           <w:p>
             <w:pPr>
               <w:pStyle w:val="Compact"/>
@@ -22530,7 +22904,11 @@
           </w:p>
         </w:tc>
         <w:tc>
-          <w:tcPr/>
+          <w:tcPr>
+            <w:tcBorders>
+              <w:bottom w:val="single" w:sz="6" w:space="0" w:color="333333"/>
+            </w:tcBorders>
+          </w:tcPr>
           <w:p>
             <w:pPr>
               <w:pStyle w:val="Compact"/>
@@ -23552,6 +23930,7 @@
     <w:p>
       <w:pPr>
         <w:pStyle w:val="FirstParagraph"/>
+        <w:ind w:firstLine="420"/>
       </w:pPr>
       <w:r>
         <w:rPr>
@@ -23795,6 +24174,7 @@
     <w:p>
       <w:pPr>
         <w:pStyle w:val="FirstParagraph"/>
+        <w:ind w:firstLine="420"/>
       </w:pPr>
       <w:r>
         <w:rPr>
@@ -23929,6 +24309,7 @@
     <w:p>
       <w:pPr>
         <w:pStyle w:val="BodyText"/>
+        <w:ind w:firstLine="420"/>
       </w:pPr>
       <w:r>
         <w:rPr>
@@ -24082,6 +24463,7 @@
     <w:p>
       <w:pPr>
         <w:pStyle w:val="BodyText"/>
+        <w:ind w:firstLine="420"/>
       </w:pPr>
       <w:r>
         <w:rPr>
@@ -24181,6 +24563,7 @@
     <w:p>
       <w:pPr>
         <w:pStyle w:val="FirstParagraph"/>
+        <w:ind w:firstLine="420"/>
       </w:pPr>
       <w:r>
         <w:rPr>
@@ -24260,6 +24643,7 @@
     <w:p>
       <w:pPr>
         <w:pStyle w:val="BodyText"/>
+        <w:ind w:firstLine="420"/>
       </w:pPr>
       <w:r>
         <w:rPr>
@@ -24389,6 +24773,7 @@
     <w:p>
       <w:pPr>
         <w:pStyle w:val="FirstParagraph"/>
+        <w:ind w:firstLine="420"/>
       </w:pPr>
       <w:r>
         <w:rPr>
@@ -24554,6 +24939,7 @@
     <w:p>
       <w:pPr>
         <w:pStyle w:val="BodyText"/>
+        <w:ind w:firstLine="420"/>
       </w:pPr>
       <w:r>
         <w:rPr>
@@ -24709,6 +25095,7 @@
     <w:p>
       <w:pPr>
         <w:pStyle w:val="BodyText"/>
+        <w:ind w:firstLine="420"/>
       </w:pPr>
       <w:r>
         <w:rPr>
@@ -24752,6 +25139,7 @@
     <w:p>
       <w:pPr>
         <w:pStyle w:val="BodyText"/>
+        <w:ind w:firstLine="420"/>
       </w:pPr>
       <w:r>
         <w:rPr>
@@ -24867,6 +25255,7 @@
     <w:p>
       <w:pPr>
         <w:pStyle w:val="BodyText"/>
+        <w:ind w:firstLine="420"/>
       </w:pPr>
       <w:r>
         <w:rPr>
@@ -25487,6 +25876,7 @@
     <w:p>
       <w:pPr>
         <w:pStyle w:val="BodyText"/>
+        <w:ind w:firstLine="420"/>
       </w:pPr>
       <w:r>
         <w:rPr>
@@ -25718,6 +26108,7 @@
     <w:p>
       <w:pPr>
         <w:pStyle w:val="BodyText"/>
+        <w:ind w:firstLine="420"/>
       </w:pPr>
       <w:r>
         <w:rPr>
@@ -25937,6 +26328,7 @@
     <w:p>
       <w:pPr>
         <w:pStyle w:val="BodyText"/>
+        <w:ind w:firstLine="420"/>
       </w:pPr>
       <w:r>
         <w:rPr>
@@ -26296,6 +26688,7 @@
           <w:ilvl w:val="0"/>
           <w:numId w:val="1003"/>
         </w:numPr>
+        <w:ind w:firstLine="420"/>
       </w:pPr>
       <w:r>
         <w:rPr>
@@ -26353,6 +26746,7 @@
           <w:ilvl w:val="0"/>
           <w:numId w:val="1003"/>
         </w:numPr>
+        <w:ind w:firstLine="420"/>
       </w:pPr>
       <w:r>
         <w:rPr>
@@ -26410,6 +26804,7 @@
           <w:ilvl w:val="0"/>
           <w:numId w:val="1003"/>
         </w:numPr>
+        <w:ind w:firstLine="420"/>
       </w:pPr>
       <w:r>
         <w:rPr>
@@ -26467,6 +26862,7 @@
           <w:ilvl w:val="0"/>
           <w:numId w:val="1003"/>
         </w:numPr>
+        <w:ind w:firstLine="420"/>
       </w:pPr>
       <w:r>
         <w:rPr>
@@ -26530,6 +26926,7 @@
           <w:ilvl w:val="0"/>
           <w:numId w:val="1003"/>
         </w:numPr>
+        <w:ind w:firstLine="420"/>
       </w:pPr>
       <w:r>
         <w:rPr>
@@ -26587,6 +26984,7 @@
           <w:ilvl w:val="0"/>
           <w:numId w:val="1003"/>
         </w:numPr>
+        <w:ind w:firstLine="420"/>
       </w:pPr>
       <w:r>
         <w:rPr>
@@ -26644,6 +27042,7 @@
           <w:ilvl w:val="0"/>
           <w:numId w:val="1003"/>
         </w:numPr>
+        <w:ind w:firstLine="420"/>
       </w:pPr>
       <w:r>
         <w:rPr>
@@ -26707,6 +27106,7 @@
           <w:ilvl w:val="0"/>
           <w:numId w:val="1003"/>
         </w:numPr>
+        <w:ind w:firstLine="420"/>
       </w:pPr>
       <w:r>
         <w:rPr>
@@ -27761,14 +28161,6 @@
       <ns0:color ns0:themeColor="accent1" ns0:themeShade="BF" ns0:val="365F91"/>
     </ns0:rPr>
   </ns0:style>
-  <w:style w:type="paragraph" w:customStyle="1" w:styleId="MethodologyBlock">
-    <w:name w:val="Methodology Block"/>
-    <w:basedOn w:val="BodyText"/>
-    <w:qFormat/>
-    <ns0:rPr>
-      <w:rFonts ns0:ascii="Times New Roman" ns0:hAnsi="Times New Roman" ns0:eastAsia="FangSong" ns0:cs="Times New Roman"/>
-    </ns0:rPr>
-  </w:style>
   <w:style w:type="paragraph" w:customStyle="1" w:styleId="SourceCode">
     <w:name w:val="Source Code"/>
     <w:basedOn w:val="Normal"/>

--- a/06-学生侧材料/讲义/6-有机化学/杂原子与生物高分子.docx
+++ b/06-学生侧材料/讲义/6-有机化学/杂原子与生物高分子.docx
@@ -26648,7 +26648,7 @@
         <w:rPr>
           <w:rFonts w:hint="eastAsia" w:ascii="Times New Roman" w:hAnsi="Times New Roman" w:eastAsia="FangSong" w:cs="Times New Roman"/>
         </w:rPr>
-        <w:t>使环极度缺电子</w:t>
+        <w:t>使环显著缺电子</w:t>
       </w:r>
       <w:r>
         <w:rPr>
